--- a/Scraping-By-Python/Scrapy-Notes/Scrapy-Notes-01.docx
+++ b/Scraping-By-Python/Scrapy-Notes/Scrapy-Notes-01.docx
@@ -256,6 +256,2923 @@
           </wp:inline>
         </w:drawing>
       </w:r>
+    </w:p>
+    <w:p>
+      <w:pPr>
+        <w:ind w:left="720" w:firstLine="720"/>
+        <w:rPr>
+          <w:rFonts w:ascii="Sakkal Majalla" w:hAnsi="Sakkal Majalla" w:cs="Sakkal Majalla"/>
+          <w:sz w:val="28"/>
+          <w:szCs w:val="28"/>
+        </w:rPr>
+      </w:pPr>
+      <w:r>
+        <w:rPr>
+          <w:rFonts w:ascii="Sakkal Majalla" w:hAnsi="Sakkal Majalla" w:cs="Sakkal Majalla"/>
+          <w:sz w:val="28"/>
+          <w:szCs w:val="28"/>
+        </w:rPr>
+        <w:t>*******************************************************</w:t>
+      </w:r>
+    </w:p>
+    <w:p>
+      <w:pPr>
+        <w:rPr>
+          <w:rFonts w:ascii="Sakkal Majalla" w:hAnsi="Sakkal Majalla" w:cs="Sakkal Majalla"/>
+          <w:sz w:val="28"/>
+          <w:szCs w:val="28"/>
+        </w:rPr>
+      </w:pPr>
+      <w:r>
+        <w:rPr>
+          <w:noProof/>
+        </w:rPr>
+        <w:drawing>
+          <wp:inline distT="0" distB="0" distL="0" distR="0" wp14:anchorId="0590A769" wp14:editId="425E528F">
+            <wp:extent cx="6784875" cy="3467100"/>
+            <wp:effectExtent l="0" t="0" r="0" b="0"/>
+            <wp:docPr id="102751870" name="Picture 1"/>
+            <wp:cNvGraphicFramePr>
+              <a:graphicFrameLocks xmlns:a="http://schemas.openxmlformats.org/drawingml/2006/main" noChangeAspect="1"/>
+            </wp:cNvGraphicFramePr>
+            <a:graphic xmlns:a="http://schemas.openxmlformats.org/drawingml/2006/main">
+              <a:graphicData uri="http://schemas.openxmlformats.org/drawingml/2006/picture">
+                <pic:pic xmlns:pic="http://schemas.openxmlformats.org/drawingml/2006/picture">
+                  <pic:nvPicPr>
+                    <pic:cNvPr id="102751870" name=""/>
+                    <pic:cNvPicPr/>
+                  </pic:nvPicPr>
+                  <pic:blipFill>
+                    <a:blip r:embed="rId7"/>
+                    <a:stretch>
+                      <a:fillRect/>
+                    </a:stretch>
+                  </pic:blipFill>
+                  <pic:spPr>
+                    <a:xfrm>
+                      <a:off x="0" y="0"/>
+                      <a:ext cx="6793311" cy="3471411"/>
+                    </a:xfrm>
+                    <a:prstGeom prst="rect">
+                      <a:avLst/>
+                    </a:prstGeom>
+                  </pic:spPr>
+                </pic:pic>
+              </a:graphicData>
+            </a:graphic>
+          </wp:inline>
+        </w:drawing>
+      </w:r>
+    </w:p>
+    <w:p>
+      <w:pPr>
+        <w:ind w:left="720" w:firstLine="720"/>
+        <w:rPr>
+          <w:rFonts w:ascii="Sakkal Majalla" w:hAnsi="Sakkal Majalla" w:cs="Sakkal Majalla"/>
+          <w:sz w:val="28"/>
+          <w:szCs w:val="28"/>
+        </w:rPr>
+      </w:pPr>
+      <w:r>
+        <w:rPr>
+          <w:rFonts w:ascii="Sakkal Majalla" w:hAnsi="Sakkal Majalla" w:cs="Sakkal Majalla"/>
+          <w:sz w:val="28"/>
+          <w:szCs w:val="28"/>
+        </w:rPr>
+        <w:t>*******************************************************</w:t>
+      </w:r>
+    </w:p>
+    <w:p>
+      <w:pPr>
+        <w:ind w:left="720" w:firstLine="720"/>
+        <w:rPr>
+          <w:rFonts w:ascii="Sakkal Majalla" w:hAnsi="Sakkal Majalla" w:cs="Sakkal Majalla"/>
+          <w:sz w:val="28"/>
+          <w:szCs w:val="28"/>
+        </w:rPr>
+      </w:pPr>
+    </w:p>
+    <w:p>
+      <w:pPr>
+        <w:rPr>
+          <w:rFonts w:ascii="Sakkal Majalla" w:hAnsi="Sakkal Majalla" w:cs="Sakkal Majalla"/>
+          <w:sz w:val="28"/>
+          <w:szCs w:val="28"/>
+        </w:rPr>
+      </w:pPr>
+      <w:r>
+        <w:rPr>
+          <w:noProof/>
+        </w:rPr>
+        <w:lastRenderedPageBreak/>
+        <w:drawing>
+          <wp:inline distT="0" distB="0" distL="0" distR="0" wp14:anchorId="468DBA43" wp14:editId="5F1123F4">
+            <wp:extent cx="6752357" cy="1685925"/>
+            <wp:effectExtent l="0" t="0" r="0" b="0"/>
+            <wp:docPr id="1493168213" name="Picture 1"/>
+            <wp:cNvGraphicFramePr>
+              <a:graphicFrameLocks xmlns:a="http://schemas.openxmlformats.org/drawingml/2006/main" noChangeAspect="1"/>
+            </wp:cNvGraphicFramePr>
+            <a:graphic xmlns:a="http://schemas.openxmlformats.org/drawingml/2006/main">
+              <a:graphicData uri="http://schemas.openxmlformats.org/drawingml/2006/picture">
+                <pic:pic xmlns:pic="http://schemas.openxmlformats.org/drawingml/2006/picture">
+                  <pic:nvPicPr>
+                    <pic:cNvPr id="1493168213" name=""/>
+                    <pic:cNvPicPr/>
+                  </pic:nvPicPr>
+                  <pic:blipFill>
+                    <a:blip r:embed="rId8"/>
+                    <a:stretch>
+                      <a:fillRect/>
+                    </a:stretch>
+                  </pic:blipFill>
+                  <pic:spPr>
+                    <a:xfrm>
+                      <a:off x="0" y="0"/>
+                      <a:ext cx="6757137" cy="1687119"/>
+                    </a:xfrm>
+                    <a:prstGeom prst="rect">
+                      <a:avLst/>
+                    </a:prstGeom>
+                  </pic:spPr>
+                </pic:pic>
+              </a:graphicData>
+            </a:graphic>
+          </wp:inline>
+        </w:drawing>
+      </w:r>
+    </w:p>
+    <w:p>
+      <w:pPr>
+        <w:ind w:left="720" w:firstLine="720"/>
+        <w:rPr>
+          <w:rFonts w:ascii="Sakkal Majalla" w:hAnsi="Sakkal Majalla" w:cs="Sakkal Majalla"/>
+          <w:sz w:val="28"/>
+          <w:szCs w:val="28"/>
+        </w:rPr>
+      </w:pPr>
+      <w:r>
+        <w:rPr>
+          <w:rFonts w:ascii="Sakkal Majalla" w:hAnsi="Sakkal Majalla" w:cs="Sakkal Majalla"/>
+          <w:sz w:val="28"/>
+          <w:szCs w:val="28"/>
+        </w:rPr>
+        <w:t>*******************************************************</w:t>
+      </w:r>
+    </w:p>
+    <w:p>
+      <w:pPr>
+        <w:rPr>
+          <w:rFonts w:ascii="Sakkal Majalla" w:hAnsi="Sakkal Majalla" w:cs="Sakkal Majalla"/>
+          <w:sz w:val="28"/>
+          <w:szCs w:val="28"/>
+        </w:rPr>
+      </w:pPr>
+      <w:r>
+        <w:rPr>
+          <w:noProof/>
+        </w:rPr>
+        <w:drawing>
+          <wp:inline distT="0" distB="0" distL="0" distR="0" wp14:anchorId="61F13B57" wp14:editId="7E7E66D2">
+            <wp:extent cx="5143500" cy="809625"/>
+            <wp:effectExtent l="0" t="0" r="0" b="9525"/>
+            <wp:docPr id="366400137" name="Picture 1"/>
+            <wp:cNvGraphicFramePr>
+              <a:graphicFrameLocks xmlns:a="http://schemas.openxmlformats.org/drawingml/2006/main" noChangeAspect="1"/>
+            </wp:cNvGraphicFramePr>
+            <a:graphic xmlns:a="http://schemas.openxmlformats.org/drawingml/2006/main">
+              <a:graphicData uri="http://schemas.openxmlformats.org/drawingml/2006/picture">
+                <pic:pic xmlns:pic="http://schemas.openxmlformats.org/drawingml/2006/picture">
+                  <pic:nvPicPr>
+                    <pic:cNvPr id="366400137" name=""/>
+                    <pic:cNvPicPr/>
+                  </pic:nvPicPr>
+                  <pic:blipFill>
+                    <a:blip r:embed="rId9"/>
+                    <a:stretch>
+                      <a:fillRect/>
+                    </a:stretch>
+                  </pic:blipFill>
+                  <pic:spPr>
+                    <a:xfrm>
+                      <a:off x="0" y="0"/>
+                      <a:ext cx="5143500" cy="809625"/>
+                    </a:xfrm>
+                    <a:prstGeom prst="rect">
+                      <a:avLst/>
+                    </a:prstGeom>
+                  </pic:spPr>
+                </pic:pic>
+              </a:graphicData>
+            </a:graphic>
+          </wp:inline>
+        </w:drawing>
+      </w:r>
+    </w:p>
+    <w:p>
+      <w:pPr>
+        <w:ind w:left="720" w:firstLine="720"/>
+        <w:rPr>
+          <w:rFonts w:ascii="Sakkal Majalla" w:hAnsi="Sakkal Majalla" w:cs="Sakkal Majalla"/>
+          <w:sz w:val="28"/>
+          <w:szCs w:val="28"/>
+        </w:rPr>
+      </w:pPr>
+      <w:r>
+        <w:rPr>
+          <w:rFonts w:ascii="Sakkal Majalla" w:hAnsi="Sakkal Majalla" w:cs="Sakkal Majalla"/>
+          <w:sz w:val="28"/>
+          <w:szCs w:val="28"/>
+        </w:rPr>
+        <w:t>*******************************************************</w:t>
+      </w:r>
+    </w:p>
+    <w:p>
+      <w:pPr>
+        <w:rPr>
+          <w:rFonts w:ascii="Sakkal Majalla" w:hAnsi="Sakkal Majalla" w:cs="Sakkal Majalla"/>
+          <w:sz w:val="28"/>
+          <w:szCs w:val="28"/>
+        </w:rPr>
+      </w:pPr>
+      <w:r>
+        <w:rPr>
+          <w:noProof/>
+        </w:rPr>
+        <w:drawing>
+          <wp:inline distT="0" distB="0" distL="0" distR="0" wp14:anchorId="18693D0B" wp14:editId="606339B5">
+            <wp:extent cx="6726500" cy="3448050"/>
+            <wp:effectExtent l="0" t="0" r="0" b="0"/>
+            <wp:docPr id="1194827492" name="Picture 1"/>
+            <wp:cNvGraphicFramePr>
+              <a:graphicFrameLocks xmlns:a="http://schemas.openxmlformats.org/drawingml/2006/main" noChangeAspect="1"/>
+            </wp:cNvGraphicFramePr>
+            <a:graphic xmlns:a="http://schemas.openxmlformats.org/drawingml/2006/main">
+              <a:graphicData uri="http://schemas.openxmlformats.org/drawingml/2006/picture">
+                <pic:pic xmlns:pic="http://schemas.openxmlformats.org/drawingml/2006/picture">
+                  <pic:nvPicPr>
+                    <pic:cNvPr id="1194827492" name=""/>
+                    <pic:cNvPicPr/>
+                  </pic:nvPicPr>
+                  <pic:blipFill>
+                    <a:blip r:embed="rId10"/>
+                    <a:stretch>
+                      <a:fillRect/>
+                    </a:stretch>
+                  </pic:blipFill>
+                  <pic:spPr>
+                    <a:xfrm>
+                      <a:off x="0" y="0"/>
+                      <a:ext cx="6732362" cy="3451055"/>
+                    </a:xfrm>
+                    <a:prstGeom prst="rect">
+                      <a:avLst/>
+                    </a:prstGeom>
+                  </pic:spPr>
+                </pic:pic>
+              </a:graphicData>
+            </a:graphic>
+          </wp:inline>
+        </w:drawing>
+      </w:r>
+    </w:p>
+    <w:p>
+      <w:pPr>
+        <w:ind w:left="720" w:firstLine="720"/>
+        <w:rPr>
+          <w:rFonts w:ascii="Sakkal Majalla" w:hAnsi="Sakkal Majalla" w:cs="Sakkal Majalla"/>
+          <w:sz w:val="28"/>
+          <w:szCs w:val="28"/>
+        </w:rPr>
+      </w:pPr>
+      <w:r>
+        <w:rPr>
+          <w:rFonts w:ascii="Sakkal Majalla" w:hAnsi="Sakkal Majalla" w:cs="Sakkal Majalla"/>
+          <w:sz w:val="28"/>
+          <w:szCs w:val="28"/>
+        </w:rPr>
+        <w:t>*******************************************************</w:t>
+      </w:r>
+    </w:p>
+    <w:p>
+      <w:pPr>
+        <w:rPr>
+          <w:rFonts w:ascii="Sakkal Majalla" w:hAnsi="Sakkal Majalla" w:cs="Sakkal Majalla"/>
+          <w:sz w:val="28"/>
+          <w:szCs w:val="28"/>
+        </w:rPr>
+      </w:pPr>
+      <w:r>
+        <w:rPr>
+          <w:noProof/>
+        </w:rPr>
+        <w:lastRenderedPageBreak/>
+        <w:drawing>
+          <wp:inline distT="0" distB="0" distL="0" distR="0" wp14:anchorId="0447344D" wp14:editId="7F6D8F53">
+            <wp:extent cx="6811010" cy="1857375"/>
+            <wp:effectExtent l="0" t="0" r="8890" b="9525"/>
+            <wp:docPr id="205370633" name="Picture 1"/>
+            <wp:cNvGraphicFramePr>
+              <a:graphicFrameLocks xmlns:a="http://schemas.openxmlformats.org/drawingml/2006/main" noChangeAspect="1"/>
+            </wp:cNvGraphicFramePr>
+            <a:graphic xmlns:a="http://schemas.openxmlformats.org/drawingml/2006/main">
+              <a:graphicData uri="http://schemas.openxmlformats.org/drawingml/2006/picture">
+                <pic:pic xmlns:pic="http://schemas.openxmlformats.org/drawingml/2006/picture">
+                  <pic:nvPicPr>
+                    <pic:cNvPr id="205370633" name=""/>
+                    <pic:cNvPicPr/>
+                  </pic:nvPicPr>
+                  <pic:blipFill>
+                    <a:blip r:embed="rId11"/>
+                    <a:stretch>
+                      <a:fillRect/>
+                    </a:stretch>
+                  </pic:blipFill>
+                  <pic:spPr>
+                    <a:xfrm>
+                      <a:off x="0" y="0"/>
+                      <a:ext cx="6818014" cy="1859285"/>
+                    </a:xfrm>
+                    <a:prstGeom prst="rect">
+                      <a:avLst/>
+                    </a:prstGeom>
+                  </pic:spPr>
+                </pic:pic>
+              </a:graphicData>
+            </a:graphic>
+          </wp:inline>
+        </w:drawing>
+      </w:r>
+    </w:p>
+    <w:p>
+      <w:pPr>
+        <w:ind w:left="720" w:firstLine="720"/>
+        <w:rPr>
+          <w:rFonts w:ascii="Sakkal Majalla" w:hAnsi="Sakkal Majalla" w:cs="Sakkal Majalla"/>
+          <w:sz w:val="28"/>
+          <w:szCs w:val="28"/>
+        </w:rPr>
+      </w:pPr>
+      <w:r>
+        <w:rPr>
+          <w:rFonts w:ascii="Sakkal Majalla" w:hAnsi="Sakkal Majalla" w:cs="Sakkal Majalla"/>
+          <w:sz w:val="28"/>
+          <w:szCs w:val="28"/>
+        </w:rPr>
+        <w:t>*******************************************************</w:t>
+      </w:r>
+    </w:p>
+    <w:p>
+      <w:pPr>
+        <w:rPr>
+          <w:rFonts w:ascii="Sakkal Majalla" w:hAnsi="Sakkal Majalla" w:cs="Sakkal Majalla"/>
+          <w:sz w:val="28"/>
+          <w:szCs w:val="28"/>
+        </w:rPr>
+      </w:pPr>
+      <w:r>
+        <w:rPr>
+          <w:noProof/>
+        </w:rPr>
+        <w:drawing>
+          <wp:inline distT="0" distB="0" distL="0" distR="0" wp14:anchorId="3288AF06" wp14:editId="40AF50B2">
+            <wp:extent cx="5238750" cy="1000125"/>
+            <wp:effectExtent l="0" t="0" r="0" b="9525"/>
+            <wp:docPr id="142551753" name="Picture 1"/>
+            <wp:cNvGraphicFramePr>
+              <a:graphicFrameLocks xmlns:a="http://schemas.openxmlformats.org/drawingml/2006/main" noChangeAspect="1"/>
+            </wp:cNvGraphicFramePr>
+            <a:graphic xmlns:a="http://schemas.openxmlformats.org/drawingml/2006/main">
+              <a:graphicData uri="http://schemas.openxmlformats.org/drawingml/2006/picture">
+                <pic:pic xmlns:pic="http://schemas.openxmlformats.org/drawingml/2006/picture">
+                  <pic:nvPicPr>
+                    <pic:cNvPr id="142551753" name=""/>
+                    <pic:cNvPicPr/>
+                  </pic:nvPicPr>
+                  <pic:blipFill>
+                    <a:blip r:embed="rId12"/>
+                    <a:stretch>
+                      <a:fillRect/>
+                    </a:stretch>
+                  </pic:blipFill>
+                  <pic:spPr>
+                    <a:xfrm>
+                      <a:off x="0" y="0"/>
+                      <a:ext cx="5238750" cy="1000125"/>
+                    </a:xfrm>
+                    <a:prstGeom prst="rect">
+                      <a:avLst/>
+                    </a:prstGeom>
+                  </pic:spPr>
+                </pic:pic>
+              </a:graphicData>
+            </a:graphic>
+          </wp:inline>
+        </w:drawing>
+      </w:r>
+    </w:p>
+    <w:p>
+      <w:pPr>
+        <w:ind w:left="720" w:firstLine="720"/>
+        <w:rPr>
+          <w:rFonts w:ascii="Sakkal Majalla" w:hAnsi="Sakkal Majalla" w:cs="Sakkal Majalla"/>
+          <w:sz w:val="28"/>
+          <w:szCs w:val="28"/>
+        </w:rPr>
+      </w:pPr>
+      <w:r>
+        <w:rPr>
+          <w:rFonts w:ascii="Sakkal Majalla" w:hAnsi="Sakkal Majalla" w:cs="Sakkal Majalla"/>
+          <w:sz w:val="28"/>
+          <w:szCs w:val="28"/>
+        </w:rPr>
+        <w:t>*******************************************************</w:t>
+      </w:r>
+    </w:p>
+    <w:p>
+      <w:pPr>
+        <w:rPr>
+          <w:rFonts w:ascii="Sakkal Majalla" w:hAnsi="Sakkal Majalla" w:cs="Sakkal Majalla"/>
+          <w:sz w:val="28"/>
+          <w:szCs w:val="28"/>
+        </w:rPr>
+      </w:pPr>
+      <w:r>
+        <w:rPr>
+          <w:noProof/>
+        </w:rPr>
+        <w:drawing>
+          <wp:inline distT="0" distB="0" distL="0" distR="0" wp14:anchorId="47D73AB9" wp14:editId="26F4B109">
+            <wp:extent cx="5181600" cy="2219325"/>
+            <wp:effectExtent l="0" t="0" r="0" b="9525"/>
+            <wp:docPr id="1050587051" name="Picture 1"/>
+            <wp:cNvGraphicFramePr>
+              <a:graphicFrameLocks xmlns:a="http://schemas.openxmlformats.org/drawingml/2006/main" noChangeAspect="1"/>
+            </wp:cNvGraphicFramePr>
+            <a:graphic xmlns:a="http://schemas.openxmlformats.org/drawingml/2006/main">
+              <a:graphicData uri="http://schemas.openxmlformats.org/drawingml/2006/picture">
+                <pic:pic xmlns:pic="http://schemas.openxmlformats.org/drawingml/2006/picture">
+                  <pic:nvPicPr>
+                    <pic:cNvPr id="1050587051" name=""/>
+                    <pic:cNvPicPr/>
+                  </pic:nvPicPr>
+                  <pic:blipFill>
+                    <a:blip r:embed="rId13"/>
+                    <a:stretch>
+                      <a:fillRect/>
+                    </a:stretch>
+                  </pic:blipFill>
+                  <pic:spPr>
+                    <a:xfrm>
+                      <a:off x="0" y="0"/>
+                      <a:ext cx="5181600" cy="2219325"/>
+                    </a:xfrm>
+                    <a:prstGeom prst="rect">
+                      <a:avLst/>
+                    </a:prstGeom>
+                  </pic:spPr>
+                </pic:pic>
+              </a:graphicData>
+            </a:graphic>
+          </wp:inline>
+        </w:drawing>
+      </w:r>
+    </w:p>
+    <w:p>
+      <w:pPr>
+        <w:ind w:left="720" w:firstLine="720"/>
+        <w:rPr>
+          <w:rFonts w:ascii="Sakkal Majalla" w:hAnsi="Sakkal Majalla" w:cs="Sakkal Majalla"/>
+          <w:sz w:val="28"/>
+          <w:szCs w:val="28"/>
+        </w:rPr>
+      </w:pPr>
+      <w:r>
+        <w:rPr>
+          <w:rFonts w:ascii="Sakkal Majalla" w:hAnsi="Sakkal Majalla" w:cs="Sakkal Majalla"/>
+          <w:sz w:val="28"/>
+          <w:szCs w:val="28"/>
+        </w:rPr>
+        <w:t>*******************************************************</w:t>
+      </w:r>
+    </w:p>
+    <w:p>
+      <w:pPr>
+        <w:rPr>
+          <w:rFonts w:ascii="Sakkal Majalla" w:hAnsi="Sakkal Majalla" w:cs="Sakkal Majalla"/>
+          <w:sz w:val="28"/>
+          <w:szCs w:val="28"/>
+        </w:rPr>
+      </w:pPr>
+      <w:r>
+        <w:rPr>
+          <w:noProof/>
+        </w:rPr>
+        <w:drawing>
+          <wp:inline distT="0" distB="0" distL="0" distR="0" wp14:anchorId="27F88FB5" wp14:editId="05ADD778">
+            <wp:extent cx="5534025" cy="542925"/>
+            <wp:effectExtent l="0" t="0" r="9525" b="9525"/>
+            <wp:docPr id="572971828" name="Picture 1"/>
+            <wp:cNvGraphicFramePr>
+              <a:graphicFrameLocks xmlns:a="http://schemas.openxmlformats.org/drawingml/2006/main" noChangeAspect="1"/>
+            </wp:cNvGraphicFramePr>
+            <a:graphic xmlns:a="http://schemas.openxmlformats.org/drawingml/2006/main">
+              <a:graphicData uri="http://schemas.openxmlformats.org/drawingml/2006/picture">
+                <pic:pic xmlns:pic="http://schemas.openxmlformats.org/drawingml/2006/picture">
+                  <pic:nvPicPr>
+                    <pic:cNvPr id="572971828" name=""/>
+                    <pic:cNvPicPr/>
+                  </pic:nvPicPr>
+                  <pic:blipFill>
+                    <a:blip r:embed="rId14"/>
+                    <a:stretch>
+                      <a:fillRect/>
+                    </a:stretch>
+                  </pic:blipFill>
+                  <pic:spPr>
+                    <a:xfrm>
+                      <a:off x="0" y="0"/>
+                      <a:ext cx="5534025" cy="542925"/>
+                    </a:xfrm>
+                    <a:prstGeom prst="rect">
+                      <a:avLst/>
+                    </a:prstGeom>
+                  </pic:spPr>
+                </pic:pic>
+              </a:graphicData>
+            </a:graphic>
+          </wp:inline>
+        </w:drawing>
+      </w:r>
+    </w:p>
+    <w:p>
+      <w:pPr>
+        <w:ind w:left="720" w:firstLine="720"/>
+        <w:rPr>
+          <w:rFonts w:ascii="Sakkal Majalla" w:hAnsi="Sakkal Majalla" w:cs="Sakkal Majalla"/>
+          <w:sz w:val="28"/>
+          <w:szCs w:val="28"/>
+        </w:rPr>
+      </w:pPr>
+      <w:r>
+        <w:rPr>
+          <w:rFonts w:ascii="Sakkal Majalla" w:hAnsi="Sakkal Majalla" w:cs="Sakkal Majalla"/>
+          <w:sz w:val="28"/>
+          <w:szCs w:val="28"/>
+        </w:rPr>
+        <w:t>*******************************************************</w:t>
+      </w:r>
+    </w:p>
+    <w:p>
+      <w:pPr>
+        <w:rPr>
+          <w:rFonts w:ascii="Sakkal Majalla" w:hAnsi="Sakkal Majalla" w:cs="Sakkal Majalla"/>
+          <w:sz w:val="28"/>
+          <w:szCs w:val="28"/>
+        </w:rPr>
+      </w:pPr>
+      <w:r>
+        <w:rPr>
+          <w:noProof/>
+        </w:rPr>
+        <w:lastRenderedPageBreak/>
+        <w:drawing>
+          <wp:inline distT="0" distB="0" distL="0" distR="0" wp14:anchorId="36A63AED" wp14:editId="15841543">
+            <wp:extent cx="6798273" cy="3752850"/>
+            <wp:effectExtent l="0" t="0" r="3175" b="0"/>
+            <wp:docPr id="2126115486" name="Picture 1"/>
+            <wp:cNvGraphicFramePr>
+              <a:graphicFrameLocks xmlns:a="http://schemas.openxmlformats.org/drawingml/2006/main" noChangeAspect="1"/>
+            </wp:cNvGraphicFramePr>
+            <a:graphic xmlns:a="http://schemas.openxmlformats.org/drawingml/2006/main">
+              <a:graphicData uri="http://schemas.openxmlformats.org/drawingml/2006/picture">
+                <pic:pic xmlns:pic="http://schemas.openxmlformats.org/drawingml/2006/picture">
+                  <pic:nvPicPr>
+                    <pic:cNvPr id="2126115486" name=""/>
+                    <pic:cNvPicPr/>
+                  </pic:nvPicPr>
+                  <pic:blipFill>
+                    <a:blip r:embed="rId15"/>
+                    <a:stretch>
+                      <a:fillRect/>
+                    </a:stretch>
+                  </pic:blipFill>
+                  <pic:spPr>
+                    <a:xfrm>
+                      <a:off x="0" y="0"/>
+                      <a:ext cx="6808950" cy="3758744"/>
+                    </a:xfrm>
+                    <a:prstGeom prst="rect">
+                      <a:avLst/>
+                    </a:prstGeom>
+                  </pic:spPr>
+                </pic:pic>
+              </a:graphicData>
+            </a:graphic>
+          </wp:inline>
+        </w:drawing>
+      </w:r>
+    </w:p>
+    <w:p>
+      <w:pPr>
+        <w:ind w:left="720" w:firstLine="720"/>
+        <w:rPr>
+          <w:rFonts w:ascii="Sakkal Majalla" w:hAnsi="Sakkal Majalla" w:cs="Sakkal Majalla"/>
+          <w:sz w:val="28"/>
+          <w:szCs w:val="28"/>
+        </w:rPr>
+      </w:pPr>
+      <w:r>
+        <w:rPr>
+          <w:rFonts w:ascii="Sakkal Majalla" w:hAnsi="Sakkal Majalla" w:cs="Sakkal Majalla"/>
+          <w:sz w:val="28"/>
+          <w:szCs w:val="28"/>
+        </w:rPr>
+        <w:t>*******************************************************</w:t>
+      </w:r>
+    </w:p>
+    <w:p>
+      <w:pPr>
+        <w:rPr>
+          <w:rFonts w:ascii="Sakkal Majalla" w:hAnsi="Sakkal Majalla" w:cs="Sakkal Majalla"/>
+          <w:sz w:val="28"/>
+          <w:szCs w:val="28"/>
+        </w:rPr>
+      </w:pPr>
+    </w:p>
+    <w:p>
+      <w:pPr>
+        <w:rPr>
+          <w:rFonts w:ascii="Sakkal Majalla" w:hAnsi="Sakkal Majalla" w:cs="Sakkal Majalla"/>
+          <w:sz w:val="28"/>
+          <w:szCs w:val="28"/>
+        </w:rPr>
+      </w:pPr>
+    </w:p>
+    <w:p>
+      <w:pPr>
+        <w:rPr>
+          <w:rFonts w:ascii="Sakkal Majalla" w:hAnsi="Sakkal Majalla" w:cs="Sakkal Majalla"/>
+          <w:sz w:val="28"/>
+          <w:szCs w:val="28"/>
+        </w:rPr>
+      </w:pPr>
+    </w:p>
+    <w:p>
+      <w:pPr>
+        <w:rPr>
+          <w:rFonts w:ascii="Sakkal Majalla" w:hAnsi="Sakkal Majalla" w:cs="Sakkal Majalla"/>
+          <w:sz w:val="28"/>
+          <w:szCs w:val="28"/>
+        </w:rPr>
+      </w:pPr>
+    </w:p>
+    <w:p>
+      <w:pPr>
+        <w:rPr>
+          <w:rFonts w:ascii="Sakkal Majalla" w:hAnsi="Sakkal Majalla" w:cs="Sakkal Majalla"/>
+          <w:sz w:val="28"/>
+          <w:szCs w:val="28"/>
+        </w:rPr>
+      </w:pPr>
+    </w:p>
+    <w:p>
+      <w:pPr>
+        <w:rPr>
+          <w:rFonts w:ascii="Sakkal Majalla" w:hAnsi="Sakkal Majalla" w:cs="Sakkal Majalla"/>
+          <w:sz w:val="28"/>
+          <w:szCs w:val="28"/>
+        </w:rPr>
+      </w:pPr>
+    </w:p>
+    <w:p>
+      <w:pPr>
+        <w:rPr>
+          <w:rFonts w:ascii="Sakkal Majalla" w:hAnsi="Sakkal Majalla" w:cs="Sakkal Majalla"/>
+          <w:sz w:val="28"/>
+          <w:szCs w:val="28"/>
+        </w:rPr>
+      </w:pPr>
+    </w:p>
+    <w:p>
+      <w:pPr>
+        <w:rPr>
+          <w:rFonts w:ascii="Sakkal Majalla" w:hAnsi="Sakkal Majalla" w:cs="Sakkal Majalla"/>
+          <w:sz w:val="28"/>
+          <w:szCs w:val="28"/>
+        </w:rPr>
+      </w:pPr>
+    </w:p>
+    <w:p>
+      <w:pPr>
+        <w:rPr>
+          <w:rFonts w:ascii="Sakkal Majalla" w:hAnsi="Sakkal Majalla" w:cs="Sakkal Majalla"/>
+          <w:sz w:val="28"/>
+          <w:szCs w:val="28"/>
+        </w:rPr>
+      </w:pPr>
+    </w:p>
+    <w:p>
+      <w:pPr>
+        <w:rPr>
+          <w:rFonts w:ascii="Sakkal Majalla" w:hAnsi="Sakkal Majalla" w:cs="Sakkal Majalla"/>
+          <w:sz w:val="28"/>
+          <w:szCs w:val="28"/>
+        </w:rPr>
+      </w:pPr>
+    </w:p>
+    <w:p>
+      <w:pPr>
+        <w:rPr>
+          <w:rFonts w:ascii="Sakkal Majalla" w:hAnsi="Sakkal Majalla" w:cs="Sakkal Majalla"/>
+          <w:sz w:val="28"/>
+          <w:szCs w:val="28"/>
+        </w:rPr>
+      </w:pPr>
+      <w:r>
+        <w:rPr>
+          <w:rFonts w:ascii="Sakkal Majalla" w:hAnsi="Sakkal Majalla" w:cs="Sakkal Majalla"/>
+          <w:sz w:val="28"/>
+          <w:szCs w:val="28"/>
+        </w:rPr>
+        <w:lastRenderedPageBreak/>
+        <w:t>From this directory</w:t>
+      </w:r>
+      <w:r>
+        <w:rPr>
+          <w:rFonts w:ascii="Sakkal Majalla" w:hAnsi="Sakkal Majalla" w:cs="Sakkal Majalla"/>
+          <w:sz w:val="28"/>
+          <w:szCs w:val="28"/>
+        </w:rPr>
+        <w:t>,</w:t>
+      </w:r>
+      <w:r>
+        <w:rPr>
+          <w:rFonts w:ascii="Sakkal Majalla" w:hAnsi="Sakkal Majalla" w:cs="Sakkal Majalla"/>
+          <w:sz w:val="28"/>
+          <w:szCs w:val="28"/>
+        </w:rPr>
+        <w:t xml:space="preserve"> we can run the spider, using the command above:</w:t>
+      </w:r>
+    </w:p>
+    <w:p>
+      <w:pPr>
+        <w:rPr>
+          <w:rFonts w:ascii="Sakkal Majalla" w:hAnsi="Sakkal Majalla" w:cs="Sakkal Majalla"/>
+          <w:sz w:val="28"/>
+          <w:szCs w:val="28"/>
+        </w:rPr>
+      </w:pPr>
+      <w:r>
+        <w:rPr>
+          <w:noProof/>
+        </w:rPr>
+        <w:drawing>
+          <wp:inline distT="0" distB="0" distL="0" distR="0" wp14:anchorId="6B560F86" wp14:editId="69A4497D">
+            <wp:extent cx="2518989" cy="5276850"/>
+            <wp:effectExtent l="0" t="0" r="0" b="0"/>
+            <wp:docPr id="2010490384" name="Picture 1"/>
+            <wp:cNvGraphicFramePr>
+              <a:graphicFrameLocks xmlns:a="http://schemas.openxmlformats.org/drawingml/2006/main" noChangeAspect="1"/>
+            </wp:cNvGraphicFramePr>
+            <a:graphic xmlns:a="http://schemas.openxmlformats.org/drawingml/2006/main">
+              <a:graphicData uri="http://schemas.openxmlformats.org/drawingml/2006/picture">
+                <pic:pic xmlns:pic="http://schemas.openxmlformats.org/drawingml/2006/picture">
+                  <pic:nvPicPr>
+                    <pic:cNvPr id="2010490384" name=""/>
+                    <pic:cNvPicPr/>
+                  </pic:nvPicPr>
+                  <pic:blipFill>
+                    <a:blip r:embed="rId16"/>
+                    <a:stretch>
+                      <a:fillRect/>
+                    </a:stretch>
+                  </pic:blipFill>
+                  <pic:spPr>
+                    <a:xfrm>
+                      <a:off x="0" y="0"/>
+                      <a:ext cx="2545607" cy="5332610"/>
+                    </a:xfrm>
+                    <a:prstGeom prst="rect">
+                      <a:avLst/>
+                    </a:prstGeom>
+                  </pic:spPr>
+                </pic:pic>
+              </a:graphicData>
+            </a:graphic>
+          </wp:inline>
+        </w:drawing>
+      </w:r>
+    </w:p>
+    <w:p>
+      <w:pPr>
+        <w:ind w:left="720" w:firstLine="720"/>
+        <w:rPr>
+          <w:rFonts w:ascii="Sakkal Majalla" w:hAnsi="Sakkal Majalla" w:cs="Sakkal Majalla"/>
+          <w:sz w:val="28"/>
+          <w:szCs w:val="28"/>
+        </w:rPr>
+      </w:pPr>
+      <w:r>
+        <w:rPr>
+          <w:rFonts w:ascii="Sakkal Majalla" w:hAnsi="Sakkal Majalla" w:cs="Sakkal Majalla"/>
+          <w:sz w:val="28"/>
+          <w:szCs w:val="28"/>
+        </w:rPr>
+        <w:t>*******************************************************</w:t>
+      </w:r>
+    </w:p>
+    <w:p>
+      <w:pPr>
+        <w:rPr>
+          <w:rFonts w:ascii="Sakkal Majalla" w:hAnsi="Sakkal Majalla" w:cs="Sakkal Majalla"/>
+          <w:sz w:val="28"/>
+          <w:szCs w:val="28"/>
+        </w:rPr>
+      </w:pPr>
+    </w:p>
+    <w:p>
+      <w:pPr>
+        <w:rPr>
+          <w:rFonts w:ascii="Sakkal Majalla" w:hAnsi="Sakkal Majalla" w:cs="Sakkal Majalla"/>
+          <w:sz w:val="28"/>
+          <w:szCs w:val="28"/>
+        </w:rPr>
+      </w:pPr>
+    </w:p>
+    <w:p>
+      <w:pPr>
+        <w:rPr>
+          <w:rFonts w:ascii="Sakkal Majalla" w:hAnsi="Sakkal Majalla" w:cs="Sakkal Majalla"/>
+          <w:sz w:val="28"/>
+          <w:szCs w:val="28"/>
+        </w:rPr>
+      </w:pPr>
+    </w:p>
+    <w:p>
+      <w:pPr>
+        <w:rPr>
+          <w:rFonts w:ascii="Sakkal Majalla" w:hAnsi="Sakkal Majalla" w:cs="Sakkal Majalla"/>
+          <w:sz w:val="28"/>
+          <w:szCs w:val="28"/>
+        </w:rPr>
+      </w:pPr>
+    </w:p>
+    <w:p>
+      <w:pPr>
+        <w:rPr>
+          <w:rFonts w:ascii="Sakkal Majalla" w:hAnsi="Sakkal Majalla" w:cs="Sakkal Majalla"/>
+          <w:sz w:val="28"/>
+          <w:szCs w:val="28"/>
+        </w:rPr>
+      </w:pPr>
+    </w:p>
+    <w:p>
+      <w:pPr>
+        <w:rPr>
+          <w:rFonts w:ascii="Sakkal Majalla" w:hAnsi="Sakkal Majalla" w:cs="Sakkal Majalla"/>
+          <w:sz w:val="28"/>
+          <w:szCs w:val="28"/>
+        </w:rPr>
+      </w:pPr>
+      <w:r>
+        <w:rPr>
+          <w:rFonts w:ascii="Sakkal Majalla" w:hAnsi="Sakkal Majalla" w:cs="Sakkal Majalla"/>
+          <w:sz w:val="28"/>
+          <w:szCs w:val="28"/>
+        </w:rPr>
+        <w:lastRenderedPageBreak/>
+        <w:t xml:space="preserve">The simple spider </w:t>
+      </w:r>
+      <w:r>
+        <w:rPr>
+          <w:rFonts w:ascii="Sakkal Majalla" w:hAnsi="Sakkal Majalla" w:cs="Sakkal Majalla"/>
+          <w:sz w:val="28"/>
+          <w:szCs w:val="28"/>
+        </w:rPr>
+        <w:t>to</w:t>
+      </w:r>
+      <w:r>
+        <w:rPr>
+          <w:rFonts w:ascii="Sakkal Majalla" w:hAnsi="Sakkal Majalla" w:cs="Sakkal Majalla"/>
+          <w:sz w:val="28"/>
+          <w:szCs w:val="28"/>
+        </w:rPr>
+        <w:t xml:space="preserve"> </w:t>
+      </w:r>
+      <w:r>
+        <w:rPr>
+          <w:rFonts w:ascii="Sakkal Majalla" w:hAnsi="Sakkal Majalla" w:cs="Sakkal Majalla"/>
+          <w:sz w:val="28"/>
+          <w:szCs w:val="28"/>
+        </w:rPr>
+        <w:t>crawl</w:t>
+      </w:r>
+      <w:r>
+        <w:rPr>
+          <w:rFonts w:ascii="Sakkal Majalla" w:hAnsi="Sakkal Majalla" w:cs="Sakkal Majalla"/>
+          <w:sz w:val="28"/>
+          <w:szCs w:val="28"/>
+        </w:rPr>
+        <w:t xml:space="preserve"> the whole site:</w:t>
+      </w:r>
+    </w:p>
+    <w:p>
+      <w:pPr>
+        <w:shd w:val="clear" w:color="auto" w:fill="FFFFFF"/>
+        <w:spacing w:after="0" w:line="285" w:lineRule="atLeast"/>
+        <w:rPr>
+          <w:rFonts w:ascii="Consolas" w:eastAsia="Times New Roman" w:hAnsi="Consolas" w:cs="Times New Roman"/>
+          <w:color w:val="3B3B3B"/>
+          <w:kern w:val="0"/>
+          <w:sz w:val="21"/>
+          <w:szCs w:val="21"/>
+          <w14:ligatures w14:val="none"/>
+        </w:rPr>
+      </w:pPr>
+      <w:r>
+        <w:rPr>
+          <w:rFonts w:ascii="Consolas" w:eastAsia="Times New Roman" w:hAnsi="Consolas" w:cs="Times New Roman"/>
+          <w:color w:val="AF00DB"/>
+          <w:kern w:val="0"/>
+          <w:sz w:val="21"/>
+          <w:szCs w:val="21"/>
+          <w14:ligatures w14:val="none"/>
+        </w:rPr>
+        <w:t>import</w:t>
+      </w:r>
+      <w:r>
+        <w:rPr>
+          <w:rFonts w:ascii="Consolas" w:eastAsia="Times New Roman" w:hAnsi="Consolas" w:cs="Times New Roman"/>
+          <w:color w:val="3B3B3B"/>
+          <w:kern w:val="0"/>
+          <w:sz w:val="21"/>
+          <w:szCs w:val="21"/>
+          <w14:ligatures w14:val="none"/>
+        </w:rPr>
+        <w:t xml:space="preserve"> </w:t>
+      </w:r>
+      <w:r>
+        <w:rPr>
+          <w:rFonts w:ascii="Consolas" w:eastAsia="Times New Roman" w:hAnsi="Consolas" w:cs="Times New Roman"/>
+          <w:color w:val="267F99"/>
+          <w:kern w:val="0"/>
+          <w:sz w:val="21"/>
+          <w:szCs w:val="21"/>
+          <w14:ligatures w14:val="none"/>
+        </w:rPr>
+        <w:t>scrapy</w:t>
+      </w:r>
+    </w:p>
+    <w:p>
+      <w:pPr>
+        <w:shd w:val="clear" w:color="auto" w:fill="FFFFFF"/>
+        <w:spacing w:after="0" w:line="285" w:lineRule="atLeast"/>
+        <w:rPr>
+          <w:rFonts w:ascii="Consolas" w:eastAsia="Times New Roman" w:hAnsi="Consolas" w:cs="Times New Roman"/>
+          <w:color w:val="3B3B3B"/>
+          <w:kern w:val="0"/>
+          <w:sz w:val="21"/>
+          <w:szCs w:val="21"/>
+          <w14:ligatures w14:val="none"/>
+        </w:rPr>
+      </w:pPr>
+    </w:p>
+    <w:p>
+      <w:pPr>
+        <w:shd w:val="clear" w:color="auto" w:fill="FFFFFF"/>
+        <w:spacing w:after="0" w:line="285" w:lineRule="atLeast"/>
+        <w:rPr>
+          <w:rFonts w:ascii="Consolas" w:eastAsia="Times New Roman" w:hAnsi="Consolas" w:cs="Times New Roman"/>
+          <w:color w:val="3B3B3B"/>
+          <w:kern w:val="0"/>
+          <w:sz w:val="21"/>
+          <w:szCs w:val="21"/>
+          <w14:ligatures w14:val="none"/>
+        </w:rPr>
+      </w:pPr>
+      <w:r>
+        <w:rPr>
+          <w:rFonts w:ascii="Consolas" w:eastAsia="Times New Roman" w:hAnsi="Consolas" w:cs="Times New Roman"/>
+          <w:color w:val="0000FF"/>
+          <w:kern w:val="0"/>
+          <w:sz w:val="21"/>
+          <w:szCs w:val="21"/>
+          <w14:ligatures w14:val="none"/>
+        </w:rPr>
+        <w:t>class</w:t>
+      </w:r>
+      <w:r>
+        <w:rPr>
+          <w:rFonts w:ascii="Consolas" w:eastAsia="Times New Roman" w:hAnsi="Consolas" w:cs="Times New Roman"/>
+          <w:color w:val="3B3B3B"/>
+          <w:kern w:val="0"/>
+          <w:sz w:val="21"/>
+          <w:szCs w:val="21"/>
+          <w14:ligatures w14:val="none"/>
+        </w:rPr>
+        <w:t xml:space="preserve"> </w:t>
+      </w:r>
+      <w:r>
+        <w:rPr>
+          <w:rFonts w:ascii="Consolas" w:eastAsia="Times New Roman" w:hAnsi="Consolas" w:cs="Times New Roman"/>
+          <w:color w:val="267F99"/>
+          <w:kern w:val="0"/>
+          <w:sz w:val="21"/>
+          <w:szCs w:val="21"/>
+          <w14:ligatures w14:val="none"/>
+        </w:rPr>
+        <w:t>BookspiderSpider</w:t>
+      </w:r>
+      <w:r>
+        <w:rPr>
+          <w:rFonts w:ascii="Consolas" w:eastAsia="Times New Roman" w:hAnsi="Consolas" w:cs="Times New Roman"/>
+          <w:color w:val="3B3B3B"/>
+          <w:kern w:val="0"/>
+          <w:sz w:val="21"/>
+          <w:szCs w:val="21"/>
+          <w14:ligatures w14:val="none"/>
+        </w:rPr>
+        <w:t>(</w:t>
+      </w:r>
+      <w:r>
+        <w:rPr>
+          <w:rFonts w:ascii="Consolas" w:eastAsia="Times New Roman" w:hAnsi="Consolas" w:cs="Times New Roman"/>
+          <w:color w:val="267F99"/>
+          <w:kern w:val="0"/>
+          <w:sz w:val="21"/>
+          <w:szCs w:val="21"/>
+          <w14:ligatures w14:val="none"/>
+        </w:rPr>
+        <w:t>scrapy</w:t>
+      </w:r>
+      <w:r>
+        <w:rPr>
+          <w:rFonts w:ascii="Consolas" w:eastAsia="Times New Roman" w:hAnsi="Consolas" w:cs="Times New Roman"/>
+          <w:color w:val="3B3B3B"/>
+          <w:kern w:val="0"/>
+          <w:sz w:val="21"/>
+          <w:szCs w:val="21"/>
+          <w14:ligatures w14:val="none"/>
+        </w:rPr>
+        <w:t>.</w:t>
+      </w:r>
+      <w:r>
+        <w:rPr>
+          <w:rFonts w:ascii="Consolas" w:eastAsia="Times New Roman" w:hAnsi="Consolas" w:cs="Times New Roman"/>
+          <w:color w:val="267F99"/>
+          <w:kern w:val="0"/>
+          <w:sz w:val="21"/>
+          <w:szCs w:val="21"/>
+          <w14:ligatures w14:val="none"/>
+        </w:rPr>
+        <w:t>Spider</w:t>
+      </w:r>
+      <w:r>
+        <w:rPr>
+          <w:rFonts w:ascii="Consolas" w:eastAsia="Times New Roman" w:hAnsi="Consolas" w:cs="Times New Roman"/>
+          <w:color w:val="3B3B3B"/>
+          <w:kern w:val="0"/>
+          <w:sz w:val="21"/>
+          <w:szCs w:val="21"/>
+          <w14:ligatures w14:val="none"/>
+        </w:rPr>
+        <w:t>):</w:t>
+      </w:r>
+    </w:p>
+    <w:p>
+      <w:pPr>
+        <w:shd w:val="clear" w:color="auto" w:fill="FFFFFF"/>
+        <w:spacing w:after="0" w:line="285" w:lineRule="atLeast"/>
+        <w:rPr>
+          <w:rFonts w:ascii="Consolas" w:eastAsia="Times New Roman" w:hAnsi="Consolas" w:cs="Times New Roman"/>
+          <w:color w:val="3B3B3B"/>
+          <w:kern w:val="0"/>
+          <w:sz w:val="21"/>
+          <w:szCs w:val="21"/>
+          <w14:ligatures w14:val="none"/>
+        </w:rPr>
+      </w:pPr>
+      <w:r>
+        <w:rPr>
+          <w:rFonts w:ascii="Consolas" w:eastAsia="Times New Roman" w:hAnsi="Consolas" w:cs="Times New Roman"/>
+          <w:color w:val="3B3B3B"/>
+          <w:kern w:val="0"/>
+          <w:sz w:val="21"/>
+          <w:szCs w:val="21"/>
+          <w14:ligatures w14:val="none"/>
+        </w:rPr>
+        <w:t xml:space="preserve">    </w:t>
+      </w:r>
+      <w:r>
+        <w:rPr>
+          <w:rFonts w:ascii="Consolas" w:eastAsia="Times New Roman" w:hAnsi="Consolas" w:cs="Times New Roman"/>
+          <w:color w:val="001080"/>
+          <w:kern w:val="0"/>
+          <w:sz w:val="21"/>
+          <w:szCs w:val="21"/>
+          <w14:ligatures w14:val="none"/>
+        </w:rPr>
+        <w:t>name</w:t>
+      </w:r>
+      <w:r>
+        <w:rPr>
+          <w:rFonts w:ascii="Consolas" w:eastAsia="Times New Roman" w:hAnsi="Consolas" w:cs="Times New Roman"/>
+          <w:color w:val="3B3B3B"/>
+          <w:kern w:val="0"/>
+          <w:sz w:val="21"/>
+          <w:szCs w:val="21"/>
+          <w14:ligatures w14:val="none"/>
+        </w:rPr>
+        <w:t xml:space="preserve"> </w:t>
+      </w:r>
+      <w:r>
+        <w:rPr>
+          <w:rFonts w:ascii="Consolas" w:eastAsia="Times New Roman" w:hAnsi="Consolas" w:cs="Times New Roman"/>
+          <w:color w:val="000000"/>
+          <w:kern w:val="0"/>
+          <w:sz w:val="21"/>
+          <w:szCs w:val="21"/>
+          <w14:ligatures w14:val="none"/>
+        </w:rPr>
+        <w:t>=</w:t>
+      </w:r>
+      <w:r>
+        <w:rPr>
+          <w:rFonts w:ascii="Consolas" w:eastAsia="Times New Roman" w:hAnsi="Consolas" w:cs="Times New Roman"/>
+          <w:color w:val="3B3B3B"/>
+          <w:kern w:val="0"/>
+          <w:sz w:val="21"/>
+          <w:szCs w:val="21"/>
+          <w14:ligatures w14:val="none"/>
+        </w:rPr>
+        <w:t xml:space="preserve"> </w:t>
+      </w:r>
+      <w:r>
+        <w:rPr>
+          <w:rFonts w:ascii="Consolas" w:eastAsia="Times New Roman" w:hAnsi="Consolas" w:cs="Times New Roman"/>
+          <w:color w:val="A31515"/>
+          <w:kern w:val="0"/>
+          <w:sz w:val="21"/>
+          <w:szCs w:val="21"/>
+          <w14:ligatures w14:val="none"/>
+        </w:rPr>
+        <w:t>"bookspider"</w:t>
+      </w:r>
+    </w:p>
+    <w:p>
+      <w:pPr>
+        <w:shd w:val="clear" w:color="auto" w:fill="FFFFFF"/>
+        <w:spacing w:after="0" w:line="285" w:lineRule="atLeast"/>
+        <w:rPr>
+          <w:rFonts w:ascii="Consolas" w:eastAsia="Times New Roman" w:hAnsi="Consolas" w:cs="Times New Roman"/>
+          <w:color w:val="3B3B3B"/>
+          <w:kern w:val="0"/>
+          <w:sz w:val="21"/>
+          <w:szCs w:val="21"/>
+          <w14:ligatures w14:val="none"/>
+        </w:rPr>
+      </w:pPr>
+      <w:r>
+        <w:rPr>
+          <w:rFonts w:ascii="Consolas" w:eastAsia="Times New Roman" w:hAnsi="Consolas" w:cs="Times New Roman"/>
+          <w:color w:val="3B3B3B"/>
+          <w:kern w:val="0"/>
+          <w:sz w:val="21"/>
+          <w:szCs w:val="21"/>
+          <w14:ligatures w14:val="none"/>
+        </w:rPr>
+        <w:t xml:space="preserve">    </w:t>
+      </w:r>
+      <w:r>
+        <w:rPr>
+          <w:rFonts w:ascii="Consolas" w:eastAsia="Times New Roman" w:hAnsi="Consolas" w:cs="Times New Roman"/>
+          <w:color w:val="001080"/>
+          <w:kern w:val="0"/>
+          <w:sz w:val="21"/>
+          <w:szCs w:val="21"/>
+          <w14:ligatures w14:val="none"/>
+        </w:rPr>
+        <w:t>allowed_domains</w:t>
+      </w:r>
+      <w:r>
+        <w:rPr>
+          <w:rFonts w:ascii="Consolas" w:eastAsia="Times New Roman" w:hAnsi="Consolas" w:cs="Times New Roman"/>
+          <w:color w:val="3B3B3B"/>
+          <w:kern w:val="0"/>
+          <w:sz w:val="21"/>
+          <w:szCs w:val="21"/>
+          <w14:ligatures w14:val="none"/>
+        </w:rPr>
+        <w:t xml:space="preserve"> </w:t>
+      </w:r>
+      <w:r>
+        <w:rPr>
+          <w:rFonts w:ascii="Consolas" w:eastAsia="Times New Roman" w:hAnsi="Consolas" w:cs="Times New Roman"/>
+          <w:color w:val="000000"/>
+          <w:kern w:val="0"/>
+          <w:sz w:val="21"/>
+          <w:szCs w:val="21"/>
+          <w14:ligatures w14:val="none"/>
+        </w:rPr>
+        <w:t>=</w:t>
+      </w:r>
+      <w:r>
+        <w:rPr>
+          <w:rFonts w:ascii="Consolas" w:eastAsia="Times New Roman" w:hAnsi="Consolas" w:cs="Times New Roman"/>
+          <w:color w:val="3B3B3B"/>
+          <w:kern w:val="0"/>
+          <w:sz w:val="21"/>
+          <w:szCs w:val="21"/>
+          <w14:ligatures w14:val="none"/>
+        </w:rPr>
+        <w:t xml:space="preserve"> [</w:t>
+      </w:r>
+      <w:r>
+        <w:rPr>
+          <w:rFonts w:ascii="Consolas" w:eastAsia="Times New Roman" w:hAnsi="Consolas" w:cs="Times New Roman"/>
+          <w:color w:val="A31515"/>
+          <w:kern w:val="0"/>
+          <w:sz w:val="21"/>
+          <w:szCs w:val="21"/>
+          <w14:ligatures w14:val="none"/>
+        </w:rPr>
+        <w:t>"books.toscrape.com"</w:t>
+      </w:r>
+      <w:r>
+        <w:rPr>
+          <w:rFonts w:ascii="Consolas" w:eastAsia="Times New Roman" w:hAnsi="Consolas" w:cs="Times New Roman"/>
+          <w:color w:val="3B3B3B"/>
+          <w:kern w:val="0"/>
+          <w:sz w:val="21"/>
+          <w:szCs w:val="21"/>
+          <w14:ligatures w14:val="none"/>
+        </w:rPr>
+        <w:t>]</w:t>
+      </w:r>
+    </w:p>
+    <w:p>
+      <w:pPr>
+        <w:shd w:val="clear" w:color="auto" w:fill="FFFFFF"/>
+        <w:spacing w:after="0" w:line="285" w:lineRule="atLeast"/>
+        <w:rPr>
+          <w:rFonts w:ascii="Consolas" w:eastAsia="Times New Roman" w:hAnsi="Consolas" w:cs="Times New Roman"/>
+          <w:color w:val="3B3B3B"/>
+          <w:kern w:val="0"/>
+          <w:sz w:val="21"/>
+          <w:szCs w:val="21"/>
+          <w14:ligatures w14:val="none"/>
+        </w:rPr>
+      </w:pPr>
+      <w:r>
+        <w:rPr>
+          <w:rFonts w:ascii="Consolas" w:eastAsia="Times New Roman" w:hAnsi="Consolas" w:cs="Times New Roman"/>
+          <w:color w:val="3B3B3B"/>
+          <w:kern w:val="0"/>
+          <w:sz w:val="21"/>
+          <w:szCs w:val="21"/>
+          <w14:ligatures w14:val="none"/>
+        </w:rPr>
+        <w:t xml:space="preserve">    </w:t>
+      </w:r>
+      <w:r>
+        <w:rPr>
+          <w:rFonts w:ascii="Consolas" w:eastAsia="Times New Roman" w:hAnsi="Consolas" w:cs="Times New Roman"/>
+          <w:color w:val="001080"/>
+          <w:kern w:val="0"/>
+          <w:sz w:val="21"/>
+          <w:szCs w:val="21"/>
+          <w14:ligatures w14:val="none"/>
+        </w:rPr>
+        <w:t>start_urls</w:t>
+      </w:r>
+      <w:r>
+        <w:rPr>
+          <w:rFonts w:ascii="Consolas" w:eastAsia="Times New Roman" w:hAnsi="Consolas" w:cs="Times New Roman"/>
+          <w:color w:val="3B3B3B"/>
+          <w:kern w:val="0"/>
+          <w:sz w:val="21"/>
+          <w:szCs w:val="21"/>
+          <w14:ligatures w14:val="none"/>
+        </w:rPr>
+        <w:t xml:space="preserve"> </w:t>
+      </w:r>
+      <w:r>
+        <w:rPr>
+          <w:rFonts w:ascii="Consolas" w:eastAsia="Times New Roman" w:hAnsi="Consolas" w:cs="Times New Roman"/>
+          <w:color w:val="000000"/>
+          <w:kern w:val="0"/>
+          <w:sz w:val="21"/>
+          <w:szCs w:val="21"/>
+          <w14:ligatures w14:val="none"/>
+        </w:rPr>
+        <w:t>=</w:t>
+      </w:r>
+      <w:r>
+        <w:rPr>
+          <w:rFonts w:ascii="Consolas" w:eastAsia="Times New Roman" w:hAnsi="Consolas" w:cs="Times New Roman"/>
+          <w:color w:val="3B3B3B"/>
+          <w:kern w:val="0"/>
+          <w:sz w:val="21"/>
+          <w:szCs w:val="21"/>
+          <w14:ligatures w14:val="none"/>
+        </w:rPr>
+        <w:t xml:space="preserve"> [</w:t>
+      </w:r>
+      <w:r>
+        <w:rPr>
+          <w:rFonts w:ascii="Consolas" w:eastAsia="Times New Roman" w:hAnsi="Consolas" w:cs="Times New Roman"/>
+          <w:color w:val="A31515"/>
+          <w:kern w:val="0"/>
+          <w:sz w:val="21"/>
+          <w:szCs w:val="21"/>
+          <w14:ligatures w14:val="none"/>
+        </w:rPr>
+        <w:t>"https://books.toscrape.com"</w:t>
+      </w:r>
+      <w:r>
+        <w:rPr>
+          <w:rFonts w:ascii="Consolas" w:eastAsia="Times New Roman" w:hAnsi="Consolas" w:cs="Times New Roman"/>
+          <w:color w:val="3B3B3B"/>
+          <w:kern w:val="0"/>
+          <w:sz w:val="21"/>
+          <w:szCs w:val="21"/>
+          <w14:ligatures w14:val="none"/>
+        </w:rPr>
+        <w:t>]</w:t>
+      </w:r>
+    </w:p>
+    <w:p>
+      <w:pPr>
+        <w:shd w:val="clear" w:color="auto" w:fill="FFFFFF"/>
+        <w:spacing w:after="0" w:line="285" w:lineRule="atLeast"/>
+        <w:rPr>
+          <w:rFonts w:ascii="Consolas" w:eastAsia="Times New Roman" w:hAnsi="Consolas" w:cs="Times New Roman"/>
+          <w:color w:val="3B3B3B"/>
+          <w:kern w:val="0"/>
+          <w:sz w:val="21"/>
+          <w:szCs w:val="21"/>
+          <w14:ligatures w14:val="none"/>
+        </w:rPr>
+      </w:pPr>
+    </w:p>
+    <w:p>
+      <w:pPr>
+        <w:shd w:val="clear" w:color="auto" w:fill="FFFFFF"/>
+        <w:spacing w:after="0" w:line="285" w:lineRule="atLeast"/>
+        <w:rPr>
+          <w:rFonts w:ascii="Consolas" w:eastAsia="Times New Roman" w:hAnsi="Consolas" w:cs="Times New Roman"/>
+          <w:color w:val="3B3B3B"/>
+          <w:kern w:val="0"/>
+          <w:sz w:val="21"/>
+          <w:szCs w:val="21"/>
+          <w14:ligatures w14:val="none"/>
+        </w:rPr>
+      </w:pPr>
+      <w:r>
+        <w:rPr>
+          <w:rFonts w:ascii="Consolas" w:eastAsia="Times New Roman" w:hAnsi="Consolas" w:cs="Times New Roman"/>
+          <w:color w:val="3B3B3B"/>
+          <w:kern w:val="0"/>
+          <w:sz w:val="21"/>
+          <w:szCs w:val="21"/>
+          <w14:ligatures w14:val="none"/>
+        </w:rPr>
+        <w:t xml:space="preserve">    </w:t>
+      </w:r>
+      <w:r>
+        <w:rPr>
+          <w:rFonts w:ascii="Consolas" w:eastAsia="Times New Roman" w:hAnsi="Consolas" w:cs="Times New Roman"/>
+          <w:color w:val="0000FF"/>
+          <w:kern w:val="0"/>
+          <w:sz w:val="21"/>
+          <w:szCs w:val="21"/>
+          <w14:ligatures w14:val="none"/>
+        </w:rPr>
+        <w:t>def</w:t>
+      </w:r>
+      <w:r>
+        <w:rPr>
+          <w:rFonts w:ascii="Consolas" w:eastAsia="Times New Roman" w:hAnsi="Consolas" w:cs="Times New Roman"/>
+          <w:color w:val="3B3B3B"/>
+          <w:kern w:val="0"/>
+          <w:sz w:val="21"/>
+          <w:szCs w:val="21"/>
+          <w14:ligatures w14:val="none"/>
+        </w:rPr>
+        <w:t xml:space="preserve"> </w:t>
+      </w:r>
+      <w:r>
+        <w:rPr>
+          <w:rFonts w:ascii="Consolas" w:eastAsia="Times New Roman" w:hAnsi="Consolas" w:cs="Times New Roman"/>
+          <w:color w:val="795E26"/>
+          <w:kern w:val="0"/>
+          <w:sz w:val="21"/>
+          <w:szCs w:val="21"/>
+          <w14:ligatures w14:val="none"/>
+        </w:rPr>
+        <w:t>parse</w:t>
+      </w:r>
+      <w:r>
+        <w:rPr>
+          <w:rFonts w:ascii="Consolas" w:eastAsia="Times New Roman" w:hAnsi="Consolas" w:cs="Times New Roman"/>
+          <w:color w:val="3B3B3B"/>
+          <w:kern w:val="0"/>
+          <w:sz w:val="21"/>
+          <w:szCs w:val="21"/>
+          <w14:ligatures w14:val="none"/>
+        </w:rPr>
+        <w:t>(</w:t>
+      </w:r>
+      <w:r>
+        <w:rPr>
+          <w:rFonts w:ascii="Consolas" w:eastAsia="Times New Roman" w:hAnsi="Consolas" w:cs="Times New Roman"/>
+          <w:color w:val="001080"/>
+          <w:kern w:val="0"/>
+          <w:sz w:val="21"/>
+          <w:szCs w:val="21"/>
+          <w14:ligatures w14:val="none"/>
+        </w:rPr>
+        <w:t>self</w:t>
+      </w:r>
+      <w:r>
+        <w:rPr>
+          <w:rFonts w:ascii="Consolas" w:eastAsia="Times New Roman" w:hAnsi="Consolas" w:cs="Times New Roman"/>
+          <w:color w:val="3B3B3B"/>
+          <w:kern w:val="0"/>
+          <w:sz w:val="21"/>
+          <w:szCs w:val="21"/>
+          <w14:ligatures w14:val="none"/>
+        </w:rPr>
+        <w:t xml:space="preserve">, </w:t>
+      </w:r>
+      <w:r>
+        <w:rPr>
+          <w:rFonts w:ascii="Consolas" w:eastAsia="Times New Roman" w:hAnsi="Consolas" w:cs="Times New Roman"/>
+          <w:color w:val="001080"/>
+          <w:kern w:val="0"/>
+          <w:sz w:val="21"/>
+          <w:szCs w:val="21"/>
+          <w14:ligatures w14:val="none"/>
+        </w:rPr>
+        <w:t>response</w:t>
+      </w:r>
+      <w:r>
+        <w:rPr>
+          <w:rFonts w:ascii="Consolas" w:eastAsia="Times New Roman" w:hAnsi="Consolas" w:cs="Times New Roman"/>
+          <w:color w:val="3B3B3B"/>
+          <w:kern w:val="0"/>
+          <w:sz w:val="21"/>
+          <w:szCs w:val="21"/>
+          <w14:ligatures w14:val="none"/>
+        </w:rPr>
+        <w:t>):</w:t>
+      </w:r>
+    </w:p>
+    <w:p>
+      <w:pPr>
+        <w:shd w:val="clear" w:color="auto" w:fill="FFFFFF"/>
+        <w:spacing w:after="0" w:line="285" w:lineRule="atLeast"/>
+        <w:rPr>
+          <w:rFonts w:ascii="Consolas" w:eastAsia="Times New Roman" w:hAnsi="Consolas" w:cs="Times New Roman"/>
+          <w:color w:val="3B3B3B"/>
+          <w:kern w:val="0"/>
+          <w:sz w:val="21"/>
+          <w:szCs w:val="21"/>
+          <w14:ligatures w14:val="none"/>
+        </w:rPr>
+      </w:pPr>
+      <w:r>
+        <w:rPr>
+          <w:rFonts w:ascii="Consolas" w:eastAsia="Times New Roman" w:hAnsi="Consolas" w:cs="Times New Roman"/>
+          <w:color w:val="3B3B3B"/>
+          <w:kern w:val="0"/>
+          <w:sz w:val="21"/>
+          <w:szCs w:val="21"/>
+          <w14:ligatures w14:val="none"/>
+        </w:rPr>
+        <w:t xml:space="preserve">        </w:t>
+      </w:r>
+      <w:r>
+        <w:rPr>
+          <w:rFonts w:ascii="Consolas" w:eastAsia="Times New Roman" w:hAnsi="Consolas" w:cs="Times New Roman"/>
+          <w:color w:val="001080"/>
+          <w:kern w:val="0"/>
+          <w:sz w:val="21"/>
+          <w:szCs w:val="21"/>
+          <w14:ligatures w14:val="none"/>
+        </w:rPr>
+        <w:t>books</w:t>
+      </w:r>
+      <w:r>
+        <w:rPr>
+          <w:rFonts w:ascii="Consolas" w:eastAsia="Times New Roman" w:hAnsi="Consolas" w:cs="Times New Roman"/>
+          <w:color w:val="3B3B3B"/>
+          <w:kern w:val="0"/>
+          <w:sz w:val="21"/>
+          <w:szCs w:val="21"/>
+          <w14:ligatures w14:val="none"/>
+        </w:rPr>
+        <w:t xml:space="preserve"> </w:t>
+      </w:r>
+      <w:r>
+        <w:rPr>
+          <w:rFonts w:ascii="Consolas" w:eastAsia="Times New Roman" w:hAnsi="Consolas" w:cs="Times New Roman"/>
+          <w:color w:val="000000"/>
+          <w:kern w:val="0"/>
+          <w:sz w:val="21"/>
+          <w:szCs w:val="21"/>
+          <w14:ligatures w14:val="none"/>
+        </w:rPr>
+        <w:t>=</w:t>
+      </w:r>
+      <w:r>
+        <w:rPr>
+          <w:rFonts w:ascii="Consolas" w:eastAsia="Times New Roman" w:hAnsi="Consolas" w:cs="Times New Roman"/>
+          <w:color w:val="3B3B3B"/>
+          <w:kern w:val="0"/>
+          <w:sz w:val="21"/>
+          <w:szCs w:val="21"/>
+          <w14:ligatures w14:val="none"/>
+        </w:rPr>
+        <w:t xml:space="preserve"> </w:t>
+      </w:r>
+      <w:r>
+        <w:rPr>
+          <w:rFonts w:ascii="Consolas" w:eastAsia="Times New Roman" w:hAnsi="Consolas" w:cs="Times New Roman"/>
+          <w:color w:val="001080"/>
+          <w:kern w:val="0"/>
+          <w:sz w:val="21"/>
+          <w:szCs w:val="21"/>
+          <w14:ligatures w14:val="none"/>
+        </w:rPr>
+        <w:t>response</w:t>
+      </w:r>
+      <w:r>
+        <w:rPr>
+          <w:rFonts w:ascii="Consolas" w:eastAsia="Times New Roman" w:hAnsi="Consolas" w:cs="Times New Roman"/>
+          <w:color w:val="3B3B3B"/>
+          <w:kern w:val="0"/>
+          <w:sz w:val="21"/>
+          <w:szCs w:val="21"/>
+          <w14:ligatures w14:val="none"/>
+        </w:rPr>
+        <w:t>.css(</w:t>
+      </w:r>
+      <w:r>
+        <w:rPr>
+          <w:rFonts w:ascii="Consolas" w:eastAsia="Times New Roman" w:hAnsi="Consolas" w:cs="Times New Roman"/>
+          <w:color w:val="A31515"/>
+          <w:kern w:val="0"/>
+          <w:sz w:val="21"/>
+          <w:szCs w:val="21"/>
+          <w14:ligatures w14:val="none"/>
+        </w:rPr>
+        <w:t>'article.product_pod'</w:t>
+      </w:r>
+      <w:r>
+        <w:rPr>
+          <w:rFonts w:ascii="Consolas" w:eastAsia="Times New Roman" w:hAnsi="Consolas" w:cs="Times New Roman"/>
+          <w:color w:val="3B3B3B"/>
+          <w:kern w:val="0"/>
+          <w:sz w:val="21"/>
+          <w:szCs w:val="21"/>
+          <w14:ligatures w14:val="none"/>
+        </w:rPr>
+        <w:t>)</w:t>
+      </w:r>
+    </w:p>
+    <w:p>
+      <w:pPr>
+        <w:shd w:val="clear" w:color="auto" w:fill="FFFFFF"/>
+        <w:spacing w:after="0" w:line="285" w:lineRule="atLeast"/>
+        <w:rPr>
+          <w:rFonts w:ascii="Consolas" w:eastAsia="Times New Roman" w:hAnsi="Consolas" w:cs="Times New Roman"/>
+          <w:color w:val="3B3B3B"/>
+          <w:kern w:val="0"/>
+          <w:sz w:val="21"/>
+          <w:szCs w:val="21"/>
+          <w14:ligatures w14:val="none"/>
+        </w:rPr>
+      </w:pPr>
+      <w:r>
+        <w:rPr>
+          <w:rFonts w:ascii="Consolas" w:eastAsia="Times New Roman" w:hAnsi="Consolas" w:cs="Times New Roman"/>
+          <w:color w:val="3B3B3B"/>
+          <w:kern w:val="0"/>
+          <w:sz w:val="21"/>
+          <w:szCs w:val="21"/>
+          <w14:ligatures w14:val="none"/>
+        </w:rPr>
+        <w:t xml:space="preserve">        </w:t>
+      </w:r>
+      <w:r>
+        <w:rPr>
+          <w:rFonts w:ascii="Consolas" w:eastAsia="Times New Roman" w:hAnsi="Consolas" w:cs="Times New Roman"/>
+          <w:color w:val="AF00DB"/>
+          <w:kern w:val="0"/>
+          <w:sz w:val="21"/>
+          <w:szCs w:val="21"/>
+          <w14:ligatures w14:val="none"/>
+        </w:rPr>
+        <w:t>for</w:t>
+      </w:r>
+      <w:r>
+        <w:rPr>
+          <w:rFonts w:ascii="Consolas" w:eastAsia="Times New Roman" w:hAnsi="Consolas" w:cs="Times New Roman"/>
+          <w:color w:val="3B3B3B"/>
+          <w:kern w:val="0"/>
+          <w:sz w:val="21"/>
+          <w:szCs w:val="21"/>
+          <w14:ligatures w14:val="none"/>
+        </w:rPr>
+        <w:t xml:space="preserve"> </w:t>
+      </w:r>
+      <w:r>
+        <w:rPr>
+          <w:rFonts w:ascii="Consolas" w:eastAsia="Times New Roman" w:hAnsi="Consolas" w:cs="Times New Roman"/>
+          <w:color w:val="001080"/>
+          <w:kern w:val="0"/>
+          <w:sz w:val="21"/>
+          <w:szCs w:val="21"/>
+          <w14:ligatures w14:val="none"/>
+        </w:rPr>
+        <w:t>book</w:t>
+      </w:r>
+      <w:r>
+        <w:rPr>
+          <w:rFonts w:ascii="Consolas" w:eastAsia="Times New Roman" w:hAnsi="Consolas" w:cs="Times New Roman"/>
+          <w:color w:val="3B3B3B"/>
+          <w:kern w:val="0"/>
+          <w:sz w:val="21"/>
+          <w:szCs w:val="21"/>
+          <w14:ligatures w14:val="none"/>
+        </w:rPr>
+        <w:t xml:space="preserve"> </w:t>
+      </w:r>
+      <w:r>
+        <w:rPr>
+          <w:rFonts w:ascii="Consolas" w:eastAsia="Times New Roman" w:hAnsi="Consolas" w:cs="Times New Roman"/>
+          <w:color w:val="AF00DB"/>
+          <w:kern w:val="0"/>
+          <w:sz w:val="21"/>
+          <w:szCs w:val="21"/>
+          <w14:ligatures w14:val="none"/>
+        </w:rPr>
+        <w:t>in</w:t>
+      </w:r>
+      <w:r>
+        <w:rPr>
+          <w:rFonts w:ascii="Consolas" w:eastAsia="Times New Roman" w:hAnsi="Consolas" w:cs="Times New Roman"/>
+          <w:color w:val="3B3B3B"/>
+          <w:kern w:val="0"/>
+          <w:sz w:val="21"/>
+          <w:szCs w:val="21"/>
+          <w14:ligatures w14:val="none"/>
+        </w:rPr>
+        <w:t xml:space="preserve"> </w:t>
+      </w:r>
+      <w:r>
+        <w:rPr>
+          <w:rFonts w:ascii="Consolas" w:eastAsia="Times New Roman" w:hAnsi="Consolas" w:cs="Times New Roman"/>
+          <w:color w:val="001080"/>
+          <w:kern w:val="0"/>
+          <w:sz w:val="21"/>
+          <w:szCs w:val="21"/>
+          <w14:ligatures w14:val="none"/>
+        </w:rPr>
+        <w:t>books</w:t>
+      </w:r>
+      <w:r>
+        <w:rPr>
+          <w:rFonts w:ascii="Consolas" w:eastAsia="Times New Roman" w:hAnsi="Consolas" w:cs="Times New Roman"/>
+          <w:color w:val="3B3B3B"/>
+          <w:kern w:val="0"/>
+          <w:sz w:val="21"/>
+          <w:szCs w:val="21"/>
+          <w14:ligatures w14:val="none"/>
+        </w:rPr>
+        <w:t>:</w:t>
+      </w:r>
+    </w:p>
+    <w:p>
+      <w:pPr>
+        <w:shd w:val="clear" w:color="auto" w:fill="FFFFFF"/>
+        <w:spacing w:after="0" w:line="285" w:lineRule="atLeast"/>
+        <w:rPr>
+          <w:rFonts w:ascii="Consolas" w:eastAsia="Times New Roman" w:hAnsi="Consolas" w:cs="Times New Roman"/>
+          <w:color w:val="3B3B3B"/>
+          <w:kern w:val="0"/>
+          <w:sz w:val="21"/>
+          <w:szCs w:val="21"/>
+          <w14:ligatures w14:val="none"/>
+        </w:rPr>
+      </w:pPr>
+      <w:r>
+        <w:rPr>
+          <w:rFonts w:ascii="Consolas" w:eastAsia="Times New Roman" w:hAnsi="Consolas" w:cs="Times New Roman"/>
+          <w:color w:val="3B3B3B"/>
+          <w:kern w:val="0"/>
+          <w:sz w:val="21"/>
+          <w:szCs w:val="21"/>
+          <w14:ligatures w14:val="none"/>
+        </w:rPr>
+        <w:t xml:space="preserve">            </w:t>
+      </w:r>
+      <w:r>
+        <w:rPr>
+          <w:rFonts w:ascii="Consolas" w:eastAsia="Times New Roman" w:hAnsi="Consolas" w:cs="Times New Roman"/>
+          <w:color w:val="AF00DB"/>
+          <w:kern w:val="0"/>
+          <w:sz w:val="21"/>
+          <w:szCs w:val="21"/>
+          <w14:ligatures w14:val="none"/>
+        </w:rPr>
+        <w:t>yield</w:t>
+      </w:r>
+      <w:r>
+        <w:rPr>
+          <w:rFonts w:ascii="Consolas" w:eastAsia="Times New Roman" w:hAnsi="Consolas" w:cs="Times New Roman"/>
+          <w:color w:val="3B3B3B"/>
+          <w:kern w:val="0"/>
+          <w:sz w:val="21"/>
+          <w:szCs w:val="21"/>
+          <w14:ligatures w14:val="none"/>
+        </w:rPr>
+        <w:t>{</w:t>
+      </w:r>
+    </w:p>
+    <w:p>
+      <w:pPr>
+        <w:shd w:val="clear" w:color="auto" w:fill="FFFFFF"/>
+        <w:spacing w:after="0" w:line="285" w:lineRule="atLeast"/>
+        <w:rPr>
+          <w:rFonts w:ascii="Consolas" w:eastAsia="Times New Roman" w:hAnsi="Consolas" w:cs="Times New Roman"/>
+          <w:color w:val="3B3B3B"/>
+          <w:kern w:val="0"/>
+          <w:sz w:val="21"/>
+          <w:szCs w:val="21"/>
+          <w14:ligatures w14:val="none"/>
+        </w:rPr>
+      </w:pPr>
+      <w:r>
+        <w:rPr>
+          <w:rFonts w:ascii="Consolas" w:eastAsia="Times New Roman" w:hAnsi="Consolas" w:cs="Times New Roman"/>
+          <w:color w:val="3B3B3B"/>
+          <w:kern w:val="0"/>
+          <w:sz w:val="21"/>
+          <w:szCs w:val="21"/>
+          <w14:ligatures w14:val="none"/>
+        </w:rPr>
+        <w:t xml:space="preserve">                </w:t>
+      </w:r>
+      <w:r>
+        <w:rPr>
+          <w:rFonts w:ascii="Consolas" w:eastAsia="Times New Roman" w:hAnsi="Consolas" w:cs="Times New Roman"/>
+          <w:color w:val="A31515"/>
+          <w:kern w:val="0"/>
+          <w:sz w:val="21"/>
+          <w:szCs w:val="21"/>
+          <w14:ligatures w14:val="none"/>
+        </w:rPr>
+        <w:t>'name'</w:t>
+      </w:r>
+      <w:r>
+        <w:rPr>
+          <w:rFonts w:ascii="Consolas" w:eastAsia="Times New Roman" w:hAnsi="Consolas" w:cs="Times New Roman"/>
+          <w:color w:val="3B3B3B"/>
+          <w:kern w:val="0"/>
+          <w:sz w:val="21"/>
+          <w:szCs w:val="21"/>
+          <w14:ligatures w14:val="none"/>
+        </w:rPr>
+        <w:t xml:space="preserve">: </w:t>
+      </w:r>
+      <w:r>
+        <w:rPr>
+          <w:rFonts w:ascii="Consolas" w:eastAsia="Times New Roman" w:hAnsi="Consolas" w:cs="Times New Roman"/>
+          <w:color w:val="001080"/>
+          <w:kern w:val="0"/>
+          <w:sz w:val="21"/>
+          <w:szCs w:val="21"/>
+          <w14:ligatures w14:val="none"/>
+        </w:rPr>
+        <w:t>book</w:t>
+      </w:r>
+      <w:r>
+        <w:rPr>
+          <w:rFonts w:ascii="Consolas" w:eastAsia="Times New Roman" w:hAnsi="Consolas" w:cs="Times New Roman"/>
+          <w:color w:val="3B3B3B"/>
+          <w:kern w:val="0"/>
+          <w:sz w:val="21"/>
+          <w:szCs w:val="21"/>
+          <w14:ligatures w14:val="none"/>
+        </w:rPr>
+        <w:t>.css(</w:t>
+      </w:r>
+      <w:r>
+        <w:rPr>
+          <w:rFonts w:ascii="Consolas" w:eastAsia="Times New Roman" w:hAnsi="Consolas" w:cs="Times New Roman"/>
+          <w:color w:val="A31515"/>
+          <w:kern w:val="0"/>
+          <w:sz w:val="21"/>
+          <w:szCs w:val="21"/>
+          <w14:ligatures w14:val="none"/>
+        </w:rPr>
+        <w:t>'h3 a::text'</w:t>
+      </w:r>
+      <w:r>
+        <w:rPr>
+          <w:rFonts w:ascii="Consolas" w:eastAsia="Times New Roman" w:hAnsi="Consolas" w:cs="Times New Roman"/>
+          <w:color w:val="3B3B3B"/>
+          <w:kern w:val="0"/>
+          <w:sz w:val="21"/>
+          <w:szCs w:val="21"/>
+          <w14:ligatures w14:val="none"/>
+        </w:rPr>
+        <w:t>).get(),</w:t>
+      </w:r>
+    </w:p>
+    <w:p>
+      <w:pPr>
+        <w:shd w:val="clear" w:color="auto" w:fill="FFFFFF"/>
+        <w:spacing w:after="0" w:line="285" w:lineRule="atLeast"/>
+        <w:rPr>
+          <w:rFonts w:ascii="Consolas" w:eastAsia="Times New Roman" w:hAnsi="Consolas" w:cs="Times New Roman"/>
+          <w:color w:val="3B3B3B"/>
+          <w:kern w:val="0"/>
+          <w:sz w:val="21"/>
+          <w:szCs w:val="21"/>
+          <w14:ligatures w14:val="none"/>
+        </w:rPr>
+      </w:pPr>
+      <w:r>
+        <w:rPr>
+          <w:rFonts w:ascii="Consolas" w:eastAsia="Times New Roman" w:hAnsi="Consolas" w:cs="Times New Roman"/>
+          <w:color w:val="3B3B3B"/>
+          <w:kern w:val="0"/>
+          <w:sz w:val="21"/>
+          <w:szCs w:val="21"/>
+          <w14:ligatures w14:val="none"/>
+        </w:rPr>
+        <w:t xml:space="preserve">                </w:t>
+      </w:r>
+      <w:r>
+        <w:rPr>
+          <w:rFonts w:ascii="Consolas" w:eastAsia="Times New Roman" w:hAnsi="Consolas" w:cs="Times New Roman"/>
+          <w:color w:val="A31515"/>
+          <w:kern w:val="0"/>
+          <w:sz w:val="21"/>
+          <w:szCs w:val="21"/>
+          <w14:ligatures w14:val="none"/>
+        </w:rPr>
+        <w:t>'price'</w:t>
+      </w:r>
+      <w:r>
+        <w:rPr>
+          <w:rFonts w:ascii="Consolas" w:eastAsia="Times New Roman" w:hAnsi="Consolas" w:cs="Times New Roman"/>
+          <w:color w:val="3B3B3B"/>
+          <w:kern w:val="0"/>
+          <w:sz w:val="21"/>
+          <w:szCs w:val="21"/>
+          <w14:ligatures w14:val="none"/>
+        </w:rPr>
+        <w:t xml:space="preserve">: </w:t>
+      </w:r>
+      <w:r>
+        <w:rPr>
+          <w:rFonts w:ascii="Consolas" w:eastAsia="Times New Roman" w:hAnsi="Consolas" w:cs="Times New Roman"/>
+          <w:color w:val="001080"/>
+          <w:kern w:val="0"/>
+          <w:sz w:val="21"/>
+          <w:szCs w:val="21"/>
+          <w14:ligatures w14:val="none"/>
+        </w:rPr>
+        <w:t>book</w:t>
+      </w:r>
+      <w:r>
+        <w:rPr>
+          <w:rFonts w:ascii="Consolas" w:eastAsia="Times New Roman" w:hAnsi="Consolas" w:cs="Times New Roman"/>
+          <w:color w:val="3B3B3B"/>
+          <w:kern w:val="0"/>
+          <w:sz w:val="21"/>
+          <w:szCs w:val="21"/>
+          <w14:ligatures w14:val="none"/>
+        </w:rPr>
+        <w:t>.css(</w:t>
+      </w:r>
+      <w:r>
+        <w:rPr>
+          <w:rFonts w:ascii="Consolas" w:eastAsia="Times New Roman" w:hAnsi="Consolas" w:cs="Times New Roman"/>
+          <w:color w:val="A31515"/>
+          <w:kern w:val="0"/>
+          <w:sz w:val="21"/>
+          <w:szCs w:val="21"/>
+          <w14:ligatures w14:val="none"/>
+        </w:rPr>
+        <w:t>'.product_price .price_color::text'</w:t>
+      </w:r>
+      <w:r>
+        <w:rPr>
+          <w:rFonts w:ascii="Consolas" w:eastAsia="Times New Roman" w:hAnsi="Consolas" w:cs="Times New Roman"/>
+          <w:color w:val="3B3B3B"/>
+          <w:kern w:val="0"/>
+          <w:sz w:val="21"/>
+          <w:szCs w:val="21"/>
+          <w14:ligatures w14:val="none"/>
+        </w:rPr>
+        <w:t>).get(),</w:t>
+      </w:r>
+    </w:p>
+    <w:p>
+      <w:pPr>
+        <w:shd w:val="clear" w:color="auto" w:fill="FFFFFF"/>
+        <w:spacing w:after="0" w:line="285" w:lineRule="atLeast"/>
+        <w:rPr>
+          <w:rFonts w:ascii="Consolas" w:eastAsia="Times New Roman" w:hAnsi="Consolas" w:cs="Times New Roman"/>
+          <w:color w:val="3B3B3B"/>
+          <w:kern w:val="0"/>
+          <w:sz w:val="21"/>
+          <w:szCs w:val="21"/>
+          <w14:ligatures w14:val="none"/>
+        </w:rPr>
+      </w:pPr>
+      <w:r>
+        <w:rPr>
+          <w:rFonts w:ascii="Consolas" w:eastAsia="Times New Roman" w:hAnsi="Consolas" w:cs="Times New Roman"/>
+          <w:color w:val="3B3B3B"/>
+          <w:kern w:val="0"/>
+          <w:sz w:val="21"/>
+          <w:szCs w:val="21"/>
+          <w14:ligatures w14:val="none"/>
+        </w:rPr>
+        <w:t xml:space="preserve">                </w:t>
+      </w:r>
+      <w:r>
+        <w:rPr>
+          <w:rFonts w:ascii="Consolas" w:eastAsia="Times New Roman" w:hAnsi="Consolas" w:cs="Times New Roman"/>
+          <w:color w:val="A31515"/>
+          <w:kern w:val="0"/>
+          <w:sz w:val="21"/>
+          <w:szCs w:val="21"/>
+          <w14:ligatures w14:val="none"/>
+        </w:rPr>
+        <w:t>'url'</w:t>
+      </w:r>
+      <w:r>
+        <w:rPr>
+          <w:rFonts w:ascii="Consolas" w:eastAsia="Times New Roman" w:hAnsi="Consolas" w:cs="Times New Roman"/>
+          <w:color w:val="3B3B3B"/>
+          <w:kern w:val="0"/>
+          <w:sz w:val="21"/>
+          <w:szCs w:val="21"/>
+          <w14:ligatures w14:val="none"/>
+        </w:rPr>
+        <w:t xml:space="preserve">: </w:t>
+      </w:r>
+      <w:r>
+        <w:rPr>
+          <w:rFonts w:ascii="Consolas" w:eastAsia="Times New Roman" w:hAnsi="Consolas" w:cs="Times New Roman"/>
+          <w:color w:val="001080"/>
+          <w:kern w:val="0"/>
+          <w:sz w:val="21"/>
+          <w:szCs w:val="21"/>
+          <w14:ligatures w14:val="none"/>
+        </w:rPr>
+        <w:t>books</w:t>
+      </w:r>
+      <w:r>
+        <w:rPr>
+          <w:rFonts w:ascii="Consolas" w:eastAsia="Times New Roman" w:hAnsi="Consolas" w:cs="Times New Roman"/>
+          <w:color w:val="3B3B3B"/>
+          <w:kern w:val="0"/>
+          <w:sz w:val="21"/>
+          <w:szCs w:val="21"/>
+          <w14:ligatures w14:val="none"/>
+        </w:rPr>
+        <w:t>.css(</w:t>
+      </w:r>
+      <w:r>
+        <w:rPr>
+          <w:rFonts w:ascii="Consolas" w:eastAsia="Times New Roman" w:hAnsi="Consolas" w:cs="Times New Roman"/>
+          <w:color w:val="A31515"/>
+          <w:kern w:val="0"/>
+          <w:sz w:val="21"/>
+          <w:szCs w:val="21"/>
+          <w14:ligatures w14:val="none"/>
+        </w:rPr>
+        <w:t>'h3 a'</w:t>
+      </w:r>
+      <w:r>
+        <w:rPr>
+          <w:rFonts w:ascii="Consolas" w:eastAsia="Times New Roman" w:hAnsi="Consolas" w:cs="Times New Roman"/>
+          <w:color w:val="3B3B3B"/>
+          <w:kern w:val="0"/>
+          <w:sz w:val="21"/>
+          <w:szCs w:val="21"/>
+          <w14:ligatures w14:val="none"/>
+        </w:rPr>
+        <w:t>).attrib[</w:t>
+      </w:r>
+      <w:r>
+        <w:rPr>
+          <w:rFonts w:ascii="Consolas" w:eastAsia="Times New Roman" w:hAnsi="Consolas" w:cs="Times New Roman"/>
+          <w:color w:val="A31515"/>
+          <w:kern w:val="0"/>
+          <w:sz w:val="21"/>
+          <w:szCs w:val="21"/>
+          <w14:ligatures w14:val="none"/>
+        </w:rPr>
+        <w:t>'href'</w:t>
+      </w:r>
+      <w:r>
+        <w:rPr>
+          <w:rFonts w:ascii="Consolas" w:eastAsia="Times New Roman" w:hAnsi="Consolas" w:cs="Times New Roman"/>
+          <w:color w:val="3B3B3B"/>
+          <w:kern w:val="0"/>
+          <w:sz w:val="21"/>
+          <w:szCs w:val="21"/>
+          <w14:ligatures w14:val="none"/>
+        </w:rPr>
+        <w:t>]</w:t>
+      </w:r>
+    </w:p>
+    <w:p>
+      <w:pPr>
+        <w:shd w:val="clear" w:color="auto" w:fill="FFFFFF"/>
+        <w:spacing w:after="0" w:line="285" w:lineRule="atLeast"/>
+        <w:rPr>
+          <w:rFonts w:ascii="Consolas" w:eastAsia="Times New Roman" w:hAnsi="Consolas" w:cs="Times New Roman"/>
+          <w:color w:val="3B3B3B"/>
+          <w:kern w:val="0"/>
+          <w:sz w:val="21"/>
+          <w:szCs w:val="21"/>
+          <w14:ligatures w14:val="none"/>
+        </w:rPr>
+      </w:pPr>
+      <w:r>
+        <w:rPr>
+          <w:rFonts w:ascii="Consolas" w:eastAsia="Times New Roman" w:hAnsi="Consolas" w:cs="Times New Roman"/>
+          <w:color w:val="3B3B3B"/>
+          <w:kern w:val="0"/>
+          <w:sz w:val="21"/>
+          <w:szCs w:val="21"/>
+          <w14:ligatures w14:val="none"/>
+        </w:rPr>
+        <w:t>            }</w:t>
+      </w:r>
+    </w:p>
+    <w:p>
+      <w:pPr>
+        <w:shd w:val="clear" w:color="auto" w:fill="FFFFFF"/>
+        <w:spacing w:after="0" w:line="285" w:lineRule="atLeast"/>
+        <w:rPr>
+          <w:rFonts w:ascii="Consolas" w:eastAsia="Times New Roman" w:hAnsi="Consolas" w:cs="Times New Roman"/>
+          <w:color w:val="3B3B3B"/>
+          <w:kern w:val="0"/>
+          <w:sz w:val="21"/>
+          <w:szCs w:val="21"/>
+          <w14:ligatures w14:val="none"/>
+        </w:rPr>
+      </w:pPr>
+      <w:r>
+        <w:rPr>
+          <w:rFonts w:ascii="Consolas" w:eastAsia="Times New Roman" w:hAnsi="Consolas" w:cs="Times New Roman"/>
+          <w:color w:val="3B3B3B"/>
+          <w:kern w:val="0"/>
+          <w:sz w:val="21"/>
+          <w:szCs w:val="21"/>
+          <w14:ligatures w14:val="none"/>
+        </w:rPr>
+        <w:t xml:space="preserve">        </w:t>
+      </w:r>
+      <w:r>
+        <w:rPr>
+          <w:rFonts w:ascii="Consolas" w:eastAsia="Times New Roman" w:hAnsi="Consolas" w:cs="Times New Roman"/>
+          <w:color w:val="001080"/>
+          <w:kern w:val="0"/>
+          <w:sz w:val="21"/>
+          <w:szCs w:val="21"/>
+          <w14:ligatures w14:val="none"/>
+        </w:rPr>
+        <w:t>next_page</w:t>
+      </w:r>
+      <w:r>
+        <w:rPr>
+          <w:rFonts w:ascii="Consolas" w:eastAsia="Times New Roman" w:hAnsi="Consolas" w:cs="Times New Roman"/>
+          <w:color w:val="3B3B3B"/>
+          <w:kern w:val="0"/>
+          <w:sz w:val="21"/>
+          <w:szCs w:val="21"/>
+          <w14:ligatures w14:val="none"/>
+        </w:rPr>
+        <w:t xml:space="preserve"> </w:t>
+      </w:r>
+      <w:r>
+        <w:rPr>
+          <w:rFonts w:ascii="Consolas" w:eastAsia="Times New Roman" w:hAnsi="Consolas" w:cs="Times New Roman"/>
+          <w:color w:val="000000"/>
+          <w:kern w:val="0"/>
+          <w:sz w:val="21"/>
+          <w:szCs w:val="21"/>
+          <w14:ligatures w14:val="none"/>
+        </w:rPr>
+        <w:t>=</w:t>
+      </w:r>
+      <w:r>
+        <w:rPr>
+          <w:rFonts w:ascii="Consolas" w:eastAsia="Times New Roman" w:hAnsi="Consolas" w:cs="Times New Roman"/>
+          <w:color w:val="3B3B3B"/>
+          <w:kern w:val="0"/>
+          <w:sz w:val="21"/>
+          <w:szCs w:val="21"/>
+          <w14:ligatures w14:val="none"/>
+        </w:rPr>
+        <w:t xml:space="preserve"> </w:t>
+      </w:r>
+      <w:r>
+        <w:rPr>
+          <w:rFonts w:ascii="Consolas" w:eastAsia="Times New Roman" w:hAnsi="Consolas" w:cs="Times New Roman"/>
+          <w:color w:val="001080"/>
+          <w:kern w:val="0"/>
+          <w:sz w:val="21"/>
+          <w:szCs w:val="21"/>
+          <w14:ligatures w14:val="none"/>
+        </w:rPr>
+        <w:t>response</w:t>
+      </w:r>
+      <w:r>
+        <w:rPr>
+          <w:rFonts w:ascii="Consolas" w:eastAsia="Times New Roman" w:hAnsi="Consolas" w:cs="Times New Roman"/>
+          <w:color w:val="3B3B3B"/>
+          <w:kern w:val="0"/>
+          <w:sz w:val="21"/>
+          <w:szCs w:val="21"/>
+          <w14:ligatures w14:val="none"/>
+        </w:rPr>
+        <w:t>.css(</w:t>
+      </w:r>
+      <w:r>
+        <w:rPr>
+          <w:rFonts w:ascii="Consolas" w:eastAsia="Times New Roman" w:hAnsi="Consolas" w:cs="Times New Roman"/>
+          <w:color w:val="A31515"/>
+          <w:kern w:val="0"/>
+          <w:sz w:val="21"/>
+          <w:szCs w:val="21"/>
+          <w14:ligatures w14:val="none"/>
+        </w:rPr>
+        <w:t>'li.next a::attr(href)'</w:t>
+      </w:r>
+      <w:r>
+        <w:rPr>
+          <w:rFonts w:ascii="Consolas" w:eastAsia="Times New Roman" w:hAnsi="Consolas" w:cs="Times New Roman"/>
+          <w:color w:val="3B3B3B"/>
+          <w:kern w:val="0"/>
+          <w:sz w:val="21"/>
+          <w:szCs w:val="21"/>
+          <w14:ligatures w14:val="none"/>
+        </w:rPr>
+        <w:t>).get()</w:t>
+      </w:r>
+    </w:p>
+    <w:p>
+      <w:pPr>
+        <w:shd w:val="clear" w:color="auto" w:fill="FFFFFF"/>
+        <w:spacing w:after="0" w:line="285" w:lineRule="atLeast"/>
+        <w:rPr>
+          <w:rFonts w:ascii="Consolas" w:eastAsia="Times New Roman" w:hAnsi="Consolas" w:cs="Times New Roman"/>
+          <w:color w:val="3B3B3B"/>
+          <w:kern w:val="0"/>
+          <w:sz w:val="21"/>
+          <w:szCs w:val="21"/>
+          <w14:ligatures w14:val="none"/>
+        </w:rPr>
+      </w:pPr>
+      <w:r>
+        <w:rPr>
+          <w:rFonts w:ascii="Consolas" w:eastAsia="Times New Roman" w:hAnsi="Consolas" w:cs="Times New Roman"/>
+          <w:color w:val="3B3B3B"/>
+          <w:kern w:val="0"/>
+          <w:sz w:val="21"/>
+          <w:szCs w:val="21"/>
+          <w14:ligatures w14:val="none"/>
+        </w:rPr>
+        <w:t xml:space="preserve">        </w:t>
+      </w:r>
+    </w:p>
+    <w:p>
+      <w:pPr>
+        <w:shd w:val="clear" w:color="auto" w:fill="FFFFFF"/>
+        <w:spacing w:after="0" w:line="285" w:lineRule="atLeast"/>
+        <w:rPr>
+          <w:rFonts w:ascii="Consolas" w:eastAsia="Times New Roman" w:hAnsi="Consolas" w:cs="Times New Roman"/>
+          <w:color w:val="3B3B3B"/>
+          <w:kern w:val="0"/>
+          <w:sz w:val="21"/>
+          <w:szCs w:val="21"/>
+          <w14:ligatures w14:val="none"/>
+        </w:rPr>
+      </w:pPr>
+      <w:r>
+        <w:rPr>
+          <w:rFonts w:ascii="Consolas" w:eastAsia="Times New Roman" w:hAnsi="Consolas" w:cs="Times New Roman"/>
+          <w:color w:val="3B3B3B"/>
+          <w:kern w:val="0"/>
+          <w:sz w:val="21"/>
+          <w:szCs w:val="21"/>
+          <w14:ligatures w14:val="none"/>
+        </w:rPr>
+        <w:t xml:space="preserve">        </w:t>
+      </w:r>
+      <w:r>
+        <w:rPr>
+          <w:rFonts w:ascii="Consolas" w:eastAsia="Times New Roman" w:hAnsi="Consolas" w:cs="Times New Roman"/>
+          <w:color w:val="AF00DB"/>
+          <w:kern w:val="0"/>
+          <w:sz w:val="21"/>
+          <w:szCs w:val="21"/>
+          <w14:ligatures w14:val="none"/>
+        </w:rPr>
+        <w:t>if</w:t>
+      </w:r>
+      <w:r>
+        <w:rPr>
+          <w:rFonts w:ascii="Consolas" w:eastAsia="Times New Roman" w:hAnsi="Consolas" w:cs="Times New Roman"/>
+          <w:color w:val="3B3B3B"/>
+          <w:kern w:val="0"/>
+          <w:sz w:val="21"/>
+          <w:szCs w:val="21"/>
+          <w14:ligatures w14:val="none"/>
+        </w:rPr>
+        <w:t xml:space="preserve"> </w:t>
+      </w:r>
+      <w:r>
+        <w:rPr>
+          <w:rFonts w:ascii="Consolas" w:eastAsia="Times New Roman" w:hAnsi="Consolas" w:cs="Times New Roman"/>
+          <w:color w:val="001080"/>
+          <w:kern w:val="0"/>
+          <w:sz w:val="21"/>
+          <w:szCs w:val="21"/>
+          <w14:ligatures w14:val="none"/>
+        </w:rPr>
+        <w:t>next_page</w:t>
+      </w:r>
+      <w:r>
+        <w:rPr>
+          <w:rFonts w:ascii="Consolas" w:eastAsia="Times New Roman" w:hAnsi="Consolas" w:cs="Times New Roman"/>
+          <w:color w:val="3B3B3B"/>
+          <w:kern w:val="0"/>
+          <w:sz w:val="21"/>
+          <w:szCs w:val="21"/>
+          <w14:ligatures w14:val="none"/>
+        </w:rPr>
+        <w:t xml:space="preserve"> </w:t>
+      </w:r>
+      <w:r>
+        <w:rPr>
+          <w:rFonts w:ascii="Consolas" w:eastAsia="Times New Roman" w:hAnsi="Consolas" w:cs="Times New Roman"/>
+          <w:color w:val="0000FF"/>
+          <w:kern w:val="0"/>
+          <w:sz w:val="21"/>
+          <w:szCs w:val="21"/>
+          <w14:ligatures w14:val="none"/>
+        </w:rPr>
+        <w:t>is</w:t>
+      </w:r>
+      <w:r>
+        <w:rPr>
+          <w:rFonts w:ascii="Consolas" w:eastAsia="Times New Roman" w:hAnsi="Consolas" w:cs="Times New Roman"/>
+          <w:color w:val="3B3B3B"/>
+          <w:kern w:val="0"/>
+          <w:sz w:val="21"/>
+          <w:szCs w:val="21"/>
+          <w14:ligatures w14:val="none"/>
+        </w:rPr>
+        <w:t xml:space="preserve"> </w:t>
+      </w:r>
+      <w:r>
+        <w:rPr>
+          <w:rFonts w:ascii="Consolas" w:eastAsia="Times New Roman" w:hAnsi="Consolas" w:cs="Times New Roman"/>
+          <w:color w:val="0000FF"/>
+          <w:kern w:val="0"/>
+          <w:sz w:val="21"/>
+          <w:szCs w:val="21"/>
+          <w14:ligatures w14:val="none"/>
+        </w:rPr>
+        <w:t>not</w:t>
+      </w:r>
+      <w:r>
+        <w:rPr>
+          <w:rFonts w:ascii="Consolas" w:eastAsia="Times New Roman" w:hAnsi="Consolas" w:cs="Times New Roman"/>
+          <w:color w:val="3B3B3B"/>
+          <w:kern w:val="0"/>
+          <w:sz w:val="21"/>
+          <w:szCs w:val="21"/>
+          <w14:ligatures w14:val="none"/>
+        </w:rPr>
+        <w:t xml:space="preserve"> </w:t>
+      </w:r>
+      <w:r>
+        <w:rPr>
+          <w:rFonts w:ascii="Consolas" w:eastAsia="Times New Roman" w:hAnsi="Consolas" w:cs="Times New Roman"/>
+          <w:color w:val="0000FF"/>
+          <w:kern w:val="0"/>
+          <w:sz w:val="21"/>
+          <w:szCs w:val="21"/>
+          <w14:ligatures w14:val="none"/>
+        </w:rPr>
+        <w:t>None</w:t>
+      </w:r>
+      <w:r>
+        <w:rPr>
+          <w:rFonts w:ascii="Consolas" w:eastAsia="Times New Roman" w:hAnsi="Consolas" w:cs="Times New Roman"/>
+          <w:color w:val="3B3B3B"/>
+          <w:kern w:val="0"/>
+          <w:sz w:val="21"/>
+          <w:szCs w:val="21"/>
+          <w14:ligatures w14:val="none"/>
+        </w:rPr>
+        <w:t>:</w:t>
+      </w:r>
+    </w:p>
+    <w:p>
+      <w:pPr>
+        <w:shd w:val="clear" w:color="auto" w:fill="FFFFFF"/>
+        <w:spacing w:after="0" w:line="285" w:lineRule="atLeast"/>
+        <w:rPr>
+          <w:rFonts w:ascii="Consolas" w:eastAsia="Times New Roman" w:hAnsi="Consolas" w:cs="Times New Roman"/>
+          <w:color w:val="3B3B3B"/>
+          <w:kern w:val="0"/>
+          <w:sz w:val="21"/>
+          <w:szCs w:val="21"/>
+          <w14:ligatures w14:val="none"/>
+        </w:rPr>
+      </w:pPr>
+      <w:r>
+        <w:rPr>
+          <w:rFonts w:ascii="Consolas" w:eastAsia="Times New Roman" w:hAnsi="Consolas" w:cs="Times New Roman"/>
+          <w:color w:val="3B3B3B"/>
+          <w:kern w:val="0"/>
+          <w:sz w:val="21"/>
+          <w:szCs w:val="21"/>
+          <w14:ligatures w14:val="none"/>
+        </w:rPr>
+        <w:t xml:space="preserve">            </w:t>
+      </w:r>
+      <w:r>
+        <w:rPr>
+          <w:rFonts w:ascii="Consolas" w:eastAsia="Times New Roman" w:hAnsi="Consolas" w:cs="Times New Roman"/>
+          <w:color w:val="AF00DB"/>
+          <w:kern w:val="0"/>
+          <w:sz w:val="21"/>
+          <w:szCs w:val="21"/>
+          <w14:ligatures w14:val="none"/>
+        </w:rPr>
+        <w:t>if</w:t>
+      </w:r>
+      <w:r>
+        <w:rPr>
+          <w:rFonts w:ascii="Consolas" w:eastAsia="Times New Roman" w:hAnsi="Consolas" w:cs="Times New Roman"/>
+          <w:color w:val="3B3B3B"/>
+          <w:kern w:val="0"/>
+          <w:sz w:val="21"/>
+          <w:szCs w:val="21"/>
+          <w14:ligatures w14:val="none"/>
+        </w:rPr>
+        <w:t xml:space="preserve"> </w:t>
+      </w:r>
+      <w:r>
+        <w:rPr>
+          <w:rFonts w:ascii="Consolas" w:eastAsia="Times New Roman" w:hAnsi="Consolas" w:cs="Times New Roman"/>
+          <w:color w:val="A31515"/>
+          <w:kern w:val="0"/>
+          <w:sz w:val="21"/>
+          <w:szCs w:val="21"/>
+          <w14:ligatures w14:val="none"/>
+        </w:rPr>
+        <w:t>'catalogue/'</w:t>
+      </w:r>
+      <w:r>
+        <w:rPr>
+          <w:rFonts w:ascii="Consolas" w:eastAsia="Times New Roman" w:hAnsi="Consolas" w:cs="Times New Roman"/>
+          <w:color w:val="3B3B3B"/>
+          <w:kern w:val="0"/>
+          <w:sz w:val="21"/>
+          <w:szCs w:val="21"/>
+          <w14:ligatures w14:val="none"/>
+        </w:rPr>
+        <w:t xml:space="preserve"> </w:t>
+      </w:r>
+      <w:r>
+        <w:rPr>
+          <w:rFonts w:ascii="Consolas" w:eastAsia="Times New Roman" w:hAnsi="Consolas" w:cs="Times New Roman"/>
+          <w:color w:val="0000FF"/>
+          <w:kern w:val="0"/>
+          <w:sz w:val="21"/>
+          <w:szCs w:val="21"/>
+          <w14:ligatures w14:val="none"/>
+        </w:rPr>
+        <w:t>in</w:t>
+      </w:r>
+      <w:r>
+        <w:rPr>
+          <w:rFonts w:ascii="Consolas" w:eastAsia="Times New Roman" w:hAnsi="Consolas" w:cs="Times New Roman"/>
+          <w:color w:val="3B3B3B"/>
+          <w:kern w:val="0"/>
+          <w:sz w:val="21"/>
+          <w:szCs w:val="21"/>
+          <w14:ligatures w14:val="none"/>
+        </w:rPr>
+        <w:t xml:space="preserve"> </w:t>
+      </w:r>
+      <w:r>
+        <w:rPr>
+          <w:rFonts w:ascii="Consolas" w:eastAsia="Times New Roman" w:hAnsi="Consolas" w:cs="Times New Roman"/>
+          <w:color w:val="001080"/>
+          <w:kern w:val="0"/>
+          <w:sz w:val="21"/>
+          <w:szCs w:val="21"/>
+          <w14:ligatures w14:val="none"/>
+        </w:rPr>
+        <w:t>next_page</w:t>
+      </w:r>
+      <w:r>
+        <w:rPr>
+          <w:rFonts w:ascii="Consolas" w:eastAsia="Times New Roman" w:hAnsi="Consolas" w:cs="Times New Roman"/>
+          <w:color w:val="3B3B3B"/>
+          <w:kern w:val="0"/>
+          <w:sz w:val="21"/>
+          <w:szCs w:val="21"/>
+          <w14:ligatures w14:val="none"/>
+        </w:rPr>
+        <w:t>:</w:t>
+      </w:r>
+    </w:p>
+    <w:p>
+      <w:pPr>
+        <w:shd w:val="clear" w:color="auto" w:fill="FFFFFF"/>
+        <w:spacing w:after="0" w:line="285" w:lineRule="atLeast"/>
+        <w:rPr>
+          <w:rFonts w:ascii="Consolas" w:eastAsia="Times New Roman" w:hAnsi="Consolas" w:cs="Times New Roman"/>
+          <w:color w:val="3B3B3B"/>
+          <w:kern w:val="0"/>
+          <w:sz w:val="21"/>
+          <w:szCs w:val="21"/>
+          <w14:ligatures w14:val="none"/>
+        </w:rPr>
+      </w:pPr>
+      <w:r>
+        <w:rPr>
+          <w:rFonts w:ascii="Consolas" w:eastAsia="Times New Roman" w:hAnsi="Consolas" w:cs="Times New Roman"/>
+          <w:color w:val="3B3B3B"/>
+          <w:kern w:val="0"/>
+          <w:sz w:val="21"/>
+          <w:szCs w:val="21"/>
+          <w14:ligatures w14:val="none"/>
+        </w:rPr>
+        <w:t xml:space="preserve">                </w:t>
+      </w:r>
+      <w:r>
+        <w:rPr>
+          <w:rFonts w:ascii="Consolas" w:eastAsia="Times New Roman" w:hAnsi="Consolas" w:cs="Times New Roman"/>
+          <w:color w:val="001080"/>
+          <w:kern w:val="0"/>
+          <w:sz w:val="21"/>
+          <w:szCs w:val="21"/>
+          <w14:ligatures w14:val="none"/>
+        </w:rPr>
+        <w:t>next_page_url</w:t>
+      </w:r>
+      <w:r>
+        <w:rPr>
+          <w:rFonts w:ascii="Consolas" w:eastAsia="Times New Roman" w:hAnsi="Consolas" w:cs="Times New Roman"/>
+          <w:color w:val="3B3B3B"/>
+          <w:kern w:val="0"/>
+          <w:sz w:val="21"/>
+          <w:szCs w:val="21"/>
+          <w14:ligatures w14:val="none"/>
+        </w:rPr>
+        <w:t xml:space="preserve"> </w:t>
+      </w:r>
+      <w:r>
+        <w:rPr>
+          <w:rFonts w:ascii="Consolas" w:eastAsia="Times New Roman" w:hAnsi="Consolas" w:cs="Times New Roman"/>
+          <w:color w:val="000000"/>
+          <w:kern w:val="0"/>
+          <w:sz w:val="21"/>
+          <w:szCs w:val="21"/>
+          <w14:ligatures w14:val="none"/>
+        </w:rPr>
+        <w:t>=</w:t>
+      </w:r>
+      <w:r>
+        <w:rPr>
+          <w:rFonts w:ascii="Consolas" w:eastAsia="Times New Roman" w:hAnsi="Consolas" w:cs="Times New Roman"/>
+          <w:color w:val="3B3B3B"/>
+          <w:kern w:val="0"/>
+          <w:sz w:val="21"/>
+          <w:szCs w:val="21"/>
+          <w14:ligatures w14:val="none"/>
+        </w:rPr>
+        <w:t xml:space="preserve"> </w:t>
+      </w:r>
+      <w:r>
+        <w:rPr>
+          <w:rFonts w:ascii="Consolas" w:eastAsia="Times New Roman" w:hAnsi="Consolas" w:cs="Times New Roman"/>
+          <w:color w:val="A31515"/>
+          <w:kern w:val="0"/>
+          <w:sz w:val="21"/>
+          <w:szCs w:val="21"/>
+          <w14:ligatures w14:val="none"/>
+        </w:rPr>
+        <w:t>'https://books.toscrape.com/'</w:t>
+      </w:r>
+      <w:r>
+        <w:rPr>
+          <w:rFonts w:ascii="Consolas" w:eastAsia="Times New Roman" w:hAnsi="Consolas" w:cs="Times New Roman"/>
+          <w:color w:val="3B3B3B"/>
+          <w:kern w:val="0"/>
+          <w:sz w:val="21"/>
+          <w:szCs w:val="21"/>
+          <w14:ligatures w14:val="none"/>
+        </w:rPr>
+        <w:t xml:space="preserve"> </w:t>
+      </w:r>
+      <w:r>
+        <w:rPr>
+          <w:rFonts w:ascii="Consolas" w:eastAsia="Times New Roman" w:hAnsi="Consolas" w:cs="Times New Roman"/>
+          <w:color w:val="000000"/>
+          <w:kern w:val="0"/>
+          <w:sz w:val="21"/>
+          <w:szCs w:val="21"/>
+          <w14:ligatures w14:val="none"/>
+        </w:rPr>
+        <w:t>+</w:t>
+      </w:r>
+      <w:r>
+        <w:rPr>
+          <w:rFonts w:ascii="Consolas" w:eastAsia="Times New Roman" w:hAnsi="Consolas" w:cs="Times New Roman"/>
+          <w:color w:val="3B3B3B"/>
+          <w:kern w:val="0"/>
+          <w:sz w:val="21"/>
+          <w:szCs w:val="21"/>
+          <w14:ligatures w14:val="none"/>
+        </w:rPr>
+        <w:t xml:space="preserve"> </w:t>
+      </w:r>
+      <w:r>
+        <w:rPr>
+          <w:rFonts w:ascii="Consolas" w:eastAsia="Times New Roman" w:hAnsi="Consolas" w:cs="Times New Roman"/>
+          <w:color w:val="001080"/>
+          <w:kern w:val="0"/>
+          <w:sz w:val="21"/>
+          <w:szCs w:val="21"/>
+          <w14:ligatures w14:val="none"/>
+        </w:rPr>
+        <w:t>next_page</w:t>
+      </w:r>
+    </w:p>
+    <w:p>
+      <w:pPr>
+        <w:shd w:val="clear" w:color="auto" w:fill="FFFFFF"/>
+        <w:spacing w:after="0" w:line="285" w:lineRule="atLeast"/>
+        <w:rPr>
+          <w:rFonts w:ascii="Consolas" w:eastAsia="Times New Roman" w:hAnsi="Consolas" w:cs="Times New Roman"/>
+          <w:color w:val="3B3B3B"/>
+          <w:kern w:val="0"/>
+          <w:sz w:val="21"/>
+          <w:szCs w:val="21"/>
+          <w14:ligatures w14:val="none"/>
+        </w:rPr>
+      </w:pPr>
+      <w:r>
+        <w:rPr>
+          <w:rFonts w:ascii="Consolas" w:eastAsia="Times New Roman" w:hAnsi="Consolas" w:cs="Times New Roman"/>
+          <w:color w:val="3B3B3B"/>
+          <w:kern w:val="0"/>
+          <w:sz w:val="21"/>
+          <w:szCs w:val="21"/>
+          <w14:ligatures w14:val="none"/>
+        </w:rPr>
+        <w:t xml:space="preserve">            </w:t>
+      </w:r>
+      <w:r>
+        <w:rPr>
+          <w:rFonts w:ascii="Consolas" w:eastAsia="Times New Roman" w:hAnsi="Consolas" w:cs="Times New Roman"/>
+          <w:color w:val="AF00DB"/>
+          <w:kern w:val="0"/>
+          <w:sz w:val="21"/>
+          <w:szCs w:val="21"/>
+          <w14:ligatures w14:val="none"/>
+        </w:rPr>
+        <w:t>else</w:t>
+      </w:r>
+      <w:r>
+        <w:rPr>
+          <w:rFonts w:ascii="Consolas" w:eastAsia="Times New Roman" w:hAnsi="Consolas" w:cs="Times New Roman"/>
+          <w:color w:val="3B3B3B"/>
+          <w:kern w:val="0"/>
+          <w:sz w:val="21"/>
+          <w:szCs w:val="21"/>
+          <w14:ligatures w14:val="none"/>
+        </w:rPr>
+        <w:t>:</w:t>
+      </w:r>
+    </w:p>
+    <w:p>
+      <w:pPr>
+        <w:shd w:val="clear" w:color="auto" w:fill="FFFFFF"/>
+        <w:spacing w:after="0" w:line="285" w:lineRule="atLeast"/>
+        <w:rPr>
+          <w:rFonts w:ascii="Consolas" w:eastAsia="Times New Roman" w:hAnsi="Consolas" w:cs="Times New Roman"/>
+          <w:color w:val="3B3B3B"/>
+          <w:kern w:val="0"/>
+          <w:sz w:val="21"/>
+          <w:szCs w:val="21"/>
+          <w14:ligatures w14:val="none"/>
+        </w:rPr>
+      </w:pPr>
+      <w:r>
+        <w:rPr>
+          <w:rFonts w:ascii="Consolas" w:eastAsia="Times New Roman" w:hAnsi="Consolas" w:cs="Times New Roman"/>
+          <w:color w:val="3B3B3B"/>
+          <w:kern w:val="0"/>
+          <w:sz w:val="21"/>
+          <w:szCs w:val="21"/>
+          <w14:ligatures w14:val="none"/>
+        </w:rPr>
+        <w:t xml:space="preserve">                </w:t>
+      </w:r>
+      <w:r>
+        <w:rPr>
+          <w:rFonts w:ascii="Consolas" w:eastAsia="Times New Roman" w:hAnsi="Consolas" w:cs="Times New Roman"/>
+          <w:color w:val="001080"/>
+          <w:kern w:val="0"/>
+          <w:sz w:val="21"/>
+          <w:szCs w:val="21"/>
+          <w14:ligatures w14:val="none"/>
+        </w:rPr>
+        <w:t>next_page_url</w:t>
+      </w:r>
+      <w:r>
+        <w:rPr>
+          <w:rFonts w:ascii="Consolas" w:eastAsia="Times New Roman" w:hAnsi="Consolas" w:cs="Times New Roman"/>
+          <w:color w:val="3B3B3B"/>
+          <w:kern w:val="0"/>
+          <w:sz w:val="21"/>
+          <w:szCs w:val="21"/>
+          <w14:ligatures w14:val="none"/>
+        </w:rPr>
+        <w:t xml:space="preserve"> </w:t>
+      </w:r>
+      <w:r>
+        <w:rPr>
+          <w:rFonts w:ascii="Consolas" w:eastAsia="Times New Roman" w:hAnsi="Consolas" w:cs="Times New Roman"/>
+          <w:color w:val="000000"/>
+          <w:kern w:val="0"/>
+          <w:sz w:val="21"/>
+          <w:szCs w:val="21"/>
+          <w14:ligatures w14:val="none"/>
+        </w:rPr>
+        <w:t>=</w:t>
+      </w:r>
+      <w:r>
+        <w:rPr>
+          <w:rFonts w:ascii="Consolas" w:eastAsia="Times New Roman" w:hAnsi="Consolas" w:cs="Times New Roman"/>
+          <w:color w:val="3B3B3B"/>
+          <w:kern w:val="0"/>
+          <w:sz w:val="21"/>
+          <w:szCs w:val="21"/>
+          <w14:ligatures w14:val="none"/>
+        </w:rPr>
+        <w:t xml:space="preserve"> </w:t>
+      </w:r>
+      <w:r>
+        <w:rPr>
+          <w:rFonts w:ascii="Consolas" w:eastAsia="Times New Roman" w:hAnsi="Consolas" w:cs="Times New Roman"/>
+          <w:color w:val="A31515"/>
+          <w:kern w:val="0"/>
+          <w:sz w:val="21"/>
+          <w:szCs w:val="21"/>
+          <w14:ligatures w14:val="none"/>
+        </w:rPr>
+        <w:t>'https://books.toscrape.com/catalogue/'</w:t>
+      </w:r>
+      <w:r>
+        <w:rPr>
+          <w:rFonts w:ascii="Consolas" w:eastAsia="Times New Roman" w:hAnsi="Consolas" w:cs="Times New Roman"/>
+          <w:color w:val="3B3B3B"/>
+          <w:kern w:val="0"/>
+          <w:sz w:val="21"/>
+          <w:szCs w:val="21"/>
+          <w14:ligatures w14:val="none"/>
+        </w:rPr>
+        <w:t xml:space="preserve"> </w:t>
+      </w:r>
+      <w:r>
+        <w:rPr>
+          <w:rFonts w:ascii="Consolas" w:eastAsia="Times New Roman" w:hAnsi="Consolas" w:cs="Times New Roman"/>
+          <w:color w:val="000000"/>
+          <w:kern w:val="0"/>
+          <w:sz w:val="21"/>
+          <w:szCs w:val="21"/>
+          <w14:ligatures w14:val="none"/>
+        </w:rPr>
+        <w:t>+</w:t>
+      </w:r>
+      <w:r>
+        <w:rPr>
+          <w:rFonts w:ascii="Consolas" w:eastAsia="Times New Roman" w:hAnsi="Consolas" w:cs="Times New Roman"/>
+          <w:color w:val="3B3B3B"/>
+          <w:kern w:val="0"/>
+          <w:sz w:val="21"/>
+          <w:szCs w:val="21"/>
+          <w14:ligatures w14:val="none"/>
+        </w:rPr>
+        <w:t xml:space="preserve"> </w:t>
+      </w:r>
+      <w:r>
+        <w:rPr>
+          <w:rFonts w:ascii="Consolas" w:eastAsia="Times New Roman" w:hAnsi="Consolas" w:cs="Times New Roman"/>
+          <w:color w:val="001080"/>
+          <w:kern w:val="0"/>
+          <w:sz w:val="21"/>
+          <w:szCs w:val="21"/>
+          <w14:ligatures w14:val="none"/>
+        </w:rPr>
+        <w:t>next_page</w:t>
+      </w:r>
+    </w:p>
+    <w:p>
+      <w:pPr>
+        <w:shd w:val="clear" w:color="auto" w:fill="FFFFFF"/>
+        <w:spacing w:after="0" w:line="285" w:lineRule="atLeast"/>
+        <w:rPr>
+          <w:rFonts w:ascii="Consolas" w:eastAsia="Times New Roman" w:hAnsi="Consolas" w:cs="Times New Roman"/>
+          <w:color w:val="3B3B3B"/>
+          <w:kern w:val="0"/>
+          <w:sz w:val="21"/>
+          <w:szCs w:val="21"/>
+          <w14:ligatures w14:val="none"/>
+        </w:rPr>
+      </w:pPr>
+      <w:r>
+        <w:rPr>
+          <w:rFonts w:ascii="Consolas" w:eastAsia="Times New Roman" w:hAnsi="Consolas" w:cs="Times New Roman"/>
+          <w:color w:val="3B3B3B"/>
+          <w:kern w:val="0"/>
+          <w:sz w:val="21"/>
+          <w:szCs w:val="21"/>
+          <w14:ligatures w14:val="none"/>
+        </w:rPr>
+        <w:t xml:space="preserve">            </w:t>
+      </w:r>
+      <w:r>
+        <w:rPr>
+          <w:rFonts w:ascii="Consolas" w:eastAsia="Times New Roman" w:hAnsi="Consolas" w:cs="Times New Roman"/>
+          <w:color w:val="AF00DB"/>
+          <w:kern w:val="0"/>
+          <w:sz w:val="21"/>
+          <w:szCs w:val="21"/>
+          <w14:ligatures w14:val="none"/>
+        </w:rPr>
+        <w:t>yield</w:t>
+      </w:r>
+      <w:r>
+        <w:rPr>
+          <w:rFonts w:ascii="Consolas" w:eastAsia="Times New Roman" w:hAnsi="Consolas" w:cs="Times New Roman"/>
+          <w:color w:val="3B3B3B"/>
+          <w:kern w:val="0"/>
+          <w:sz w:val="21"/>
+          <w:szCs w:val="21"/>
+          <w14:ligatures w14:val="none"/>
+        </w:rPr>
+        <w:t xml:space="preserve"> </w:t>
+      </w:r>
+      <w:r>
+        <w:rPr>
+          <w:rFonts w:ascii="Consolas" w:eastAsia="Times New Roman" w:hAnsi="Consolas" w:cs="Times New Roman"/>
+          <w:color w:val="001080"/>
+          <w:kern w:val="0"/>
+          <w:sz w:val="21"/>
+          <w:szCs w:val="21"/>
+          <w14:ligatures w14:val="none"/>
+        </w:rPr>
+        <w:t>response</w:t>
+      </w:r>
+      <w:r>
+        <w:rPr>
+          <w:rFonts w:ascii="Consolas" w:eastAsia="Times New Roman" w:hAnsi="Consolas" w:cs="Times New Roman"/>
+          <w:color w:val="3B3B3B"/>
+          <w:kern w:val="0"/>
+          <w:sz w:val="21"/>
+          <w:szCs w:val="21"/>
+          <w14:ligatures w14:val="none"/>
+        </w:rPr>
+        <w:t>.follow(</w:t>
+      </w:r>
+      <w:r>
+        <w:rPr>
+          <w:rFonts w:ascii="Consolas" w:eastAsia="Times New Roman" w:hAnsi="Consolas" w:cs="Times New Roman"/>
+          <w:color w:val="001080"/>
+          <w:kern w:val="0"/>
+          <w:sz w:val="21"/>
+          <w:szCs w:val="21"/>
+          <w14:ligatures w14:val="none"/>
+        </w:rPr>
+        <w:t>next_page_url</w:t>
+      </w:r>
+      <w:r>
+        <w:rPr>
+          <w:rFonts w:ascii="Consolas" w:eastAsia="Times New Roman" w:hAnsi="Consolas" w:cs="Times New Roman"/>
+          <w:color w:val="3B3B3B"/>
+          <w:kern w:val="0"/>
+          <w:sz w:val="21"/>
+          <w:szCs w:val="21"/>
+          <w14:ligatures w14:val="none"/>
+        </w:rPr>
+        <w:t xml:space="preserve">, </w:t>
+      </w:r>
+      <w:r>
+        <w:rPr>
+          <w:rFonts w:ascii="Consolas" w:eastAsia="Times New Roman" w:hAnsi="Consolas" w:cs="Times New Roman"/>
+          <w:color w:val="001080"/>
+          <w:kern w:val="0"/>
+          <w:sz w:val="21"/>
+          <w:szCs w:val="21"/>
+          <w14:ligatures w14:val="none"/>
+        </w:rPr>
+        <w:t>callback</w:t>
+      </w:r>
+      <w:r>
+        <w:rPr>
+          <w:rFonts w:ascii="Consolas" w:eastAsia="Times New Roman" w:hAnsi="Consolas" w:cs="Times New Roman"/>
+          <w:color w:val="000000"/>
+          <w:kern w:val="0"/>
+          <w:sz w:val="21"/>
+          <w:szCs w:val="21"/>
+          <w14:ligatures w14:val="none"/>
+        </w:rPr>
+        <w:t>=</w:t>
+      </w:r>
+      <w:r>
+        <w:rPr>
+          <w:rFonts w:ascii="Consolas" w:eastAsia="Times New Roman" w:hAnsi="Consolas" w:cs="Times New Roman"/>
+          <w:color w:val="001080"/>
+          <w:kern w:val="0"/>
+          <w:sz w:val="21"/>
+          <w:szCs w:val="21"/>
+          <w14:ligatures w14:val="none"/>
+        </w:rPr>
+        <w:t>self</w:t>
+      </w:r>
+      <w:r>
+        <w:rPr>
+          <w:rFonts w:ascii="Consolas" w:eastAsia="Times New Roman" w:hAnsi="Consolas" w:cs="Times New Roman"/>
+          <w:color w:val="3B3B3B"/>
+          <w:kern w:val="0"/>
+          <w:sz w:val="21"/>
+          <w:szCs w:val="21"/>
+          <w14:ligatures w14:val="none"/>
+        </w:rPr>
+        <w:t>.</w:t>
+      </w:r>
+      <w:r>
+        <w:rPr>
+          <w:rFonts w:ascii="Consolas" w:eastAsia="Times New Roman" w:hAnsi="Consolas" w:cs="Times New Roman"/>
+          <w:color w:val="795E26"/>
+          <w:kern w:val="0"/>
+          <w:sz w:val="21"/>
+          <w:szCs w:val="21"/>
+          <w14:ligatures w14:val="none"/>
+        </w:rPr>
+        <w:t>parse</w:t>
+      </w:r>
+      <w:r>
+        <w:rPr>
+          <w:rFonts w:ascii="Consolas" w:eastAsia="Times New Roman" w:hAnsi="Consolas" w:cs="Times New Roman"/>
+          <w:color w:val="3B3B3B"/>
+          <w:kern w:val="0"/>
+          <w:sz w:val="21"/>
+          <w:szCs w:val="21"/>
+          <w14:ligatures w14:val="none"/>
+        </w:rPr>
+        <w:t>)</w:t>
+      </w:r>
+    </w:p>
+    <w:p>
+      <w:pPr>
+        <w:shd w:val="clear" w:color="auto" w:fill="FFFFFF"/>
+        <w:spacing w:after="0" w:line="285" w:lineRule="atLeast"/>
+        <w:rPr>
+          <w:rFonts w:ascii="Consolas" w:eastAsia="Times New Roman" w:hAnsi="Consolas" w:cs="Times New Roman"/>
+          <w:color w:val="3B3B3B"/>
+          <w:kern w:val="0"/>
+          <w:sz w:val="21"/>
+          <w:szCs w:val="21"/>
+          <w14:ligatures w14:val="none"/>
+        </w:rPr>
+      </w:pPr>
     </w:p>
     <w:p>
       <w:pPr>
@@ -897,7 +3814,6 @@
   <w:style w:type="character" w:default="1" w:styleId="DefaultParagraphFont">
     <w:name w:val="Default Paragraph Font"/>
     <w:uiPriority w:val="1"/>
-    <w:semiHidden/>
     <w:unhideWhenUsed/>
   </w:style>
   <w:style w:type="table" w:default="1" w:styleId="TableNormal">

--- a/Scraping-By-Python/Scrapy-Notes/Scrapy-Notes-01.docx
+++ b/Scraping-By-Python/Scrapy-Notes/Scrapy-Notes-01.docx
@@ -3191,6 +3191,1764 @@
         </w:rPr>
         <w:t>*******************************************************</w:t>
       </w:r>
+    </w:p>
+    <w:p>
+      <w:pPr>
+        <w:rPr>
+          <w:rFonts w:ascii="Sakkal Majalla" w:hAnsi="Sakkal Majalla" w:cs="Sakkal Majalla"/>
+          <w:sz w:val="28"/>
+          <w:szCs w:val="28"/>
+        </w:rPr>
+      </w:pPr>
+      <w:r>
+        <w:rPr>
+          <w:rFonts w:ascii="Sakkal Majalla" w:hAnsi="Sakkal Majalla" w:cs="Sakkal Majalla"/>
+          <w:sz w:val="28"/>
+          <w:szCs w:val="28"/>
+        </w:rPr>
+        <w:t>In the settings.py file for</w:t>
+      </w:r>
+      <w:r>
+        <w:rPr>
+          <w:rFonts w:ascii="Sakkal Majalla" w:hAnsi="Sakkal Majalla" w:cs="Sakkal Majalla"/>
+          <w:sz w:val="28"/>
+          <w:szCs w:val="28"/>
+        </w:rPr>
+        <w:t xml:space="preserve"> </w:t>
+      </w:r>
+      <w:r>
+        <w:rPr>
+          <w:rFonts w:ascii="Sakkal Majalla" w:hAnsi="Sakkal Majalla" w:cs="Sakkal Majalla"/>
+          <w:sz w:val="28"/>
+          <w:szCs w:val="28"/>
+        </w:rPr>
+        <w:t>saving the output:</w:t>
+      </w:r>
+    </w:p>
+    <w:p>
+      <w:pPr>
+        <w:shd w:val="clear" w:color="auto" w:fill="FFFFFF"/>
+        <w:spacing w:after="0" w:line="285" w:lineRule="atLeast"/>
+        <w:rPr>
+          <w:rFonts w:ascii="Consolas" w:eastAsia="Times New Roman" w:hAnsi="Consolas" w:cs="Times New Roman"/>
+          <w:color w:val="3B3B3B"/>
+          <w:kern w:val="0"/>
+          <w:sz w:val="21"/>
+          <w:szCs w:val="21"/>
+          <w14:ligatures w14:val="none"/>
+        </w:rPr>
+      </w:pPr>
+      <w:r>
+        <w:rPr>
+          <w:rFonts w:ascii="Consolas" w:eastAsia="Times New Roman" w:hAnsi="Consolas" w:cs="Times New Roman"/>
+          <w:color w:val="0070C1"/>
+          <w:kern w:val="0"/>
+          <w:sz w:val="21"/>
+          <w:szCs w:val="21"/>
+          <w14:ligatures w14:val="none"/>
+        </w:rPr>
+        <w:t>FEEDS</w:t>
+      </w:r>
+      <w:r>
+        <w:rPr>
+          <w:rFonts w:ascii="Consolas" w:eastAsia="Times New Roman" w:hAnsi="Consolas" w:cs="Times New Roman"/>
+          <w:color w:val="3B3B3B"/>
+          <w:kern w:val="0"/>
+          <w:sz w:val="21"/>
+          <w:szCs w:val="21"/>
+          <w14:ligatures w14:val="none"/>
+        </w:rPr>
+        <w:t xml:space="preserve"> </w:t>
+      </w:r>
+      <w:r>
+        <w:rPr>
+          <w:rFonts w:ascii="Consolas" w:eastAsia="Times New Roman" w:hAnsi="Consolas" w:cs="Times New Roman"/>
+          <w:color w:val="000000"/>
+          <w:kern w:val="0"/>
+          <w:sz w:val="21"/>
+          <w:szCs w:val="21"/>
+          <w14:ligatures w14:val="none"/>
+        </w:rPr>
+        <w:t>=</w:t>
+      </w:r>
+      <w:r>
+        <w:rPr>
+          <w:rFonts w:ascii="Consolas" w:eastAsia="Times New Roman" w:hAnsi="Consolas" w:cs="Times New Roman"/>
+          <w:color w:val="3B3B3B"/>
+          <w:kern w:val="0"/>
+          <w:sz w:val="21"/>
+          <w:szCs w:val="21"/>
+          <w14:ligatures w14:val="none"/>
+        </w:rPr>
+        <w:t xml:space="preserve"> {</w:t>
+      </w:r>
+    </w:p>
+    <w:p>
+      <w:pPr>
+        <w:shd w:val="clear" w:color="auto" w:fill="FFFFFF"/>
+        <w:spacing w:after="0" w:line="285" w:lineRule="atLeast"/>
+        <w:rPr>
+          <w:rFonts w:ascii="Consolas" w:eastAsia="Times New Roman" w:hAnsi="Consolas" w:cs="Times New Roman"/>
+          <w:color w:val="3B3B3B"/>
+          <w:kern w:val="0"/>
+          <w:sz w:val="21"/>
+          <w:szCs w:val="21"/>
+          <w14:ligatures w14:val="none"/>
+        </w:rPr>
+      </w:pPr>
+      <w:r>
+        <w:rPr>
+          <w:rFonts w:ascii="Consolas" w:eastAsia="Times New Roman" w:hAnsi="Consolas" w:cs="Times New Roman"/>
+          <w:color w:val="3B3B3B"/>
+          <w:kern w:val="0"/>
+          <w:sz w:val="21"/>
+          <w:szCs w:val="21"/>
+          <w14:ligatures w14:val="none"/>
+        </w:rPr>
+        <w:t xml:space="preserve">    </w:t>
+      </w:r>
+      <w:r>
+        <w:rPr>
+          <w:rFonts w:ascii="Consolas" w:eastAsia="Times New Roman" w:hAnsi="Consolas" w:cs="Times New Roman"/>
+          <w:color w:val="A31515"/>
+          <w:kern w:val="0"/>
+          <w:sz w:val="21"/>
+          <w:szCs w:val="21"/>
+          <w14:ligatures w14:val="none"/>
+        </w:rPr>
+        <w:t>"booksdata.json"</w:t>
+      </w:r>
+      <w:r>
+        <w:rPr>
+          <w:rFonts w:ascii="Consolas" w:eastAsia="Times New Roman" w:hAnsi="Consolas" w:cs="Times New Roman"/>
+          <w:color w:val="3B3B3B"/>
+          <w:kern w:val="0"/>
+          <w:sz w:val="21"/>
+          <w:szCs w:val="21"/>
+          <w14:ligatures w14:val="none"/>
+        </w:rPr>
+        <w:t xml:space="preserve">: { </w:t>
+      </w:r>
+      <w:r>
+        <w:rPr>
+          <w:rFonts w:ascii="Consolas" w:eastAsia="Times New Roman" w:hAnsi="Consolas" w:cs="Times New Roman"/>
+          <w:color w:val="A31515"/>
+          <w:kern w:val="0"/>
+          <w:sz w:val="21"/>
+          <w:szCs w:val="21"/>
+          <w14:ligatures w14:val="none"/>
+        </w:rPr>
+        <w:t>'format'</w:t>
+      </w:r>
+      <w:r>
+        <w:rPr>
+          <w:rFonts w:ascii="Consolas" w:eastAsia="Times New Roman" w:hAnsi="Consolas" w:cs="Times New Roman"/>
+          <w:color w:val="3B3B3B"/>
+          <w:kern w:val="0"/>
+          <w:sz w:val="21"/>
+          <w:szCs w:val="21"/>
+          <w14:ligatures w14:val="none"/>
+        </w:rPr>
+        <w:t xml:space="preserve">: </w:t>
+      </w:r>
+      <w:r>
+        <w:rPr>
+          <w:rFonts w:ascii="Consolas" w:eastAsia="Times New Roman" w:hAnsi="Consolas" w:cs="Times New Roman"/>
+          <w:color w:val="A31515"/>
+          <w:kern w:val="0"/>
+          <w:sz w:val="21"/>
+          <w:szCs w:val="21"/>
+          <w14:ligatures w14:val="none"/>
+        </w:rPr>
+        <w:t>'json'</w:t>
+      </w:r>
+      <w:r>
+        <w:rPr>
+          <w:rFonts w:ascii="Consolas" w:eastAsia="Times New Roman" w:hAnsi="Consolas" w:cs="Times New Roman"/>
+          <w:color w:val="3B3B3B"/>
+          <w:kern w:val="0"/>
+          <w:sz w:val="21"/>
+          <w:szCs w:val="21"/>
+          <w14:ligatures w14:val="none"/>
+        </w:rPr>
+        <w:t xml:space="preserve"> }</w:t>
+      </w:r>
+    </w:p>
+    <w:p>
+      <w:pPr>
+        <w:shd w:val="clear" w:color="auto" w:fill="FFFFFF"/>
+        <w:spacing w:after="0" w:line="285" w:lineRule="atLeast"/>
+        <w:rPr>
+          <w:rFonts w:ascii="Consolas" w:eastAsia="Times New Roman" w:hAnsi="Consolas" w:cs="Times New Roman"/>
+          <w:color w:val="3B3B3B"/>
+          <w:kern w:val="0"/>
+          <w:sz w:val="21"/>
+          <w:szCs w:val="21"/>
+          <w14:ligatures w14:val="none"/>
+        </w:rPr>
+      </w:pPr>
+      <w:r>
+        <w:rPr>
+          <w:rFonts w:ascii="Consolas" w:eastAsia="Times New Roman" w:hAnsi="Consolas" w:cs="Times New Roman"/>
+          <w:color w:val="3B3B3B"/>
+          <w:kern w:val="0"/>
+          <w:sz w:val="21"/>
+          <w:szCs w:val="21"/>
+          <w14:ligatures w14:val="none"/>
+        </w:rPr>
+        <w:t>}</w:t>
+      </w:r>
+    </w:p>
+    <w:p>
+      <w:pPr>
+        <w:rPr>
+          <w:rFonts w:ascii="Sakkal Majalla" w:hAnsi="Sakkal Majalla" w:cs="Sakkal Majalla"/>
+          <w:sz w:val="28"/>
+          <w:szCs w:val="28"/>
+        </w:rPr>
+      </w:pPr>
+    </w:p>
+    <w:p>
+      <w:pPr>
+        <w:rPr>
+          <w:rFonts w:ascii="Sakkal Majalla" w:hAnsi="Sakkal Majalla" w:cs="Sakkal Majalla"/>
+          <w:sz w:val="28"/>
+          <w:szCs w:val="28"/>
+        </w:rPr>
+      </w:pPr>
+      <w:r>
+        <w:rPr>
+          <w:rFonts w:ascii="Sakkal Majalla" w:hAnsi="Sakkal Majalla" w:cs="Sakkal Majalla"/>
+          <w:sz w:val="28"/>
+          <w:szCs w:val="28"/>
+        </w:rPr>
+        <w:t>And for the logging, in the spider:</w:t>
+      </w:r>
+    </w:p>
+    <w:p>
+      <w:pPr>
+        <w:shd w:val="clear" w:color="auto" w:fill="FFFFFF"/>
+        <w:spacing w:after="0" w:line="285" w:lineRule="atLeast"/>
+        <w:rPr>
+          <w:rFonts w:ascii="Consolas" w:eastAsia="Times New Roman" w:hAnsi="Consolas" w:cs="Times New Roman"/>
+          <w:color w:val="3B3B3B"/>
+          <w:kern w:val="0"/>
+          <w:sz w:val="21"/>
+          <w:szCs w:val="21"/>
+          <w14:ligatures w14:val="none"/>
+        </w:rPr>
+      </w:pPr>
+      <w:r>
+        <w:rPr>
+          <w:rFonts w:ascii="Consolas" w:eastAsia="Times New Roman" w:hAnsi="Consolas" w:cs="Times New Roman"/>
+          <w:color w:val="001080"/>
+          <w:kern w:val="0"/>
+          <w:sz w:val="21"/>
+          <w:szCs w:val="21"/>
+          <w14:ligatures w14:val="none"/>
+        </w:rPr>
+        <w:t>custom_settings</w:t>
+      </w:r>
+      <w:r>
+        <w:rPr>
+          <w:rFonts w:ascii="Consolas" w:eastAsia="Times New Roman" w:hAnsi="Consolas" w:cs="Times New Roman"/>
+          <w:color w:val="3B3B3B"/>
+          <w:kern w:val="0"/>
+          <w:sz w:val="21"/>
+          <w:szCs w:val="21"/>
+          <w14:ligatures w14:val="none"/>
+        </w:rPr>
+        <w:t xml:space="preserve"> </w:t>
+      </w:r>
+      <w:r>
+        <w:rPr>
+          <w:rFonts w:ascii="Consolas" w:eastAsia="Times New Roman" w:hAnsi="Consolas" w:cs="Times New Roman"/>
+          <w:color w:val="000000"/>
+          <w:kern w:val="0"/>
+          <w:sz w:val="21"/>
+          <w:szCs w:val="21"/>
+          <w14:ligatures w14:val="none"/>
+        </w:rPr>
+        <w:t>=</w:t>
+      </w:r>
+      <w:r>
+        <w:rPr>
+          <w:rFonts w:ascii="Consolas" w:eastAsia="Times New Roman" w:hAnsi="Consolas" w:cs="Times New Roman"/>
+          <w:color w:val="3B3B3B"/>
+          <w:kern w:val="0"/>
+          <w:sz w:val="21"/>
+          <w:szCs w:val="21"/>
+          <w14:ligatures w14:val="none"/>
+        </w:rPr>
+        <w:t xml:space="preserve"> {</w:t>
+      </w:r>
+    </w:p>
+    <w:p>
+      <w:pPr>
+        <w:shd w:val="clear" w:color="auto" w:fill="FFFFFF"/>
+        <w:spacing w:after="0" w:line="285" w:lineRule="atLeast"/>
+        <w:rPr>
+          <w:rFonts w:ascii="Consolas" w:eastAsia="Times New Roman" w:hAnsi="Consolas" w:cs="Times New Roman"/>
+          <w:color w:val="3B3B3B"/>
+          <w:kern w:val="0"/>
+          <w:sz w:val="21"/>
+          <w:szCs w:val="21"/>
+          <w14:ligatures w14:val="none"/>
+        </w:rPr>
+      </w:pPr>
+      <w:r>
+        <w:rPr>
+          <w:rFonts w:ascii="Consolas" w:eastAsia="Times New Roman" w:hAnsi="Consolas" w:cs="Times New Roman"/>
+          <w:color w:val="3B3B3B"/>
+          <w:kern w:val="0"/>
+          <w:sz w:val="21"/>
+          <w:szCs w:val="21"/>
+          <w14:ligatures w14:val="none"/>
+        </w:rPr>
+        <w:t xml:space="preserve">        </w:t>
+      </w:r>
+      <w:r>
+        <w:rPr>
+          <w:rFonts w:ascii="Consolas" w:eastAsia="Times New Roman" w:hAnsi="Consolas" w:cs="Times New Roman"/>
+          <w:color w:val="A31515"/>
+          <w:kern w:val="0"/>
+          <w:sz w:val="21"/>
+          <w:szCs w:val="21"/>
+          <w14:ligatures w14:val="none"/>
+        </w:rPr>
+        <w:t>'LOG_FILE'</w:t>
+      </w:r>
+      <w:r>
+        <w:rPr>
+          <w:rFonts w:ascii="Consolas" w:eastAsia="Times New Roman" w:hAnsi="Consolas" w:cs="Times New Roman"/>
+          <w:color w:val="3B3B3B"/>
+          <w:kern w:val="0"/>
+          <w:sz w:val="21"/>
+          <w:szCs w:val="21"/>
+          <w14:ligatures w14:val="none"/>
+        </w:rPr>
+        <w:t xml:space="preserve">: </w:t>
+      </w:r>
+      <w:r>
+        <w:rPr>
+          <w:rFonts w:ascii="Consolas" w:eastAsia="Times New Roman" w:hAnsi="Consolas" w:cs="Times New Roman"/>
+          <w:color w:val="A31515"/>
+          <w:kern w:val="0"/>
+          <w:sz w:val="21"/>
+          <w:szCs w:val="21"/>
+          <w14:ligatures w14:val="none"/>
+        </w:rPr>
+        <w:t>'result.log'</w:t>
+      </w:r>
+      <w:r>
+        <w:rPr>
+          <w:rFonts w:ascii="Consolas" w:eastAsia="Times New Roman" w:hAnsi="Consolas" w:cs="Times New Roman"/>
+          <w:color w:val="3B3B3B"/>
+          <w:kern w:val="0"/>
+          <w:sz w:val="21"/>
+          <w:szCs w:val="21"/>
+          <w14:ligatures w14:val="none"/>
+        </w:rPr>
+        <w:t>,</w:t>
+      </w:r>
+    </w:p>
+    <w:p>
+      <w:pPr>
+        <w:shd w:val="clear" w:color="auto" w:fill="FFFFFF"/>
+        <w:spacing w:after="0" w:line="285" w:lineRule="atLeast"/>
+        <w:rPr>
+          <w:rFonts w:ascii="Consolas" w:eastAsia="Times New Roman" w:hAnsi="Consolas" w:cs="Times New Roman"/>
+          <w:color w:val="3B3B3B"/>
+          <w:kern w:val="0"/>
+          <w:sz w:val="21"/>
+          <w:szCs w:val="21"/>
+          <w14:ligatures w14:val="none"/>
+        </w:rPr>
+      </w:pPr>
+      <w:r>
+        <w:rPr>
+          <w:rFonts w:ascii="Consolas" w:eastAsia="Times New Roman" w:hAnsi="Consolas" w:cs="Times New Roman"/>
+          <w:color w:val="3B3B3B"/>
+          <w:kern w:val="0"/>
+          <w:sz w:val="21"/>
+          <w:szCs w:val="21"/>
+          <w14:ligatures w14:val="none"/>
+        </w:rPr>
+        <w:t xml:space="preserve">        </w:t>
+      </w:r>
+      <w:r>
+        <w:rPr>
+          <w:rFonts w:ascii="Consolas" w:eastAsia="Times New Roman" w:hAnsi="Consolas" w:cs="Times New Roman"/>
+          <w:color w:val="A31515"/>
+          <w:kern w:val="0"/>
+          <w:sz w:val="21"/>
+          <w:szCs w:val="21"/>
+          <w14:ligatures w14:val="none"/>
+        </w:rPr>
+        <w:t>'LOG_LEVEL'</w:t>
+      </w:r>
+      <w:r>
+        <w:rPr>
+          <w:rFonts w:ascii="Consolas" w:eastAsia="Times New Roman" w:hAnsi="Consolas" w:cs="Times New Roman"/>
+          <w:color w:val="3B3B3B"/>
+          <w:kern w:val="0"/>
+          <w:sz w:val="21"/>
+          <w:szCs w:val="21"/>
+          <w14:ligatures w14:val="none"/>
+        </w:rPr>
+        <w:t xml:space="preserve">: </w:t>
+      </w:r>
+      <w:r>
+        <w:rPr>
+          <w:rFonts w:ascii="Consolas" w:eastAsia="Times New Roman" w:hAnsi="Consolas" w:cs="Times New Roman"/>
+          <w:color w:val="A31515"/>
+          <w:kern w:val="0"/>
+          <w:sz w:val="21"/>
+          <w:szCs w:val="21"/>
+          <w14:ligatures w14:val="none"/>
+        </w:rPr>
+        <w:t>'INFO'</w:t>
+      </w:r>
+    </w:p>
+    <w:p>
+      <w:pPr>
+        <w:shd w:val="clear" w:color="auto" w:fill="FFFFFF"/>
+        <w:spacing w:after="0" w:line="285" w:lineRule="atLeast"/>
+        <w:rPr>
+          <w:rFonts w:ascii="Consolas" w:eastAsia="Times New Roman" w:hAnsi="Consolas" w:cs="Times New Roman"/>
+          <w:color w:val="3B3B3B"/>
+          <w:kern w:val="0"/>
+          <w:sz w:val="21"/>
+          <w:szCs w:val="21"/>
+          <w14:ligatures w14:val="none"/>
+        </w:rPr>
+      </w:pPr>
+      <w:r>
+        <w:rPr>
+          <w:rFonts w:ascii="Consolas" w:eastAsia="Times New Roman" w:hAnsi="Consolas" w:cs="Times New Roman"/>
+          <w:color w:val="3B3B3B"/>
+          <w:kern w:val="0"/>
+          <w:sz w:val="21"/>
+          <w:szCs w:val="21"/>
+          <w14:ligatures w14:val="none"/>
+        </w:rPr>
+        <w:t>    }</w:t>
+      </w:r>
+    </w:p>
+    <w:p>
+      <w:pPr>
+        <w:ind w:left="720" w:firstLine="720"/>
+        <w:rPr>
+          <w:rFonts w:ascii="Sakkal Majalla" w:hAnsi="Sakkal Majalla" w:cs="Sakkal Majalla"/>
+          <w:sz w:val="28"/>
+          <w:szCs w:val="28"/>
+        </w:rPr>
+      </w:pPr>
+      <w:r>
+        <w:rPr>
+          <w:rFonts w:ascii="Sakkal Majalla" w:hAnsi="Sakkal Majalla" w:cs="Sakkal Majalla"/>
+          <w:sz w:val="28"/>
+          <w:szCs w:val="28"/>
+        </w:rPr>
+        <w:t>*******************************************************</w:t>
+      </w:r>
+    </w:p>
+    <w:p>
+      <w:pPr>
+        <w:rPr>
+          <w:rFonts w:ascii="Sakkal Majalla" w:hAnsi="Sakkal Majalla" w:cs="Sakkal Majalla"/>
+          <w:sz w:val="28"/>
+          <w:szCs w:val="28"/>
+        </w:rPr>
+      </w:pPr>
+      <w:r>
+        <w:rPr>
+          <w:rFonts w:ascii="Sakkal Majalla" w:hAnsi="Sakkal Majalla" w:cs="Sakkal Majalla"/>
+          <w:sz w:val="28"/>
+          <w:szCs w:val="28"/>
+        </w:rPr>
+        <w:lastRenderedPageBreak/>
+        <w:t xml:space="preserve">To override the </w:t>
+      </w:r>
+      <w:r>
+        <w:rPr>
+          <w:rFonts w:ascii="Sakkal Majalla" w:hAnsi="Sakkal Majalla" w:cs="Sakkal Majalla"/>
+          <w:b/>
+          <w:bCs/>
+          <w:color w:val="002060"/>
+          <w:sz w:val="28"/>
+          <w:szCs w:val="28"/>
+        </w:rPr>
+        <w:t>settings.py</w:t>
+      </w:r>
+      <w:r>
+        <w:rPr>
+          <w:rFonts w:ascii="Sakkal Majalla" w:hAnsi="Sakkal Majalla" w:cs="Sakkal Majalla"/>
+          <w:color w:val="002060"/>
+          <w:sz w:val="28"/>
+          <w:szCs w:val="28"/>
+        </w:rPr>
+        <w:t xml:space="preserve"> </w:t>
+      </w:r>
+      <w:r>
+        <w:rPr>
+          <w:rFonts w:ascii="Sakkal Majalla" w:hAnsi="Sakkal Majalla" w:cs="Sakkal Majalla"/>
+          <w:sz w:val="28"/>
+          <w:szCs w:val="28"/>
+        </w:rPr>
+        <w:t xml:space="preserve">file configurations, we can use </w:t>
+      </w:r>
+      <w:r>
+        <w:rPr>
+          <w:rFonts w:ascii="Sakkal Majalla" w:hAnsi="Sakkal Majalla" w:cs="Sakkal Majalla"/>
+          <w:b/>
+          <w:bCs/>
+          <w:color w:val="002060"/>
+          <w:sz w:val="28"/>
+          <w:szCs w:val="28"/>
+        </w:rPr>
+        <w:t>custom_settings</w:t>
+      </w:r>
+      <w:r>
+        <w:rPr>
+          <w:rFonts w:ascii="Sakkal Majalla" w:hAnsi="Sakkal Majalla" w:cs="Sakkal Majalla"/>
+          <w:color w:val="002060"/>
+          <w:sz w:val="28"/>
+          <w:szCs w:val="28"/>
+        </w:rPr>
+        <w:t xml:space="preserve"> </w:t>
+      </w:r>
+      <w:r>
+        <w:rPr>
+          <w:rFonts w:ascii="Sakkal Majalla" w:hAnsi="Sakkal Majalla" w:cs="Sakkal Majalla"/>
+          <w:sz w:val="28"/>
+          <w:szCs w:val="28"/>
+        </w:rPr>
+        <w:t>per the spider files</w:t>
+      </w:r>
+      <w:r>
+        <w:rPr>
+          <w:rFonts w:ascii="Sakkal Majalla" w:hAnsi="Sakkal Majalla" w:cs="Sakkal Majalla"/>
+          <w:sz w:val="28"/>
+          <w:szCs w:val="28"/>
+        </w:rPr>
+        <w:t>.</w:t>
+      </w:r>
+    </w:p>
+    <w:p>
+      <w:pPr>
+        <w:ind w:left="720" w:firstLine="720"/>
+        <w:rPr>
+          <w:rFonts w:ascii="Sakkal Majalla" w:hAnsi="Sakkal Majalla" w:cs="Sakkal Majalla"/>
+          <w:sz w:val="28"/>
+          <w:szCs w:val="28"/>
+        </w:rPr>
+      </w:pPr>
+      <w:r>
+        <w:rPr>
+          <w:rFonts w:ascii="Sakkal Majalla" w:hAnsi="Sakkal Majalla" w:cs="Sakkal Majalla"/>
+          <w:sz w:val="28"/>
+          <w:szCs w:val="28"/>
+        </w:rPr>
+        <w:t>*******************************************************</w:t>
+      </w:r>
+    </w:p>
+    <w:p>
+      <w:pPr>
+        <w:shd w:val="clear" w:color="auto" w:fill="FFFFFF"/>
+        <w:spacing w:after="0" w:line="285" w:lineRule="atLeast"/>
+        <w:rPr>
+          <w:rFonts w:ascii="Consolas" w:eastAsia="Times New Roman" w:hAnsi="Consolas" w:cs="Times New Roman"/>
+          <w:color w:val="3B3B3B"/>
+          <w:kern w:val="0"/>
+          <w:sz w:val="21"/>
+          <w:szCs w:val="21"/>
+          <w14:ligatures w14:val="none"/>
+        </w:rPr>
+      </w:pPr>
+      <w:r>
+        <w:rPr>
+          <w:rFonts w:ascii="Consolas" w:eastAsia="Times New Roman" w:hAnsi="Consolas" w:cs="Times New Roman"/>
+          <w:color w:val="001080"/>
+          <w:kern w:val="0"/>
+          <w:sz w:val="21"/>
+          <w:szCs w:val="21"/>
+          <w14:ligatures w14:val="none"/>
+        </w:rPr>
+        <w:t>self</w:t>
+      </w:r>
+      <w:r>
+        <w:rPr>
+          <w:rFonts w:ascii="Consolas" w:eastAsia="Times New Roman" w:hAnsi="Consolas" w:cs="Times New Roman"/>
+          <w:color w:val="3B3B3B"/>
+          <w:kern w:val="0"/>
+          <w:sz w:val="21"/>
+          <w:szCs w:val="21"/>
+          <w14:ligatures w14:val="none"/>
+        </w:rPr>
+        <w:t>.</w:t>
+      </w:r>
+      <w:r>
+        <w:rPr>
+          <w:rFonts w:ascii="Consolas" w:eastAsia="Times New Roman" w:hAnsi="Consolas" w:cs="Times New Roman"/>
+          <w:color w:val="001080"/>
+          <w:kern w:val="0"/>
+          <w:sz w:val="21"/>
+          <w:szCs w:val="21"/>
+          <w14:ligatures w14:val="none"/>
+        </w:rPr>
+        <w:t>conn</w:t>
+      </w:r>
+      <w:r>
+        <w:rPr>
+          <w:rFonts w:ascii="Consolas" w:eastAsia="Times New Roman" w:hAnsi="Consolas" w:cs="Times New Roman"/>
+          <w:color w:val="3B3B3B"/>
+          <w:kern w:val="0"/>
+          <w:sz w:val="21"/>
+          <w:szCs w:val="21"/>
+          <w14:ligatures w14:val="none"/>
+        </w:rPr>
+        <w:t xml:space="preserve"> </w:t>
+      </w:r>
+      <w:r>
+        <w:rPr>
+          <w:rFonts w:ascii="Consolas" w:eastAsia="Times New Roman" w:hAnsi="Consolas" w:cs="Times New Roman"/>
+          <w:color w:val="000000"/>
+          <w:kern w:val="0"/>
+          <w:sz w:val="21"/>
+          <w:szCs w:val="21"/>
+          <w14:ligatures w14:val="none"/>
+        </w:rPr>
+        <w:t>=</w:t>
+      </w:r>
+      <w:r>
+        <w:rPr>
+          <w:rFonts w:ascii="Consolas" w:eastAsia="Times New Roman" w:hAnsi="Consolas" w:cs="Times New Roman"/>
+          <w:color w:val="3B3B3B"/>
+          <w:kern w:val="0"/>
+          <w:sz w:val="21"/>
+          <w:szCs w:val="21"/>
+          <w14:ligatures w14:val="none"/>
+        </w:rPr>
+        <w:t xml:space="preserve"> </w:t>
+      </w:r>
+      <w:r>
+        <w:rPr>
+          <w:rFonts w:ascii="Consolas" w:eastAsia="Times New Roman" w:hAnsi="Consolas" w:cs="Times New Roman"/>
+          <w:color w:val="267F99"/>
+          <w:kern w:val="0"/>
+          <w:sz w:val="21"/>
+          <w:szCs w:val="21"/>
+          <w14:ligatures w14:val="none"/>
+        </w:rPr>
+        <w:t>mysql</w:t>
+      </w:r>
+      <w:r>
+        <w:rPr>
+          <w:rFonts w:ascii="Consolas" w:eastAsia="Times New Roman" w:hAnsi="Consolas" w:cs="Times New Roman"/>
+          <w:color w:val="3B3B3B"/>
+          <w:kern w:val="0"/>
+          <w:sz w:val="21"/>
+          <w:szCs w:val="21"/>
+          <w14:ligatures w14:val="none"/>
+        </w:rPr>
+        <w:t>.connector.connect(</w:t>
+      </w:r>
+    </w:p>
+    <w:p>
+      <w:pPr>
+        <w:shd w:val="clear" w:color="auto" w:fill="FFFFFF"/>
+        <w:spacing w:after="0" w:line="285" w:lineRule="atLeast"/>
+        <w:rPr>
+          <w:rFonts w:ascii="Consolas" w:eastAsia="Times New Roman" w:hAnsi="Consolas" w:cs="Times New Roman"/>
+          <w:color w:val="3B3B3B"/>
+          <w:kern w:val="0"/>
+          <w:sz w:val="21"/>
+          <w:szCs w:val="21"/>
+          <w14:ligatures w14:val="none"/>
+        </w:rPr>
+      </w:pPr>
+      <w:r>
+        <w:rPr>
+          <w:rFonts w:ascii="Consolas" w:eastAsia="Times New Roman" w:hAnsi="Consolas" w:cs="Times New Roman"/>
+          <w:color w:val="3B3B3B"/>
+          <w:kern w:val="0"/>
+          <w:sz w:val="21"/>
+          <w:szCs w:val="21"/>
+          <w14:ligatures w14:val="none"/>
+        </w:rPr>
+        <w:t xml:space="preserve">            </w:t>
+      </w:r>
+      <w:r>
+        <w:rPr>
+          <w:rFonts w:ascii="Consolas" w:eastAsia="Times New Roman" w:hAnsi="Consolas" w:cs="Times New Roman"/>
+          <w:color w:val="001080"/>
+          <w:kern w:val="0"/>
+          <w:sz w:val="21"/>
+          <w:szCs w:val="21"/>
+          <w14:ligatures w14:val="none"/>
+        </w:rPr>
+        <w:t>host</w:t>
+      </w:r>
+      <w:r>
+        <w:rPr>
+          <w:rFonts w:ascii="Consolas" w:eastAsia="Times New Roman" w:hAnsi="Consolas" w:cs="Times New Roman"/>
+          <w:color w:val="3B3B3B"/>
+          <w:kern w:val="0"/>
+          <w:sz w:val="21"/>
+          <w:szCs w:val="21"/>
+          <w14:ligatures w14:val="none"/>
+        </w:rPr>
+        <w:t xml:space="preserve"> </w:t>
+      </w:r>
+      <w:r>
+        <w:rPr>
+          <w:rFonts w:ascii="Consolas" w:eastAsia="Times New Roman" w:hAnsi="Consolas" w:cs="Times New Roman"/>
+          <w:color w:val="000000"/>
+          <w:kern w:val="0"/>
+          <w:sz w:val="21"/>
+          <w:szCs w:val="21"/>
+          <w14:ligatures w14:val="none"/>
+        </w:rPr>
+        <w:t>=</w:t>
+      </w:r>
+      <w:r>
+        <w:rPr>
+          <w:rFonts w:ascii="Consolas" w:eastAsia="Times New Roman" w:hAnsi="Consolas" w:cs="Times New Roman"/>
+          <w:color w:val="3B3B3B"/>
+          <w:kern w:val="0"/>
+          <w:sz w:val="21"/>
+          <w:szCs w:val="21"/>
+          <w14:ligatures w14:val="none"/>
+        </w:rPr>
+        <w:t xml:space="preserve"> </w:t>
+      </w:r>
+      <w:r>
+        <w:rPr>
+          <w:rFonts w:ascii="Consolas" w:eastAsia="Times New Roman" w:hAnsi="Consolas" w:cs="Times New Roman"/>
+          <w:color w:val="A31515"/>
+          <w:kern w:val="0"/>
+          <w:sz w:val="21"/>
+          <w:szCs w:val="21"/>
+          <w14:ligatures w14:val="none"/>
+        </w:rPr>
+        <w:t>'localhost'</w:t>
+      </w:r>
+      <w:r>
+        <w:rPr>
+          <w:rFonts w:ascii="Consolas" w:eastAsia="Times New Roman" w:hAnsi="Consolas" w:cs="Times New Roman"/>
+          <w:color w:val="3B3B3B"/>
+          <w:kern w:val="0"/>
+          <w:sz w:val="21"/>
+          <w:szCs w:val="21"/>
+          <w14:ligatures w14:val="none"/>
+        </w:rPr>
+        <w:t>,</w:t>
+      </w:r>
+    </w:p>
+    <w:p>
+      <w:pPr>
+        <w:shd w:val="clear" w:color="auto" w:fill="FFFFFF"/>
+        <w:spacing w:after="0" w:line="285" w:lineRule="atLeast"/>
+        <w:rPr>
+          <w:rFonts w:ascii="Consolas" w:eastAsia="Times New Roman" w:hAnsi="Consolas" w:cs="Times New Roman"/>
+          <w:color w:val="3B3B3B"/>
+          <w:kern w:val="0"/>
+          <w:sz w:val="21"/>
+          <w:szCs w:val="21"/>
+          <w14:ligatures w14:val="none"/>
+        </w:rPr>
+      </w:pPr>
+      <w:r>
+        <w:rPr>
+          <w:rFonts w:ascii="Consolas" w:eastAsia="Times New Roman" w:hAnsi="Consolas" w:cs="Times New Roman"/>
+          <w:color w:val="3B3B3B"/>
+          <w:kern w:val="0"/>
+          <w:sz w:val="21"/>
+          <w:szCs w:val="21"/>
+          <w14:ligatures w14:val="none"/>
+        </w:rPr>
+        <w:t xml:space="preserve">            </w:t>
+      </w:r>
+      <w:r>
+        <w:rPr>
+          <w:rFonts w:ascii="Consolas" w:eastAsia="Times New Roman" w:hAnsi="Consolas" w:cs="Times New Roman"/>
+          <w:color w:val="001080"/>
+          <w:kern w:val="0"/>
+          <w:sz w:val="21"/>
+          <w:szCs w:val="21"/>
+          <w14:ligatures w14:val="none"/>
+        </w:rPr>
+        <w:t>user</w:t>
+      </w:r>
+      <w:r>
+        <w:rPr>
+          <w:rFonts w:ascii="Consolas" w:eastAsia="Times New Roman" w:hAnsi="Consolas" w:cs="Times New Roman"/>
+          <w:color w:val="3B3B3B"/>
+          <w:kern w:val="0"/>
+          <w:sz w:val="21"/>
+          <w:szCs w:val="21"/>
+          <w14:ligatures w14:val="none"/>
+        </w:rPr>
+        <w:t xml:space="preserve"> </w:t>
+      </w:r>
+      <w:r>
+        <w:rPr>
+          <w:rFonts w:ascii="Consolas" w:eastAsia="Times New Roman" w:hAnsi="Consolas" w:cs="Times New Roman"/>
+          <w:color w:val="000000"/>
+          <w:kern w:val="0"/>
+          <w:sz w:val="21"/>
+          <w:szCs w:val="21"/>
+          <w14:ligatures w14:val="none"/>
+        </w:rPr>
+        <w:t>=</w:t>
+      </w:r>
+      <w:r>
+        <w:rPr>
+          <w:rFonts w:ascii="Consolas" w:eastAsia="Times New Roman" w:hAnsi="Consolas" w:cs="Times New Roman"/>
+          <w:color w:val="3B3B3B"/>
+          <w:kern w:val="0"/>
+          <w:sz w:val="21"/>
+          <w:szCs w:val="21"/>
+          <w14:ligatures w14:val="none"/>
+        </w:rPr>
+        <w:t xml:space="preserve"> </w:t>
+      </w:r>
+      <w:r>
+        <w:rPr>
+          <w:rFonts w:ascii="Consolas" w:eastAsia="Times New Roman" w:hAnsi="Consolas" w:cs="Times New Roman"/>
+          <w:color w:val="A31515"/>
+          <w:kern w:val="0"/>
+          <w:sz w:val="21"/>
+          <w:szCs w:val="21"/>
+          <w14:ligatures w14:val="none"/>
+        </w:rPr>
+        <w:t>'root'</w:t>
+      </w:r>
+      <w:r>
+        <w:rPr>
+          <w:rFonts w:ascii="Consolas" w:eastAsia="Times New Roman" w:hAnsi="Consolas" w:cs="Times New Roman"/>
+          <w:color w:val="3B3B3B"/>
+          <w:kern w:val="0"/>
+          <w:sz w:val="21"/>
+          <w:szCs w:val="21"/>
+          <w14:ligatures w14:val="none"/>
+        </w:rPr>
+        <w:t>,</w:t>
+      </w:r>
+    </w:p>
+    <w:p>
+      <w:pPr>
+        <w:shd w:val="clear" w:color="auto" w:fill="FFFFFF"/>
+        <w:spacing w:after="0" w:line="285" w:lineRule="atLeast"/>
+        <w:rPr>
+          <w:rFonts w:ascii="Consolas" w:eastAsia="Times New Roman" w:hAnsi="Consolas" w:cs="Times New Roman"/>
+          <w:color w:val="3B3B3B"/>
+          <w:kern w:val="0"/>
+          <w:sz w:val="21"/>
+          <w:szCs w:val="21"/>
+          <w14:ligatures w14:val="none"/>
+        </w:rPr>
+      </w:pPr>
+      <w:r>
+        <w:rPr>
+          <w:rFonts w:ascii="Consolas" w:eastAsia="Times New Roman" w:hAnsi="Consolas" w:cs="Times New Roman"/>
+          <w:color w:val="3B3B3B"/>
+          <w:kern w:val="0"/>
+          <w:sz w:val="21"/>
+          <w:szCs w:val="21"/>
+          <w14:ligatures w14:val="none"/>
+        </w:rPr>
+        <w:t xml:space="preserve">            </w:t>
+      </w:r>
+      <w:r>
+        <w:rPr>
+          <w:rFonts w:ascii="Consolas" w:eastAsia="Times New Roman" w:hAnsi="Consolas" w:cs="Times New Roman"/>
+          <w:color w:val="001080"/>
+          <w:kern w:val="0"/>
+          <w:sz w:val="21"/>
+          <w:szCs w:val="21"/>
+          <w14:ligatures w14:val="none"/>
+        </w:rPr>
+        <w:t>password</w:t>
+      </w:r>
+      <w:r>
+        <w:rPr>
+          <w:rFonts w:ascii="Consolas" w:eastAsia="Times New Roman" w:hAnsi="Consolas" w:cs="Times New Roman"/>
+          <w:color w:val="3B3B3B"/>
+          <w:kern w:val="0"/>
+          <w:sz w:val="21"/>
+          <w:szCs w:val="21"/>
+          <w14:ligatures w14:val="none"/>
+        </w:rPr>
+        <w:t xml:space="preserve"> </w:t>
+      </w:r>
+      <w:r>
+        <w:rPr>
+          <w:rFonts w:ascii="Consolas" w:eastAsia="Times New Roman" w:hAnsi="Consolas" w:cs="Times New Roman"/>
+          <w:color w:val="000000"/>
+          <w:kern w:val="0"/>
+          <w:sz w:val="21"/>
+          <w:szCs w:val="21"/>
+          <w14:ligatures w14:val="none"/>
+        </w:rPr>
+        <w:t>=</w:t>
+      </w:r>
+      <w:r>
+        <w:rPr>
+          <w:rFonts w:ascii="Consolas" w:eastAsia="Times New Roman" w:hAnsi="Consolas" w:cs="Times New Roman"/>
+          <w:color w:val="3B3B3B"/>
+          <w:kern w:val="0"/>
+          <w:sz w:val="21"/>
+          <w:szCs w:val="21"/>
+          <w14:ligatures w14:val="none"/>
+        </w:rPr>
+        <w:t xml:space="preserve"> </w:t>
+      </w:r>
+      <w:r>
+        <w:rPr>
+          <w:rFonts w:ascii="Consolas" w:eastAsia="Times New Roman" w:hAnsi="Consolas" w:cs="Times New Roman"/>
+          <w:color w:val="098658"/>
+          <w:kern w:val="0"/>
+          <w:sz w:val="21"/>
+          <w:szCs w:val="21"/>
+          <w14:ligatures w14:val="none"/>
+        </w:rPr>
+        <w:t>123</w:t>
+      </w:r>
+      <w:r>
+        <w:rPr>
+          <w:rFonts w:ascii="Consolas" w:eastAsia="Times New Roman" w:hAnsi="Consolas" w:cs="Times New Roman"/>
+          <w:color w:val="3B3B3B"/>
+          <w:kern w:val="0"/>
+          <w:sz w:val="21"/>
+          <w:szCs w:val="21"/>
+          <w14:ligatures w14:val="none"/>
+        </w:rPr>
+        <w:t>,</w:t>
+      </w:r>
+    </w:p>
+    <w:p>
+      <w:pPr>
+        <w:shd w:val="clear" w:color="auto" w:fill="FFFFFF"/>
+        <w:spacing w:after="0" w:line="285" w:lineRule="atLeast"/>
+        <w:rPr>
+          <w:rFonts w:ascii="Consolas" w:eastAsia="Times New Roman" w:hAnsi="Consolas" w:cs="Times New Roman"/>
+          <w:color w:val="3B3B3B"/>
+          <w:kern w:val="0"/>
+          <w:sz w:val="21"/>
+          <w:szCs w:val="21"/>
+          <w14:ligatures w14:val="none"/>
+        </w:rPr>
+      </w:pPr>
+      <w:r>
+        <w:rPr>
+          <w:rFonts w:ascii="Consolas" w:eastAsia="Times New Roman" w:hAnsi="Consolas" w:cs="Times New Roman"/>
+          <w:color w:val="3B3B3B"/>
+          <w:kern w:val="0"/>
+          <w:sz w:val="21"/>
+          <w:szCs w:val="21"/>
+          <w14:ligatures w14:val="none"/>
+        </w:rPr>
+        <w:t xml:space="preserve">            </w:t>
+      </w:r>
+      <w:r>
+        <w:rPr>
+          <w:rFonts w:ascii="Consolas" w:eastAsia="Times New Roman" w:hAnsi="Consolas" w:cs="Times New Roman"/>
+          <w:color w:val="001080"/>
+          <w:kern w:val="0"/>
+          <w:sz w:val="21"/>
+          <w:szCs w:val="21"/>
+          <w14:ligatures w14:val="none"/>
+        </w:rPr>
+        <w:t>database</w:t>
+      </w:r>
+      <w:r>
+        <w:rPr>
+          <w:rFonts w:ascii="Consolas" w:eastAsia="Times New Roman" w:hAnsi="Consolas" w:cs="Times New Roman"/>
+          <w:color w:val="3B3B3B"/>
+          <w:kern w:val="0"/>
+          <w:sz w:val="21"/>
+          <w:szCs w:val="21"/>
+          <w14:ligatures w14:val="none"/>
+        </w:rPr>
+        <w:t xml:space="preserve"> </w:t>
+      </w:r>
+      <w:r>
+        <w:rPr>
+          <w:rFonts w:ascii="Consolas" w:eastAsia="Times New Roman" w:hAnsi="Consolas" w:cs="Times New Roman"/>
+          <w:color w:val="000000"/>
+          <w:kern w:val="0"/>
+          <w:sz w:val="21"/>
+          <w:szCs w:val="21"/>
+          <w14:ligatures w14:val="none"/>
+        </w:rPr>
+        <w:t>=</w:t>
+      </w:r>
+      <w:r>
+        <w:rPr>
+          <w:rFonts w:ascii="Consolas" w:eastAsia="Times New Roman" w:hAnsi="Consolas" w:cs="Times New Roman"/>
+          <w:color w:val="3B3B3B"/>
+          <w:kern w:val="0"/>
+          <w:sz w:val="21"/>
+          <w:szCs w:val="21"/>
+          <w14:ligatures w14:val="none"/>
+        </w:rPr>
+        <w:t xml:space="preserve"> </w:t>
+      </w:r>
+      <w:r>
+        <w:rPr>
+          <w:rFonts w:ascii="Consolas" w:eastAsia="Times New Roman" w:hAnsi="Consolas" w:cs="Times New Roman"/>
+          <w:color w:val="A31515"/>
+          <w:kern w:val="0"/>
+          <w:sz w:val="21"/>
+          <w:szCs w:val="21"/>
+          <w14:ligatures w14:val="none"/>
+        </w:rPr>
+        <w:t>'scrapebooks'</w:t>
+      </w:r>
+    </w:p>
+    <w:p>
+      <w:pPr>
+        <w:shd w:val="clear" w:color="auto" w:fill="FFFFFF"/>
+        <w:spacing w:after="0" w:line="285" w:lineRule="atLeast"/>
+        <w:rPr>
+          <w:rFonts w:ascii="Consolas" w:eastAsia="Times New Roman" w:hAnsi="Consolas" w:cs="Times New Roman"/>
+          <w:color w:val="3B3B3B"/>
+          <w:kern w:val="0"/>
+          <w:sz w:val="21"/>
+          <w:szCs w:val="21"/>
+          <w14:ligatures w14:val="none"/>
+        </w:rPr>
+      </w:pPr>
+      <w:r>
+        <w:rPr>
+          <w:rFonts w:ascii="Consolas" w:eastAsia="Times New Roman" w:hAnsi="Consolas" w:cs="Times New Roman"/>
+          <w:color w:val="3B3B3B"/>
+          <w:kern w:val="0"/>
+          <w:sz w:val="21"/>
+          <w:szCs w:val="21"/>
+          <w14:ligatures w14:val="none"/>
+        </w:rPr>
+        <w:t>        )</w:t>
+      </w:r>
+    </w:p>
+    <w:p>
+      <w:pPr>
+        <w:shd w:val="clear" w:color="auto" w:fill="FFFFFF"/>
+        <w:spacing w:after="0" w:line="285" w:lineRule="atLeast"/>
+        <w:rPr>
+          <w:rFonts w:ascii="Consolas" w:eastAsia="Times New Roman" w:hAnsi="Consolas" w:cs="Times New Roman"/>
+          <w:color w:val="3B3B3B"/>
+          <w:kern w:val="0"/>
+          <w:sz w:val="21"/>
+          <w:szCs w:val="21"/>
+          <w14:ligatures w14:val="none"/>
+        </w:rPr>
+      </w:pPr>
+    </w:p>
+    <w:p>
+      <w:pPr>
+        <w:shd w:val="clear" w:color="auto" w:fill="FFFFFF"/>
+        <w:spacing w:after="0" w:line="285" w:lineRule="atLeast"/>
+        <w:rPr>
+          <w:rFonts w:ascii="Consolas" w:eastAsia="Times New Roman" w:hAnsi="Consolas" w:cs="Times New Roman"/>
+          <w:color w:val="3B3B3B"/>
+          <w:kern w:val="0"/>
+          <w:sz w:val="21"/>
+          <w:szCs w:val="21"/>
+          <w14:ligatures w14:val="none"/>
+        </w:rPr>
+      </w:pPr>
+      <w:r>
+        <w:rPr>
+          <w:rFonts w:ascii="Consolas" w:eastAsia="Times New Roman" w:hAnsi="Consolas" w:cs="Times New Roman"/>
+          <w:color w:val="3B3B3B"/>
+          <w:kern w:val="0"/>
+          <w:sz w:val="21"/>
+          <w:szCs w:val="21"/>
+          <w14:ligatures w14:val="none"/>
+        </w:rPr>
+        <w:t xml:space="preserve">        </w:t>
+      </w:r>
+      <w:r>
+        <w:rPr>
+          <w:rFonts w:ascii="Consolas" w:eastAsia="Times New Roman" w:hAnsi="Consolas" w:cs="Times New Roman"/>
+          <w:color w:val="001080"/>
+          <w:kern w:val="0"/>
+          <w:sz w:val="21"/>
+          <w:szCs w:val="21"/>
+          <w14:ligatures w14:val="none"/>
+        </w:rPr>
+        <w:t>self</w:t>
+      </w:r>
+      <w:r>
+        <w:rPr>
+          <w:rFonts w:ascii="Consolas" w:eastAsia="Times New Roman" w:hAnsi="Consolas" w:cs="Times New Roman"/>
+          <w:color w:val="3B3B3B"/>
+          <w:kern w:val="0"/>
+          <w:sz w:val="21"/>
+          <w:szCs w:val="21"/>
+          <w14:ligatures w14:val="none"/>
+        </w:rPr>
+        <w:t>.</w:t>
+      </w:r>
+      <w:r>
+        <w:rPr>
+          <w:rFonts w:ascii="Consolas" w:eastAsia="Times New Roman" w:hAnsi="Consolas" w:cs="Times New Roman"/>
+          <w:color w:val="001080"/>
+          <w:kern w:val="0"/>
+          <w:sz w:val="21"/>
+          <w:szCs w:val="21"/>
+          <w14:ligatures w14:val="none"/>
+        </w:rPr>
+        <w:t>cur</w:t>
+      </w:r>
+      <w:r>
+        <w:rPr>
+          <w:rFonts w:ascii="Consolas" w:eastAsia="Times New Roman" w:hAnsi="Consolas" w:cs="Times New Roman"/>
+          <w:color w:val="3B3B3B"/>
+          <w:kern w:val="0"/>
+          <w:sz w:val="21"/>
+          <w:szCs w:val="21"/>
+          <w14:ligatures w14:val="none"/>
+        </w:rPr>
+        <w:t xml:space="preserve"> </w:t>
+      </w:r>
+      <w:r>
+        <w:rPr>
+          <w:rFonts w:ascii="Consolas" w:eastAsia="Times New Roman" w:hAnsi="Consolas" w:cs="Times New Roman"/>
+          <w:color w:val="000000"/>
+          <w:kern w:val="0"/>
+          <w:sz w:val="21"/>
+          <w:szCs w:val="21"/>
+          <w14:ligatures w14:val="none"/>
+        </w:rPr>
+        <w:t>=</w:t>
+      </w:r>
+      <w:r>
+        <w:rPr>
+          <w:rFonts w:ascii="Consolas" w:eastAsia="Times New Roman" w:hAnsi="Consolas" w:cs="Times New Roman"/>
+          <w:color w:val="3B3B3B"/>
+          <w:kern w:val="0"/>
+          <w:sz w:val="21"/>
+          <w:szCs w:val="21"/>
+          <w14:ligatures w14:val="none"/>
+        </w:rPr>
+        <w:t xml:space="preserve"> </w:t>
+      </w:r>
+      <w:r>
+        <w:rPr>
+          <w:rFonts w:ascii="Consolas" w:eastAsia="Times New Roman" w:hAnsi="Consolas" w:cs="Times New Roman"/>
+          <w:color w:val="001080"/>
+          <w:kern w:val="0"/>
+          <w:sz w:val="21"/>
+          <w:szCs w:val="21"/>
+          <w14:ligatures w14:val="none"/>
+        </w:rPr>
+        <w:t>self</w:t>
+      </w:r>
+      <w:r>
+        <w:rPr>
+          <w:rFonts w:ascii="Consolas" w:eastAsia="Times New Roman" w:hAnsi="Consolas" w:cs="Times New Roman"/>
+          <w:color w:val="3B3B3B"/>
+          <w:kern w:val="0"/>
+          <w:sz w:val="21"/>
+          <w:szCs w:val="21"/>
+          <w14:ligatures w14:val="none"/>
+        </w:rPr>
+        <w:t>.</w:t>
+      </w:r>
+      <w:r>
+        <w:rPr>
+          <w:rFonts w:ascii="Consolas" w:eastAsia="Times New Roman" w:hAnsi="Consolas" w:cs="Times New Roman"/>
+          <w:color w:val="001080"/>
+          <w:kern w:val="0"/>
+          <w:sz w:val="21"/>
+          <w:szCs w:val="21"/>
+          <w14:ligatures w14:val="none"/>
+        </w:rPr>
+        <w:t>conn</w:t>
+      </w:r>
+      <w:r>
+        <w:rPr>
+          <w:rFonts w:ascii="Consolas" w:eastAsia="Times New Roman" w:hAnsi="Consolas" w:cs="Times New Roman"/>
+          <w:color w:val="3B3B3B"/>
+          <w:kern w:val="0"/>
+          <w:sz w:val="21"/>
+          <w:szCs w:val="21"/>
+          <w14:ligatures w14:val="none"/>
+        </w:rPr>
+        <w:t>.cursor()</w:t>
+      </w:r>
+    </w:p>
+    <w:p>
+      <w:pPr>
+        <w:shd w:val="clear" w:color="auto" w:fill="FFFFFF"/>
+        <w:spacing w:after="0" w:line="285" w:lineRule="atLeast"/>
+        <w:rPr>
+          <w:rFonts w:ascii="Consolas" w:eastAsia="Times New Roman" w:hAnsi="Consolas" w:cs="Times New Roman"/>
+          <w:color w:val="3B3B3B"/>
+          <w:kern w:val="0"/>
+          <w:sz w:val="21"/>
+          <w:szCs w:val="21"/>
+          <w14:ligatures w14:val="none"/>
+        </w:rPr>
+      </w:pPr>
+      <w:r>
+        <w:rPr>
+          <w:rFonts w:ascii="Consolas" w:eastAsia="Times New Roman" w:hAnsi="Consolas" w:cs="Times New Roman"/>
+          <w:color w:val="3B3B3B"/>
+          <w:kern w:val="0"/>
+          <w:sz w:val="21"/>
+          <w:szCs w:val="21"/>
+          <w14:ligatures w14:val="none"/>
+        </w:rPr>
+        <w:t xml:space="preserve">        </w:t>
+      </w:r>
+      <w:r>
+        <w:rPr>
+          <w:rFonts w:ascii="Consolas" w:eastAsia="Times New Roman" w:hAnsi="Consolas" w:cs="Times New Roman"/>
+          <w:color w:val="001080"/>
+          <w:kern w:val="0"/>
+          <w:sz w:val="21"/>
+          <w:szCs w:val="21"/>
+          <w14:ligatures w14:val="none"/>
+        </w:rPr>
+        <w:t>self</w:t>
+      </w:r>
+      <w:r>
+        <w:rPr>
+          <w:rFonts w:ascii="Consolas" w:eastAsia="Times New Roman" w:hAnsi="Consolas" w:cs="Times New Roman"/>
+          <w:color w:val="3B3B3B"/>
+          <w:kern w:val="0"/>
+          <w:sz w:val="21"/>
+          <w:szCs w:val="21"/>
+          <w14:ligatures w14:val="none"/>
+        </w:rPr>
+        <w:t>.</w:t>
+      </w:r>
+      <w:r>
+        <w:rPr>
+          <w:rFonts w:ascii="Consolas" w:eastAsia="Times New Roman" w:hAnsi="Consolas" w:cs="Times New Roman"/>
+          <w:color w:val="001080"/>
+          <w:kern w:val="0"/>
+          <w:sz w:val="21"/>
+          <w:szCs w:val="21"/>
+          <w14:ligatures w14:val="none"/>
+        </w:rPr>
+        <w:t>cur</w:t>
+      </w:r>
+      <w:r>
+        <w:rPr>
+          <w:rFonts w:ascii="Consolas" w:eastAsia="Times New Roman" w:hAnsi="Consolas" w:cs="Times New Roman"/>
+          <w:color w:val="3B3B3B"/>
+          <w:kern w:val="0"/>
+          <w:sz w:val="21"/>
+          <w:szCs w:val="21"/>
+          <w14:ligatures w14:val="none"/>
+        </w:rPr>
+        <w:t>.execute(</w:t>
+      </w:r>
+      <w:r>
+        <w:rPr>
+          <w:rFonts w:ascii="Consolas" w:eastAsia="Times New Roman" w:hAnsi="Consolas" w:cs="Times New Roman"/>
+          <w:color w:val="A31515"/>
+          <w:kern w:val="0"/>
+          <w:sz w:val="21"/>
+          <w:szCs w:val="21"/>
+          <w14:ligatures w14:val="none"/>
+        </w:rPr>
+        <w:t>"""</w:t>
+      </w:r>
+    </w:p>
+    <w:p>
+      <w:pPr>
+        <w:shd w:val="clear" w:color="auto" w:fill="FFFFFF"/>
+        <w:spacing w:after="0" w:line="285" w:lineRule="atLeast"/>
+        <w:rPr>
+          <w:rFonts w:ascii="Consolas" w:eastAsia="Times New Roman" w:hAnsi="Consolas" w:cs="Times New Roman"/>
+          <w:color w:val="3B3B3B"/>
+          <w:kern w:val="0"/>
+          <w:sz w:val="21"/>
+          <w:szCs w:val="21"/>
+          <w14:ligatures w14:val="none"/>
+        </w:rPr>
+      </w:pPr>
+      <w:r>
+        <w:rPr>
+          <w:rFonts w:ascii="Consolas" w:eastAsia="Times New Roman" w:hAnsi="Consolas" w:cs="Times New Roman"/>
+          <w:color w:val="A31515"/>
+          <w:kern w:val="0"/>
+          <w:sz w:val="21"/>
+          <w:szCs w:val="21"/>
+          <w14:ligatures w14:val="none"/>
+        </w:rPr>
+        <w:t>            CREATE TABLE IF NOT EXISTS books (</w:t>
+      </w:r>
+    </w:p>
+    <w:p>
+      <w:pPr>
+        <w:shd w:val="clear" w:color="auto" w:fill="FFFFFF"/>
+        <w:spacing w:after="0" w:line="285" w:lineRule="atLeast"/>
+        <w:rPr>
+          <w:rFonts w:ascii="Consolas" w:eastAsia="Times New Roman" w:hAnsi="Consolas" w:cs="Times New Roman"/>
+          <w:color w:val="3B3B3B"/>
+          <w:kern w:val="0"/>
+          <w:sz w:val="21"/>
+          <w:szCs w:val="21"/>
+          <w14:ligatures w14:val="none"/>
+        </w:rPr>
+      </w:pPr>
+      <w:r>
+        <w:rPr>
+          <w:rFonts w:ascii="Consolas" w:eastAsia="Times New Roman" w:hAnsi="Consolas" w:cs="Times New Roman"/>
+          <w:color w:val="A31515"/>
+          <w:kern w:val="0"/>
+          <w:sz w:val="21"/>
+          <w:szCs w:val="21"/>
+          <w14:ligatures w14:val="none"/>
+        </w:rPr>
+        <w:t>                id INT AUTO_INCREMENT PRIMARY KEY,</w:t>
+      </w:r>
+    </w:p>
+    <w:p>
+      <w:pPr>
+        <w:shd w:val="clear" w:color="auto" w:fill="FFFFFF"/>
+        <w:spacing w:after="0" w:line="285" w:lineRule="atLeast"/>
+        <w:rPr>
+          <w:rFonts w:ascii="Consolas" w:eastAsia="Times New Roman" w:hAnsi="Consolas" w:cs="Times New Roman"/>
+          <w:color w:val="3B3B3B"/>
+          <w:kern w:val="0"/>
+          <w:sz w:val="21"/>
+          <w:szCs w:val="21"/>
+          <w14:ligatures w14:val="none"/>
+        </w:rPr>
+      </w:pPr>
+      <w:r>
+        <w:rPr>
+          <w:rFonts w:ascii="Consolas" w:eastAsia="Times New Roman" w:hAnsi="Consolas" w:cs="Times New Roman"/>
+          <w:color w:val="A31515"/>
+          <w:kern w:val="0"/>
+          <w:sz w:val="21"/>
+          <w:szCs w:val="21"/>
+          <w14:ligatures w14:val="none"/>
+        </w:rPr>
+        <w:t>                url VARCHAR(1024) UNIQUE NOT NULL,</w:t>
+      </w:r>
+    </w:p>
+    <w:p>
+      <w:pPr>
+        <w:shd w:val="clear" w:color="auto" w:fill="FFFFFF"/>
+        <w:spacing w:after="0" w:line="285" w:lineRule="atLeast"/>
+        <w:rPr>
+          <w:rFonts w:ascii="Consolas" w:eastAsia="Times New Roman" w:hAnsi="Consolas" w:cs="Times New Roman"/>
+          <w:color w:val="3B3B3B"/>
+          <w:kern w:val="0"/>
+          <w:sz w:val="21"/>
+          <w:szCs w:val="21"/>
+          <w14:ligatures w14:val="none"/>
+        </w:rPr>
+      </w:pPr>
+      <w:r>
+        <w:rPr>
+          <w:rFonts w:ascii="Consolas" w:eastAsia="Times New Roman" w:hAnsi="Consolas" w:cs="Times New Roman"/>
+          <w:color w:val="A31515"/>
+          <w:kern w:val="0"/>
+          <w:sz w:val="21"/>
+          <w:szCs w:val="21"/>
+          <w14:ligatures w14:val="none"/>
+        </w:rPr>
+        <w:t>                title VARCHAR(255),</w:t>
+      </w:r>
+    </w:p>
+    <w:p>
+      <w:pPr>
+        <w:shd w:val="clear" w:color="auto" w:fill="FFFFFF"/>
+        <w:spacing w:after="0" w:line="285" w:lineRule="atLeast"/>
+        <w:rPr>
+          <w:rFonts w:ascii="Consolas" w:eastAsia="Times New Roman" w:hAnsi="Consolas" w:cs="Times New Roman"/>
+          <w:color w:val="3B3B3B"/>
+          <w:kern w:val="0"/>
+          <w:sz w:val="21"/>
+          <w:szCs w:val="21"/>
+          <w14:ligatures w14:val="none"/>
+        </w:rPr>
+      </w:pPr>
+      <w:r>
+        <w:rPr>
+          <w:rFonts w:ascii="Consolas" w:eastAsia="Times New Roman" w:hAnsi="Consolas" w:cs="Times New Roman"/>
+          <w:color w:val="A31515"/>
+          <w:kern w:val="0"/>
+          <w:sz w:val="21"/>
+          <w:szCs w:val="21"/>
+          <w14:ligatures w14:val="none"/>
+        </w:rPr>
+        <w:t>                product_type VARCHAR(100),</w:t>
+      </w:r>
+    </w:p>
+    <w:p>
+      <w:pPr>
+        <w:shd w:val="clear" w:color="auto" w:fill="FFFFFF"/>
+        <w:spacing w:after="0" w:line="285" w:lineRule="atLeast"/>
+        <w:rPr>
+          <w:rFonts w:ascii="Consolas" w:eastAsia="Times New Roman" w:hAnsi="Consolas" w:cs="Times New Roman"/>
+          <w:color w:val="3B3B3B"/>
+          <w:kern w:val="0"/>
+          <w:sz w:val="21"/>
+          <w:szCs w:val="21"/>
+          <w14:ligatures w14:val="none"/>
+        </w:rPr>
+      </w:pPr>
+      <w:r>
+        <w:rPr>
+          <w:rFonts w:ascii="Consolas" w:eastAsia="Times New Roman" w:hAnsi="Consolas" w:cs="Times New Roman"/>
+          <w:color w:val="A31515"/>
+          <w:kern w:val="0"/>
+          <w:sz w:val="21"/>
+          <w:szCs w:val="21"/>
+          <w14:ligatures w14:val="none"/>
+        </w:rPr>
+        <w:t>                price_excl_tax DECIMAL(10, 2),</w:t>
+      </w:r>
+    </w:p>
+    <w:p>
+      <w:pPr>
+        <w:shd w:val="clear" w:color="auto" w:fill="FFFFFF"/>
+        <w:spacing w:after="0" w:line="285" w:lineRule="atLeast"/>
+        <w:rPr>
+          <w:rFonts w:ascii="Consolas" w:eastAsia="Times New Roman" w:hAnsi="Consolas" w:cs="Times New Roman"/>
+          <w:color w:val="3B3B3B"/>
+          <w:kern w:val="0"/>
+          <w:sz w:val="21"/>
+          <w:szCs w:val="21"/>
+          <w14:ligatures w14:val="none"/>
+        </w:rPr>
+      </w:pPr>
+      <w:r>
+        <w:rPr>
+          <w:rFonts w:ascii="Consolas" w:eastAsia="Times New Roman" w:hAnsi="Consolas" w:cs="Times New Roman"/>
+          <w:color w:val="A31515"/>
+          <w:kern w:val="0"/>
+          <w:sz w:val="21"/>
+          <w:szCs w:val="21"/>
+          <w14:ligatures w14:val="none"/>
+        </w:rPr>
+        <w:t>                price_incl_tax DECIMAL(10, 2),</w:t>
+      </w:r>
+    </w:p>
+    <w:p>
+      <w:pPr>
+        <w:shd w:val="clear" w:color="auto" w:fill="FFFFFF"/>
+        <w:spacing w:after="0" w:line="285" w:lineRule="atLeast"/>
+        <w:rPr>
+          <w:rFonts w:ascii="Consolas" w:eastAsia="Times New Roman" w:hAnsi="Consolas" w:cs="Times New Roman"/>
+          <w:color w:val="3B3B3B"/>
+          <w:kern w:val="0"/>
+          <w:sz w:val="21"/>
+          <w:szCs w:val="21"/>
+          <w14:ligatures w14:val="none"/>
+        </w:rPr>
+      </w:pPr>
+      <w:r>
+        <w:rPr>
+          <w:rFonts w:ascii="Consolas" w:eastAsia="Times New Roman" w:hAnsi="Consolas" w:cs="Times New Roman"/>
+          <w:color w:val="A31515"/>
+          <w:kern w:val="0"/>
+          <w:sz w:val="21"/>
+          <w:szCs w:val="21"/>
+          <w14:ligatures w14:val="none"/>
+        </w:rPr>
+        <w:t>                tax DECIMAL(10, 2),</w:t>
+      </w:r>
+    </w:p>
+    <w:p>
+      <w:pPr>
+        <w:shd w:val="clear" w:color="auto" w:fill="FFFFFF"/>
+        <w:spacing w:after="0" w:line="285" w:lineRule="atLeast"/>
+        <w:rPr>
+          <w:rFonts w:ascii="Consolas" w:eastAsia="Times New Roman" w:hAnsi="Consolas" w:cs="Times New Roman"/>
+          <w:color w:val="3B3B3B"/>
+          <w:kern w:val="0"/>
+          <w:sz w:val="21"/>
+          <w:szCs w:val="21"/>
+          <w14:ligatures w14:val="none"/>
+        </w:rPr>
+      </w:pPr>
+      <w:r>
+        <w:rPr>
+          <w:rFonts w:ascii="Consolas" w:eastAsia="Times New Roman" w:hAnsi="Consolas" w:cs="Times New Roman"/>
+          <w:color w:val="A31515"/>
+          <w:kern w:val="0"/>
+          <w:sz w:val="21"/>
+          <w:szCs w:val="21"/>
+          <w14:ligatures w14:val="none"/>
+        </w:rPr>
+        <w:t>                availability VARCHAR(100),</w:t>
+      </w:r>
+    </w:p>
+    <w:p>
+      <w:pPr>
+        <w:shd w:val="clear" w:color="auto" w:fill="FFFFFF"/>
+        <w:spacing w:after="0" w:line="285" w:lineRule="atLeast"/>
+        <w:rPr>
+          <w:rFonts w:ascii="Consolas" w:eastAsia="Times New Roman" w:hAnsi="Consolas" w:cs="Times New Roman"/>
+          <w:color w:val="3B3B3B"/>
+          <w:kern w:val="0"/>
+          <w:sz w:val="21"/>
+          <w:szCs w:val="21"/>
+          <w14:ligatures w14:val="none"/>
+        </w:rPr>
+      </w:pPr>
+      <w:r>
+        <w:rPr>
+          <w:rFonts w:ascii="Consolas" w:eastAsia="Times New Roman" w:hAnsi="Consolas" w:cs="Times New Roman"/>
+          <w:color w:val="A31515"/>
+          <w:kern w:val="0"/>
+          <w:sz w:val="21"/>
+          <w:szCs w:val="21"/>
+          <w14:ligatures w14:val="none"/>
+        </w:rPr>
+        <w:t>                num_reviews INT,</w:t>
+      </w:r>
+    </w:p>
+    <w:p>
+      <w:pPr>
+        <w:shd w:val="clear" w:color="auto" w:fill="FFFFFF"/>
+        <w:spacing w:after="0" w:line="285" w:lineRule="atLeast"/>
+        <w:rPr>
+          <w:rFonts w:ascii="Consolas" w:eastAsia="Times New Roman" w:hAnsi="Consolas" w:cs="Times New Roman"/>
+          <w:color w:val="3B3B3B"/>
+          <w:kern w:val="0"/>
+          <w:sz w:val="21"/>
+          <w:szCs w:val="21"/>
+          <w14:ligatures w14:val="none"/>
+        </w:rPr>
+      </w:pPr>
+      <w:r>
+        <w:rPr>
+          <w:rFonts w:ascii="Consolas" w:eastAsia="Times New Roman" w:hAnsi="Consolas" w:cs="Times New Roman"/>
+          <w:color w:val="A31515"/>
+          <w:kern w:val="0"/>
+          <w:sz w:val="21"/>
+          <w:szCs w:val="21"/>
+          <w14:ligatures w14:val="none"/>
+        </w:rPr>
+        <w:t>                stars VARCHAR(50),</w:t>
+      </w:r>
+    </w:p>
+    <w:p>
+      <w:pPr>
+        <w:shd w:val="clear" w:color="auto" w:fill="FFFFFF"/>
+        <w:spacing w:after="0" w:line="285" w:lineRule="atLeast"/>
+        <w:rPr>
+          <w:rFonts w:ascii="Consolas" w:eastAsia="Times New Roman" w:hAnsi="Consolas" w:cs="Times New Roman"/>
+          <w:color w:val="3B3B3B"/>
+          <w:kern w:val="0"/>
+          <w:sz w:val="21"/>
+          <w:szCs w:val="21"/>
+          <w14:ligatures w14:val="none"/>
+        </w:rPr>
+      </w:pPr>
+      <w:r>
+        <w:rPr>
+          <w:rFonts w:ascii="Consolas" w:eastAsia="Times New Roman" w:hAnsi="Consolas" w:cs="Times New Roman"/>
+          <w:color w:val="A31515"/>
+          <w:kern w:val="0"/>
+          <w:sz w:val="21"/>
+          <w:szCs w:val="21"/>
+          <w14:ligatures w14:val="none"/>
+        </w:rPr>
+        <w:t>                category VARCHAR(100),</w:t>
+      </w:r>
+    </w:p>
+    <w:p>
+      <w:pPr>
+        <w:shd w:val="clear" w:color="auto" w:fill="FFFFFF"/>
+        <w:spacing w:after="0" w:line="285" w:lineRule="atLeast"/>
+        <w:rPr>
+          <w:rFonts w:ascii="Consolas" w:eastAsia="Times New Roman" w:hAnsi="Consolas" w:cs="Times New Roman"/>
+          <w:color w:val="3B3B3B"/>
+          <w:kern w:val="0"/>
+          <w:sz w:val="21"/>
+          <w:szCs w:val="21"/>
+          <w14:ligatures w14:val="none"/>
+        </w:rPr>
+      </w:pPr>
+      <w:r>
+        <w:rPr>
+          <w:rFonts w:ascii="Consolas" w:eastAsia="Times New Roman" w:hAnsi="Consolas" w:cs="Times New Roman"/>
+          <w:color w:val="A31515"/>
+          <w:kern w:val="0"/>
+          <w:sz w:val="21"/>
+          <w:szCs w:val="21"/>
+          <w14:ligatures w14:val="none"/>
+        </w:rPr>
+        <w:t>                description TEXT,</w:t>
+      </w:r>
+    </w:p>
+    <w:p>
+      <w:pPr>
+        <w:shd w:val="clear" w:color="auto" w:fill="FFFFFF"/>
+        <w:spacing w:after="0" w:line="285" w:lineRule="atLeast"/>
+        <w:rPr>
+          <w:rFonts w:ascii="Consolas" w:eastAsia="Times New Roman" w:hAnsi="Consolas" w:cs="Times New Roman"/>
+          <w:color w:val="3B3B3B"/>
+          <w:kern w:val="0"/>
+          <w:sz w:val="21"/>
+          <w:szCs w:val="21"/>
+          <w14:ligatures w14:val="none"/>
+        </w:rPr>
+      </w:pPr>
+      <w:r>
+        <w:rPr>
+          <w:rFonts w:ascii="Consolas" w:eastAsia="Times New Roman" w:hAnsi="Consolas" w:cs="Times New Roman"/>
+          <w:color w:val="A31515"/>
+          <w:kern w:val="0"/>
+          <w:sz w:val="21"/>
+          <w:szCs w:val="21"/>
+          <w14:ligatures w14:val="none"/>
+        </w:rPr>
+        <w:t>                price DECIMAL(10, 2),</w:t>
+      </w:r>
+    </w:p>
+    <w:p>
+      <w:pPr>
+        <w:shd w:val="clear" w:color="auto" w:fill="FFFFFF"/>
+        <w:spacing w:after="0" w:line="285" w:lineRule="atLeast"/>
+        <w:rPr>
+          <w:rFonts w:ascii="Consolas" w:eastAsia="Times New Roman" w:hAnsi="Consolas" w:cs="Times New Roman"/>
+          <w:color w:val="3B3B3B"/>
+          <w:kern w:val="0"/>
+          <w:sz w:val="21"/>
+          <w:szCs w:val="21"/>
+          <w14:ligatures w14:val="none"/>
+        </w:rPr>
+      </w:pPr>
+      <w:r>
+        <w:rPr>
+          <w:rFonts w:ascii="Consolas" w:eastAsia="Times New Roman" w:hAnsi="Consolas" w:cs="Times New Roman"/>
+          <w:color w:val="A31515"/>
+          <w:kern w:val="0"/>
+          <w:sz w:val="21"/>
+          <w:szCs w:val="21"/>
+          <w14:ligatures w14:val="none"/>
+        </w:rPr>
+        <w:t>                created_at TIMESTAMP DEFAULT CURRENT_TIMESTAMP,</w:t>
+      </w:r>
+    </w:p>
+    <w:p>
+      <w:pPr>
+        <w:shd w:val="clear" w:color="auto" w:fill="FFFFFF"/>
+        <w:spacing w:after="0" w:line="285" w:lineRule="atLeast"/>
+        <w:rPr>
+          <w:rFonts w:ascii="Consolas" w:eastAsia="Times New Roman" w:hAnsi="Consolas" w:cs="Times New Roman"/>
+          <w:color w:val="3B3B3B"/>
+          <w:kern w:val="0"/>
+          <w:sz w:val="21"/>
+          <w:szCs w:val="21"/>
+          <w14:ligatures w14:val="none"/>
+        </w:rPr>
+      </w:pPr>
+      <w:r>
+        <w:rPr>
+          <w:rFonts w:ascii="Consolas" w:eastAsia="Times New Roman" w:hAnsi="Consolas" w:cs="Times New Roman"/>
+          <w:color w:val="A31515"/>
+          <w:kern w:val="0"/>
+          <w:sz w:val="21"/>
+          <w:szCs w:val="21"/>
+          <w14:ligatures w14:val="none"/>
+        </w:rPr>
+        <w:t>                updated_at TIMESTAMP DEFAULT CURRENT_TIMESTAMP ON UPDATE CURRENT_TIMESTAMP</w:t>
+      </w:r>
+    </w:p>
+    <w:p>
+      <w:pPr>
+        <w:shd w:val="clear" w:color="auto" w:fill="FFFFFF"/>
+        <w:spacing w:after="0" w:line="285" w:lineRule="atLeast"/>
+        <w:rPr>
+          <w:rFonts w:ascii="Consolas" w:eastAsia="Times New Roman" w:hAnsi="Consolas" w:cs="Times New Roman"/>
+          <w:color w:val="3B3B3B"/>
+          <w:kern w:val="0"/>
+          <w:sz w:val="21"/>
+          <w:szCs w:val="21"/>
+          <w14:ligatures w14:val="none"/>
+        </w:rPr>
+      </w:pPr>
+      <w:r>
+        <w:rPr>
+          <w:rFonts w:ascii="Consolas" w:eastAsia="Times New Roman" w:hAnsi="Consolas" w:cs="Times New Roman"/>
+          <w:color w:val="A31515"/>
+          <w:kern w:val="0"/>
+          <w:sz w:val="21"/>
+          <w:szCs w:val="21"/>
+          <w14:ligatures w14:val="none"/>
+        </w:rPr>
+        <w:t>            ) ENGINE=InnoDB DEFAULT CHARSET=utf8mb4 COLLATE=utf8mb4_unicode_ci;</w:t>
+      </w:r>
+    </w:p>
+    <w:p>
+      <w:pPr>
+        <w:shd w:val="clear" w:color="auto" w:fill="FFFFFF"/>
+        <w:spacing w:after="0" w:line="285" w:lineRule="atLeast"/>
+        <w:rPr>
+          <w:rFonts w:ascii="Consolas" w:eastAsia="Times New Roman" w:hAnsi="Consolas" w:cs="Times New Roman"/>
+          <w:color w:val="3B3B3B"/>
+          <w:kern w:val="0"/>
+          <w:sz w:val="21"/>
+          <w:szCs w:val="21"/>
+          <w14:ligatures w14:val="none"/>
+        </w:rPr>
+      </w:pPr>
+      <w:r>
+        <w:rPr>
+          <w:rFonts w:ascii="Consolas" w:eastAsia="Times New Roman" w:hAnsi="Consolas" w:cs="Times New Roman"/>
+          <w:color w:val="A31515"/>
+          <w:kern w:val="0"/>
+          <w:sz w:val="21"/>
+          <w:szCs w:val="21"/>
+          <w14:ligatures w14:val="none"/>
+        </w:rPr>
+        <w:t>"""</w:t>
+      </w:r>
+      <w:r>
+        <w:rPr>
+          <w:rFonts w:ascii="Consolas" w:eastAsia="Times New Roman" w:hAnsi="Consolas" w:cs="Times New Roman"/>
+          <w:color w:val="3B3B3B"/>
+          <w:kern w:val="0"/>
+          <w:sz w:val="21"/>
+          <w:szCs w:val="21"/>
+          <w14:ligatures w14:val="none"/>
+        </w:rPr>
+        <w:t>)</w:t>
+      </w:r>
+    </w:p>
+    <w:p>
+      <w:pPr>
+        <w:ind w:left="720" w:firstLine="720"/>
+        <w:rPr>
+          <w:rFonts w:ascii="Sakkal Majalla" w:hAnsi="Sakkal Majalla" w:cs="Sakkal Majalla"/>
+          <w:sz w:val="28"/>
+          <w:szCs w:val="28"/>
+        </w:rPr>
+      </w:pPr>
+      <w:r>
+        <w:rPr>
+          <w:rFonts w:ascii="Sakkal Majalla" w:hAnsi="Sakkal Majalla" w:cs="Sakkal Majalla"/>
+          <w:sz w:val="28"/>
+          <w:szCs w:val="28"/>
+        </w:rPr>
+        <w:t>*******************************************************</w:t>
+      </w:r>
+    </w:p>
+    <w:p>
+      <w:pPr>
+        <w:rPr>
+          <w:rFonts w:ascii="Sakkal Majalla" w:hAnsi="Sakkal Majalla" w:cs="Sakkal Majalla"/>
+          <w:sz w:val="28"/>
+          <w:szCs w:val="28"/>
+        </w:rPr>
+      </w:pPr>
     </w:p>
     <w:p>
       <w:pPr>

--- a/Scraping-By-Python/Scrapy-Notes/Scrapy-Notes-01.docx
+++ b/Scraping-By-Python/Scrapy-Notes/Scrapy-Notes-01.docx
@@ -1295,6 +1295,7 @@
         </w:rPr>
         <w:t>(</w:t>
       </w:r>
+      <w:proofErr w:type="gramStart"/>
       <w:r>
         <w:rPr>
           <w:rFonts w:ascii="Consolas" w:eastAsia="Times New Roman" w:hAnsi="Consolas" w:cs="Times New Roman"/>
@@ -1328,6 +1329,7 @@
         </w:rPr>
         <w:t>Spider</w:t>
       </w:r>
+      <w:proofErr w:type="gramEnd"/>
       <w:r>
         <w:rPr>
           <w:rFonts w:ascii="Consolas" w:eastAsia="Times New Roman" w:hAnsi="Consolas" w:cs="Times New Roman"/>
@@ -1662,6 +1664,7 @@
         </w:rPr>
         <w:t xml:space="preserve"> </w:t>
       </w:r>
+      <w:proofErr w:type="gramStart"/>
       <w:r>
         <w:rPr>
           <w:rFonts w:ascii="Consolas" w:eastAsia="Times New Roman" w:hAnsi="Consolas" w:cs="Times New Roman"/>
@@ -1684,6 +1687,7 @@
         </w:rPr>
         <w:t>(</w:t>
       </w:r>
+      <w:proofErr w:type="gramEnd"/>
       <w:r>
         <w:rPr>
           <w:rFonts w:ascii="Consolas" w:eastAsia="Times New Roman" w:hAnsi="Consolas" w:cs="Times New Roman"/>
@@ -1828,7 +1832,31 @@
           <w:szCs w:val="21"/>
           <w14:ligatures w14:val="none"/>
         </w:rPr>
-        <w:t>'article.product_pod'</w:t>
+        <w:t>'</w:t>
+      </w:r>
+      <w:proofErr w:type="gramStart"/>
+      <w:r>
+        <w:rPr>
+          <w:rFonts w:ascii="Consolas" w:eastAsia="Times New Roman" w:hAnsi="Consolas" w:cs="Times New Roman"/>
+          <w:color w:val="A31515"/>
+          <w:kern w:val="0"/>
+          <w:sz w:val="21"/>
+          <w:szCs w:val="21"/>
+          <w14:ligatures w14:val="none"/>
+        </w:rPr>
+        <w:t>article.product</w:t>
+      </w:r>
+      <w:proofErr w:type="gramEnd"/>
+      <w:r>
+        <w:rPr>
+          <w:rFonts w:ascii="Consolas" w:eastAsia="Times New Roman" w:hAnsi="Consolas" w:cs="Times New Roman"/>
+          <w:color w:val="A31515"/>
+          <w:kern w:val="0"/>
+          <w:sz w:val="21"/>
+          <w:szCs w:val="21"/>
+          <w14:ligatures w14:val="none"/>
+        </w:rPr>
+        <w:t>_pod'</w:t>
       </w:r>
       <w:r>
         <w:rPr>
@@ -1979,6 +2007,7 @@
         </w:rPr>
         <w:t xml:space="preserve">            </w:t>
       </w:r>
+      <w:proofErr w:type="gramStart"/>
       <w:r>
         <w:rPr>
           <w:rFonts w:ascii="Consolas" w:eastAsia="Times New Roman" w:hAnsi="Consolas" w:cs="Times New Roman"/>
@@ -2001,6 +2030,7 @@
         </w:rPr>
         <w:t>{</w:t>
       </w:r>
+      <w:proofErr w:type="gramEnd"/>
     </w:p>
     <w:p>
       <w:pPr>
@@ -2048,6 +2078,7 @@
         </w:rPr>
         <w:t xml:space="preserve">: </w:t>
       </w:r>
+      <w:proofErr w:type="gramStart"/>
       <w:r>
         <w:rPr>
           <w:rFonts w:ascii="Consolas" w:eastAsia="Times New Roman" w:hAnsi="Consolas" w:cs="Times New Roman"/>
@@ -2070,27 +2101,65 @@
         </w:rPr>
         <w:t>.css(</w:t>
       </w:r>
-      <w:r>
-        <w:rPr>
-          <w:rFonts w:ascii="Consolas" w:eastAsia="Times New Roman" w:hAnsi="Consolas" w:cs="Times New Roman"/>
-          <w:color w:val="A31515"/>
-          <w:kern w:val="0"/>
-          <w:sz w:val="21"/>
-          <w:szCs w:val="21"/>
-          <w14:ligatures w14:val="none"/>
-        </w:rPr>
-        <w:t>'h3 a::text'</w:t>
-      </w:r>
-      <w:r>
-        <w:rPr>
-          <w:rFonts w:ascii="Consolas" w:eastAsia="Times New Roman" w:hAnsi="Consolas" w:cs="Times New Roman"/>
-          <w:color w:val="3B3B3B"/>
-          <w:kern w:val="0"/>
-          <w:sz w:val="21"/>
-          <w:szCs w:val="21"/>
-          <w14:ligatures w14:val="none"/>
-        </w:rPr>
-        <w:t>).get(),</w:t>
+      <w:proofErr w:type="gramEnd"/>
+      <w:r>
+        <w:rPr>
+          <w:rFonts w:ascii="Consolas" w:eastAsia="Times New Roman" w:hAnsi="Consolas" w:cs="Times New Roman"/>
+          <w:color w:val="A31515"/>
+          <w:kern w:val="0"/>
+          <w:sz w:val="21"/>
+          <w:szCs w:val="21"/>
+          <w14:ligatures w14:val="none"/>
+        </w:rPr>
+        <w:t xml:space="preserve">'h3 </w:t>
+      </w:r>
+      <w:proofErr w:type="gramStart"/>
+      <w:r>
+        <w:rPr>
+          <w:rFonts w:ascii="Consolas" w:eastAsia="Times New Roman" w:hAnsi="Consolas" w:cs="Times New Roman"/>
+          <w:color w:val="A31515"/>
+          <w:kern w:val="0"/>
+          <w:sz w:val="21"/>
+          <w:szCs w:val="21"/>
+          <w14:ligatures w14:val="none"/>
+        </w:rPr>
+        <w:t>a::</w:t>
+      </w:r>
+      <w:proofErr w:type="gramEnd"/>
+      <w:r>
+        <w:rPr>
+          <w:rFonts w:ascii="Consolas" w:eastAsia="Times New Roman" w:hAnsi="Consolas" w:cs="Times New Roman"/>
+          <w:color w:val="A31515"/>
+          <w:kern w:val="0"/>
+          <w:sz w:val="21"/>
+          <w:szCs w:val="21"/>
+          <w14:ligatures w14:val="none"/>
+        </w:rPr>
+        <w:t>text'</w:t>
+      </w:r>
+      <w:proofErr w:type="gramStart"/>
+      <w:r>
+        <w:rPr>
+          <w:rFonts w:ascii="Consolas" w:eastAsia="Times New Roman" w:hAnsi="Consolas" w:cs="Times New Roman"/>
+          <w:color w:val="3B3B3B"/>
+          <w:kern w:val="0"/>
+          <w:sz w:val="21"/>
+          <w:szCs w:val="21"/>
+          <w14:ligatures w14:val="none"/>
+        </w:rPr>
+        <w:t>).get</w:t>
+      </w:r>
+      <w:proofErr w:type="gramEnd"/>
+      <w:r>
+        <w:rPr>
+          <w:rFonts w:ascii="Consolas" w:eastAsia="Times New Roman" w:hAnsi="Consolas" w:cs="Times New Roman"/>
+          <w:color w:val="3B3B3B"/>
+          <w:kern w:val="0"/>
+          <w:sz w:val="21"/>
+          <w:szCs w:val="21"/>
+          <w14:ligatures w14:val="none"/>
+        </w:rPr>
+        <w:t>(),</w:t>
       </w:r>
     </w:p>
     <w:p>
@@ -2139,6 +2208,7 @@
         </w:rPr>
         <w:t xml:space="preserve">: </w:t>
       </w:r>
+      <w:proofErr w:type="gramStart"/>
       <w:r>
         <w:rPr>
           <w:rFonts w:ascii="Consolas" w:eastAsia="Times New Roman" w:hAnsi="Consolas" w:cs="Times New Roman"/>
@@ -2170,18 +2240,91 @@
           <w:szCs w:val="21"/>
           <w14:ligatures w14:val="none"/>
         </w:rPr>
-        <w:t>'.product_price .price_color::text'</w:t>
-      </w:r>
-      <w:r>
-        <w:rPr>
-          <w:rFonts w:ascii="Consolas" w:eastAsia="Times New Roman" w:hAnsi="Consolas" w:cs="Times New Roman"/>
-          <w:color w:val="3B3B3B"/>
-          <w:kern w:val="0"/>
-          <w:sz w:val="21"/>
-          <w:szCs w:val="21"/>
-          <w14:ligatures w14:val="none"/>
-        </w:rPr>
-        <w:t>).get(),</w:t>
+        <w:t>'.product</w:t>
+      </w:r>
+      <w:proofErr w:type="gramEnd"/>
+      <w:r>
+        <w:rPr>
+          <w:rFonts w:ascii="Consolas" w:eastAsia="Times New Roman" w:hAnsi="Consolas" w:cs="Times New Roman"/>
+          <w:color w:val="A31515"/>
+          <w:kern w:val="0"/>
+          <w:sz w:val="21"/>
+          <w:szCs w:val="21"/>
+          <w14:ligatures w14:val="none"/>
+        </w:rPr>
+        <w:t>_</w:t>
+      </w:r>
+      <w:proofErr w:type="gramStart"/>
+      <w:r>
+        <w:rPr>
+          <w:rFonts w:ascii="Consolas" w:eastAsia="Times New Roman" w:hAnsi="Consolas" w:cs="Times New Roman"/>
+          <w:color w:val="A31515"/>
+          <w:kern w:val="0"/>
+          <w:sz w:val="21"/>
+          <w:szCs w:val="21"/>
+          <w14:ligatures w14:val="none"/>
+        </w:rPr>
+        <w:t>price .price</w:t>
+      </w:r>
+      <w:proofErr w:type="gramEnd"/>
+      <w:r>
+        <w:rPr>
+          <w:rFonts w:ascii="Consolas" w:eastAsia="Times New Roman" w:hAnsi="Consolas" w:cs="Times New Roman"/>
+          <w:color w:val="A31515"/>
+          <w:kern w:val="0"/>
+          <w:sz w:val="21"/>
+          <w:szCs w:val="21"/>
+          <w14:ligatures w14:val="none"/>
+        </w:rPr>
+        <w:t>_</w:t>
+      </w:r>
+      <w:proofErr w:type="gramStart"/>
+      <w:r>
+        <w:rPr>
+          <w:rFonts w:ascii="Consolas" w:eastAsia="Times New Roman" w:hAnsi="Consolas" w:cs="Times New Roman"/>
+          <w:color w:val="A31515"/>
+          <w:kern w:val="0"/>
+          <w:sz w:val="21"/>
+          <w:szCs w:val="21"/>
+          <w14:ligatures w14:val="none"/>
+        </w:rPr>
+        <w:t>color::</w:t>
+      </w:r>
+      <w:proofErr w:type="gramEnd"/>
+      <w:r>
+        <w:rPr>
+          <w:rFonts w:ascii="Consolas" w:eastAsia="Times New Roman" w:hAnsi="Consolas" w:cs="Times New Roman"/>
+          <w:color w:val="A31515"/>
+          <w:kern w:val="0"/>
+          <w:sz w:val="21"/>
+          <w:szCs w:val="21"/>
+          <w14:ligatures w14:val="none"/>
+        </w:rPr>
+        <w:t>text'</w:t>
+      </w:r>
+      <w:proofErr w:type="gramStart"/>
+      <w:r>
+        <w:rPr>
+          <w:rFonts w:ascii="Consolas" w:eastAsia="Times New Roman" w:hAnsi="Consolas" w:cs="Times New Roman"/>
+          <w:color w:val="3B3B3B"/>
+          <w:kern w:val="0"/>
+          <w:sz w:val="21"/>
+          <w:szCs w:val="21"/>
+          <w14:ligatures w14:val="none"/>
+        </w:rPr>
+        <w:t>).get</w:t>
+      </w:r>
+      <w:proofErr w:type="gramEnd"/>
+      <w:r>
+        <w:rPr>
+          <w:rFonts w:ascii="Consolas" w:eastAsia="Times New Roman" w:hAnsi="Consolas" w:cs="Times New Roman"/>
+          <w:color w:val="3B3B3B"/>
+          <w:kern w:val="0"/>
+          <w:sz w:val="21"/>
+          <w:szCs w:val="21"/>
+          <w14:ligatures w14:val="none"/>
+        </w:rPr>
+        <w:t>(),</w:t>
       </w:r>
     </w:p>
     <w:p>
@@ -2230,6 +2373,7 @@
         </w:rPr>
         <w:t xml:space="preserve">: </w:t>
       </w:r>
+      <w:proofErr w:type="gramStart"/>
       <w:r>
         <w:rPr>
           <w:rFonts w:ascii="Consolas" w:eastAsia="Times New Roman" w:hAnsi="Consolas" w:cs="Times New Roman"/>
@@ -2252,6 +2396,7 @@
         </w:rPr>
         <w:t>.css(</w:t>
       </w:r>
+      <w:proofErr w:type="gramEnd"/>
       <w:r>
         <w:rPr>
           <w:rFonts w:ascii="Consolas" w:eastAsia="Times New Roman" w:hAnsi="Consolas" w:cs="Times New Roman"/>
@@ -2263,16 +2408,29 @@
         </w:rPr>
         <w:t>'h3 a'</w:t>
       </w:r>
-      <w:r>
-        <w:rPr>
-          <w:rFonts w:ascii="Consolas" w:eastAsia="Times New Roman" w:hAnsi="Consolas" w:cs="Times New Roman"/>
-          <w:color w:val="3B3B3B"/>
-          <w:kern w:val="0"/>
-          <w:sz w:val="21"/>
-          <w:szCs w:val="21"/>
-          <w14:ligatures w14:val="none"/>
-        </w:rPr>
-        <w:t>).attrib[</w:t>
+      <w:proofErr w:type="gramStart"/>
+      <w:r>
+        <w:rPr>
+          <w:rFonts w:ascii="Consolas" w:eastAsia="Times New Roman" w:hAnsi="Consolas" w:cs="Times New Roman"/>
+          <w:color w:val="3B3B3B"/>
+          <w:kern w:val="0"/>
+          <w:sz w:val="21"/>
+          <w:szCs w:val="21"/>
+          <w14:ligatures w14:val="none"/>
+        </w:rPr>
+        <w:t>).attrib</w:t>
+      </w:r>
+      <w:proofErr w:type="gramEnd"/>
+      <w:r>
+        <w:rPr>
+          <w:rFonts w:ascii="Consolas" w:eastAsia="Times New Roman" w:hAnsi="Consolas" w:cs="Times New Roman"/>
+          <w:color w:val="3B3B3B"/>
+          <w:kern w:val="0"/>
+          <w:sz w:val="21"/>
+          <w:szCs w:val="21"/>
+          <w14:ligatures w14:val="none"/>
+        </w:rPr>
+        <w:t>[</w:t>
       </w:r>
       <w:r>
         <w:rPr>
@@ -2390,6 +2548,7 @@
         </w:rPr>
         <w:t xml:space="preserve"> </w:t>
       </w:r>
+      <w:proofErr w:type="gramStart"/>
       <w:r>
         <w:rPr>
           <w:rFonts w:ascii="Consolas" w:eastAsia="Times New Roman" w:hAnsi="Consolas" w:cs="Times New Roman"/>
@@ -2412,27 +2571,89 @@
         </w:rPr>
         <w:t>.css(</w:t>
       </w:r>
-      <w:r>
-        <w:rPr>
-          <w:rFonts w:ascii="Consolas" w:eastAsia="Times New Roman" w:hAnsi="Consolas" w:cs="Times New Roman"/>
-          <w:color w:val="A31515"/>
-          <w:kern w:val="0"/>
-          <w:sz w:val="21"/>
-          <w:szCs w:val="21"/>
-          <w14:ligatures w14:val="none"/>
-        </w:rPr>
-        <w:t>'li.next a::attr(href)'</w:t>
-      </w:r>
-      <w:r>
-        <w:rPr>
-          <w:rFonts w:ascii="Consolas" w:eastAsia="Times New Roman" w:hAnsi="Consolas" w:cs="Times New Roman"/>
-          <w:color w:val="3B3B3B"/>
-          <w:kern w:val="0"/>
-          <w:sz w:val="21"/>
-          <w:szCs w:val="21"/>
-          <w14:ligatures w14:val="none"/>
-        </w:rPr>
-        <w:t>).get()</w:t>
+      <w:proofErr w:type="gramEnd"/>
+      <w:r>
+        <w:rPr>
+          <w:rFonts w:ascii="Consolas" w:eastAsia="Times New Roman" w:hAnsi="Consolas" w:cs="Times New Roman"/>
+          <w:color w:val="A31515"/>
+          <w:kern w:val="0"/>
+          <w:sz w:val="21"/>
+          <w:szCs w:val="21"/>
+          <w14:ligatures w14:val="none"/>
+        </w:rPr>
+        <w:t>'</w:t>
+      </w:r>
+      <w:proofErr w:type="gramStart"/>
+      <w:r>
+        <w:rPr>
+          <w:rFonts w:ascii="Consolas" w:eastAsia="Times New Roman" w:hAnsi="Consolas" w:cs="Times New Roman"/>
+          <w:color w:val="A31515"/>
+          <w:kern w:val="0"/>
+          <w:sz w:val="21"/>
+          <w:szCs w:val="21"/>
+          <w14:ligatures w14:val="none"/>
+        </w:rPr>
+        <w:t>li.next</w:t>
+      </w:r>
+      <w:proofErr w:type="gramEnd"/>
+      <w:r>
+        <w:rPr>
+          <w:rFonts w:ascii="Consolas" w:eastAsia="Times New Roman" w:hAnsi="Consolas" w:cs="Times New Roman"/>
+          <w:color w:val="A31515"/>
+          <w:kern w:val="0"/>
+          <w:sz w:val="21"/>
+          <w:szCs w:val="21"/>
+          <w14:ligatures w14:val="none"/>
+        </w:rPr>
+        <w:t xml:space="preserve"> </w:t>
+      </w:r>
+      <w:proofErr w:type="gramStart"/>
+      <w:r>
+        <w:rPr>
+          <w:rFonts w:ascii="Consolas" w:eastAsia="Times New Roman" w:hAnsi="Consolas" w:cs="Times New Roman"/>
+          <w:color w:val="A31515"/>
+          <w:kern w:val="0"/>
+          <w:sz w:val="21"/>
+          <w:szCs w:val="21"/>
+          <w14:ligatures w14:val="none"/>
+        </w:rPr>
+        <w:t>a::</w:t>
+      </w:r>
+      <w:proofErr w:type="gramEnd"/>
+      <w:r>
+        <w:rPr>
+          <w:rFonts w:ascii="Consolas" w:eastAsia="Times New Roman" w:hAnsi="Consolas" w:cs="Times New Roman"/>
+          <w:color w:val="A31515"/>
+          <w:kern w:val="0"/>
+          <w:sz w:val="21"/>
+          <w:szCs w:val="21"/>
+          <w14:ligatures w14:val="none"/>
+        </w:rPr>
+        <w:t>attr(href)'</w:t>
+      </w:r>
+      <w:proofErr w:type="gramStart"/>
+      <w:r>
+        <w:rPr>
+          <w:rFonts w:ascii="Consolas" w:eastAsia="Times New Roman" w:hAnsi="Consolas" w:cs="Times New Roman"/>
+          <w:color w:val="3B3B3B"/>
+          <w:kern w:val="0"/>
+          <w:sz w:val="21"/>
+          <w:szCs w:val="21"/>
+          <w14:ligatures w14:val="none"/>
+        </w:rPr>
+        <w:t>).get</w:t>
+      </w:r>
+      <w:proofErr w:type="gramEnd"/>
+      <w:r>
+        <w:rPr>
+          <w:rFonts w:ascii="Consolas" w:eastAsia="Times New Roman" w:hAnsi="Consolas" w:cs="Times New Roman"/>
+          <w:color w:val="3B3B3B"/>
+          <w:kern w:val="0"/>
+          <w:sz w:val="21"/>
+          <w:szCs w:val="21"/>
+          <w14:ligatures w14:val="none"/>
+        </w:rPr>
+        <w:t>()</w:t>
       </w:r>
     </w:p>
     <w:p>
@@ -3049,6 +3270,7 @@
         </w:rPr>
         <w:t xml:space="preserve"> </w:t>
       </w:r>
+      <w:proofErr w:type="gramStart"/>
       <w:r>
         <w:rPr>
           <w:rFonts w:ascii="Consolas" w:eastAsia="Times New Roman" w:hAnsi="Consolas" w:cs="Times New Roman"/>
@@ -3069,7 +3291,19 @@
           <w:szCs w:val="21"/>
           <w14:ligatures w14:val="none"/>
         </w:rPr>
-        <w:t>.follow(</w:t>
+        <w:t>.follow</w:t>
+      </w:r>
+      <w:proofErr w:type="gramEnd"/>
+      <w:r>
+        <w:rPr>
+          <w:rFonts w:ascii="Consolas" w:eastAsia="Times New Roman" w:hAnsi="Consolas" w:cs="Times New Roman"/>
+          <w:color w:val="3B3B3B"/>
+          <w:kern w:val="0"/>
+          <w:sz w:val="21"/>
+          <w:szCs w:val="21"/>
+          <w14:ligatures w14:val="none"/>
+        </w:rPr>
+        <w:t>(</w:t>
       </w:r>
       <w:r>
         <w:rPr>
@@ -3115,6 +3349,7 @@
         </w:rPr>
         <w:t>=</w:t>
       </w:r>
+      <w:proofErr w:type="gramStart"/>
       <w:r>
         <w:rPr>
           <w:rFonts w:ascii="Consolas" w:eastAsia="Times New Roman" w:hAnsi="Consolas" w:cs="Times New Roman"/>
@@ -3148,6 +3383,7 @@
         </w:rPr>
         <w:t>parse</w:t>
       </w:r>
+      <w:proofErr w:type="gramEnd"/>
       <w:r>
         <w:rPr>
           <w:rFonts w:ascii="Consolas" w:eastAsia="Times New Roman" w:hAnsi="Consolas" w:cs="Times New Roman"/>
@@ -3316,29 +3552,31 @@
           <w:szCs w:val="21"/>
           <w14:ligatures w14:val="none"/>
         </w:rPr>
-        <w:t>"booksdata.json"</w:t>
-      </w:r>
-      <w:r>
-        <w:rPr>
-          <w:rFonts w:ascii="Consolas" w:eastAsia="Times New Roman" w:hAnsi="Consolas" w:cs="Times New Roman"/>
-          <w:color w:val="3B3B3B"/>
-          <w:kern w:val="0"/>
-          <w:sz w:val="21"/>
-          <w:szCs w:val="21"/>
-          <w14:ligatures w14:val="none"/>
-        </w:rPr>
-        <w:t xml:space="preserve">: { </w:t>
-      </w:r>
-      <w:r>
-        <w:rPr>
-          <w:rFonts w:ascii="Consolas" w:eastAsia="Times New Roman" w:hAnsi="Consolas" w:cs="Times New Roman"/>
-          <w:color w:val="A31515"/>
-          <w:kern w:val="0"/>
-          <w:sz w:val="21"/>
-          <w:szCs w:val="21"/>
-          <w14:ligatures w14:val="none"/>
-        </w:rPr>
-        <w:t>'format'</w:t>
+        <w:t>"</w:t>
+      </w:r>
+      <w:proofErr w:type="gramStart"/>
+      <w:r>
+        <w:rPr>
+          <w:rFonts w:ascii="Consolas" w:eastAsia="Times New Roman" w:hAnsi="Consolas" w:cs="Times New Roman"/>
+          <w:color w:val="A31515"/>
+          <w:kern w:val="0"/>
+          <w:sz w:val="21"/>
+          <w:szCs w:val="21"/>
+          <w14:ligatures w14:val="none"/>
+        </w:rPr>
+        <w:t>booksdata.json</w:t>
+      </w:r>
+      <w:proofErr w:type="gramEnd"/>
+      <w:r>
+        <w:rPr>
+          <w:rFonts w:ascii="Consolas" w:eastAsia="Times New Roman" w:hAnsi="Consolas" w:cs="Times New Roman"/>
+          <w:color w:val="A31515"/>
+          <w:kern w:val="0"/>
+          <w:sz w:val="21"/>
+          <w:szCs w:val="21"/>
+          <w14:ligatures w14:val="none"/>
+        </w:rPr>
+        <w:t>"</w:t>
       </w:r>
       <w:r>
         <w:rPr>
@@ -3351,16 +3589,74 @@
         </w:rPr>
         <w:t xml:space="preserve">: </w:t>
       </w:r>
-      <w:r>
-        <w:rPr>
-          <w:rFonts w:ascii="Consolas" w:eastAsia="Times New Roman" w:hAnsi="Consolas" w:cs="Times New Roman"/>
-          <w:color w:val="A31515"/>
-          <w:kern w:val="0"/>
-          <w:sz w:val="21"/>
-          <w:szCs w:val="21"/>
-          <w14:ligatures w14:val="none"/>
-        </w:rPr>
-        <w:t>'json'</w:t>
+      <w:proofErr w:type="gramStart"/>
+      <w:r>
+        <w:rPr>
+          <w:rFonts w:ascii="Consolas" w:eastAsia="Times New Roman" w:hAnsi="Consolas" w:cs="Times New Roman"/>
+          <w:color w:val="3B3B3B"/>
+          <w:kern w:val="0"/>
+          <w:sz w:val="21"/>
+          <w:szCs w:val="21"/>
+          <w14:ligatures w14:val="none"/>
+        </w:rPr>
+        <w:t xml:space="preserve">{ </w:t>
+      </w:r>
+      <w:r>
+        <w:rPr>
+          <w:rFonts w:ascii="Consolas" w:eastAsia="Times New Roman" w:hAnsi="Consolas" w:cs="Times New Roman"/>
+          <w:color w:val="A31515"/>
+          <w:kern w:val="0"/>
+          <w:sz w:val="21"/>
+          <w:szCs w:val="21"/>
+          <w14:ligatures w14:val="none"/>
+        </w:rPr>
+        <w:t>'</w:t>
+      </w:r>
+      <w:proofErr w:type="gramEnd"/>
+      <w:r>
+        <w:rPr>
+          <w:rFonts w:ascii="Consolas" w:eastAsia="Times New Roman" w:hAnsi="Consolas" w:cs="Times New Roman"/>
+          <w:color w:val="A31515"/>
+          <w:kern w:val="0"/>
+          <w:sz w:val="21"/>
+          <w:szCs w:val="21"/>
+          <w14:ligatures w14:val="none"/>
+        </w:rPr>
+        <w:t>format'</w:t>
+      </w:r>
+      <w:r>
+        <w:rPr>
+          <w:rFonts w:ascii="Consolas" w:eastAsia="Times New Roman" w:hAnsi="Consolas" w:cs="Times New Roman"/>
+          <w:color w:val="3B3B3B"/>
+          <w:kern w:val="0"/>
+          <w:sz w:val="21"/>
+          <w:szCs w:val="21"/>
+          <w14:ligatures w14:val="none"/>
+        </w:rPr>
+        <w:t xml:space="preserve">: </w:t>
+      </w:r>
+      <w:r>
+        <w:rPr>
+          <w:rFonts w:ascii="Consolas" w:eastAsia="Times New Roman" w:hAnsi="Consolas" w:cs="Times New Roman"/>
+          <w:color w:val="A31515"/>
+          <w:kern w:val="0"/>
+          <w:sz w:val="21"/>
+          <w:szCs w:val="21"/>
+          <w14:ligatures w14:val="none"/>
+        </w:rPr>
+        <w:t>'json</w:t>
+      </w:r>
+      <w:proofErr w:type="gramStart"/>
+      <w:r>
+        <w:rPr>
+          <w:rFonts w:ascii="Consolas" w:eastAsia="Times New Roman" w:hAnsi="Consolas" w:cs="Times New Roman"/>
+          <w:color w:val="A31515"/>
+          <w:kern w:val="0"/>
+          <w:sz w:val="21"/>
+          <w:szCs w:val="21"/>
+          <w14:ligatures w14:val="none"/>
+        </w:rPr>
+        <w:t>'</w:t>
       </w:r>
       <w:r>
         <w:rPr>
@@ -3373,6 +3669,7 @@
         </w:rPr>
         <w:t xml:space="preserve"> }</w:t>
       </w:r>
+      <w:proofErr w:type="gramEnd"/>
     </w:p>
     <w:p>
       <w:pPr>
@@ -3769,6 +4066,182 @@
       <w:r>
         <w:rPr>
           <w:rFonts w:ascii="Consolas" w:eastAsia="Times New Roman" w:hAnsi="Consolas" w:cs="Times New Roman"/>
+          <w:color w:val="AF00DB"/>
+          <w:kern w:val="0"/>
+          <w:sz w:val="21"/>
+          <w:szCs w:val="21"/>
+          <w14:ligatures w14:val="none"/>
+        </w:rPr>
+        <w:t>import</w:t>
+      </w:r>
+      <w:r>
+        <w:rPr>
+          <w:rFonts w:ascii="Consolas" w:eastAsia="Times New Roman" w:hAnsi="Consolas" w:cs="Times New Roman"/>
+          <w:color w:val="3B3B3B"/>
+          <w:kern w:val="0"/>
+          <w:sz w:val="21"/>
+          <w:szCs w:val="21"/>
+          <w14:ligatures w14:val="none"/>
+        </w:rPr>
+        <w:t xml:space="preserve"> </w:t>
+      </w:r>
+      <w:proofErr w:type="gramStart"/>
+      <w:r>
+        <w:rPr>
+          <w:rFonts w:ascii="Consolas" w:eastAsia="Times New Roman" w:hAnsi="Consolas" w:cs="Times New Roman"/>
+          <w:color w:val="3B3B3B"/>
+          <w:kern w:val="0"/>
+          <w:sz w:val="21"/>
+          <w:szCs w:val="21"/>
+          <w14:ligatures w14:val="none"/>
+        </w:rPr>
+        <w:t>mysql.connector</w:t>
+      </w:r>
+      <w:proofErr w:type="gramEnd"/>
+    </w:p>
+    <w:p>
+      <w:pPr>
+        <w:shd w:val="clear" w:color="auto" w:fill="FFFFFF"/>
+        <w:spacing w:after="0" w:line="285" w:lineRule="atLeast"/>
+        <w:rPr>
+          <w:rFonts w:ascii="Consolas" w:eastAsia="Times New Roman" w:hAnsi="Consolas" w:cs="Times New Roman"/>
+          <w:color w:val="3B3B3B"/>
+          <w:kern w:val="0"/>
+          <w:sz w:val="21"/>
+          <w:szCs w:val="21"/>
+          <w14:ligatures w14:val="none"/>
+        </w:rPr>
+      </w:pPr>
+    </w:p>
+    <w:p>
+      <w:pPr>
+        <w:shd w:val="clear" w:color="auto" w:fill="FFFFFF"/>
+        <w:spacing w:after="0" w:line="285" w:lineRule="atLeast"/>
+        <w:rPr>
+          <w:rFonts w:ascii="Consolas" w:eastAsia="Times New Roman" w:hAnsi="Consolas" w:cs="Times New Roman"/>
+          <w:color w:val="3B3B3B"/>
+          <w:kern w:val="0"/>
+          <w:sz w:val="21"/>
+          <w:szCs w:val="21"/>
+          <w14:ligatures w14:val="none"/>
+        </w:rPr>
+      </w:pPr>
+      <w:r>
+        <w:rPr>
+          <w:rFonts w:ascii="Consolas" w:eastAsia="Times New Roman" w:hAnsi="Consolas" w:cs="Times New Roman"/>
+          <w:color w:val="0000FF"/>
+          <w:kern w:val="0"/>
+          <w:sz w:val="21"/>
+          <w:szCs w:val="21"/>
+          <w14:ligatures w14:val="none"/>
+        </w:rPr>
+        <w:t>class</w:t>
+      </w:r>
+      <w:r>
+        <w:rPr>
+          <w:rFonts w:ascii="Consolas" w:eastAsia="Times New Roman" w:hAnsi="Consolas" w:cs="Times New Roman"/>
+          <w:color w:val="3B3B3B"/>
+          <w:kern w:val="0"/>
+          <w:sz w:val="21"/>
+          <w:szCs w:val="21"/>
+          <w14:ligatures w14:val="none"/>
+        </w:rPr>
+        <w:t xml:space="preserve"> </w:t>
+      </w:r>
+      <w:r>
+        <w:rPr>
+          <w:rFonts w:ascii="Consolas" w:eastAsia="Times New Roman" w:hAnsi="Consolas" w:cs="Times New Roman"/>
+          <w:color w:val="267F99"/>
+          <w:kern w:val="0"/>
+          <w:sz w:val="21"/>
+          <w:szCs w:val="21"/>
+          <w14:ligatures w14:val="none"/>
+        </w:rPr>
+        <w:t>SaveToMySQLPipeline</w:t>
+      </w:r>
+      <w:r>
+        <w:rPr>
+          <w:rFonts w:ascii="Consolas" w:eastAsia="Times New Roman" w:hAnsi="Consolas" w:cs="Times New Roman"/>
+          <w:color w:val="3B3B3B"/>
+          <w:kern w:val="0"/>
+          <w:sz w:val="21"/>
+          <w:szCs w:val="21"/>
+          <w14:ligatures w14:val="none"/>
+        </w:rPr>
+        <w:t>:</w:t>
+      </w:r>
+    </w:p>
+    <w:p>
+      <w:pPr>
+        <w:shd w:val="clear" w:color="auto" w:fill="FFFFFF"/>
+        <w:spacing w:after="0" w:line="285" w:lineRule="atLeast"/>
+        <w:rPr>
+          <w:rFonts w:ascii="Consolas" w:eastAsia="Times New Roman" w:hAnsi="Consolas" w:cs="Times New Roman"/>
+          <w:color w:val="3B3B3B"/>
+          <w:kern w:val="0"/>
+          <w:sz w:val="21"/>
+          <w:szCs w:val="21"/>
+          <w14:ligatures w14:val="none"/>
+        </w:rPr>
+      </w:pPr>
+      <w:r>
+        <w:rPr>
+          <w:rFonts w:ascii="Consolas" w:eastAsia="Times New Roman" w:hAnsi="Consolas" w:cs="Times New Roman"/>
+          <w:color w:val="3B3B3B"/>
+          <w:kern w:val="0"/>
+          <w:sz w:val="21"/>
+          <w:szCs w:val="21"/>
+          <w14:ligatures w14:val="none"/>
+        </w:rPr>
+        <w:t xml:space="preserve">    </w:t>
+      </w:r>
+      <w:r>
+        <w:rPr>
+          <w:rFonts w:ascii="Consolas" w:eastAsia="Times New Roman" w:hAnsi="Consolas" w:cs="Times New Roman"/>
+          <w:color w:val="0000FF"/>
+          <w:kern w:val="0"/>
+          <w:sz w:val="21"/>
+          <w:szCs w:val="21"/>
+          <w14:ligatures w14:val="none"/>
+        </w:rPr>
+        <w:t>def</w:t>
+      </w:r>
+      <w:r>
+        <w:rPr>
+          <w:rFonts w:ascii="Consolas" w:eastAsia="Times New Roman" w:hAnsi="Consolas" w:cs="Times New Roman"/>
+          <w:color w:val="3B3B3B"/>
+          <w:kern w:val="0"/>
+          <w:sz w:val="21"/>
+          <w:szCs w:val="21"/>
+          <w14:ligatures w14:val="none"/>
+        </w:rPr>
+        <w:t xml:space="preserve"> </w:t>
+      </w:r>
+      <w:r>
+        <w:rPr>
+          <w:rFonts w:ascii="Consolas" w:eastAsia="Times New Roman" w:hAnsi="Consolas" w:cs="Times New Roman"/>
+          <w:color w:val="795E26"/>
+          <w:kern w:val="0"/>
+          <w:sz w:val="21"/>
+          <w:szCs w:val="21"/>
+          <w14:ligatures w14:val="none"/>
+        </w:rPr>
+        <w:t>__init__</w:t>
+      </w:r>
+      <w:r>
+        <w:rPr>
+          <w:rFonts w:ascii="Consolas" w:eastAsia="Times New Roman" w:hAnsi="Consolas" w:cs="Times New Roman"/>
+          <w:color w:val="3B3B3B"/>
+          <w:kern w:val="0"/>
+          <w:sz w:val="21"/>
+          <w:szCs w:val="21"/>
+          <w14:ligatures w14:val="none"/>
+        </w:rPr>
+        <w:t>(</w:t>
+      </w:r>
+      <w:r>
+        <w:rPr>
+          <w:rFonts w:ascii="Consolas" w:eastAsia="Times New Roman" w:hAnsi="Consolas" w:cs="Times New Roman"/>
           <w:color w:val="001080"/>
           <w:kern w:val="0"/>
           <w:sz w:val="21"/>
@@ -3786,6 +4259,54 @@
           <w:szCs w:val="21"/>
           <w14:ligatures w14:val="none"/>
         </w:rPr>
+        <w:t>):</w:t>
+      </w:r>
+    </w:p>
+    <w:p>
+      <w:pPr>
+        <w:shd w:val="clear" w:color="auto" w:fill="FFFFFF"/>
+        <w:spacing w:after="0" w:line="285" w:lineRule="atLeast"/>
+        <w:rPr>
+          <w:rFonts w:ascii="Consolas" w:eastAsia="Times New Roman" w:hAnsi="Consolas" w:cs="Times New Roman"/>
+          <w:color w:val="3B3B3B"/>
+          <w:kern w:val="0"/>
+          <w:sz w:val="21"/>
+          <w:szCs w:val="21"/>
+          <w14:ligatures w14:val="none"/>
+        </w:rPr>
+      </w:pPr>
+      <w:r>
+        <w:rPr>
+          <w:rFonts w:ascii="Consolas" w:eastAsia="Times New Roman" w:hAnsi="Consolas" w:cs="Times New Roman"/>
+          <w:color w:val="3B3B3B"/>
+          <w:kern w:val="0"/>
+          <w:sz w:val="21"/>
+          <w:szCs w:val="21"/>
+          <w14:ligatures w14:val="none"/>
+        </w:rPr>
+        <w:t xml:space="preserve">        </w:t>
+      </w:r>
+      <w:proofErr w:type="gramStart"/>
+      <w:r>
+        <w:rPr>
+          <w:rFonts w:ascii="Consolas" w:eastAsia="Times New Roman" w:hAnsi="Consolas" w:cs="Times New Roman"/>
+          <w:color w:val="001080"/>
+          <w:kern w:val="0"/>
+          <w:sz w:val="21"/>
+          <w:szCs w:val="21"/>
+          <w14:ligatures w14:val="none"/>
+        </w:rPr>
+        <w:t>self</w:t>
+      </w:r>
+      <w:r>
+        <w:rPr>
+          <w:rFonts w:ascii="Consolas" w:eastAsia="Times New Roman" w:hAnsi="Consolas" w:cs="Times New Roman"/>
+          <w:color w:val="3B3B3B"/>
+          <w:kern w:val="0"/>
+          <w:sz w:val="21"/>
+          <w:szCs w:val="21"/>
+          <w14:ligatures w14:val="none"/>
+        </w:rPr>
         <w:t>.</w:t>
       </w:r>
       <w:r>
@@ -3799,6 +4320,7 @@
         </w:rPr>
         <w:t>conn</w:t>
       </w:r>
+      <w:proofErr w:type="gramEnd"/>
       <w:r>
         <w:rPr>
           <w:rFonts w:ascii="Consolas" w:eastAsia="Times New Roman" w:hAnsi="Consolas" w:cs="Times New Roman"/>
@@ -3832,6 +4354,7 @@
         </w:rPr>
         <w:t xml:space="preserve"> </w:t>
       </w:r>
+      <w:proofErr w:type="gramStart"/>
       <w:r>
         <w:rPr>
           <w:rFonts w:ascii="Consolas" w:eastAsia="Times New Roman" w:hAnsi="Consolas" w:cs="Times New Roman"/>
@@ -3852,8 +4375,33 @@
           <w:szCs w:val="21"/>
           <w14:ligatures w14:val="none"/>
         </w:rPr>
-        <w:t>.connector.connect(</w:t>
-      </w:r>
+        <w:t>.connector</w:t>
+      </w:r>
+      <w:proofErr w:type="gramEnd"/>
+      <w:r>
+        <w:rPr>
+          <w:rFonts w:ascii="Consolas" w:eastAsia="Times New Roman" w:hAnsi="Consolas" w:cs="Times New Roman"/>
+          <w:color w:val="3B3B3B"/>
+          <w:kern w:val="0"/>
+          <w:sz w:val="21"/>
+          <w:szCs w:val="21"/>
+          <w14:ligatures w14:val="none"/>
+        </w:rPr>
+        <w:t>.</w:t>
+      </w:r>
+      <w:proofErr w:type="gramStart"/>
+      <w:r>
+        <w:rPr>
+          <w:rFonts w:ascii="Consolas" w:eastAsia="Times New Roman" w:hAnsi="Consolas" w:cs="Times New Roman"/>
+          <w:color w:val="3B3B3B"/>
+          <w:kern w:val="0"/>
+          <w:sz w:val="21"/>
+          <w:szCs w:val="21"/>
+          <w14:ligatures w14:val="none"/>
+        </w:rPr>
+        <w:t>connect(</w:t>
+      </w:r>
+      <w:proofErr w:type="gramEnd"/>
     </w:p>
     <w:p>
       <w:pPr>
@@ -4108,13 +4656,3600 @@
       <w:r>
         <w:rPr>
           <w:rFonts w:ascii="Consolas" w:eastAsia="Times New Roman" w:hAnsi="Consolas" w:cs="Times New Roman"/>
+          <w:color w:val="A31515"/>
+          <w:kern w:val="0"/>
+          <w:sz w:val="21"/>
+          <w:szCs w:val="21"/>
+          <w14:ligatures w14:val="none"/>
+        </w:rPr>
+        <w:t>'123'</w:t>
+      </w:r>
+      <w:r>
+        <w:rPr>
+          <w:rFonts w:ascii="Consolas" w:eastAsia="Times New Roman" w:hAnsi="Consolas" w:cs="Times New Roman"/>
+          <w:color w:val="3B3B3B"/>
+          <w:kern w:val="0"/>
+          <w:sz w:val="21"/>
+          <w:szCs w:val="21"/>
+          <w14:ligatures w14:val="none"/>
+        </w:rPr>
+        <w:t>,</w:t>
+      </w:r>
+    </w:p>
+    <w:p>
+      <w:pPr>
+        <w:shd w:val="clear" w:color="auto" w:fill="FFFFFF"/>
+        <w:spacing w:after="0" w:line="285" w:lineRule="atLeast"/>
+        <w:rPr>
+          <w:rFonts w:ascii="Consolas" w:eastAsia="Times New Roman" w:hAnsi="Consolas" w:cs="Times New Roman"/>
+          <w:color w:val="3B3B3B"/>
+          <w:kern w:val="0"/>
+          <w:sz w:val="21"/>
+          <w:szCs w:val="21"/>
+          <w14:ligatures w14:val="none"/>
+        </w:rPr>
+      </w:pPr>
+      <w:r>
+        <w:rPr>
+          <w:rFonts w:ascii="Consolas" w:eastAsia="Times New Roman" w:hAnsi="Consolas" w:cs="Times New Roman"/>
+          <w:color w:val="3B3B3B"/>
+          <w:kern w:val="0"/>
+          <w:sz w:val="21"/>
+          <w:szCs w:val="21"/>
+          <w14:ligatures w14:val="none"/>
+        </w:rPr>
+        <w:t xml:space="preserve">            </w:t>
+      </w:r>
+      <w:r>
+        <w:rPr>
+          <w:rFonts w:ascii="Consolas" w:eastAsia="Times New Roman" w:hAnsi="Consolas" w:cs="Times New Roman"/>
+          <w:color w:val="001080"/>
+          <w:kern w:val="0"/>
+          <w:sz w:val="21"/>
+          <w:szCs w:val="21"/>
+          <w14:ligatures w14:val="none"/>
+        </w:rPr>
+        <w:t>database</w:t>
+      </w:r>
+      <w:r>
+        <w:rPr>
+          <w:rFonts w:ascii="Consolas" w:eastAsia="Times New Roman" w:hAnsi="Consolas" w:cs="Times New Roman"/>
+          <w:color w:val="3B3B3B"/>
+          <w:kern w:val="0"/>
+          <w:sz w:val="21"/>
+          <w:szCs w:val="21"/>
+          <w14:ligatures w14:val="none"/>
+        </w:rPr>
+        <w:t xml:space="preserve"> </w:t>
+      </w:r>
+      <w:r>
+        <w:rPr>
+          <w:rFonts w:ascii="Consolas" w:eastAsia="Times New Roman" w:hAnsi="Consolas" w:cs="Times New Roman"/>
+          <w:color w:val="000000"/>
+          <w:kern w:val="0"/>
+          <w:sz w:val="21"/>
+          <w:szCs w:val="21"/>
+          <w14:ligatures w14:val="none"/>
+        </w:rPr>
+        <w:t>=</w:t>
+      </w:r>
+      <w:r>
+        <w:rPr>
+          <w:rFonts w:ascii="Consolas" w:eastAsia="Times New Roman" w:hAnsi="Consolas" w:cs="Times New Roman"/>
+          <w:color w:val="3B3B3B"/>
+          <w:kern w:val="0"/>
+          <w:sz w:val="21"/>
+          <w:szCs w:val="21"/>
+          <w14:ligatures w14:val="none"/>
+        </w:rPr>
+        <w:t xml:space="preserve"> </w:t>
+      </w:r>
+      <w:r>
+        <w:rPr>
+          <w:rFonts w:ascii="Consolas" w:eastAsia="Times New Roman" w:hAnsi="Consolas" w:cs="Times New Roman"/>
+          <w:color w:val="A31515"/>
+          <w:kern w:val="0"/>
+          <w:sz w:val="21"/>
+          <w:szCs w:val="21"/>
+          <w14:ligatures w14:val="none"/>
+        </w:rPr>
+        <w:t>'scrapbooks'</w:t>
+      </w:r>
+    </w:p>
+    <w:p>
+      <w:pPr>
+        <w:shd w:val="clear" w:color="auto" w:fill="FFFFFF"/>
+        <w:spacing w:after="0" w:line="285" w:lineRule="atLeast"/>
+        <w:rPr>
+          <w:rFonts w:ascii="Consolas" w:eastAsia="Times New Roman" w:hAnsi="Consolas" w:cs="Times New Roman"/>
+          <w:color w:val="3B3B3B"/>
+          <w:kern w:val="0"/>
+          <w:sz w:val="21"/>
+          <w:szCs w:val="21"/>
+          <w14:ligatures w14:val="none"/>
+        </w:rPr>
+      </w:pPr>
+      <w:r>
+        <w:rPr>
+          <w:rFonts w:ascii="Consolas" w:eastAsia="Times New Roman" w:hAnsi="Consolas" w:cs="Times New Roman"/>
+          <w:color w:val="3B3B3B"/>
+          <w:kern w:val="0"/>
+          <w:sz w:val="21"/>
+          <w:szCs w:val="21"/>
+          <w14:ligatures w14:val="none"/>
+        </w:rPr>
+        <w:t>        )</w:t>
+      </w:r>
+    </w:p>
+    <w:p>
+      <w:pPr>
+        <w:shd w:val="clear" w:color="auto" w:fill="FFFFFF"/>
+        <w:spacing w:after="0" w:line="285" w:lineRule="atLeast"/>
+        <w:rPr>
+          <w:rFonts w:ascii="Consolas" w:eastAsia="Times New Roman" w:hAnsi="Consolas" w:cs="Times New Roman"/>
+          <w:color w:val="3B3B3B"/>
+          <w:kern w:val="0"/>
+          <w:sz w:val="21"/>
+          <w:szCs w:val="21"/>
+          <w14:ligatures w14:val="none"/>
+        </w:rPr>
+      </w:pPr>
+    </w:p>
+    <w:p>
+      <w:pPr>
+        <w:shd w:val="clear" w:color="auto" w:fill="FFFFFF"/>
+        <w:spacing w:after="0" w:line="285" w:lineRule="atLeast"/>
+        <w:rPr>
+          <w:rFonts w:ascii="Consolas" w:eastAsia="Times New Roman" w:hAnsi="Consolas" w:cs="Times New Roman"/>
+          <w:color w:val="3B3B3B"/>
+          <w:kern w:val="0"/>
+          <w:sz w:val="21"/>
+          <w:szCs w:val="21"/>
+          <w14:ligatures w14:val="none"/>
+        </w:rPr>
+      </w:pPr>
+      <w:r>
+        <w:rPr>
+          <w:rFonts w:ascii="Consolas" w:eastAsia="Times New Roman" w:hAnsi="Consolas" w:cs="Times New Roman"/>
+          <w:color w:val="3B3B3B"/>
+          <w:kern w:val="0"/>
+          <w:sz w:val="21"/>
+          <w:szCs w:val="21"/>
+          <w14:ligatures w14:val="none"/>
+        </w:rPr>
+        <w:t xml:space="preserve">        </w:t>
+      </w:r>
+      <w:r>
+        <w:rPr>
+          <w:rFonts w:ascii="Consolas" w:eastAsia="Times New Roman" w:hAnsi="Consolas" w:cs="Times New Roman"/>
+          <w:color w:val="001080"/>
+          <w:kern w:val="0"/>
+          <w:sz w:val="21"/>
+          <w:szCs w:val="21"/>
+          <w14:ligatures w14:val="none"/>
+        </w:rPr>
+        <w:t>self</w:t>
+      </w:r>
+      <w:r>
+        <w:rPr>
+          <w:rFonts w:ascii="Consolas" w:eastAsia="Times New Roman" w:hAnsi="Consolas" w:cs="Times New Roman"/>
+          <w:color w:val="3B3B3B"/>
+          <w:kern w:val="0"/>
+          <w:sz w:val="21"/>
+          <w:szCs w:val="21"/>
+          <w14:ligatures w14:val="none"/>
+        </w:rPr>
+        <w:t>.</w:t>
+      </w:r>
+      <w:r>
+        <w:rPr>
+          <w:rFonts w:ascii="Consolas" w:eastAsia="Times New Roman" w:hAnsi="Consolas" w:cs="Times New Roman"/>
+          <w:color w:val="001080"/>
+          <w:kern w:val="0"/>
+          <w:sz w:val="21"/>
+          <w:szCs w:val="21"/>
+          <w14:ligatures w14:val="none"/>
+        </w:rPr>
+        <w:t>cur</w:t>
+      </w:r>
+      <w:r>
+        <w:rPr>
+          <w:rFonts w:ascii="Consolas" w:eastAsia="Times New Roman" w:hAnsi="Consolas" w:cs="Times New Roman"/>
+          <w:color w:val="3B3B3B"/>
+          <w:kern w:val="0"/>
+          <w:sz w:val="21"/>
+          <w:szCs w:val="21"/>
+          <w14:ligatures w14:val="none"/>
+        </w:rPr>
+        <w:t xml:space="preserve"> </w:t>
+      </w:r>
+      <w:r>
+        <w:rPr>
+          <w:rFonts w:ascii="Consolas" w:eastAsia="Times New Roman" w:hAnsi="Consolas" w:cs="Times New Roman"/>
+          <w:color w:val="000000"/>
+          <w:kern w:val="0"/>
+          <w:sz w:val="21"/>
+          <w:szCs w:val="21"/>
+          <w14:ligatures w14:val="none"/>
+        </w:rPr>
+        <w:t>=</w:t>
+      </w:r>
+      <w:r>
+        <w:rPr>
+          <w:rFonts w:ascii="Consolas" w:eastAsia="Times New Roman" w:hAnsi="Consolas" w:cs="Times New Roman"/>
+          <w:color w:val="3B3B3B"/>
+          <w:kern w:val="0"/>
+          <w:sz w:val="21"/>
+          <w:szCs w:val="21"/>
+          <w14:ligatures w14:val="none"/>
+        </w:rPr>
+        <w:t xml:space="preserve"> </w:t>
+      </w:r>
+      <w:proofErr w:type="gramStart"/>
+      <w:r>
+        <w:rPr>
+          <w:rFonts w:ascii="Consolas" w:eastAsia="Times New Roman" w:hAnsi="Consolas" w:cs="Times New Roman"/>
+          <w:color w:val="001080"/>
+          <w:kern w:val="0"/>
+          <w:sz w:val="21"/>
+          <w:szCs w:val="21"/>
+          <w14:ligatures w14:val="none"/>
+        </w:rPr>
+        <w:t>self</w:t>
+      </w:r>
+      <w:r>
+        <w:rPr>
+          <w:rFonts w:ascii="Consolas" w:eastAsia="Times New Roman" w:hAnsi="Consolas" w:cs="Times New Roman"/>
+          <w:color w:val="3B3B3B"/>
+          <w:kern w:val="0"/>
+          <w:sz w:val="21"/>
+          <w:szCs w:val="21"/>
+          <w14:ligatures w14:val="none"/>
+        </w:rPr>
+        <w:t>.</w:t>
+      </w:r>
+      <w:r>
+        <w:rPr>
+          <w:rFonts w:ascii="Consolas" w:eastAsia="Times New Roman" w:hAnsi="Consolas" w:cs="Times New Roman"/>
+          <w:color w:val="001080"/>
+          <w:kern w:val="0"/>
+          <w:sz w:val="21"/>
+          <w:szCs w:val="21"/>
+          <w14:ligatures w14:val="none"/>
+        </w:rPr>
+        <w:t>conn</w:t>
+      </w:r>
+      <w:proofErr w:type="gramEnd"/>
+      <w:r>
+        <w:rPr>
+          <w:rFonts w:ascii="Consolas" w:eastAsia="Times New Roman" w:hAnsi="Consolas" w:cs="Times New Roman"/>
+          <w:color w:val="3B3B3B"/>
+          <w:kern w:val="0"/>
+          <w:sz w:val="21"/>
+          <w:szCs w:val="21"/>
+          <w14:ligatures w14:val="none"/>
+        </w:rPr>
+        <w:t>.</w:t>
+      </w:r>
+      <w:proofErr w:type="gramStart"/>
+      <w:r>
+        <w:rPr>
+          <w:rFonts w:ascii="Consolas" w:eastAsia="Times New Roman" w:hAnsi="Consolas" w:cs="Times New Roman"/>
+          <w:color w:val="3B3B3B"/>
+          <w:kern w:val="0"/>
+          <w:sz w:val="21"/>
+          <w:szCs w:val="21"/>
+          <w14:ligatures w14:val="none"/>
+        </w:rPr>
+        <w:t>cursor(</w:t>
+      </w:r>
+      <w:proofErr w:type="gramEnd"/>
+      <w:r>
+        <w:rPr>
+          <w:rFonts w:ascii="Consolas" w:eastAsia="Times New Roman" w:hAnsi="Consolas" w:cs="Times New Roman"/>
+          <w:color w:val="3B3B3B"/>
+          <w:kern w:val="0"/>
+          <w:sz w:val="21"/>
+          <w:szCs w:val="21"/>
+          <w14:ligatures w14:val="none"/>
+        </w:rPr>
+        <w:t>)</w:t>
+      </w:r>
+    </w:p>
+    <w:p>
+      <w:pPr>
+        <w:shd w:val="clear" w:color="auto" w:fill="FFFFFF"/>
+        <w:spacing w:after="0" w:line="285" w:lineRule="atLeast"/>
+        <w:rPr>
+          <w:rFonts w:ascii="Consolas" w:eastAsia="Times New Roman" w:hAnsi="Consolas" w:cs="Times New Roman"/>
+          <w:color w:val="3B3B3B"/>
+          <w:kern w:val="0"/>
+          <w:sz w:val="21"/>
+          <w:szCs w:val="21"/>
+          <w14:ligatures w14:val="none"/>
+        </w:rPr>
+      </w:pPr>
+      <w:r>
+        <w:rPr>
+          <w:rFonts w:ascii="Consolas" w:eastAsia="Times New Roman" w:hAnsi="Consolas" w:cs="Times New Roman"/>
+          <w:color w:val="3B3B3B"/>
+          <w:kern w:val="0"/>
+          <w:sz w:val="21"/>
+          <w:szCs w:val="21"/>
+          <w14:ligatures w14:val="none"/>
+        </w:rPr>
+        <w:t xml:space="preserve">        </w:t>
+      </w:r>
+      <w:proofErr w:type="gramStart"/>
+      <w:r>
+        <w:rPr>
+          <w:rFonts w:ascii="Consolas" w:eastAsia="Times New Roman" w:hAnsi="Consolas" w:cs="Times New Roman"/>
+          <w:color w:val="001080"/>
+          <w:kern w:val="0"/>
+          <w:sz w:val="21"/>
+          <w:szCs w:val="21"/>
+          <w14:ligatures w14:val="none"/>
+        </w:rPr>
+        <w:t>self</w:t>
+      </w:r>
+      <w:r>
+        <w:rPr>
+          <w:rFonts w:ascii="Consolas" w:eastAsia="Times New Roman" w:hAnsi="Consolas" w:cs="Times New Roman"/>
+          <w:color w:val="3B3B3B"/>
+          <w:kern w:val="0"/>
+          <w:sz w:val="21"/>
+          <w:szCs w:val="21"/>
+          <w14:ligatures w14:val="none"/>
+        </w:rPr>
+        <w:t>.</w:t>
+      </w:r>
+      <w:r>
+        <w:rPr>
+          <w:rFonts w:ascii="Consolas" w:eastAsia="Times New Roman" w:hAnsi="Consolas" w:cs="Times New Roman"/>
+          <w:color w:val="001080"/>
+          <w:kern w:val="0"/>
+          <w:sz w:val="21"/>
+          <w:szCs w:val="21"/>
+          <w14:ligatures w14:val="none"/>
+        </w:rPr>
+        <w:t>cur</w:t>
+      </w:r>
+      <w:r>
+        <w:rPr>
+          <w:rFonts w:ascii="Consolas" w:eastAsia="Times New Roman" w:hAnsi="Consolas" w:cs="Times New Roman"/>
+          <w:color w:val="3B3B3B"/>
+          <w:kern w:val="0"/>
+          <w:sz w:val="21"/>
+          <w:szCs w:val="21"/>
+          <w14:ligatures w14:val="none"/>
+        </w:rPr>
+        <w:t>.execute</w:t>
+      </w:r>
+      <w:proofErr w:type="gramEnd"/>
+      <w:r>
+        <w:rPr>
+          <w:rFonts w:ascii="Consolas" w:eastAsia="Times New Roman" w:hAnsi="Consolas" w:cs="Times New Roman"/>
+          <w:color w:val="3B3B3B"/>
+          <w:kern w:val="0"/>
+          <w:sz w:val="21"/>
+          <w:szCs w:val="21"/>
+          <w14:ligatures w14:val="none"/>
+        </w:rPr>
+        <w:t>(</w:t>
+      </w:r>
+      <w:r>
+        <w:rPr>
+          <w:rFonts w:ascii="Consolas" w:eastAsia="Times New Roman" w:hAnsi="Consolas" w:cs="Times New Roman"/>
+          <w:color w:val="A31515"/>
+          <w:kern w:val="0"/>
+          <w:sz w:val="21"/>
+          <w:szCs w:val="21"/>
+          <w14:ligatures w14:val="none"/>
+        </w:rPr>
+        <w:t>"""</w:t>
+      </w:r>
+    </w:p>
+    <w:p>
+      <w:pPr>
+        <w:shd w:val="clear" w:color="auto" w:fill="FFFFFF"/>
+        <w:spacing w:after="0" w:line="285" w:lineRule="atLeast"/>
+        <w:rPr>
+          <w:rFonts w:ascii="Consolas" w:eastAsia="Times New Roman" w:hAnsi="Consolas" w:cs="Times New Roman"/>
+          <w:color w:val="3B3B3B"/>
+          <w:kern w:val="0"/>
+          <w:sz w:val="21"/>
+          <w:szCs w:val="21"/>
+          <w14:ligatures w14:val="none"/>
+        </w:rPr>
+      </w:pPr>
+      <w:r>
+        <w:rPr>
+          <w:rFonts w:ascii="Consolas" w:eastAsia="Times New Roman" w:hAnsi="Consolas" w:cs="Times New Roman"/>
+          <w:color w:val="A31515"/>
+          <w:kern w:val="0"/>
+          <w:sz w:val="21"/>
+          <w:szCs w:val="21"/>
+          <w14:ligatures w14:val="none"/>
+        </w:rPr>
+        <w:t>            CREATE TABLE IF NOT EXISTS books (</w:t>
+      </w:r>
+    </w:p>
+    <w:p>
+      <w:pPr>
+        <w:shd w:val="clear" w:color="auto" w:fill="FFFFFF"/>
+        <w:spacing w:after="0" w:line="285" w:lineRule="atLeast"/>
+        <w:rPr>
+          <w:rFonts w:ascii="Consolas" w:eastAsia="Times New Roman" w:hAnsi="Consolas" w:cs="Times New Roman"/>
+          <w:color w:val="3B3B3B"/>
+          <w:kern w:val="0"/>
+          <w:sz w:val="21"/>
+          <w:szCs w:val="21"/>
+          <w14:ligatures w14:val="none"/>
+        </w:rPr>
+      </w:pPr>
+      <w:r>
+        <w:rPr>
+          <w:rFonts w:ascii="Consolas" w:eastAsia="Times New Roman" w:hAnsi="Consolas" w:cs="Times New Roman"/>
+          <w:color w:val="A31515"/>
+          <w:kern w:val="0"/>
+          <w:sz w:val="21"/>
+          <w:szCs w:val="21"/>
+          <w14:ligatures w14:val="none"/>
+        </w:rPr>
+        <w:t>                id INT AUTO_INCREMENT PRIMARY KEY,</w:t>
+      </w:r>
+    </w:p>
+    <w:p>
+      <w:pPr>
+        <w:shd w:val="clear" w:color="auto" w:fill="FFFFFF"/>
+        <w:spacing w:after="0" w:line="285" w:lineRule="atLeast"/>
+        <w:rPr>
+          <w:rFonts w:ascii="Consolas" w:eastAsia="Times New Roman" w:hAnsi="Consolas" w:cs="Times New Roman"/>
+          <w:color w:val="3B3B3B"/>
+          <w:kern w:val="0"/>
+          <w:sz w:val="21"/>
+          <w:szCs w:val="21"/>
+          <w14:ligatures w14:val="none"/>
+        </w:rPr>
+      </w:pPr>
+      <w:r>
+        <w:rPr>
+          <w:rFonts w:ascii="Consolas" w:eastAsia="Times New Roman" w:hAnsi="Consolas" w:cs="Times New Roman"/>
+          <w:color w:val="A31515"/>
+          <w:kern w:val="0"/>
+          <w:sz w:val="21"/>
+          <w:szCs w:val="21"/>
+          <w14:ligatures w14:val="none"/>
+        </w:rPr>
+        <w:t xml:space="preserve">                url </w:t>
+      </w:r>
+      <w:proofErr w:type="gramStart"/>
+      <w:r>
+        <w:rPr>
+          <w:rFonts w:ascii="Consolas" w:eastAsia="Times New Roman" w:hAnsi="Consolas" w:cs="Times New Roman"/>
+          <w:color w:val="A31515"/>
+          <w:kern w:val="0"/>
+          <w:sz w:val="21"/>
+          <w:szCs w:val="21"/>
+          <w14:ligatures w14:val="none"/>
+        </w:rPr>
+        <w:t>VARCHAR(</w:t>
+      </w:r>
+      <w:proofErr w:type="gramEnd"/>
+      <w:r>
+        <w:rPr>
+          <w:rFonts w:ascii="Consolas" w:eastAsia="Times New Roman" w:hAnsi="Consolas" w:cs="Times New Roman"/>
+          <w:color w:val="A31515"/>
+          <w:kern w:val="0"/>
+          <w:sz w:val="21"/>
+          <w:szCs w:val="21"/>
+          <w14:ligatures w14:val="none"/>
+        </w:rPr>
+        <w:t>1024) UNIQUE NOT NULL,</w:t>
+      </w:r>
+    </w:p>
+    <w:p>
+      <w:pPr>
+        <w:shd w:val="clear" w:color="auto" w:fill="FFFFFF"/>
+        <w:spacing w:after="0" w:line="285" w:lineRule="atLeast"/>
+        <w:rPr>
+          <w:rFonts w:ascii="Consolas" w:eastAsia="Times New Roman" w:hAnsi="Consolas" w:cs="Times New Roman"/>
+          <w:color w:val="3B3B3B"/>
+          <w:kern w:val="0"/>
+          <w:sz w:val="21"/>
+          <w:szCs w:val="21"/>
+          <w14:ligatures w14:val="none"/>
+        </w:rPr>
+      </w:pPr>
+      <w:r>
+        <w:rPr>
+          <w:rFonts w:ascii="Consolas" w:eastAsia="Times New Roman" w:hAnsi="Consolas" w:cs="Times New Roman"/>
+          <w:color w:val="A31515"/>
+          <w:kern w:val="0"/>
+          <w:sz w:val="21"/>
+          <w:szCs w:val="21"/>
+          <w14:ligatures w14:val="none"/>
+        </w:rPr>
+        <w:t xml:space="preserve">                title </w:t>
+      </w:r>
+      <w:proofErr w:type="gramStart"/>
+      <w:r>
+        <w:rPr>
+          <w:rFonts w:ascii="Consolas" w:eastAsia="Times New Roman" w:hAnsi="Consolas" w:cs="Times New Roman"/>
+          <w:color w:val="A31515"/>
+          <w:kern w:val="0"/>
+          <w:sz w:val="21"/>
+          <w:szCs w:val="21"/>
+          <w14:ligatures w14:val="none"/>
+        </w:rPr>
+        <w:t>VARCHAR(</w:t>
+      </w:r>
+      <w:proofErr w:type="gramEnd"/>
+      <w:r>
+        <w:rPr>
+          <w:rFonts w:ascii="Consolas" w:eastAsia="Times New Roman" w:hAnsi="Consolas" w:cs="Times New Roman"/>
+          <w:color w:val="A31515"/>
+          <w:kern w:val="0"/>
+          <w:sz w:val="21"/>
+          <w:szCs w:val="21"/>
+          <w14:ligatures w14:val="none"/>
+        </w:rPr>
+        <w:t>255),</w:t>
+      </w:r>
+    </w:p>
+    <w:p>
+      <w:pPr>
+        <w:shd w:val="clear" w:color="auto" w:fill="FFFFFF"/>
+        <w:spacing w:after="0" w:line="285" w:lineRule="atLeast"/>
+        <w:rPr>
+          <w:rFonts w:ascii="Consolas" w:eastAsia="Times New Roman" w:hAnsi="Consolas" w:cs="Times New Roman"/>
+          <w:color w:val="3B3B3B"/>
+          <w:kern w:val="0"/>
+          <w:sz w:val="21"/>
+          <w:szCs w:val="21"/>
+          <w14:ligatures w14:val="none"/>
+        </w:rPr>
+      </w:pPr>
+      <w:r>
+        <w:rPr>
+          <w:rFonts w:ascii="Consolas" w:eastAsia="Times New Roman" w:hAnsi="Consolas" w:cs="Times New Roman"/>
+          <w:color w:val="A31515"/>
+          <w:kern w:val="0"/>
+          <w:sz w:val="21"/>
+          <w:szCs w:val="21"/>
+          <w14:ligatures w14:val="none"/>
+        </w:rPr>
+        <w:t xml:space="preserve">                product_type </w:t>
+      </w:r>
+      <w:proofErr w:type="gramStart"/>
+      <w:r>
+        <w:rPr>
+          <w:rFonts w:ascii="Consolas" w:eastAsia="Times New Roman" w:hAnsi="Consolas" w:cs="Times New Roman"/>
+          <w:color w:val="A31515"/>
+          <w:kern w:val="0"/>
+          <w:sz w:val="21"/>
+          <w:szCs w:val="21"/>
+          <w14:ligatures w14:val="none"/>
+        </w:rPr>
+        <w:t>VARCHAR(</w:t>
+      </w:r>
+      <w:proofErr w:type="gramEnd"/>
+      <w:r>
+        <w:rPr>
+          <w:rFonts w:ascii="Consolas" w:eastAsia="Times New Roman" w:hAnsi="Consolas" w:cs="Times New Roman"/>
+          <w:color w:val="A31515"/>
+          <w:kern w:val="0"/>
+          <w:sz w:val="21"/>
+          <w:szCs w:val="21"/>
+          <w14:ligatures w14:val="none"/>
+        </w:rPr>
+        <w:t>100),</w:t>
+      </w:r>
+    </w:p>
+    <w:p>
+      <w:pPr>
+        <w:shd w:val="clear" w:color="auto" w:fill="FFFFFF"/>
+        <w:spacing w:after="0" w:line="285" w:lineRule="atLeast"/>
+        <w:rPr>
+          <w:rFonts w:ascii="Consolas" w:eastAsia="Times New Roman" w:hAnsi="Consolas" w:cs="Times New Roman"/>
+          <w:color w:val="3B3B3B"/>
+          <w:kern w:val="0"/>
+          <w:sz w:val="21"/>
+          <w:szCs w:val="21"/>
+          <w14:ligatures w14:val="none"/>
+        </w:rPr>
+      </w:pPr>
+      <w:r>
+        <w:rPr>
+          <w:rFonts w:ascii="Consolas" w:eastAsia="Times New Roman" w:hAnsi="Consolas" w:cs="Times New Roman"/>
+          <w:color w:val="A31515"/>
+          <w:kern w:val="0"/>
+          <w:sz w:val="21"/>
+          <w:szCs w:val="21"/>
+          <w14:ligatures w14:val="none"/>
+        </w:rPr>
+        <w:t xml:space="preserve">                price_excl_tax </w:t>
+      </w:r>
+      <w:proofErr w:type="gramStart"/>
+      <w:r>
+        <w:rPr>
+          <w:rFonts w:ascii="Consolas" w:eastAsia="Times New Roman" w:hAnsi="Consolas" w:cs="Times New Roman"/>
+          <w:color w:val="A31515"/>
+          <w:kern w:val="0"/>
+          <w:sz w:val="21"/>
+          <w:szCs w:val="21"/>
+          <w14:ligatures w14:val="none"/>
+        </w:rPr>
+        <w:t>DECIMAL(</w:t>
+      </w:r>
+      <w:proofErr w:type="gramEnd"/>
+      <w:r>
+        <w:rPr>
+          <w:rFonts w:ascii="Consolas" w:eastAsia="Times New Roman" w:hAnsi="Consolas" w:cs="Times New Roman"/>
+          <w:color w:val="A31515"/>
+          <w:kern w:val="0"/>
+          <w:sz w:val="21"/>
+          <w:szCs w:val="21"/>
+          <w14:ligatures w14:val="none"/>
+        </w:rPr>
+        <w:t>10, 2),</w:t>
+      </w:r>
+    </w:p>
+    <w:p>
+      <w:pPr>
+        <w:shd w:val="clear" w:color="auto" w:fill="FFFFFF"/>
+        <w:spacing w:after="0" w:line="285" w:lineRule="atLeast"/>
+        <w:rPr>
+          <w:rFonts w:ascii="Consolas" w:eastAsia="Times New Roman" w:hAnsi="Consolas" w:cs="Times New Roman"/>
+          <w:color w:val="3B3B3B"/>
+          <w:kern w:val="0"/>
+          <w:sz w:val="21"/>
+          <w:szCs w:val="21"/>
+          <w14:ligatures w14:val="none"/>
+        </w:rPr>
+      </w:pPr>
+      <w:r>
+        <w:rPr>
+          <w:rFonts w:ascii="Consolas" w:eastAsia="Times New Roman" w:hAnsi="Consolas" w:cs="Times New Roman"/>
+          <w:color w:val="A31515"/>
+          <w:kern w:val="0"/>
+          <w:sz w:val="21"/>
+          <w:szCs w:val="21"/>
+          <w14:ligatures w14:val="none"/>
+        </w:rPr>
+        <w:t xml:space="preserve">                price_incl_tax </w:t>
+      </w:r>
+      <w:proofErr w:type="gramStart"/>
+      <w:r>
+        <w:rPr>
+          <w:rFonts w:ascii="Consolas" w:eastAsia="Times New Roman" w:hAnsi="Consolas" w:cs="Times New Roman"/>
+          <w:color w:val="A31515"/>
+          <w:kern w:val="0"/>
+          <w:sz w:val="21"/>
+          <w:szCs w:val="21"/>
+          <w14:ligatures w14:val="none"/>
+        </w:rPr>
+        <w:t>DECIMAL(</w:t>
+      </w:r>
+      <w:proofErr w:type="gramEnd"/>
+      <w:r>
+        <w:rPr>
+          <w:rFonts w:ascii="Consolas" w:eastAsia="Times New Roman" w:hAnsi="Consolas" w:cs="Times New Roman"/>
+          <w:color w:val="A31515"/>
+          <w:kern w:val="0"/>
+          <w:sz w:val="21"/>
+          <w:szCs w:val="21"/>
+          <w14:ligatures w14:val="none"/>
+        </w:rPr>
+        <w:t>10, 2),</w:t>
+      </w:r>
+    </w:p>
+    <w:p>
+      <w:pPr>
+        <w:shd w:val="clear" w:color="auto" w:fill="FFFFFF"/>
+        <w:spacing w:after="0" w:line="285" w:lineRule="atLeast"/>
+        <w:rPr>
+          <w:rFonts w:ascii="Consolas" w:eastAsia="Times New Roman" w:hAnsi="Consolas" w:cs="Times New Roman"/>
+          <w:color w:val="3B3B3B"/>
+          <w:kern w:val="0"/>
+          <w:sz w:val="21"/>
+          <w:szCs w:val="21"/>
+          <w14:ligatures w14:val="none"/>
+        </w:rPr>
+      </w:pPr>
+      <w:r>
+        <w:rPr>
+          <w:rFonts w:ascii="Consolas" w:eastAsia="Times New Roman" w:hAnsi="Consolas" w:cs="Times New Roman"/>
+          <w:color w:val="A31515"/>
+          <w:kern w:val="0"/>
+          <w:sz w:val="21"/>
+          <w:szCs w:val="21"/>
+          <w14:ligatures w14:val="none"/>
+        </w:rPr>
+        <w:t xml:space="preserve">                tax </w:t>
+      </w:r>
+      <w:proofErr w:type="gramStart"/>
+      <w:r>
+        <w:rPr>
+          <w:rFonts w:ascii="Consolas" w:eastAsia="Times New Roman" w:hAnsi="Consolas" w:cs="Times New Roman"/>
+          <w:color w:val="A31515"/>
+          <w:kern w:val="0"/>
+          <w:sz w:val="21"/>
+          <w:szCs w:val="21"/>
+          <w14:ligatures w14:val="none"/>
+        </w:rPr>
+        <w:t>DECIMAL(</w:t>
+      </w:r>
+      <w:proofErr w:type="gramEnd"/>
+      <w:r>
+        <w:rPr>
+          <w:rFonts w:ascii="Consolas" w:eastAsia="Times New Roman" w:hAnsi="Consolas" w:cs="Times New Roman"/>
+          <w:color w:val="A31515"/>
+          <w:kern w:val="0"/>
+          <w:sz w:val="21"/>
+          <w:szCs w:val="21"/>
+          <w14:ligatures w14:val="none"/>
+        </w:rPr>
+        <w:t>10, 2),</w:t>
+      </w:r>
+    </w:p>
+    <w:p>
+      <w:pPr>
+        <w:shd w:val="clear" w:color="auto" w:fill="FFFFFF"/>
+        <w:spacing w:after="0" w:line="285" w:lineRule="atLeast"/>
+        <w:rPr>
+          <w:rFonts w:ascii="Consolas" w:eastAsia="Times New Roman" w:hAnsi="Consolas" w:cs="Times New Roman"/>
+          <w:color w:val="3B3B3B"/>
+          <w:kern w:val="0"/>
+          <w:sz w:val="21"/>
+          <w:szCs w:val="21"/>
+          <w14:ligatures w14:val="none"/>
+        </w:rPr>
+      </w:pPr>
+      <w:r>
+        <w:rPr>
+          <w:rFonts w:ascii="Consolas" w:eastAsia="Times New Roman" w:hAnsi="Consolas" w:cs="Times New Roman"/>
+          <w:color w:val="A31515"/>
+          <w:kern w:val="0"/>
+          <w:sz w:val="21"/>
+          <w:szCs w:val="21"/>
+          <w14:ligatures w14:val="none"/>
+        </w:rPr>
+        <w:t xml:space="preserve">                availability </w:t>
+      </w:r>
+      <w:proofErr w:type="gramStart"/>
+      <w:r>
+        <w:rPr>
+          <w:rFonts w:ascii="Consolas" w:eastAsia="Times New Roman" w:hAnsi="Consolas" w:cs="Times New Roman"/>
+          <w:color w:val="A31515"/>
+          <w:kern w:val="0"/>
+          <w:sz w:val="21"/>
+          <w:szCs w:val="21"/>
+          <w14:ligatures w14:val="none"/>
+        </w:rPr>
+        <w:t>VARCHAR(</w:t>
+      </w:r>
+      <w:proofErr w:type="gramEnd"/>
+      <w:r>
+        <w:rPr>
+          <w:rFonts w:ascii="Consolas" w:eastAsia="Times New Roman" w:hAnsi="Consolas" w:cs="Times New Roman"/>
+          <w:color w:val="A31515"/>
+          <w:kern w:val="0"/>
+          <w:sz w:val="21"/>
+          <w:szCs w:val="21"/>
+          <w14:ligatures w14:val="none"/>
+        </w:rPr>
+        <w:t>100),</w:t>
+      </w:r>
+    </w:p>
+    <w:p>
+      <w:pPr>
+        <w:shd w:val="clear" w:color="auto" w:fill="FFFFFF"/>
+        <w:spacing w:after="0" w:line="285" w:lineRule="atLeast"/>
+        <w:rPr>
+          <w:rFonts w:ascii="Consolas" w:eastAsia="Times New Roman" w:hAnsi="Consolas" w:cs="Times New Roman"/>
+          <w:color w:val="3B3B3B"/>
+          <w:kern w:val="0"/>
+          <w:sz w:val="21"/>
+          <w:szCs w:val="21"/>
+          <w14:ligatures w14:val="none"/>
+        </w:rPr>
+      </w:pPr>
+      <w:r>
+        <w:rPr>
+          <w:rFonts w:ascii="Consolas" w:eastAsia="Times New Roman" w:hAnsi="Consolas" w:cs="Times New Roman"/>
+          <w:color w:val="A31515"/>
+          <w:kern w:val="0"/>
+          <w:sz w:val="21"/>
+          <w:szCs w:val="21"/>
+          <w14:ligatures w14:val="none"/>
+        </w:rPr>
+        <w:t>                num_reviews INT,</w:t>
+      </w:r>
+    </w:p>
+    <w:p>
+      <w:pPr>
+        <w:shd w:val="clear" w:color="auto" w:fill="FFFFFF"/>
+        <w:spacing w:after="0" w:line="285" w:lineRule="atLeast"/>
+        <w:rPr>
+          <w:rFonts w:ascii="Consolas" w:eastAsia="Times New Roman" w:hAnsi="Consolas" w:cs="Times New Roman"/>
+          <w:color w:val="3B3B3B"/>
+          <w:kern w:val="0"/>
+          <w:sz w:val="21"/>
+          <w:szCs w:val="21"/>
+          <w14:ligatures w14:val="none"/>
+        </w:rPr>
+      </w:pPr>
+      <w:r>
+        <w:rPr>
+          <w:rFonts w:ascii="Consolas" w:eastAsia="Times New Roman" w:hAnsi="Consolas" w:cs="Times New Roman"/>
+          <w:color w:val="A31515"/>
+          <w:kern w:val="0"/>
+          <w:sz w:val="21"/>
+          <w:szCs w:val="21"/>
+          <w14:ligatures w14:val="none"/>
+        </w:rPr>
+        <w:t xml:space="preserve">                stars </w:t>
+      </w:r>
+      <w:proofErr w:type="gramStart"/>
+      <w:r>
+        <w:rPr>
+          <w:rFonts w:ascii="Consolas" w:eastAsia="Times New Roman" w:hAnsi="Consolas" w:cs="Times New Roman"/>
+          <w:color w:val="A31515"/>
+          <w:kern w:val="0"/>
+          <w:sz w:val="21"/>
+          <w:szCs w:val="21"/>
+          <w14:ligatures w14:val="none"/>
+        </w:rPr>
+        <w:t>VARCHAR(</w:t>
+      </w:r>
+      <w:proofErr w:type="gramEnd"/>
+      <w:r>
+        <w:rPr>
+          <w:rFonts w:ascii="Consolas" w:eastAsia="Times New Roman" w:hAnsi="Consolas" w:cs="Times New Roman"/>
+          <w:color w:val="A31515"/>
+          <w:kern w:val="0"/>
+          <w:sz w:val="21"/>
+          <w:szCs w:val="21"/>
+          <w14:ligatures w14:val="none"/>
+        </w:rPr>
+        <w:t>50),</w:t>
+      </w:r>
+    </w:p>
+    <w:p>
+      <w:pPr>
+        <w:shd w:val="clear" w:color="auto" w:fill="FFFFFF"/>
+        <w:spacing w:after="0" w:line="285" w:lineRule="atLeast"/>
+        <w:rPr>
+          <w:rFonts w:ascii="Consolas" w:eastAsia="Times New Roman" w:hAnsi="Consolas" w:cs="Times New Roman"/>
+          <w:color w:val="3B3B3B"/>
+          <w:kern w:val="0"/>
+          <w:sz w:val="21"/>
+          <w:szCs w:val="21"/>
+          <w14:ligatures w14:val="none"/>
+        </w:rPr>
+      </w:pPr>
+      <w:r>
+        <w:rPr>
+          <w:rFonts w:ascii="Consolas" w:eastAsia="Times New Roman" w:hAnsi="Consolas" w:cs="Times New Roman"/>
+          <w:color w:val="A31515"/>
+          <w:kern w:val="0"/>
+          <w:sz w:val="21"/>
+          <w:szCs w:val="21"/>
+          <w14:ligatures w14:val="none"/>
+        </w:rPr>
+        <w:t xml:space="preserve">                category </w:t>
+      </w:r>
+      <w:proofErr w:type="gramStart"/>
+      <w:r>
+        <w:rPr>
+          <w:rFonts w:ascii="Consolas" w:eastAsia="Times New Roman" w:hAnsi="Consolas" w:cs="Times New Roman"/>
+          <w:color w:val="A31515"/>
+          <w:kern w:val="0"/>
+          <w:sz w:val="21"/>
+          <w:szCs w:val="21"/>
+          <w14:ligatures w14:val="none"/>
+        </w:rPr>
+        <w:t>VARCHAR(</w:t>
+      </w:r>
+      <w:proofErr w:type="gramEnd"/>
+      <w:r>
+        <w:rPr>
+          <w:rFonts w:ascii="Consolas" w:eastAsia="Times New Roman" w:hAnsi="Consolas" w:cs="Times New Roman"/>
+          <w:color w:val="A31515"/>
+          <w:kern w:val="0"/>
+          <w:sz w:val="21"/>
+          <w:szCs w:val="21"/>
+          <w14:ligatures w14:val="none"/>
+        </w:rPr>
+        <w:t>100),</w:t>
+      </w:r>
+    </w:p>
+    <w:p>
+      <w:pPr>
+        <w:shd w:val="clear" w:color="auto" w:fill="FFFFFF"/>
+        <w:spacing w:after="0" w:line="285" w:lineRule="atLeast"/>
+        <w:rPr>
+          <w:rFonts w:ascii="Consolas" w:eastAsia="Times New Roman" w:hAnsi="Consolas" w:cs="Times New Roman"/>
+          <w:color w:val="3B3B3B"/>
+          <w:kern w:val="0"/>
+          <w:sz w:val="21"/>
+          <w:szCs w:val="21"/>
+          <w14:ligatures w14:val="none"/>
+        </w:rPr>
+      </w:pPr>
+      <w:r>
+        <w:rPr>
+          <w:rFonts w:ascii="Consolas" w:eastAsia="Times New Roman" w:hAnsi="Consolas" w:cs="Times New Roman"/>
+          <w:color w:val="A31515"/>
+          <w:kern w:val="0"/>
+          <w:sz w:val="21"/>
+          <w:szCs w:val="21"/>
+          <w14:ligatures w14:val="none"/>
+        </w:rPr>
+        <w:t>                description TEXT,</w:t>
+      </w:r>
+    </w:p>
+    <w:p>
+      <w:pPr>
+        <w:shd w:val="clear" w:color="auto" w:fill="FFFFFF"/>
+        <w:spacing w:after="0" w:line="285" w:lineRule="atLeast"/>
+        <w:rPr>
+          <w:rFonts w:ascii="Consolas" w:eastAsia="Times New Roman" w:hAnsi="Consolas" w:cs="Times New Roman"/>
+          <w:color w:val="3B3B3B"/>
+          <w:kern w:val="0"/>
+          <w:sz w:val="21"/>
+          <w:szCs w:val="21"/>
+          <w14:ligatures w14:val="none"/>
+        </w:rPr>
+      </w:pPr>
+      <w:r>
+        <w:rPr>
+          <w:rFonts w:ascii="Consolas" w:eastAsia="Times New Roman" w:hAnsi="Consolas" w:cs="Times New Roman"/>
+          <w:color w:val="A31515"/>
+          <w:kern w:val="0"/>
+          <w:sz w:val="21"/>
+          <w:szCs w:val="21"/>
+          <w14:ligatures w14:val="none"/>
+        </w:rPr>
+        <w:t xml:space="preserve">                price </w:t>
+      </w:r>
+      <w:proofErr w:type="gramStart"/>
+      <w:r>
+        <w:rPr>
+          <w:rFonts w:ascii="Consolas" w:eastAsia="Times New Roman" w:hAnsi="Consolas" w:cs="Times New Roman"/>
+          <w:color w:val="A31515"/>
+          <w:kern w:val="0"/>
+          <w:sz w:val="21"/>
+          <w:szCs w:val="21"/>
+          <w14:ligatures w14:val="none"/>
+        </w:rPr>
+        <w:t>DECIMAL(</w:t>
+      </w:r>
+      <w:proofErr w:type="gramEnd"/>
+      <w:r>
+        <w:rPr>
+          <w:rFonts w:ascii="Consolas" w:eastAsia="Times New Roman" w:hAnsi="Consolas" w:cs="Times New Roman"/>
+          <w:color w:val="A31515"/>
+          <w:kern w:val="0"/>
+          <w:sz w:val="21"/>
+          <w:szCs w:val="21"/>
+          <w14:ligatures w14:val="none"/>
+        </w:rPr>
+        <w:t>10, 2),</w:t>
+      </w:r>
+    </w:p>
+    <w:p>
+      <w:pPr>
+        <w:shd w:val="clear" w:color="auto" w:fill="FFFFFF"/>
+        <w:spacing w:after="0" w:line="285" w:lineRule="atLeast"/>
+        <w:rPr>
+          <w:rFonts w:ascii="Consolas" w:eastAsia="Times New Roman" w:hAnsi="Consolas" w:cs="Times New Roman"/>
+          <w:color w:val="3B3B3B"/>
+          <w:kern w:val="0"/>
+          <w:sz w:val="21"/>
+          <w:szCs w:val="21"/>
+          <w14:ligatures w14:val="none"/>
+        </w:rPr>
+      </w:pPr>
+      <w:r>
+        <w:rPr>
+          <w:rFonts w:ascii="Consolas" w:eastAsia="Times New Roman" w:hAnsi="Consolas" w:cs="Times New Roman"/>
+          <w:color w:val="A31515"/>
+          <w:kern w:val="0"/>
+          <w:sz w:val="21"/>
+          <w:szCs w:val="21"/>
+          <w14:ligatures w14:val="none"/>
+        </w:rPr>
+        <w:t>                created_at TIMESTAMP DEFAULT CURRENT_TIMESTAMP,</w:t>
+      </w:r>
+    </w:p>
+    <w:p>
+      <w:pPr>
+        <w:shd w:val="clear" w:color="auto" w:fill="FFFFFF"/>
+        <w:spacing w:after="0" w:line="285" w:lineRule="atLeast"/>
+        <w:rPr>
+          <w:rFonts w:ascii="Consolas" w:eastAsia="Times New Roman" w:hAnsi="Consolas" w:cs="Times New Roman"/>
+          <w:color w:val="3B3B3B"/>
+          <w:kern w:val="0"/>
+          <w:sz w:val="21"/>
+          <w:szCs w:val="21"/>
+          <w14:ligatures w14:val="none"/>
+        </w:rPr>
+      </w:pPr>
+      <w:r>
+        <w:rPr>
+          <w:rFonts w:ascii="Consolas" w:eastAsia="Times New Roman" w:hAnsi="Consolas" w:cs="Times New Roman"/>
+          <w:color w:val="A31515"/>
+          <w:kern w:val="0"/>
+          <w:sz w:val="21"/>
+          <w:szCs w:val="21"/>
+          <w14:ligatures w14:val="none"/>
+        </w:rPr>
+        <w:t>                updated_at TIMESTAMP DEFAULT CURRENT_TIMESTAMP ON UPDATE CURRENT_TIMESTAMP</w:t>
+      </w:r>
+    </w:p>
+    <w:p>
+      <w:pPr>
+        <w:shd w:val="clear" w:color="auto" w:fill="FFFFFF"/>
+        <w:spacing w:after="0" w:line="285" w:lineRule="atLeast"/>
+        <w:rPr>
+          <w:rFonts w:ascii="Consolas" w:eastAsia="Times New Roman" w:hAnsi="Consolas" w:cs="Times New Roman"/>
+          <w:color w:val="3B3B3B"/>
+          <w:kern w:val="0"/>
+          <w:sz w:val="21"/>
+          <w:szCs w:val="21"/>
+          <w14:ligatures w14:val="none"/>
+        </w:rPr>
+      </w:pPr>
+      <w:r>
+        <w:rPr>
+          <w:rFonts w:ascii="Consolas" w:eastAsia="Times New Roman" w:hAnsi="Consolas" w:cs="Times New Roman"/>
+          <w:color w:val="A31515"/>
+          <w:kern w:val="0"/>
+          <w:sz w:val="21"/>
+          <w:szCs w:val="21"/>
+          <w14:ligatures w14:val="none"/>
+        </w:rPr>
+        <w:t>            ) ENGINE=InnoDB DEFAULT CHARSET=utf8mb4 COLLATE=utf8mb4_unicode_ci;</w:t>
+      </w:r>
+    </w:p>
+    <w:p>
+      <w:pPr>
+        <w:shd w:val="clear" w:color="auto" w:fill="FFFFFF"/>
+        <w:spacing w:after="0" w:line="285" w:lineRule="atLeast"/>
+        <w:rPr>
+          <w:rFonts w:ascii="Consolas" w:eastAsia="Times New Roman" w:hAnsi="Consolas" w:cs="Times New Roman"/>
+          <w:color w:val="3B3B3B"/>
+          <w:kern w:val="0"/>
+          <w:sz w:val="21"/>
+          <w:szCs w:val="21"/>
+          <w14:ligatures w14:val="none"/>
+        </w:rPr>
+      </w:pPr>
+      <w:r>
+        <w:rPr>
+          <w:rFonts w:ascii="Consolas" w:eastAsia="Times New Roman" w:hAnsi="Consolas" w:cs="Times New Roman"/>
+          <w:color w:val="A31515"/>
+          <w:kern w:val="0"/>
+          <w:sz w:val="21"/>
+          <w:szCs w:val="21"/>
+          <w14:ligatures w14:val="none"/>
+        </w:rPr>
+        <w:t>"""</w:t>
+      </w:r>
+      <w:r>
+        <w:rPr>
+          <w:rFonts w:ascii="Consolas" w:eastAsia="Times New Roman" w:hAnsi="Consolas" w:cs="Times New Roman"/>
+          <w:color w:val="3B3B3B"/>
+          <w:kern w:val="0"/>
+          <w:sz w:val="21"/>
+          <w:szCs w:val="21"/>
+          <w14:ligatures w14:val="none"/>
+        </w:rPr>
+        <w:t>)</w:t>
+      </w:r>
+    </w:p>
+    <w:p>
+      <w:pPr>
+        <w:shd w:val="clear" w:color="auto" w:fill="FFFFFF"/>
+        <w:spacing w:after="0" w:line="285" w:lineRule="atLeast"/>
+        <w:rPr>
+          <w:rFonts w:ascii="Consolas" w:eastAsia="Times New Roman" w:hAnsi="Consolas" w:cs="Times New Roman"/>
+          <w:color w:val="3B3B3B"/>
+          <w:kern w:val="0"/>
+          <w:sz w:val="21"/>
+          <w:szCs w:val="21"/>
+          <w14:ligatures w14:val="none"/>
+        </w:rPr>
+      </w:pPr>
+      <w:r>
+        <w:rPr>
+          <w:rFonts w:ascii="Consolas" w:eastAsia="Times New Roman" w:hAnsi="Consolas" w:cs="Times New Roman"/>
+          <w:color w:val="3B3B3B"/>
+          <w:kern w:val="0"/>
+          <w:sz w:val="21"/>
+          <w:szCs w:val="21"/>
+          <w14:ligatures w14:val="none"/>
+        </w:rPr>
+        <w:t xml:space="preserve">    </w:t>
+      </w:r>
+      <w:r>
+        <w:rPr>
+          <w:rFonts w:ascii="Consolas" w:eastAsia="Times New Roman" w:hAnsi="Consolas" w:cs="Times New Roman"/>
+          <w:color w:val="0000FF"/>
+          <w:kern w:val="0"/>
+          <w:sz w:val="21"/>
+          <w:szCs w:val="21"/>
+          <w14:ligatures w14:val="none"/>
+        </w:rPr>
+        <w:t>def</w:t>
+      </w:r>
+      <w:r>
+        <w:rPr>
+          <w:rFonts w:ascii="Consolas" w:eastAsia="Times New Roman" w:hAnsi="Consolas" w:cs="Times New Roman"/>
+          <w:color w:val="3B3B3B"/>
+          <w:kern w:val="0"/>
+          <w:sz w:val="21"/>
+          <w:szCs w:val="21"/>
+          <w14:ligatures w14:val="none"/>
+        </w:rPr>
+        <w:t xml:space="preserve"> </w:t>
+      </w:r>
+      <w:r>
+        <w:rPr>
+          <w:rFonts w:ascii="Consolas" w:eastAsia="Times New Roman" w:hAnsi="Consolas" w:cs="Times New Roman"/>
+          <w:color w:val="795E26"/>
+          <w:kern w:val="0"/>
+          <w:sz w:val="21"/>
+          <w:szCs w:val="21"/>
+          <w14:ligatures w14:val="none"/>
+        </w:rPr>
+        <w:t>process_</w:t>
+      </w:r>
+      <w:proofErr w:type="gramStart"/>
+      <w:r>
+        <w:rPr>
+          <w:rFonts w:ascii="Consolas" w:eastAsia="Times New Roman" w:hAnsi="Consolas" w:cs="Times New Roman"/>
+          <w:color w:val="795E26"/>
+          <w:kern w:val="0"/>
+          <w:sz w:val="21"/>
+          <w:szCs w:val="21"/>
+          <w14:ligatures w14:val="none"/>
+        </w:rPr>
+        <w:t>item</w:t>
+      </w:r>
+      <w:r>
+        <w:rPr>
+          <w:rFonts w:ascii="Consolas" w:eastAsia="Times New Roman" w:hAnsi="Consolas" w:cs="Times New Roman"/>
+          <w:color w:val="3B3B3B"/>
+          <w:kern w:val="0"/>
+          <w:sz w:val="21"/>
+          <w:szCs w:val="21"/>
+          <w14:ligatures w14:val="none"/>
+        </w:rPr>
+        <w:t>(</w:t>
+      </w:r>
+      <w:proofErr w:type="gramEnd"/>
+      <w:r>
+        <w:rPr>
+          <w:rFonts w:ascii="Consolas" w:eastAsia="Times New Roman" w:hAnsi="Consolas" w:cs="Times New Roman"/>
+          <w:color w:val="001080"/>
+          <w:kern w:val="0"/>
+          <w:sz w:val="21"/>
+          <w:szCs w:val="21"/>
+          <w14:ligatures w14:val="none"/>
+        </w:rPr>
+        <w:t>self</w:t>
+      </w:r>
+      <w:r>
+        <w:rPr>
+          <w:rFonts w:ascii="Consolas" w:eastAsia="Times New Roman" w:hAnsi="Consolas" w:cs="Times New Roman"/>
+          <w:color w:val="3B3B3B"/>
+          <w:kern w:val="0"/>
+          <w:sz w:val="21"/>
+          <w:szCs w:val="21"/>
+          <w14:ligatures w14:val="none"/>
+        </w:rPr>
+        <w:t xml:space="preserve">, </w:t>
+      </w:r>
+      <w:r>
+        <w:rPr>
+          <w:rFonts w:ascii="Consolas" w:eastAsia="Times New Roman" w:hAnsi="Consolas" w:cs="Times New Roman"/>
+          <w:color w:val="001080"/>
+          <w:kern w:val="0"/>
+          <w:sz w:val="21"/>
+          <w:szCs w:val="21"/>
+          <w14:ligatures w14:val="none"/>
+        </w:rPr>
+        <w:t>item</w:t>
+      </w:r>
+      <w:r>
+        <w:rPr>
+          <w:rFonts w:ascii="Consolas" w:eastAsia="Times New Roman" w:hAnsi="Consolas" w:cs="Times New Roman"/>
+          <w:color w:val="3B3B3B"/>
+          <w:kern w:val="0"/>
+          <w:sz w:val="21"/>
+          <w:szCs w:val="21"/>
+          <w14:ligatures w14:val="none"/>
+        </w:rPr>
+        <w:t xml:space="preserve">, </w:t>
+      </w:r>
+      <w:r>
+        <w:rPr>
+          <w:rFonts w:ascii="Consolas" w:eastAsia="Times New Roman" w:hAnsi="Consolas" w:cs="Times New Roman"/>
+          <w:color w:val="001080"/>
+          <w:kern w:val="0"/>
+          <w:sz w:val="21"/>
+          <w:szCs w:val="21"/>
+          <w14:ligatures w14:val="none"/>
+        </w:rPr>
+        <w:t>spider</w:t>
+      </w:r>
+      <w:r>
+        <w:rPr>
+          <w:rFonts w:ascii="Consolas" w:eastAsia="Times New Roman" w:hAnsi="Consolas" w:cs="Times New Roman"/>
+          <w:color w:val="3B3B3B"/>
+          <w:kern w:val="0"/>
+          <w:sz w:val="21"/>
+          <w:szCs w:val="21"/>
+          <w14:ligatures w14:val="none"/>
+        </w:rPr>
+        <w:t>):</w:t>
+      </w:r>
+    </w:p>
+    <w:p>
+      <w:pPr>
+        <w:shd w:val="clear" w:color="auto" w:fill="FFFFFF"/>
+        <w:spacing w:after="0" w:line="285" w:lineRule="atLeast"/>
+        <w:rPr>
+          <w:rFonts w:ascii="Consolas" w:eastAsia="Times New Roman" w:hAnsi="Consolas" w:cs="Times New Roman"/>
+          <w:color w:val="3B3B3B"/>
+          <w:kern w:val="0"/>
+          <w:sz w:val="21"/>
+          <w:szCs w:val="21"/>
+          <w14:ligatures w14:val="none"/>
+        </w:rPr>
+      </w:pPr>
+      <w:r>
+        <w:rPr>
+          <w:rFonts w:ascii="Consolas" w:eastAsia="Times New Roman" w:hAnsi="Consolas" w:cs="Times New Roman"/>
+          <w:color w:val="3B3B3B"/>
+          <w:kern w:val="0"/>
+          <w:sz w:val="21"/>
+          <w:szCs w:val="21"/>
+          <w14:ligatures w14:val="none"/>
+        </w:rPr>
+        <w:t xml:space="preserve">        </w:t>
+      </w:r>
+      <w:proofErr w:type="gramStart"/>
+      <w:r>
+        <w:rPr>
+          <w:rFonts w:ascii="Consolas" w:eastAsia="Times New Roman" w:hAnsi="Consolas" w:cs="Times New Roman"/>
+          <w:color w:val="001080"/>
+          <w:kern w:val="0"/>
+          <w:sz w:val="21"/>
+          <w:szCs w:val="21"/>
+          <w14:ligatures w14:val="none"/>
+        </w:rPr>
+        <w:t>self</w:t>
+      </w:r>
+      <w:r>
+        <w:rPr>
+          <w:rFonts w:ascii="Consolas" w:eastAsia="Times New Roman" w:hAnsi="Consolas" w:cs="Times New Roman"/>
+          <w:color w:val="3B3B3B"/>
+          <w:kern w:val="0"/>
+          <w:sz w:val="21"/>
+          <w:szCs w:val="21"/>
+          <w14:ligatures w14:val="none"/>
+        </w:rPr>
+        <w:t>.</w:t>
+      </w:r>
+      <w:r>
+        <w:rPr>
+          <w:rFonts w:ascii="Consolas" w:eastAsia="Times New Roman" w:hAnsi="Consolas" w:cs="Times New Roman"/>
+          <w:color w:val="001080"/>
+          <w:kern w:val="0"/>
+          <w:sz w:val="21"/>
+          <w:szCs w:val="21"/>
+          <w14:ligatures w14:val="none"/>
+        </w:rPr>
+        <w:t>cur</w:t>
+      </w:r>
+      <w:r>
+        <w:rPr>
+          <w:rFonts w:ascii="Consolas" w:eastAsia="Times New Roman" w:hAnsi="Consolas" w:cs="Times New Roman"/>
+          <w:color w:val="3B3B3B"/>
+          <w:kern w:val="0"/>
+          <w:sz w:val="21"/>
+          <w:szCs w:val="21"/>
+          <w14:ligatures w14:val="none"/>
+        </w:rPr>
+        <w:t>.execute</w:t>
+      </w:r>
+      <w:proofErr w:type="gramEnd"/>
+      <w:r>
+        <w:rPr>
+          <w:rFonts w:ascii="Consolas" w:eastAsia="Times New Roman" w:hAnsi="Consolas" w:cs="Times New Roman"/>
+          <w:color w:val="3B3B3B"/>
+          <w:kern w:val="0"/>
+          <w:sz w:val="21"/>
+          <w:szCs w:val="21"/>
+          <w14:ligatures w14:val="none"/>
+        </w:rPr>
+        <w:t>(</w:t>
+      </w:r>
+      <w:r>
+        <w:rPr>
+          <w:rFonts w:ascii="Consolas" w:eastAsia="Times New Roman" w:hAnsi="Consolas" w:cs="Times New Roman"/>
+          <w:color w:val="A31515"/>
+          <w:kern w:val="0"/>
+          <w:sz w:val="21"/>
+          <w:szCs w:val="21"/>
+          <w14:ligatures w14:val="none"/>
+        </w:rPr>
+        <w:t>"""</w:t>
+      </w:r>
+    </w:p>
+    <w:p>
+      <w:pPr>
+        <w:shd w:val="clear" w:color="auto" w:fill="FFFFFF"/>
+        <w:spacing w:after="0" w:line="285" w:lineRule="atLeast"/>
+        <w:rPr>
+          <w:rFonts w:ascii="Consolas" w:eastAsia="Times New Roman" w:hAnsi="Consolas" w:cs="Times New Roman"/>
+          <w:color w:val="3B3B3B"/>
+          <w:kern w:val="0"/>
+          <w:sz w:val="21"/>
+          <w:szCs w:val="21"/>
+          <w14:ligatures w14:val="none"/>
+        </w:rPr>
+      </w:pPr>
+      <w:r>
+        <w:rPr>
+          <w:rFonts w:ascii="Consolas" w:eastAsia="Times New Roman" w:hAnsi="Consolas" w:cs="Times New Roman"/>
+          <w:color w:val="A31515"/>
+          <w:kern w:val="0"/>
+          <w:sz w:val="21"/>
+          <w:szCs w:val="21"/>
+          <w14:ligatures w14:val="none"/>
+        </w:rPr>
+        <w:t>            INSERT INTO books (</w:t>
+      </w:r>
+    </w:p>
+    <w:p>
+      <w:pPr>
+        <w:shd w:val="clear" w:color="auto" w:fill="FFFFFF"/>
+        <w:spacing w:after="0" w:line="285" w:lineRule="atLeast"/>
+        <w:rPr>
+          <w:rFonts w:ascii="Consolas" w:eastAsia="Times New Roman" w:hAnsi="Consolas" w:cs="Times New Roman"/>
+          <w:color w:val="3B3B3B"/>
+          <w:kern w:val="0"/>
+          <w:sz w:val="21"/>
+          <w:szCs w:val="21"/>
+          <w14:ligatures w14:val="none"/>
+        </w:rPr>
+      </w:pPr>
+      <w:r>
+        <w:rPr>
+          <w:rFonts w:ascii="Consolas" w:eastAsia="Times New Roman" w:hAnsi="Consolas" w:cs="Times New Roman"/>
+          <w:color w:val="A31515"/>
+          <w:kern w:val="0"/>
+          <w:sz w:val="21"/>
+          <w:szCs w:val="21"/>
+          <w14:ligatures w14:val="none"/>
+        </w:rPr>
+        <w:t xml:space="preserve">                url, title, product_type, price_excl_tax, price_incl_tax, tax, </w:t>
+      </w:r>
+    </w:p>
+    <w:p>
+      <w:pPr>
+        <w:shd w:val="clear" w:color="auto" w:fill="FFFFFF"/>
+        <w:spacing w:after="0" w:line="285" w:lineRule="atLeast"/>
+        <w:rPr>
+          <w:rFonts w:ascii="Consolas" w:eastAsia="Times New Roman" w:hAnsi="Consolas" w:cs="Times New Roman"/>
+          <w:color w:val="3B3B3B"/>
+          <w:kern w:val="0"/>
+          <w:sz w:val="21"/>
+          <w:szCs w:val="21"/>
+          <w14:ligatures w14:val="none"/>
+        </w:rPr>
+      </w:pPr>
+      <w:r>
+        <w:rPr>
+          <w:rFonts w:ascii="Consolas" w:eastAsia="Times New Roman" w:hAnsi="Consolas" w:cs="Times New Roman"/>
+          <w:color w:val="A31515"/>
+          <w:kern w:val="0"/>
+          <w:sz w:val="21"/>
+          <w:szCs w:val="21"/>
+          <w14:ligatures w14:val="none"/>
+        </w:rPr>
+        <w:t>                availability, num_reviews, stars, category, description, price</w:t>
+      </w:r>
+    </w:p>
+    <w:p>
+      <w:pPr>
+        <w:shd w:val="clear" w:color="auto" w:fill="FFFFFF"/>
+        <w:spacing w:after="0" w:line="285" w:lineRule="atLeast"/>
+        <w:rPr>
+          <w:rFonts w:ascii="Consolas" w:eastAsia="Times New Roman" w:hAnsi="Consolas" w:cs="Times New Roman"/>
+          <w:color w:val="3B3B3B"/>
+          <w:kern w:val="0"/>
+          <w:sz w:val="21"/>
+          <w:szCs w:val="21"/>
+          <w14:ligatures w14:val="none"/>
+        </w:rPr>
+      </w:pPr>
+      <w:r>
+        <w:rPr>
+          <w:rFonts w:ascii="Consolas" w:eastAsia="Times New Roman" w:hAnsi="Consolas" w:cs="Times New Roman"/>
+          <w:color w:val="A31515"/>
+          <w:kern w:val="0"/>
+          <w:sz w:val="21"/>
+          <w:szCs w:val="21"/>
+          <w14:ligatures w14:val="none"/>
+        </w:rPr>
+        <w:t>            ) VALUES (</w:t>
+      </w:r>
+      <w:r>
+        <w:rPr>
+          <w:rFonts w:ascii="Consolas" w:eastAsia="Times New Roman" w:hAnsi="Consolas" w:cs="Times New Roman"/>
+          <w:color w:val="0000FF"/>
+          <w:kern w:val="0"/>
+          <w:sz w:val="21"/>
+          <w:szCs w:val="21"/>
+          <w14:ligatures w14:val="none"/>
+        </w:rPr>
+        <w:t>%s</w:t>
+      </w:r>
+      <w:r>
+        <w:rPr>
+          <w:rFonts w:ascii="Consolas" w:eastAsia="Times New Roman" w:hAnsi="Consolas" w:cs="Times New Roman"/>
+          <w:color w:val="A31515"/>
+          <w:kern w:val="0"/>
+          <w:sz w:val="21"/>
+          <w:szCs w:val="21"/>
+          <w14:ligatures w14:val="none"/>
+        </w:rPr>
+        <w:t xml:space="preserve">, </w:t>
+      </w:r>
+      <w:r>
+        <w:rPr>
+          <w:rFonts w:ascii="Consolas" w:eastAsia="Times New Roman" w:hAnsi="Consolas" w:cs="Times New Roman"/>
+          <w:color w:val="0000FF"/>
+          <w:kern w:val="0"/>
+          <w:sz w:val="21"/>
+          <w:szCs w:val="21"/>
+          <w14:ligatures w14:val="none"/>
+        </w:rPr>
+        <w:t>%s</w:t>
+      </w:r>
+      <w:r>
+        <w:rPr>
+          <w:rFonts w:ascii="Consolas" w:eastAsia="Times New Roman" w:hAnsi="Consolas" w:cs="Times New Roman"/>
+          <w:color w:val="A31515"/>
+          <w:kern w:val="0"/>
+          <w:sz w:val="21"/>
+          <w:szCs w:val="21"/>
+          <w14:ligatures w14:val="none"/>
+        </w:rPr>
+        <w:t xml:space="preserve">, </w:t>
+      </w:r>
+      <w:r>
+        <w:rPr>
+          <w:rFonts w:ascii="Consolas" w:eastAsia="Times New Roman" w:hAnsi="Consolas" w:cs="Times New Roman"/>
+          <w:color w:val="0000FF"/>
+          <w:kern w:val="0"/>
+          <w:sz w:val="21"/>
+          <w:szCs w:val="21"/>
+          <w14:ligatures w14:val="none"/>
+        </w:rPr>
+        <w:t>%s</w:t>
+      </w:r>
+      <w:r>
+        <w:rPr>
+          <w:rFonts w:ascii="Consolas" w:eastAsia="Times New Roman" w:hAnsi="Consolas" w:cs="Times New Roman"/>
+          <w:color w:val="A31515"/>
+          <w:kern w:val="0"/>
+          <w:sz w:val="21"/>
+          <w:szCs w:val="21"/>
+          <w14:ligatures w14:val="none"/>
+        </w:rPr>
+        <w:t xml:space="preserve">, </w:t>
+      </w:r>
+      <w:r>
+        <w:rPr>
+          <w:rFonts w:ascii="Consolas" w:eastAsia="Times New Roman" w:hAnsi="Consolas" w:cs="Times New Roman"/>
+          <w:color w:val="0000FF"/>
+          <w:kern w:val="0"/>
+          <w:sz w:val="21"/>
+          <w:szCs w:val="21"/>
+          <w14:ligatures w14:val="none"/>
+        </w:rPr>
+        <w:t>%s</w:t>
+      </w:r>
+      <w:r>
+        <w:rPr>
+          <w:rFonts w:ascii="Consolas" w:eastAsia="Times New Roman" w:hAnsi="Consolas" w:cs="Times New Roman"/>
+          <w:color w:val="A31515"/>
+          <w:kern w:val="0"/>
+          <w:sz w:val="21"/>
+          <w:szCs w:val="21"/>
+          <w14:ligatures w14:val="none"/>
+        </w:rPr>
+        <w:t xml:space="preserve">, </w:t>
+      </w:r>
+      <w:r>
+        <w:rPr>
+          <w:rFonts w:ascii="Consolas" w:eastAsia="Times New Roman" w:hAnsi="Consolas" w:cs="Times New Roman"/>
+          <w:color w:val="0000FF"/>
+          <w:kern w:val="0"/>
+          <w:sz w:val="21"/>
+          <w:szCs w:val="21"/>
+          <w14:ligatures w14:val="none"/>
+        </w:rPr>
+        <w:t>%s</w:t>
+      </w:r>
+      <w:r>
+        <w:rPr>
+          <w:rFonts w:ascii="Consolas" w:eastAsia="Times New Roman" w:hAnsi="Consolas" w:cs="Times New Roman"/>
+          <w:color w:val="A31515"/>
+          <w:kern w:val="0"/>
+          <w:sz w:val="21"/>
+          <w:szCs w:val="21"/>
+          <w14:ligatures w14:val="none"/>
+        </w:rPr>
+        <w:t xml:space="preserve">, </w:t>
+      </w:r>
+      <w:r>
+        <w:rPr>
+          <w:rFonts w:ascii="Consolas" w:eastAsia="Times New Roman" w:hAnsi="Consolas" w:cs="Times New Roman"/>
+          <w:color w:val="0000FF"/>
+          <w:kern w:val="0"/>
+          <w:sz w:val="21"/>
+          <w:szCs w:val="21"/>
+          <w14:ligatures w14:val="none"/>
+        </w:rPr>
+        <w:t>%s</w:t>
+      </w:r>
+      <w:r>
+        <w:rPr>
+          <w:rFonts w:ascii="Consolas" w:eastAsia="Times New Roman" w:hAnsi="Consolas" w:cs="Times New Roman"/>
+          <w:color w:val="A31515"/>
+          <w:kern w:val="0"/>
+          <w:sz w:val="21"/>
+          <w:szCs w:val="21"/>
+          <w14:ligatures w14:val="none"/>
+        </w:rPr>
+        <w:t xml:space="preserve">, </w:t>
+      </w:r>
+      <w:r>
+        <w:rPr>
+          <w:rFonts w:ascii="Consolas" w:eastAsia="Times New Roman" w:hAnsi="Consolas" w:cs="Times New Roman"/>
+          <w:color w:val="0000FF"/>
+          <w:kern w:val="0"/>
+          <w:sz w:val="21"/>
+          <w:szCs w:val="21"/>
+          <w14:ligatures w14:val="none"/>
+        </w:rPr>
+        <w:t>%s</w:t>
+      </w:r>
+      <w:r>
+        <w:rPr>
+          <w:rFonts w:ascii="Consolas" w:eastAsia="Times New Roman" w:hAnsi="Consolas" w:cs="Times New Roman"/>
+          <w:color w:val="A31515"/>
+          <w:kern w:val="0"/>
+          <w:sz w:val="21"/>
+          <w:szCs w:val="21"/>
+          <w14:ligatures w14:val="none"/>
+        </w:rPr>
+        <w:t xml:space="preserve">, </w:t>
+      </w:r>
+      <w:r>
+        <w:rPr>
+          <w:rFonts w:ascii="Consolas" w:eastAsia="Times New Roman" w:hAnsi="Consolas" w:cs="Times New Roman"/>
+          <w:color w:val="0000FF"/>
+          <w:kern w:val="0"/>
+          <w:sz w:val="21"/>
+          <w:szCs w:val="21"/>
+          <w14:ligatures w14:val="none"/>
+        </w:rPr>
+        <w:t>%s</w:t>
+      </w:r>
+      <w:r>
+        <w:rPr>
+          <w:rFonts w:ascii="Consolas" w:eastAsia="Times New Roman" w:hAnsi="Consolas" w:cs="Times New Roman"/>
+          <w:color w:val="A31515"/>
+          <w:kern w:val="0"/>
+          <w:sz w:val="21"/>
+          <w:szCs w:val="21"/>
+          <w14:ligatures w14:val="none"/>
+        </w:rPr>
+        <w:t xml:space="preserve">, </w:t>
+      </w:r>
+      <w:r>
+        <w:rPr>
+          <w:rFonts w:ascii="Consolas" w:eastAsia="Times New Roman" w:hAnsi="Consolas" w:cs="Times New Roman"/>
+          <w:color w:val="0000FF"/>
+          <w:kern w:val="0"/>
+          <w:sz w:val="21"/>
+          <w:szCs w:val="21"/>
+          <w14:ligatures w14:val="none"/>
+        </w:rPr>
+        <w:t>%s</w:t>
+      </w:r>
+      <w:r>
+        <w:rPr>
+          <w:rFonts w:ascii="Consolas" w:eastAsia="Times New Roman" w:hAnsi="Consolas" w:cs="Times New Roman"/>
+          <w:color w:val="A31515"/>
+          <w:kern w:val="0"/>
+          <w:sz w:val="21"/>
+          <w:szCs w:val="21"/>
+          <w14:ligatures w14:val="none"/>
+        </w:rPr>
+        <w:t xml:space="preserve">, </w:t>
+      </w:r>
+      <w:r>
+        <w:rPr>
+          <w:rFonts w:ascii="Consolas" w:eastAsia="Times New Roman" w:hAnsi="Consolas" w:cs="Times New Roman"/>
+          <w:color w:val="0000FF"/>
+          <w:kern w:val="0"/>
+          <w:sz w:val="21"/>
+          <w:szCs w:val="21"/>
+          <w14:ligatures w14:val="none"/>
+        </w:rPr>
+        <w:t>%s</w:t>
+      </w:r>
+      <w:r>
+        <w:rPr>
+          <w:rFonts w:ascii="Consolas" w:eastAsia="Times New Roman" w:hAnsi="Consolas" w:cs="Times New Roman"/>
+          <w:color w:val="A31515"/>
+          <w:kern w:val="0"/>
+          <w:sz w:val="21"/>
+          <w:szCs w:val="21"/>
+          <w14:ligatures w14:val="none"/>
+        </w:rPr>
+        <w:t xml:space="preserve">, </w:t>
+      </w:r>
+      <w:r>
+        <w:rPr>
+          <w:rFonts w:ascii="Consolas" w:eastAsia="Times New Roman" w:hAnsi="Consolas" w:cs="Times New Roman"/>
+          <w:color w:val="0000FF"/>
+          <w:kern w:val="0"/>
+          <w:sz w:val="21"/>
+          <w:szCs w:val="21"/>
+          <w14:ligatures w14:val="none"/>
+        </w:rPr>
+        <w:t>%s</w:t>
+      </w:r>
+      <w:r>
+        <w:rPr>
+          <w:rFonts w:ascii="Consolas" w:eastAsia="Times New Roman" w:hAnsi="Consolas" w:cs="Times New Roman"/>
+          <w:color w:val="A31515"/>
+          <w:kern w:val="0"/>
+          <w:sz w:val="21"/>
+          <w:szCs w:val="21"/>
+          <w14:ligatures w14:val="none"/>
+        </w:rPr>
+        <w:t xml:space="preserve">, </w:t>
+      </w:r>
+      <w:r>
+        <w:rPr>
+          <w:rFonts w:ascii="Consolas" w:eastAsia="Times New Roman" w:hAnsi="Consolas" w:cs="Times New Roman"/>
+          <w:color w:val="0000FF"/>
+          <w:kern w:val="0"/>
+          <w:sz w:val="21"/>
+          <w:szCs w:val="21"/>
+          <w14:ligatures w14:val="none"/>
+        </w:rPr>
+        <w:t>%s</w:t>
+      </w:r>
+      <w:r>
+        <w:rPr>
+          <w:rFonts w:ascii="Consolas" w:eastAsia="Times New Roman" w:hAnsi="Consolas" w:cs="Times New Roman"/>
+          <w:color w:val="A31515"/>
+          <w:kern w:val="0"/>
+          <w:sz w:val="21"/>
+          <w:szCs w:val="21"/>
+          <w14:ligatures w14:val="none"/>
+        </w:rPr>
+        <w:t>)</w:t>
+      </w:r>
+    </w:p>
+    <w:p>
+      <w:pPr>
+        <w:shd w:val="clear" w:color="auto" w:fill="FFFFFF"/>
+        <w:spacing w:after="0" w:line="285" w:lineRule="atLeast"/>
+        <w:rPr>
+          <w:rFonts w:ascii="Consolas" w:eastAsia="Times New Roman" w:hAnsi="Consolas" w:cs="Times New Roman"/>
+          <w:color w:val="3B3B3B"/>
+          <w:kern w:val="0"/>
+          <w:sz w:val="21"/>
+          <w:szCs w:val="21"/>
+          <w14:ligatures w14:val="none"/>
+        </w:rPr>
+      </w:pPr>
+      <w:r>
+        <w:rPr>
+          <w:rFonts w:ascii="Consolas" w:eastAsia="Times New Roman" w:hAnsi="Consolas" w:cs="Times New Roman"/>
+          <w:color w:val="A31515"/>
+          <w:kern w:val="0"/>
+          <w:sz w:val="21"/>
+          <w:szCs w:val="21"/>
+          <w14:ligatures w14:val="none"/>
+        </w:rPr>
+        <w:t xml:space="preserve">            ON DUPLICATE KEY UPDATE </w:t>
+      </w:r>
+    </w:p>
+    <w:p>
+      <w:pPr>
+        <w:shd w:val="clear" w:color="auto" w:fill="FFFFFF"/>
+        <w:spacing w:after="0" w:line="285" w:lineRule="atLeast"/>
+        <w:rPr>
+          <w:rFonts w:ascii="Consolas" w:eastAsia="Times New Roman" w:hAnsi="Consolas" w:cs="Times New Roman"/>
+          <w:color w:val="3B3B3B"/>
+          <w:kern w:val="0"/>
+          <w:sz w:val="21"/>
+          <w:szCs w:val="21"/>
+          <w14:ligatures w14:val="none"/>
+        </w:rPr>
+      </w:pPr>
+      <w:r>
+        <w:rPr>
+          <w:rFonts w:ascii="Consolas" w:eastAsia="Times New Roman" w:hAnsi="Consolas" w:cs="Times New Roman"/>
+          <w:color w:val="A31515"/>
+          <w:kern w:val="0"/>
+          <w:sz w:val="21"/>
+          <w:szCs w:val="21"/>
+          <w14:ligatures w14:val="none"/>
+        </w:rPr>
+        <w:t xml:space="preserve">                title = </w:t>
+      </w:r>
+      <w:proofErr w:type="gramStart"/>
+      <w:r>
+        <w:rPr>
+          <w:rFonts w:ascii="Consolas" w:eastAsia="Times New Roman" w:hAnsi="Consolas" w:cs="Times New Roman"/>
+          <w:color w:val="A31515"/>
+          <w:kern w:val="0"/>
+          <w:sz w:val="21"/>
+          <w:szCs w:val="21"/>
+          <w14:ligatures w14:val="none"/>
+        </w:rPr>
+        <w:t>VALUES(</w:t>
+      </w:r>
+      <w:proofErr w:type="gramEnd"/>
+      <w:r>
+        <w:rPr>
+          <w:rFonts w:ascii="Consolas" w:eastAsia="Times New Roman" w:hAnsi="Consolas" w:cs="Times New Roman"/>
+          <w:color w:val="A31515"/>
+          <w:kern w:val="0"/>
+          <w:sz w:val="21"/>
+          <w:szCs w:val="21"/>
+          <w14:ligatures w14:val="none"/>
+        </w:rPr>
+        <w:t>title),</w:t>
+      </w:r>
+    </w:p>
+    <w:p>
+      <w:pPr>
+        <w:shd w:val="clear" w:color="auto" w:fill="FFFFFF"/>
+        <w:spacing w:after="0" w:line="285" w:lineRule="atLeast"/>
+        <w:rPr>
+          <w:rFonts w:ascii="Consolas" w:eastAsia="Times New Roman" w:hAnsi="Consolas" w:cs="Times New Roman"/>
+          <w:color w:val="3B3B3B"/>
+          <w:kern w:val="0"/>
+          <w:sz w:val="21"/>
+          <w:szCs w:val="21"/>
+          <w14:ligatures w14:val="none"/>
+        </w:rPr>
+      </w:pPr>
+      <w:r>
+        <w:rPr>
+          <w:rFonts w:ascii="Consolas" w:eastAsia="Times New Roman" w:hAnsi="Consolas" w:cs="Times New Roman"/>
+          <w:color w:val="A31515"/>
+          <w:kern w:val="0"/>
+          <w:sz w:val="21"/>
+          <w:szCs w:val="21"/>
+          <w14:ligatures w14:val="none"/>
+        </w:rPr>
+        <w:t xml:space="preserve">                price = </w:t>
+      </w:r>
+      <w:proofErr w:type="gramStart"/>
+      <w:r>
+        <w:rPr>
+          <w:rFonts w:ascii="Consolas" w:eastAsia="Times New Roman" w:hAnsi="Consolas" w:cs="Times New Roman"/>
+          <w:color w:val="A31515"/>
+          <w:kern w:val="0"/>
+          <w:sz w:val="21"/>
+          <w:szCs w:val="21"/>
+          <w14:ligatures w14:val="none"/>
+        </w:rPr>
+        <w:t>VALUES(</w:t>
+      </w:r>
+      <w:proofErr w:type="gramEnd"/>
+      <w:r>
+        <w:rPr>
+          <w:rFonts w:ascii="Consolas" w:eastAsia="Times New Roman" w:hAnsi="Consolas" w:cs="Times New Roman"/>
+          <w:color w:val="A31515"/>
+          <w:kern w:val="0"/>
+          <w:sz w:val="21"/>
+          <w:szCs w:val="21"/>
+          <w14:ligatures w14:val="none"/>
+        </w:rPr>
+        <w:t>price),</w:t>
+      </w:r>
+    </w:p>
+    <w:p>
+      <w:pPr>
+        <w:shd w:val="clear" w:color="auto" w:fill="FFFFFF"/>
+        <w:spacing w:after="0" w:line="285" w:lineRule="atLeast"/>
+        <w:rPr>
+          <w:rFonts w:ascii="Consolas" w:eastAsia="Times New Roman" w:hAnsi="Consolas" w:cs="Times New Roman"/>
+          <w:color w:val="3B3B3B"/>
+          <w:kern w:val="0"/>
+          <w:sz w:val="21"/>
+          <w:szCs w:val="21"/>
+          <w14:ligatures w14:val="none"/>
+        </w:rPr>
+      </w:pPr>
+      <w:r>
+        <w:rPr>
+          <w:rFonts w:ascii="Consolas" w:eastAsia="Times New Roman" w:hAnsi="Consolas" w:cs="Times New Roman"/>
+          <w:color w:val="A31515"/>
+          <w:kern w:val="0"/>
+          <w:sz w:val="21"/>
+          <w:szCs w:val="21"/>
+          <w14:ligatures w14:val="none"/>
+        </w:rPr>
+        <w:lastRenderedPageBreak/>
+        <w:t xml:space="preserve">                availability = </w:t>
+      </w:r>
+      <w:proofErr w:type="gramStart"/>
+      <w:r>
+        <w:rPr>
+          <w:rFonts w:ascii="Consolas" w:eastAsia="Times New Roman" w:hAnsi="Consolas" w:cs="Times New Roman"/>
+          <w:color w:val="A31515"/>
+          <w:kern w:val="0"/>
+          <w:sz w:val="21"/>
+          <w:szCs w:val="21"/>
+          <w14:ligatures w14:val="none"/>
+        </w:rPr>
+        <w:t>VALUES(</w:t>
+      </w:r>
+      <w:proofErr w:type="gramEnd"/>
+      <w:r>
+        <w:rPr>
+          <w:rFonts w:ascii="Consolas" w:eastAsia="Times New Roman" w:hAnsi="Consolas" w:cs="Times New Roman"/>
+          <w:color w:val="A31515"/>
+          <w:kern w:val="0"/>
+          <w:sz w:val="21"/>
+          <w:szCs w:val="21"/>
+          <w14:ligatures w14:val="none"/>
+        </w:rPr>
+        <w:t>availability),</w:t>
+      </w:r>
+    </w:p>
+    <w:p>
+      <w:pPr>
+        <w:shd w:val="clear" w:color="auto" w:fill="FFFFFF"/>
+        <w:spacing w:after="0" w:line="285" w:lineRule="atLeast"/>
+        <w:rPr>
+          <w:rFonts w:ascii="Consolas" w:eastAsia="Times New Roman" w:hAnsi="Consolas" w:cs="Times New Roman"/>
+          <w:color w:val="3B3B3B"/>
+          <w:kern w:val="0"/>
+          <w:sz w:val="21"/>
+          <w:szCs w:val="21"/>
+          <w14:ligatures w14:val="none"/>
+        </w:rPr>
+      </w:pPr>
+      <w:r>
+        <w:rPr>
+          <w:rFonts w:ascii="Consolas" w:eastAsia="Times New Roman" w:hAnsi="Consolas" w:cs="Times New Roman"/>
+          <w:color w:val="A31515"/>
+          <w:kern w:val="0"/>
+          <w:sz w:val="21"/>
+          <w:szCs w:val="21"/>
+          <w14:ligatures w14:val="none"/>
+        </w:rPr>
+        <w:t>                updated_at = CURRENT_TIMESTAMP;</w:t>
+      </w:r>
+    </w:p>
+    <w:p>
+      <w:pPr>
+        <w:shd w:val="clear" w:color="auto" w:fill="FFFFFF"/>
+        <w:spacing w:after="0" w:line="285" w:lineRule="atLeast"/>
+        <w:rPr>
+          <w:rFonts w:ascii="Consolas" w:eastAsia="Times New Roman" w:hAnsi="Consolas" w:cs="Times New Roman"/>
+          <w:color w:val="3B3B3B"/>
+          <w:kern w:val="0"/>
+          <w:sz w:val="21"/>
+          <w:szCs w:val="21"/>
+          <w14:ligatures w14:val="none"/>
+        </w:rPr>
+      </w:pPr>
+      <w:r>
+        <w:rPr>
+          <w:rFonts w:ascii="Consolas" w:eastAsia="Times New Roman" w:hAnsi="Consolas" w:cs="Times New Roman"/>
+          <w:color w:val="A31515"/>
+          <w:kern w:val="0"/>
+          <w:sz w:val="21"/>
+          <w:szCs w:val="21"/>
+          <w14:ligatures w14:val="none"/>
+        </w:rPr>
+        <w:t>        """</w:t>
+      </w:r>
+      <w:r>
+        <w:rPr>
+          <w:rFonts w:ascii="Consolas" w:eastAsia="Times New Roman" w:hAnsi="Consolas" w:cs="Times New Roman"/>
+          <w:color w:val="3B3B3B"/>
+          <w:kern w:val="0"/>
+          <w:sz w:val="21"/>
+          <w:szCs w:val="21"/>
+          <w14:ligatures w14:val="none"/>
+        </w:rPr>
+        <w:t>, (</w:t>
+      </w:r>
+    </w:p>
+    <w:p>
+      <w:pPr>
+        <w:shd w:val="clear" w:color="auto" w:fill="FFFFFF"/>
+        <w:spacing w:after="0" w:line="285" w:lineRule="atLeast"/>
+        <w:rPr>
+          <w:rFonts w:ascii="Consolas" w:eastAsia="Times New Roman" w:hAnsi="Consolas" w:cs="Times New Roman"/>
+          <w:color w:val="3B3B3B"/>
+          <w:kern w:val="0"/>
+          <w:sz w:val="21"/>
+          <w:szCs w:val="21"/>
+          <w14:ligatures w14:val="none"/>
+        </w:rPr>
+      </w:pPr>
+      <w:r>
+        <w:rPr>
+          <w:rFonts w:ascii="Consolas" w:eastAsia="Times New Roman" w:hAnsi="Consolas" w:cs="Times New Roman"/>
+          <w:color w:val="3B3B3B"/>
+          <w:kern w:val="0"/>
+          <w:sz w:val="21"/>
+          <w:szCs w:val="21"/>
+          <w14:ligatures w14:val="none"/>
+        </w:rPr>
+        <w:t xml:space="preserve">            </w:t>
+      </w:r>
+      <w:r>
+        <w:rPr>
+          <w:rFonts w:ascii="Consolas" w:eastAsia="Times New Roman" w:hAnsi="Consolas" w:cs="Times New Roman"/>
+          <w:color w:val="001080"/>
+          <w:kern w:val="0"/>
+          <w:sz w:val="21"/>
+          <w:szCs w:val="21"/>
+          <w14:ligatures w14:val="none"/>
+        </w:rPr>
+        <w:t>item</w:t>
+      </w:r>
+      <w:r>
+        <w:rPr>
+          <w:rFonts w:ascii="Consolas" w:eastAsia="Times New Roman" w:hAnsi="Consolas" w:cs="Times New Roman"/>
+          <w:color w:val="3B3B3B"/>
+          <w:kern w:val="0"/>
+          <w:sz w:val="21"/>
+          <w:szCs w:val="21"/>
+          <w14:ligatures w14:val="none"/>
+        </w:rPr>
+        <w:t>.get(</w:t>
+      </w:r>
+      <w:r>
+        <w:rPr>
+          <w:rFonts w:ascii="Consolas" w:eastAsia="Times New Roman" w:hAnsi="Consolas" w:cs="Times New Roman"/>
+          <w:color w:val="A31515"/>
+          <w:kern w:val="0"/>
+          <w:sz w:val="21"/>
+          <w:szCs w:val="21"/>
+          <w14:ligatures w14:val="none"/>
+        </w:rPr>
+        <w:t>'url'</w:t>
+      </w:r>
+      <w:r>
+        <w:rPr>
+          <w:rFonts w:ascii="Consolas" w:eastAsia="Times New Roman" w:hAnsi="Consolas" w:cs="Times New Roman"/>
+          <w:color w:val="3B3B3B"/>
+          <w:kern w:val="0"/>
+          <w:sz w:val="21"/>
+          <w:szCs w:val="21"/>
+          <w14:ligatures w14:val="none"/>
+        </w:rPr>
+        <w:t>),</w:t>
+      </w:r>
+    </w:p>
+    <w:p>
+      <w:pPr>
+        <w:shd w:val="clear" w:color="auto" w:fill="FFFFFF"/>
+        <w:spacing w:after="0" w:line="285" w:lineRule="atLeast"/>
+        <w:rPr>
+          <w:rFonts w:ascii="Consolas" w:eastAsia="Times New Roman" w:hAnsi="Consolas" w:cs="Times New Roman"/>
+          <w:color w:val="3B3B3B"/>
+          <w:kern w:val="0"/>
+          <w:sz w:val="21"/>
+          <w:szCs w:val="21"/>
+          <w14:ligatures w14:val="none"/>
+        </w:rPr>
+      </w:pPr>
+      <w:r>
+        <w:rPr>
+          <w:rFonts w:ascii="Consolas" w:eastAsia="Times New Roman" w:hAnsi="Consolas" w:cs="Times New Roman"/>
+          <w:color w:val="3B3B3B"/>
+          <w:kern w:val="0"/>
+          <w:sz w:val="21"/>
+          <w:szCs w:val="21"/>
+          <w14:ligatures w14:val="none"/>
+        </w:rPr>
+        <w:t xml:space="preserve">            </w:t>
+      </w:r>
+      <w:r>
+        <w:rPr>
+          <w:rFonts w:ascii="Consolas" w:eastAsia="Times New Roman" w:hAnsi="Consolas" w:cs="Times New Roman"/>
+          <w:color w:val="001080"/>
+          <w:kern w:val="0"/>
+          <w:sz w:val="21"/>
+          <w:szCs w:val="21"/>
+          <w14:ligatures w14:val="none"/>
+        </w:rPr>
+        <w:t>item</w:t>
+      </w:r>
+      <w:r>
+        <w:rPr>
+          <w:rFonts w:ascii="Consolas" w:eastAsia="Times New Roman" w:hAnsi="Consolas" w:cs="Times New Roman"/>
+          <w:color w:val="3B3B3B"/>
+          <w:kern w:val="0"/>
+          <w:sz w:val="21"/>
+          <w:szCs w:val="21"/>
+          <w14:ligatures w14:val="none"/>
+        </w:rPr>
+        <w:t>.get(</w:t>
+      </w:r>
+      <w:r>
+        <w:rPr>
+          <w:rFonts w:ascii="Consolas" w:eastAsia="Times New Roman" w:hAnsi="Consolas" w:cs="Times New Roman"/>
+          <w:color w:val="A31515"/>
+          <w:kern w:val="0"/>
+          <w:sz w:val="21"/>
+          <w:szCs w:val="21"/>
+          <w14:ligatures w14:val="none"/>
+        </w:rPr>
+        <w:t>'title'</w:t>
+      </w:r>
+      <w:r>
+        <w:rPr>
+          <w:rFonts w:ascii="Consolas" w:eastAsia="Times New Roman" w:hAnsi="Consolas" w:cs="Times New Roman"/>
+          <w:color w:val="3B3B3B"/>
+          <w:kern w:val="0"/>
+          <w:sz w:val="21"/>
+          <w:szCs w:val="21"/>
+          <w14:ligatures w14:val="none"/>
+        </w:rPr>
+        <w:t>),</w:t>
+      </w:r>
+    </w:p>
+    <w:p>
+      <w:pPr>
+        <w:shd w:val="clear" w:color="auto" w:fill="FFFFFF"/>
+        <w:spacing w:after="0" w:line="285" w:lineRule="atLeast"/>
+        <w:rPr>
+          <w:rFonts w:ascii="Consolas" w:eastAsia="Times New Roman" w:hAnsi="Consolas" w:cs="Times New Roman"/>
+          <w:color w:val="3B3B3B"/>
+          <w:kern w:val="0"/>
+          <w:sz w:val="21"/>
+          <w:szCs w:val="21"/>
+          <w14:ligatures w14:val="none"/>
+        </w:rPr>
+      </w:pPr>
+      <w:r>
+        <w:rPr>
+          <w:rFonts w:ascii="Consolas" w:eastAsia="Times New Roman" w:hAnsi="Consolas" w:cs="Times New Roman"/>
+          <w:color w:val="3B3B3B"/>
+          <w:kern w:val="0"/>
+          <w:sz w:val="21"/>
+          <w:szCs w:val="21"/>
+          <w14:ligatures w14:val="none"/>
+        </w:rPr>
+        <w:t xml:space="preserve">            </w:t>
+      </w:r>
+      <w:r>
+        <w:rPr>
+          <w:rFonts w:ascii="Consolas" w:eastAsia="Times New Roman" w:hAnsi="Consolas" w:cs="Times New Roman"/>
+          <w:color w:val="001080"/>
+          <w:kern w:val="0"/>
+          <w:sz w:val="21"/>
+          <w:szCs w:val="21"/>
+          <w14:ligatures w14:val="none"/>
+        </w:rPr>
+        <w:t>item</w:t>
+      </w:r>
+      <w:r>
+        <w:rPr>
+          <w:rFonts w:ascii="Consolas" w:eastAsia="Times New Roman" w:hAnsi="Consolas" w:cs="Times New Roman"/>
+          <w:color w:val="3B3B3B"/>
+          <w:kern w:val="0"/>
+          <w:sz w:val="21"/>
+          <w:szCs w:val="21"/>
+          <w14:ligatures w14:val="none"/>
+        </w:rPr>
+        <w:t>.get(</w:t>
+      </w:r>
+      <w:r>
+        <w:rPr>
+          <w:rFonts w:ascii="Consolas" w:eastAsia="Times New Roman" w:hAnsi="Consolas" w:cs="Times New Roman"/>
+          <w:color w:val="A31515"/>
+          <w:kern w:val="0"/>
+          <w:sz w:val="21"/>
+          <w:szCs w:val="21"/>
+          <w14:ligatures w14:val="none"/>
+        </w:rPr>
+        <w:t>'product_type'</w:t>
+      </w:r>
+      <w:r>
+        <w:rPr>
+          <w:rFonts w:ascii="Consolas" w:eastAsia="Times New Roman" w:hAnsi="Consolas" w:cs="Times New Roman"/>
+          <w:color w:val="3B3B3B"/>
+          <w:kern w:val="0"/>
+          <w:sz w:val="21"/>
+          <w:szCs w:val="21"/>
+          <w14:ligatures w14:val="none"/>
+        </w:rPr>
+        <w:t>),</w:t>
+      </w:r>
+    </w:p>
+    <w:p>
+      <w:pPr>
+        <w:shd w:val="clear" w:color="auto" w:fill="FFFFFF"/>
+        <w:spacing w:after="0" w:line="285" w:lineRule="atLeast"/>
+        <w:rPr>
+          <w:rFonts w:ascii="Consolas" w:eastAsia="Times New Roman" w:hAnsi="Consolas" w:cs="Times New Roman"/>
+          <w:color w:val="3B3B3B"/>
+          <w:kern w:val="0"/>
+          <w:sz w:val="21"/>
+          <w:szCs w:val="21"/>
+          <w14:ligatures w14:val="none"/>
+        </w:rPr>
+      </w:pPr>
+      <w:r>
+        <w:rPr>
+          <w:rFonts w:ascii="Consolas" w:eastAsia="Times New Roman" w:hAnsi="Consolas" w:cs="Times New Roman"/>
+          <w:color w:val="3B3B3B"/>
+          <w:kern w:val="0"/>
+          <w:sz w:val="21"/>
+          <w:szCs w:val="21"/>
+          <w14:ligatures w14:val="none"/>
+        </w:rPr>
+        <w:t xml:space="preserve">            </w:t>
+      </w:r>
+      <w:r>
+        <w:rPr>
+          <w:rFonts w:ascii="Consolas" w:eastAsia="Times New Roman" w:hAnsi="Consolas" w:cs="Times New Roman"/>
+          <w:color w:val="001080"/>
+          <w:kern w:val="0"/>
+          <w:sz w:val="21"/>
+          <w:szCs w:val="21"/>
+          <w14:ligatures w14:val="none"/>
+        </w:rPr>
+        <w:t>item</w:t>
+      </w:r>
+      <w:r>
+        <w:rPr>
+          <w:rFonts w:ascii="Consolas" w:eastAsia="Times New Roman" w:hAnsi="Consolas" w:cs="Times New Roman"/>
+          <w:color w:val="3B3B3B"/>
+          <w:kern w:val="0"/>
+          <w:sz w:val="21"/>
+          <w:szCs w:val="21"/>
+          <w14:ligatures w14:val="none"/>
+        </w:rPr>
+        <w:t>.get(</w:t>
+      </w:r>
+      <w:r>
+        <w:rPr>
+          <w:rFonts w:ascii="Consolas" w:eastAsia="Times New Roman" w:hAnsi="Consolas" w:cs="Times New Roman"/>
+          <w:color w:val="A31515"/>
+          <w:kern w:val="0"/>
+          <w:sz w:val="21"/>
+          <w:szCs w:val="21"/>
+          <w14:ligatures w14:val="none"/>
+        </w:rPr>
+        <w:t>'price_excl_tax'</w:t>
+      </w:r>
+      <w:r>
+        <w:rPr>
+          <w:rFonts w:ascii="Consolas" w:eastAsia="Times New Roman" w:hAnsi="Consolas" w:cs="Times New Roman"/>
+          <w:color w:val="3B3B3B"/>
+          <w:kern w:val="0"/>
+          <w:sz w:val="21"/>
+          <w:szCs w:val="21"/>
+          <w14:ligatures w14:val="none"/>
+        </w:rPr>
+        <w:t>),</w:t>
+      </w:r>
+    </w:p>
+    <w:p>
+      <w:pPr>
+        <w:shd w:val="clear" w:color="auto" w:fill="FFFFFF"/>
+        <w:spacing w:after="0" w:line="285" w:lineRule="atLeast"/>
+        <w:rPr>
+          <w:rFonts w:ascii="Consolas" w:eastAsia="Times New Roman" w:hAnsi="Consolas" w:cs="Times New Roman"/>
+          <w:color w:val="3B3B3B"/>
+          <w:kern w:val="0"/>
+          <w:sz w:val="21"/>
+          <w:szCs w:val="21"/>
+          <w14:ligatures w14:val="none"/>
+        </w:rPr>
+      </w:pPr>
+      <w:r>
+        <w:rPr>
+          <w:rFonts w:ascii="Consolas" w:eastAsia="Times New Roman" w:hAnsi="Consolas" w:cs="Times New Roman"/>
+          <w:color w:val="3B3B3B"/>
+          <w:kern w:val="0"/>
+          <w:sz w:val="21"/>
+          <w:szCs w:val="21"/>
+          <w14:ligatures w14:val="none"/>
+        </w:rPr>
+        <w:t xml:space="preserve">            </w:t>
+      </w:r>
+      <w:r>
+        <w:rPr>
+          <w:rFonts w:ascii="Consolas" w:eastAsia="Times New Roman" w:hAnsi="Consolas" w:cs="Times New Roman"/>
+          <w:color w:val="001080"/>
+          <w:kern w:val="0"/>
+          <w:sz w:val="21"/>
+          <w:szCs w:val="21"/>
+          <w14:ligatures w14:val="none"/>
+        </w:rPr>
+        <w:t>item</w:t>
+      </w:r>
+      <w:r>
+        <w:rPr>
+          <w:rFonts w:ascii="Consolas" w:eastAsia="Times New Roman" w:hAnsi="Consolas" w:cs="Times New Roman"/>
+          <w:color w:val="3B3B3B"/>
+          <w:kern w:val="0"/>
+          <w:sz w:val="21"/>
+          <w:szCs w:val="21"/>
+          <w14:ligatures w14:val="none"/>
+        </w:rPr>
+        <w:t>.get(</w:t>
+      </w:r>
+      <w:r>
+        <w:rPr>
+          <w:rFonts w:ascii="Consolas" w:eastAsia="Times New Roman" w:hAnsi="Consolas" w:cs="Times New Roman"/>
+          <w:color w:val="A31515"/>
+          <w:kern w:val="0"/>
+          <w:sz w:val="21"/>
+          <w:szCs w:val="21"/>
+          <w14:ligatures w14:val="none"/>
+        </w:rPr>
+        <w:t>'price_incl_tax'</w:t>
+      </w:r>
+      <w:r>
+        <w:rPr>
+          <w:rFonts w:ascii="Consolas" w:eastAsia="Times New Roman" w:hAnsi="Consolas" w:cs="Times New Roman"/>
+          <w:color w:val="3B3B3B"/>
+          <w:kern w:val="0"/>
+          <w:sz w:val="21"/>
+          <w:szCs w:val="21"/>
+          <w14:ligatures w14:val="none"/>
+        </w:rPr>
+        <w:t>),</w:t>
+      </w:r>
+    </w:p>
+    <w:p>
+      <w:pPr>
+        <w:shd w:val="clear" w:color="auto" w:fill="FFFFFF"/>
+        <w:spacing w:after="0" w:line="285" w:lineRule="atLeast"/>
+        <w:rPr>
+          <w:rFonts w:ascii="Consolas" w:eastAsia="Times New Roman" w:hAnsi="Consolas" w:cs="Times New Roman"/>
+          <w:color w:val="3B3B3B"/>
+          <w:kern w:val="0"/>
+          <w:sz w:val="21"/>
+          <w:szCs w:val="21"/>
+          <w14:ligatures w14:val="none"/>
+        </w:rPr>
+      </w:pPr>
+      <w:r>
+        <w:rPr>
+          <w:rFonts w:ascii="Consolas" w:eastAsia="Times New Roman" w:hAnsi="Consolas" w:cs="Times New Roman"/>
+          <w:color w:val="3B3B3B"/>
+          <w:kern w:val="0"/>
+          <w:sz w:val="21"/>
+          <w:szCs w:val="21"/>
+          <w14:ligatures w14:val="none"/>
+        </w:rPr>
+        <w:t xml:space="preserve">            </w:t>
+      </w:r>
+      <w:r>
+        <w:rPr>
+          <w:rFonts w:ascii="Consolas" w:eastAsia="Times New Roman" w:hAnsi="Consolas" w:cs="Times New Roman"/>
+          <w:color w:val="001080"/>
+          <w:kern w:val="0"/>
+          <w:sz w:val="21"/>
+          <w:szCs w:val="21"/>
+          <w14:ligatures w14:val="none"/>
+        </w:rPr>
+        <w:t>item</w:t>
+      </w:r>
+      <w:r>
+        <w:rPr>
+          <w:rFonts w:ascii="Consolas" w:eastAsia="Times New Roman" w:hAnsi="Consolas" w:cs="Times New Roman"/>
+          <w:color w:val="3B3B3B"/>
+          <w:kern w:val="0"/>
+          <w:sz w:val="21"/>
+          <w:szCs w:val="21"/>
+          <w14:ligatures w14:val="none"/>
+        </w:rPr>
+        <w:t>.get(</w:t>
+      </w:r>
+      <w:r>
+        <w:rPr>
+          <w:rFonts w:ascii="Consolas" w:eastAsia="Times New Roman" w:hAnsi="Consolas" w:cs="Times New Roman"/>
+          <w:color w:val="A31515"/>
+          <w:kern w:val="0"/>
+          <w:sz w:val="21"/>
+          <w:szCs w:val="21"/>
+          <w14:ligatures w14:val="none"/>
+        </w:rPr>
+        <w:t>'tax'</w:t>
+      </w:r>
+      <w:r>
+        <w:rPr>
+          <w:rFonts w:ascii="Consolas" w:eastAsia="Times New Roman" w:hAnsi="Consolas" w:cs="Times New Roman"/>
+          <w:color w:val="3B3B3B"/>
+          <w:kern w:val="0"/>
+          <w:sz w:val="21"/>
+          <w:szCs w:val="21"/>
+          <w14:ligatures w14:val="none"/>
+        </w:rPr>
+        <w:t>),</w:t>
+      </w:r>
+    </w:p>
+    <w:p>
+      <w:pPr>
+        <w:shd w:val="clear" w:color="auto" w:fill="FFFFFF"/>
+        <w:spacing w:after="0" w:line="285" w:lineRule="atLeast"/>
+        <w:rPr>
+          <w:rFonts w:ascii="Consolas" w:eastAsia="Times New Roman" w:hAnsi="Consolas" w:cs="Times New Roman"/>
+          <w:color w:val="3B3B3B"/>
+          <w:kern w:val="0"/>
+          <w:sz w:val="21"/>
+          <w:szCs w:val="21"/>
+          <w14:ligatures w14:val="none"/>
+        </w:rPr>
+      </w:pPr>
+      <w:r>
+        <w:rPr>
+          <w:rFonts w:ascii="Consolas" w:eastAsia="Times New Roman" w:hAnsi="Consolas" w:cs="Times New Roman"/>
+          <w:color w:val="3B3B3B"/>
+          <w:kern w:val="0"/>
+          <w:sz w:val="21"/>
+          <w:szCs w:val="21"/>
+          <w14:ligatures w14:val="none"/>
+        </w:rPr>
+        <w:t xml:space="preserve">            </w:t>
+      </w:r>
+      <w:r>
+        <w:rPr>
+          <w:rFonts w:ascii="Consolas" w:eastAsia="Times New Roman" w:hAnsi="Consolas" w:cs="Times New Roman"/>
+          <w:color w:val="001080"/>
+          <w:kern w:val="0"/>
+          <w:sz w:val="21"/>
+          <w:szCs w:val="21"/>
+          <w14:ligatures w14:val="none"/>
+        </w:rPr>
+        <w:t>item</w:t>
+      </w:r>
+      <w:r>
+        <w:rPr>
+          <w:rFonts w:ascii="Consolas" w:eastAsia="Times New Roman" w:hAnsi="Consolas" w:cs="Times New Roman"/>
+          <w:color w:val="3B3B3B"/>
+          <w:kern w:val="0"/>
+          <w:sz w:val="21"/>
+          <w:szCs w:val="21"/>
+          <w14:ligatures w14:val="none"/>
+        </w:rPr>
+        <w:t>.get(</w:t>
+      </w:r>
+      <w:r>
+        <w:rPr>
+          <w:rFonts w:ascii="Consolas" w:eastAsia="Times New Roman" w:hAnsi="Consolas" w:cs="Times New Roman"/>
+          <w:color w:val="A31515"/>
+          <w:kern w:val="0"/>
+          <w:sz w:val="21"/>
+          <w:szCs w:val="21"/>
+          <w14:ligatures w14:val="none"/>
+        </w:rPr>
+        <w:t>'availability'</w:t>
+      </w:r>
+      <w:r>
+        <w:rPr>
+          <w:rFonts w:ascii="Consolas" w:eastAsia="Times New Roman" w:hAnsi="Consolas" w:cs="Times New Roman"/>
+          <w:color w:val="3B3B3B"/>
+          <w:kern w:val="0"/>
+          <w:sz w:val="21"/>
+          <w:szCs w:val="21"/>
+          <w14:ligatures w14:val="none"/>
+        </w:rPr>
+        <w:t>),</w:t>
+      </w:r>
+    </w:p>
+    <w:p>
+      <w:pPr>
+        <w:shd w:val="clear" w:color="auto" w:fill="FFFFFF"/>
+        <w:spacing w:after="0" w:line="285" w:lineRule="atLeast"/>
+        <w:rPr>
+          <w:rFonts w:ascii="Consolas" w:eastAsia="Times New Roman" w:hAnsi="Consolas" w:cs="Times New Roman"/>
+          <w:color w:val="3B3B3B"/>
+          <w:kern w:val="0"/>
+          <w:sz w:val="21"/>
+          <w:szCs w:val="21"/>
+          <w14:ligatures w14:val="none"/>
+        </w:rPr>
+      </w:pPr>
+      <w:r>
+        <w:rPr>
+          <w:rFonts w:ascii="Consolas" w:eastAsia="Times New Roman" w:hAnsi="Consolas" w:cs="Times New Roman"/>
+          <w:color w:val="3B3B3B"/>
+          <w:kern w:val="0"/>
+          <w:sz w:val="21"/>
+          <w:szCs w:val="21"/>
+          <w14:ligatures w14:val="none"/>
+        </w:rPr>
+        <w:t xml:space="preserve">            </w:t>
+      </w:r>
+      <w:r>
+        <w:rPr>
+          <w:rFonts w:ascii="Consolas" w:eastAsia="Times New Roman" w:hAnsi="Consolas" w:cs="Times New Roman"/>
+          <w:color w:val="001080"/>
+          <w:kern w:val="0"/>
+          <w:sz w:val="21"/>
+          <w:szCs w:val="21"/>
+          <w14:ligatures w14:val="none"/>
+        </w:rPr>
+        <w:t>item</w:t>
+      </w:r>
+      <w:r>
+        <w:rPr>
+          <w:rFonts w:ascii="Consolas" w:eastAsia="Times New Roman" w:hAnsi="Consolas" w:cs="Times New Roman"/>
+          <w:color w:val="3B3B3B"/>
+          <w:kern w:val="0"/>
+          <w:sz w:val="21"/>
+          <w:szCs w:val="21"/>
+          <w14:ligatures w14:val="none"/>
+        </w:rPr>
+        <w:t>.get(</w:t>
+      </w:r>
+      <w:r>
+        <w:rPr>
+          <w:rFonts w:ascii="Consolas" w:eastAsia="Times New Roman" w:hAnsi="Consolas" w:cs="Times New Roman"/>
+          <w:color w:val="A31515"/>
+          <w:kern w:val="0"/>
+          <w:sz w:val="21"/>
+          <w:szCs w:val="21"/>
+          <w14:ligatures w14:val="none"/>
+        </w:rPr>
+        <w:t>'num_reviews'</w:t>
+      </w:r>
+      <w:r>
+        <w:rPr>
+          <w:rFonts w:ascii="Consolas" w:eastAsia="Times New Roman" w:hAnsi="Consolas" w:cs="Times New Roman"/>
+          <w:color w:val="3B3B3B"/>
+          <w:kern w:val="0"/>
+          <w:sz w:val="21"/>
+          <w:szCs w:val="21"/>
+          <w14:ligatures w14:val="none"/>
+        </w:rPr>
+        <w:t>),</w:t>
+      </w:r>
+    </w:p>
+    <w:p>
+      <w:pPr>
+        <w:shd w:val="clear" w:color="auto" w:fill="FFFFFF"/>
+        <w:spacing w:after="0" w:line="285" w:lineRule="atLeast"/>
+        <w:rPr>
+          <w:rFonts w:ascii="Consolas" w:eastAsia="Times New Roman" w:hAnsi="Consolas" w:cs="Times New Roman"/>
+          <w:color w:val="3B3B3B"/>
+          <w:kern w:val="0"/>
+          <w:sz w:val="21"/>
+          <w:szCs w:val="21"/>
+          <w14:ligatures w14:val="none"/>
+        </w:rPr>
+      </w:pPr>
+      <w:r>
+        <w:rPr>
+          <w:rFonts w:ascii="Consolas" w:eastAsia="Times New Roman" w:hAnsi="Consolas" w:cs="Times New Roman"/>
+          <w:color w:val="3B3B3B"/>
+          <w:kern w:val="0"/>
+          <w:sz w:val="21"/>
+          <w:szCs w:val="21"/>
+          <w14:ligatures w14:val="none"/>
+        </w:rPr>
+        <w:t xml:space="preserve">            </w:t>
+      </w:r>
+      <w:r>
+        <w:rPr>
+          <w:rFonts w:ascii="Consolas" w:eastAsia="Times New Roman" w:hAnsi="Consolas" w:cs="Times New Roman"/>
+          <w:color w:val="001080"/>
+          <w:kern w:val="0"/>
+          <w:sz w:val="21"/>
+          <w:szCs w:val="21"/>
+          <w14:ligatures w14:val="none"/>
+        </w:rPr>
+        <w:t>item</w:t>
+      </w:r>
+      <w:r>
+        <w:rPr>
+          <w:rFonts w:ascii="Consolas" w:eastAsia="Times New Roman" w:hAnsi="Consolas" w:cs="Times New Roman"/>
+          <w:color w:val="3B3B3B"/>
+          <w:kern w:val="0"/>
+          <w:sz w:val="21"/>
+          <w:szCs w:val="21"/>
+          <w14:ligatures w14:val="none"/>
+        </w:rPr>
+        <w:t>.get(</w:t>
+      </w:r>
+      <w:r>
+        <w:rPr>
+          <w:rFonts w:ascii="Consolas" w:eastAsia="Times New Roman" w:hAnsi="Consolas" w:cs="Times New Roman"/>
+          <w:color w:val="A31515"/>
+          <w:kern w:val="0"/>
+          <w:sz w:val="21"/>
+          <w:szCs w:val="21"/>
+          <w14:ligatures w14:val="none"/>
+        </w:rPr>
+        <w:t>'stars'</w:t>
+      </w:r>
+      <w:r>
+        <w:rPr>
+          <w:rFonts w:ascii="Consolas" w:eastAsia="Times New Roman" w:hAnsi="Consolas" w:cs="Times New Roman"/>
+          <w:color w:val="3B3B3B"/>
+          <w:kern w:val="0"/>
+          <w:sz w:val="21"/>
+          <w:szCs w:val="21"/>
+          <w14:ligatures w14:val="none"/>
+        </w:rPr>
+        <w:t>),</w:t>
+      </w:r>
+    </w:p>
+    <w:p>
+      <w:pPr>
+        <w:shd w:val="clear" w:color="auto" w:fill="FFFFFF"/>
+        <w:spacing w:after="0" w:line="285" w:lineRule="atLeast"/>
+        <w:rPr>
+          <w:rFonts w:ascii="Consolas" w:eastAsia="Times New Roman" w:hAnsi="Consolas" w:cs="Times New Roman"/>
+          <w:color w:val="3B3B3B"/>
+          <w:kern w:val="0"/>
+          <w:sz w:val="21"/>
+          <w:szCs w:val="21"/>
+          <w14:ligatures w14:val="none"/>
+        </w:rPr>
+      </w:pPr>
+      <w:r>
+        <w:rPr>
+          <w:rFonts w:ascii="Consolas" w:eastAsia="Times New Roman" w:hAnsi="Consolas" w:cs="Times New Roman"/>
+          <w:color w:val="3B3B3B"/>
+          <w:kern w:val="0"/>
+          <w:sz w:val="21"/>
+          <w:szCs w:val="21"/>
+          <w14:ligatures w14:val="none"/>
+        </w:rPr>
+        <w:t xml:space="preserve">            </w:t>
+      </w:r>
+      <w:r>
+        <w:rPr>
+          <w:rFonts w:ascii="Consolas" w:eastAsia="Times New Roman" w:hAnsi="Consolas" w:cs="Times New Roman"/>
+          <w:color w:val="001080"/>
+          <w:kern w:val="0"/>
+          <w:sz w:val="21"/>
+          <w:szCs w:val="21"/>
+          <w14:ligatures w14:val="none"/>
+        </w:rPr>
+        <w:t>item</w:t>
+      </w:r>
+      <w:r>
+        <w:rPr>
+          <w:rFonts w:ascii="Consolas" w:eastAsia="Times New Roman" w:hAnsi="Consolas" w:cs="Times New Roman"/>
+          <w:color w:val="3B3B3B"/>
+          <w:kern w:val="0"/>
+          <w:sz w:val="21"/>
+          <w:szCs w:val="21"/>
+          <w14:ligatures w14:val="none"/>
+        </w:rPr>
+        <w:t>.get(</w:t>
+      </w:r>
+      <w:r>
+        <w:rPr>
+          <w:rFonts w:ascii="Consolas" w:eastAsia="Times New Roman" w:hAnsi="Consolas" w:cs="Times New Roman"/>
+          <w:color w:val="A31515"/>
+          <w:kern w:val="0"/>
+          <w:sz w:val="21"/>
+          <w:szCs w:val="21"/>
+          <w14:ligatures w14:val="none"/>
+        </w:rPr>
+        <w:t>'category'</w:t>
+      </w:r>
+      <w:r>
+        <w:rPr>
+          <w:rFonts w:ascii="Consolas" w:eastAsia="Times New Roman" w:hAnsi="Consolas" w:cs="Times New Roman"/>
+          <w:color w:val="3B3B3B"/>
+          <w:kern w:val="0"/>
+          <w:sz w:val="21"/>
+          <w:szCs w:val="21"/>
+          <w14:ligatures w14:val="none"/>
+        </w:rPr>
+        <w:t>),</w:t>
+      </w:r>
+    </w:p>
+    <w:p>
+      <w:pPr>
+        <w:shd w:val="clear" w:color="auto" w:fill="FFFFFF"/>
+        <w:spacing w:after="0" w:line="285" w:lineRule="atLeast"/>
+        <w:rPr>
+          <w:rFonts w:ascii="Consolas" w:eastAsia="Times New Roman" w:hAnsi="Consolas" w:cs="Times New Roman"/>
+          <w:color w:val="3B3B3B"/>
+          <w:kern w:val="0"/>
+          <w:sz w:val="21"/>
+          <w:szCs w:val="21"/>
+          <w14:ligatures w14:val="none"/>
+        </w:rPr>
+      </w:pPr>
+      <w:r>
+        <w:rPr>
+          <w:rFonts w:ascii="Consolas" w:eastAsia="Times New Roman" w:hAnsi="Consolas" w:cs="Times New Roman"/>
+          <w:color w:val="3B3B3B"/>
+          <w:kern w:val="0"/>
+          <w:sz w:val="21"/>
+          <w:szCs w:val="21"/>
+          <w14:ligatures w14:val="none"/>
+        </w:rPr>
+        <w:t xml:space="preserve">            </w:t>
+      </w:r>
+      <w:r>
+        <w:rPr>
+          <w:rFonts w:ascii="Consolas" w:eastAsia="Times New Roman" w:hAnsi="Consolas" w:cs="Times New Roman"/>
+          <w:color w:val="001080"/>
+          <w:kern w:val="0"/>
+          <w:sz w:val="21"/>
+          <w:szCs w:val="21"/>
+          <w14:ligatures w14:val="none"/>
+        </w:rPr>
+        <w:t>item</w:t>
+      </w:r>
+      <w:r>
+        <w:rPr>
+          <w:rFonts w:ascii="Consolas" w:eastAsia="Times New Roman" w:hAnsi="Consolas" w:cs="Times New Roman"/>
+          <w:color w:val="3B3B3B"/>
+          <w:kern w:val="0"/>
+          <w:sz w:val="21"/>
+          <w:szCs w:val="21"/>
+          <w14:ligatures w14:val="none"/>
+        </w:rPr>
+        <w:t>.get(</w:t>
+      </w:r>
+      <w:r>
+        <w:rPr>
+          <w:rFonts w:ascii="Consolas" w:eastAsia="Times New Roman" w:hAnsi="Consolas" w:cs="Times New Roman"/>
+          <w:color w:val="A31515"/>
+          <w:kern w:val="0"/>
+          <w:sz w:val="21"/>
+          <w:szCs w:val="21"/>
+          <w14:ligatures w14:val="none"/>
+        </w:rPr>
+        <w:t>'description'</w:t>
+      </w:r>
+      <w:r>
+        <w:rPr>
+          <w:rFonts w:ascii="Consolas" w:eastAsia="Times New Roman" w:hAnsi="Consolas" w:cs="Times New Roman"/>
+          <w:color w:val="3B3B3B"/>
+          <w:kern w:val="0"/>
+          <w:sz w:val="21"/>
+          <w:szCs w:val="21"/>
+          <w14:ligatures w14:val="none"/>
+        </w:rPr>
+        <w:t>),</w:t>
+      </w:r>
+    </w:p>
+    <w:p>
+      <w:pPr>
+        <w:shd w:val="clear" w:color="auto" w:fill="FFFFFF"/>
+        <w:spacing w:after="0" w:line="285" w:lineRule="atLeast"/>
+        <w:rPr>
+          <w:rFonts w:ascii="Consolas" w:eastAsia="Times New Roman" w:hAnsi="Consolas" w:cs="Times New Roman"/>
+          <w:color w:val="3B3B3B"/>
+          <w:kern w:val="0"/>
+          <w:sz w:val="21"/>
+          <w:szCs w:val="21"/>
+          <w14:ligatures w14:val="none"/>
+        </w:rPr>
+      </w:pPr>
+      <w:r>
+        <w:rPr>
+          <w:rFonts w:ascii="Consolas" w:eastAsia="Times New Roman" w:hAnsi="Consolas" w:cs="Times New Roman"/>
+          <w:color w:val="3B3B3B"/>
+          <w:kern w:val="0"/>
+          <w:sz w:val="21"/>
+          <w:szCs w:val="21"/>
+          <w14:ligatures w14:val="none"/>
+        </w:rPr>
+        <w:t xml:space="preserve">            </w:t>
+      </w:r>
+      <w:r>
+        <w:rPr>
+          <w:rFonts w:ascii="Consolas" w:eastAsia="Times New Roman" w:hAnsi="Consolas" w:cs="Times New Roman"/>
+          <w:color w:val="001080"/>
+          <w:kern w:val="0"/>
+          <w:sz w:val="21"/>
+          <w:szCs w:val="21"/>
+          <w14:ligatures w14:val="none"/>
+        </w:rPr>
+        <w:t>item</w:t>
+      </w:r>
+      <w:r>
+        <w:rPr>
+          <w:rFonts w:ascii="Consolas" w:eastAsia="Times New Roman" w:hAnsi="Consolas" w:cs="Times New Roman"/>
+          <w:color w:val="3B3B3B"/>
+          <w:kern w:val="0"/>
+          <w:sz w:val="21"/>
+          <w:szCs w:val="21"/>
+          <w14:ligatures w14:val="none"/>
+        </w:rPr>
+        <w:t>.get(</w:t>
+      </w:r>
+      <w:r>
+        <w:rPr>
+          <w:rFonts w:ascii="Consolas" w:eastAsia="Times New Roman" w:hAnsi="Consolas" w:cs="Times New Roman"/>
+          <w:color w:val="A31515"/>
+          <w:kern w:val="0"/>
+          <w:sz w:val="21"/>
+          <w:szCs w:val="21"/>
+          <w14:ligatures w14:val="none"/>
+        </w:rPr>
+        <w:t>'price'</w:t>
+      </w:r>
+      <w:r>
+        <w:rPr>
+          <w:rFonts w:ascii="Consolas" w:eastAsia="Times New Roman" w:hAnsi="Consolas" w:cs="Times New Roman"/>
+          <w:color w:val="3B3B3B"/>
+          <w:kern w:val="0"/>
+          <w:sz w:val="21"/>
+          <w:szCs w:val="21"/>
+          <w14:ligatures w14:val="none"/>
+        </w:rPr>
+        <w:t>)</w:t>
+      </w:r>
+    </w:p>
+    <w:p>
+      <w:pPr>
+        <w:shd w:val="clear" w:color="auto" w:fill="FFFFFF"/>
+        <w:spacing w:after="0" w:line="285" w:lineRule="atLeast"/>
+        <w:rPr>
+          <w:rFonts w:ascii="Consolas" w:eastAsia="Times New Roman" w:hAnsi="Consolas" w:cs="Times New Roman"/>
+          <w:color w:val="3B3B3B"/>
+          <w:kern w:val="0"/>
+          <w:sz w:val="21"/>
+          <w:szCs w:val="21"/>
+          <w14:ligatures w14:val="none"/>
+        </w:rPr>
+      </w:pPr>
+      <w:r>
+        <w:rPr>
+          <w:rFonts w:ascii="Consolas" w:eastAsia="Times New Roman" w:hAnsi="Consolas" w:cs="Times New Roman"/>
+          <w:color w:val="3B3B3B"/>
+          <w:kern w:val="0"/>
+          <w:sz w:val="21"/>
+          <w:szCs w:val="21"/>
+          <w14:ligatures w14:val="none"/>
+        </w:rPr>
+        <w:t>        ))</w:t>
+      </w:r>
+    </w:p>
+    <w:p>
+      <w:pPr>
+        <w:shd w:val="clear" w:color="auto" w:fill="FFFFFF"/>
+        <w:spacing w:after="0" w:line="285" w:lineRule="atLeast"/>
+        <w:rPr>
+          <w:rFonts w:ascii="Consolas" w:eastAsia="Times New Roman" w:hAnsi="Consolas" w:cs="Times New Roman"/>
+          <w:color w:val="3B3B3B"/>
+          <w:kern w:val="0"/>
+          <w:sz w:val="21"/>
+          <w:szCs w:val="21"/>
+          <w14:ligatures w14:val="none"/>
+        </w:rPr>
+      </w:pPr>
+      <w:r>
+        <w:rPr>
+          <w:rFonts w:ascii="Consolas" w:eastAsia="Times New Roman" w:hAnsi="Consolas" w:cs="Times New Roman"/>
+          <w:color w:val="3B3B3B"/>
+          <w:kern w:val="0"/>
+          <w:sz w:val="21"/>
+          <w:szCs w:val="21"/>
+          <w14:ligatures w14:val="none"/>
+        </w:rPr>
+        <w:t xml:space="preserve">        </w:t>
+      </w:r>
+    </w:p>
+    <w:p>
+      <w:pPr>
+        <w:shd w:val="clear" w:color="auto" w:fill="FFFFFF"/>
+        <w:spacing w:after="0" w:line="285" w:lineRule="atLeast"/>
+        <w:rPr>
+          <w:rFonts w:ascii="Consolas" w:eastAsia="Times New Roman" w:hAnsi="Consolas" w:cs="Times New Roman"/>
+          <w:color w:val="3B3B3B"/>
+          <w:kern w:val="0"/>
+          <w:sz w:val="21"/>
+          <w:szCs w:val="21"/>
+          <w14:ligatures w14:val="none"/>
+        </w:rPr>
+      </w:pPr>
+      <w:r>
+        <w:rPr>
+          <w:rFonts w:ascii="Consolas" w:eastAsia="Times New Roman" w:hAnsi="Consolas" w:cs="Times New Roman"/>
+          <w:color w:val="3B3B3B"/>
+          <w:kern w:val="0"/>
+          <w:sz w:val="21"/>
+          <w:szCs w:val="21"/>
+          <w14:ligatures w14:val="none"/>
+        </w:rPr>
+        <w:t xml:space="preserve">        </w:t>
+      </w:r>
+      <w:r>
+        <w:rPr>
+          <w:rFonts w:ascii="Consolas" w:eastAsia="Times New Roman" w:hAnsi="Consolas" w:cs="Times New Roman"/>
+          <w:color w:val="008000"/>
+          <w:kern w:val="0"/>
+          <w:sz w:val="21"/>
+          <w:szCs w:val="21"/>
+          <w14:ligatures w14:val="none"/>
+        </w:rPr>
+        <w:t># Required to actually persist the data in MySQL</w:t>
+      </w:r>
+    </w:p>
+    <w:p>
+      <w:pPr>
+        <w:shd w:val="clear" w:color="auto" w:fill="FFFFFF"/>
+        <w:spacing w:after="0" w:line="285" w:lineRule="atLeast"/>
+        <w:rPr>
+          <w:rFonts w:ascii="Consolas" w:eastAsia="Times New Roman" w:hAnsi="Consolas" w:cs="Times New Roman"/>
+          <w:color w:val="3B3B3B"/>
+          <w:kern w:val="0"/>
+          <w:sz w:val="21"/>
+          <w:szCs w:val="21"/>
+          <w14:ligatures w14:val="none"/>
+        </w:rPr>
+      </w:pPr>
+      <w:r>
+        <w:rPr>
+          <w:rFonts w:ascii="Consolas" w:eastAsia="Times New Roman" w:hAnsi="Consolas" w:cs="Times New Roman"/>
+          <w:color w:val="3B3B3B"/>
+          <w:kern w:val="0"/>
+          <w:sz w:val="21"/>
+          <w:szCs w:val="21"/>
+          <w14:ligatures w14:val="none"/>
+        </w:rPr>
+        <w:t xml:space="preserve">        </w:t>
+      </w:r>
+      <w:proofErr w:type="gramStart"/>
+      <w:r>
+        <w:rPr>
+          <w:rFonts w:ascii="Consolas" w:eastAsia="Times New Roman" w:hAnsi="Consolas" w:cs="Times New Roman"/>
+          <w:color w:val="001080"/>
+          <w:kern w:val="0"/>
+          <w:sz w:val="21"/>
+          <w:szCs w:val="21"/>
+          <w14:ligatures w14:val="none"/>
+        </w:rPr>
+        <w:t>self</w:t>
+      </w:r>
+      <w:r>
+        <w:rPr>
+          <w:rFonts w:ascii="Consolas" w:eastAsia="Times New Roman" w:hAnsi="Consolas" w:cs="Times New Roman"/>
+          <w:color w:val="3B3B3B"/>
+          <w:kern w:val="0"/>
+          <w:sz w:val="21"/>
+          <w:szCs w:val="21"/>
+          <w14:ligatures w14:val="none"/>
+        </w:rPr>
+        <w:t>.</w:t>
+      </w:r>
+      <w:r>
+        <w:rPr>
+          <w:rFonts w:ascii="Consolas" w:eastAsia="Times New Roman" w:hAnsi="Consolas" w:cs="Times New Roman"/>
+          <w:color w:val="001080"/>
+          <w:kern w:val="0"/>
+          <w:sz w:val="21"/>
+          <w:szCs w:val="21"/>
+          <w14:ligatures w14:val="none"/>
+        </w:rPr>
+        <w:t>conn</w:t>
+      </w:r>
+      <w:proofErr w:type="gramEnd"/>
+      <w:r>
+        <w:rPr>
+          <w:rFonts w:ascii="Consolas" w:eastAsia="Times New Roman" w:hAnsi="Consolas" w:cs="Times New Roman"/>
+          <w:color w:val="3B3B3B"/>
+          <w:kern w:val="0"/>
+          <w:sz w:val="21"/>
+          <w:szCs w:val="21"/>
+          <w14:ligatures w14:val="none"/>
+        </w:rPr>
+        <w:t>.</w:t>
+      </w:r>
+      <w:proofErr w:type="gramStart"/>
+      <w:r>
+        <w:rPr>
+          <w:rFonts w:ascii="Consolas" w:eastAsia="Times New Roman" w:hAnsi="Consolas" w:cs="Times New Roman"/>
+          <w:color w:val="3B3B3B"/>
+          <w:kern w:val="0"/>
+          <w:sz w:val="21"/>
+          <w:szCs w:val="21"/>
+          <w14:ligatures w14:val="none"/>
+        </w:rPr>
+        <w:t>commit(</w:t>
+      </w:r>
+      <w:proofErr w:type="gramEnd"/>
+      <w:r>
+        <w:rPr>
+          <w:rFonts w:ascii="Consolas" w:eastAsia="Times New Roman" w:hAnsi="Consolas" w:cs="Times New Roman"/>
+          <w:color w:val="3B3B3B"/>
+          <w:kern w:val="0"/>
+          <w:sz w:val="21"/>
+          <w:szCs w:val="21"/>
+          <w14:ligatures w14:val="none"/>
+        </w:rPr>
+        <w:t>)</w:t>
+      </w:r>
+    </w:p>
+    <w:p>
+      <w:pPr>
+        <w:shd w:val="clear" w:color="auto" w:fill="FFFFFF"/>
+        <w:spacing w:after="0" w:line="285" w:lineRule="atLeast"/>
+        <w:rPr>
+          <w:rFonts w:ascii="Consolas" w:eastAsia="Times New Roman" w:hAnsi="Consolas" w:cs="Times New Roman"/>
+          <w:color w:val="3B3B3B"/>
+          <w:kern w:val="0"/>
+          <w:sz w:val="21"/>
+          <w:szCs w:val="21"/>
+          <w14:ligatures w14:val="none"/>
+        </w:rPr>
+      </w:pPr>
+      <w:r>
+        <w:rPr>
+          <w:rFonts w:ascii="Consolas" w:eastAsia="Times New Roman" w:hAnsi="Consolas" w:cs="Times New Roman"/>
+          <w:color w:val="3B3B3B"/>
+          <w:kern w:val="0"/>
+          <w:sz w:val="21"/>
+          <w:szCs w:val="21"/>
+          <w14:ligatures w14:val="none"/>
+        </w:rPr>
+        <w:t xml:space="preserve">        </w:t>
+      </w:r>
+    </w:p>
+    <w:p>
+      <w:pPr>
+        <w:shd w:val="clear" w:color="auto" w:fill="FFFFFF"/>
+        <w:spacing w:after="0" w:line="285" w:lineRule="atLeast"/>
+        <w:rPr>
+          <w:rFonts w:ascii="Consolas" w:eastAsia="Times New Roman" w:hAnsi="Consolas" w:cs="Times New Roman"/>
+          <w:color w:val="3B3B3B"/>
+          <w:kern w:val="0"/>
+          <w:sz w:val="21"/>
+          <w:szCs w:val="21"/>
+          <w14:ligatures w14:val="none"/>
+        </w:rPr>
+      </w:pPr>
+      <w:r>
+        <w:rPr>
+          <w:rFonts w:ascii="Consolas" w:eastAsia="Times New Roman" w:hAnsi="Consolas" w:cs="Times New Roman"/>
+          <w:color w:val="3B3B3B"/>
+          <w:kern w:val="0"/>
+          <w:sz w:val="21"/>
+          <w:szCs w:val="21"/>
+          <w14:ligatures w14:val="none"/>
+        </w:rPr>
+        <w:t xml:space="preserve">        </w:t>
+      </w:r>
+      <w:r>
+        <w:rPr>
+          <w:rFonts w:ascii="Consolas" w:eastAsia="Times New Roman" w:hAnsi="Consolas" w:cs="Times New Roman"/>
+          <w:color w:val="008000"/>
+          <w:kern w:val="0"/>
+          <w:sz w:val="21"/>
+          <w:szCs w:val="21"/>
+          <w14:ligatures w14:val="none"/>
+        </w:rPr>
+        <w:t># Required by Scrapy's pipeline contract</w:t>
+      </w:r>
+    </w:p>
+    <w:p>
+      <w:pPr>
+        <w:shd w:val="clear" w:color="auto" w:fill="FFFFFF"/>
+        <w:spacing w:after="0" w:line="285" w:lineRule="atLeast"/>
+        <w:rPr>
+          <w:rFonts w:ascii="Consolas" w:eastAsia="Times New Roman" w:hAnsi="Consolas" w:cs="Times New Roman"/>
+          <w:color w:val="3B3B3B"/>
+          <w:kern w:val="0"/>
+          <w:sz w:val="21"/>
+          <w:szCs w:val="21"/>
+          <w14:ligatures w14:val="none"/>
+        </w:rPr>
+      </w:pPr>
+      <w:r>
+        <w:rPr>
+          <w:rFonts w:ascii="Consolas" w:eastAsia="Times New Roman" w:hAnsi="Consolas" w:cs="Times New Roman"/>
+          <w:color w:val="3B3B3B"/>
+          <w:kern w:val="0"/>
+          <w:sz w:val="21"/>
+          <w:szCs w:val="21"/>
+          <w14:ligatures w14:val="none"/>
+        </w:rPr>
+        <w:t xml:space="preserve">        </w:t>
+      </w:r>
+      <w:r>
+        <w:rPr>
+          <w:rFonts w:ascii="Consolas" w:eastAsia="Times New Roman" w:hAnsi="Consolas" w:cs="Times New Roman"/>
+          <w:color w:val="AF00DB"/>
+          <w:kern w:val="0"/>
+          <w:sz w:val="21"/>
+          <w:szCs w:val="21"/>
+          <w14:ligatures w14:val="none"/>
+        </w:rPr>
+        <w:t>return</w:t>
+      </w:r>
+      <w:r>
+        <w:rPr>
+          <w:rFonts w:ascii="Consolas" w:eastAsia="Times New Roman" w:hAnsi="Consolas" w:cs="Times New Roman"/>
+          <w:color w:val="3B3B3B"/>
+          <w:kern w:val="0"/>
+          <w:sz w:val="21"/>
+          <w:szCs w:val="21"/>
+          <w14:ligatures w14:val="none"/>
+        </w:rPr>
+        <w:t xml:space="preserve"> </w:t>
+      </w:r>
+      <w:r>
+        <w:rPr>
+          <w:rFonts w:ascii="Consolas" w:eastAsia="Times New Roman" w:hAnsi="Consolas" w:cs="Times New Roman"/>
+          <w:color w:val="001080"/>
+          <w:kern w:val="0"/>
+          <w:sz w:val="21"/>
+          <w:szCs w:val="21"/>
+          <w14:ligatures w14:val="none"/>
+        </w:rPr>
+        <w:t>item</w:t>
+      </w:r>
+    </w:p>
+    <w:p>
+      <w:pPr>
+        <w:shd w:val="clear" w:color="auto" w:fill="FFFFFF"/>
+        <w:spacing w:after="0" w:line="285" w:lineRule="atLeast"/>
+        <w:rPr>
+          <w:rFonts w:ascii="Consolas" w:eastAsia="Times New Roman" w:hAnsi="Consolas" w:cs="Times New Roman"/>
+          <w:color w:val="3B3B3B"/>
+          <w:kern w:val="0"/>
+          <w:sz w:val="21"/>
+          <w:szCs w:val="21"/>
+          <w14:ligatures w14:val="none"/>
+        </w:rPr>
+      </w:pPr>
+      <w:r>
+        <w:rPr>
+          <w:rFonts w:ascii="Consolas" w:eastAsia="Times New Roman" w:hAnsi="Consolas" w:cs="Times New Roman"/>
+          <w:color w:val="3B3B3B"/>
+          <w:kern w:val="0"/>
+          <w:sz w:val="21"/>
+          <w:szCs w:val="21"/>
+          <w14:ligatures w14:val="none"/>
+        </w:rPr>
+        <w:t xml:space="preserve">    </w:t>
+      </w:r>
+      <w:r>
+        <w:rPr>
+          <w:rFonts w:ascii="Consolas" w:eastAsia="Times New Roman" w:hAnsi="Consolas" w:cs="Times New Roman"/>
+          <w:color w:val="0000FF"/>
+          <w:kern w:val="0"/>
+          <w:sz w:val="21"/>
+          <w:szCs w:val="21"/>
+          <w14:ligatures w14:val="none"/>
+        </w:rPr>
+        <w:t>def</w:t>
+      </w:r>
+      <w:r>
+        <w:rPr>
+          <w:rFonts w:ascii="Consolas" w:eastAsia="Times New Roman" w:hAnsi="Consolas" w:cs="Times New Roman"/>
+          <w:color w:val="3B3B3B"/>
+          <w:kern w:val="0"/>
+          <w:sz w:val="21"/>
+          <w:szCs w:val="21"/>
+          <w14:ligatures w14:val="none"/>
+        </w:rPr>
+        <w:t xml:space="preserve"> </w:t>
+      </w:r>
+      <w:r>
+        <w:rPr>
+          <w:rFonts w:ascii="Consolas" w:eastAsia="Times New Roman" w:hAnsi="Consolas" w:cs="Times New Roman"/>
+          <w:color w:val="795E26"/>
+          <w:kern w:val="0"/>
+          <w:sz w:val="21"/>
+          <w:szCs w:val="21"/>
+          <w14:ligatures w14:val="none"/>
+        </w:rPr>
+        <w:t>close_</w:t>
+      </w:r>
+      <w:proofErr w:type="gramStart"/>
+      <w:r>
+        <w:rPr>
+          <w:rFonts w:ascii="Consolas" w:eastAsia="Times New Roman" w:hAnsi="Consolas" w:cs="Times New Roman"/>
+          <w:color w:val="795E26"/>
+          <w:kern w:val="0"/>
+          <w:sz w:val="21"/>
+          <w:szCs w:val="21"/>
+          <w14:ligatures w14:val="none"/>
+        </w:rPr>
+        <w:t>spider</w:t>
+      </w:r>
+      <w:r>
+        <w:rPr>
+          <w:rFonts w:ascii="Consolas" w:eastAsia="Times New Roman" w:hAnsi="Consolas" w:cs="Times New Roman"/>
+          <w:color w:val="3B3B3B"/>
+          <w:kern w:val="0"/>
+          <w:sz w:val="21"/>
+          <w:szCs w:val="21"/>
+          <w14:ligatures w14:val="none"/>
+        </w:rPr>
+        <w:t>(</w:t>
+      </w:r>
+      <w:proofErr w:type="gramEnd"/>
+      <w:r>
+        <w:rPr>
+          <w:rFonts w:ascii="Consolas" w:eastAsia="Times New Roman" w:hAnsi="Consolas" w:cs="Times New Roman"/>
+          <w:color w:val="001080"/>
+          <w:kern w:val="0"/>
+          <w:sz w:val="21"/>
+          <w:szCs w:val="21"/>
+          <w14:ligatures w14:val="none"/>
+        </w:rPr>
+        <w:t>self</w:t>
+      </w:r>
+      <w:r>
+        <w:rPr>
+          <w:rFonts w:ascii="Consolas" w:eastAsia="Times New Roman" w:hAnsi="Consolas" w:cs="Times New Roman"/>
+          <w:color w:val="3B3B3B"/>
+          <w:kern w:val="0"/>
+          <w:sz w:val="21"/>
+          <w:szCs w:val="21"/>
+          <w14:ligatures w14:val="none"/>
+        </w:rPr>
+        <w:t xml:space="preserve">, </w:t>
+      </w:r>
+      <w:r>
+        <w:rPr>
+          <w:rFonts w:ascii="Consolas" w:eastAsia="Times New Roman" w:hAnsi="Consolas" w:cs="Times New Roman"/>
+          <w:color w:val="001080"/>
+          <w:kern w:val="0"/>
+          <w:sz w:val="21"/>
+          <w:szCs w:val="21"/>
+          <w14:ligatures w14:val="none"/>
+        </w:rPr>
+        <w:t>spider</w:t>
+      </w:r>
+      <w:r>
+        <w:rPr>
+          <w:rFonts w:ascii="Consolas" w:eastAsia="Times New Roman" w:hAnsi="Consolas" w:cs="Times New Roman"/>
+          <w:color w:val="3B3B3B"/>
+          <w:kern w:val="0"/>
+          <w:sz w:val="21"/>
+          <w:szCs w:val="21"/>
+          <w14:ligatures w14:val="none"/>
+        </w:rPr>
+        <w:t>):</w:t>
+      </w:r>
+    </w:p>
+    <w:p>
+      <w:pPr>
+        <w:shd w:val="clear" w:color="auto" w:fill="FFFFFF"/>
+        <w:spacing w:after="0" w:line="285" w:lineRule="atLeast"/>
+        <w:rPr>
+          <w:rFonts w:ascii="Consolas" w:eastAsia="Times New Roman" w:hAnsi="Consolas" w:cs="Times New Roman"/>
+          <w:color w:val="3B3B3B"/>
+          <w:kern w:val="0"/>
+          <w:sz w:val="21"/>
+          <w:szCs w:val="21"/>
+          <w14:ligatures w14:val="none"/>
+        </w:rPr>
+      </w:pPr>
+      <w:r>
+        <w:rPr>
+          <w:rFonts w:ascii="Consolas" w:eastAsia="Times New Roman" w:hAnsi="Consolas" w:cs="Times New Roman"/>
+          <w:color w:val="3B3B3B"/>
+          <w:kern w:val="0"/>
+          <w:sz w:val="21"/>
+          <w:szCs w:val="21"/>
+          <w14:ligatures w14:val="none"/>
+        </w:rPr>
+        <w:t xml:space="preserve">        </w:t>
+      </w:r>
+      <w:proofErr w:type="gramStart"/>
+      <w:r>
+        <w:rPr>
+          <w:rFonts w:ascii="Consolas" w:eastAsia="Times New Roman" w:hAnsi="Consolas" w:cs="Times New Roman"/>
+          <w:color w:val="001080"/>
+          <w:kern w:val="0"/>
+          <w:sz w:val="21"/>
+          <w:szCs w:val="21"/>
+          <w14:ligatures w14:val="none"/>
+        </w:rPr>
+        <w:t>self</w:t>
+      </w:r>
+      <w:r>
+        <w:rPr>
+          <w:rFonts w:ascii="Consolas" w:eastAsia="Times New Roman" w:hAnsi="Consolas" w:cs="Times New Roman"/>
+          <w:color w:val="3B3B3B"/>
+          <w:kern w:val="0"/>
+          <w:sz w:val="21"/>
+          <w:szCs w:val="21"/>
+          <w14:ligatures w14:val="none"/>
+        </w:rPr>
+        <w:t>.</w:t>
+      </w:r>
+      <w:r>
+        <w:rPr>
+          <w:rFonts w:ascii="Consolas" w:eastAsia="Times New Roman" w:hAnsi="Consolas" w:cs="Times New Roman"/>
+          <w:color w:val="001080"/>
+          <w:kern w:val="0"/>
+          <w:sz w:val="21"/>
+          <w:szCs w:val="21"/>
+          <w14:ligatures w14:val="none"/>
+        </w:rPr>
+        <w:t>cur</w:t>
+      </w:r>
+      <w:r>
+        <w:rPr>
+          <w:rFonts w:ascii="Consolas" w:eastAsia="Times New Roman" w:hAnsi="Consolas" w:cs="Times New Roman"/>
+          <w:color w:val="3B3B3B"/>
+          <w:kern w:val="0"/>
+          <w:sz w:val="21"/>
+          <w:szCs w:val="21"/>
+          <w14:ligatures w14:val="none"/>
+        </w:rPr>
+        <w:t>.close</w:t>
+      </w:r>
+      <w:proofErr w:type="gramEnd"/>
+      <w:r>
+        <w:rPr>
+          <w:rFonts w:ascii="Consolas" w:eastAsia="Times New Roman" w:hAnsi="Consolas" w:cs="Times New Roman"/>
+          <w:color w:val="3B3B3B"/>
+          <w:kern w:val="0"/>
+          <w:sz w:val="21"/>
+          <w:szCs w:val="21"/>
+          <w14:ligatures w14:val="none"/>
+        </w:rPr>
+        <w:t>()</w:t>
+      </w:r>
+    </w:p>
+    <w:p>
+      <w:pPr>
+        <w:shd w:val="clear" w:color="auto" w:fill="FFFFFF"/>
+        <w:spacing w:after="0" w:line="285" w:lineRule="atLeast"/>
+        <w:rPr>
+          <w:rFonts w:ascii="Consolas" w:eastAsia="Times New Roman" w:hAnsi="Consolas" w:cs="Times New Roman"/>
+          <w:color w:val="3B3B3B"/>
+          <w:kern w:val="0"/>
+          <w:sz w:val="21"/>
+          <w:szCs w:val="21"/>
+          <w14:ligatures w14:val="none"/>
+        </w:rPr>
+      </w:pPr>
+      <w:r>
+        <w:rPr>
+          <w:rFonts w:ascii="Consolas" w:eastAsia="Times New Roman" w:hAnsi="Consolas" w:cs="Times New Roman"/>
+          <w:color w:val="3B3B3B"/>
+          <w:kern w:val="0"/>
+          <w:sz w:val="21"/>
+          <w:szCs w:val="21"/>
+          <w14:ligatures w14:val="none"/>
+        </w:rPr>
+        <w:t xml:space="preserve">        </w:t>
+      </w:r>
+      <w:proofErr w:type="gramStart"/>
+      <w:r>
+        <w:rPr>
+          <w:rFonts w:ascii="Consolas" w:eastAsia="Times New Roman" w:hAnsi="Consolas" w:cs="Times New Roman"/>
+          <w:color w:val="001080"/>
+          <w:kern w:val="0"/>
+          <w:sz w:val="21"/>
+          <w:szCs w:val="21"/>
+          <w14:ligatures w14:val="none"/>
+        </w:rPr>
+        <w:t>self</w:t>
+      </w:r>
+      <w:r>
+        <w:rPr>
+          <w:rFonts w:ascii="Consolas" w:eastAsia="Times New Roman" w:hAnsi="Consolas" w:cs="Times New Roman"/>
+          <w:color w:val="3B3B3B"/>
+          <w:kern w:val="0"/>
+          <w:sz w:val="21"/>
+          <w:szCs w:val="21"/>
+          <w14:ligatures w14:val="none"/>
+        </w:rPr>
+        <w:t>.</w:t>
+      </w:r>
+      <w:r>
+        <w:rPr>
+          <w:rFonts w:ascii="Consolas" w:eastAsia="Times New Roman" w:hAnsi="Consolas" w:cs="Times New Roman"/>
+          <w:color w:val="001080"/>
+          <w:kern w:val="0"/>
+          <w:sz w:val="21"/>
+          <w:szCs w:val="21"/>
+          <w14:ligatures w14:val="none"/>
+        </w:rPr>
+        <w:t>conn</w:t>
+      </w:r>
+      <w:proofErr w:type="gramEnd"/>
+      <w:r>
+        <w:rPr>
+          <w:rFonts w:ascii="Consolas" w:eastAsia="Times New Roman" w:hAnsi="Consolas" w:cs="Times New Roman"/>
+          <w:color w:val="3B3B3B"/>
+          <w:kern w:val="0"/>
+          <w:sz w:val="21"/>
+          <w:szCs w:val="21"/>
+          <w14:ligatures w14:val="none"/>
+        </w:rPr>
+        <w:t>.</w:t>
+      </w:r>
+      <w:proofErr w:type="gramStart"/>
+      <w:r>
+        <w:rPr>
+          <w:rFonts w:ascii="Consolas" w:eastAsia="Times New Roman" w:hAnsi="Consolas" w:cs="Times New Roman"/>
+          <w:color w:val="3B3B3B"/>
+          <w:kern w:val="0"/>
+          <w:sz w:val="21"/>
+          <w:szCs w:val="21"/>
+          <w14:ligatures w14:val="none"/>
+        </w:rPr>
+        <w:t>close(</w:t>
+      </w:r>
+      <w:proofErr w:type="gramEnd"/>
+      <w:r>
+        <w:rPr>
+          <w:rFonts w:ascii="Consolas" w:eastAsia="Times New Roman" w:hAnsi="Consolas" w:cs="Times New Roman"/>
+          <w:color w:val="3B3B3B"/>
+          <w:kern w:val="0"/>
+          <w:sz w:val="21"/>
+          <w:szCs w:val="21"/>
+          <w14:ligatures w14:val="none"/>
+        </w:rPr>
+        <w:t>)</w:t>
+      </w:r>
+    </w:p>
+    <w:p>
+      <w:pPr>
+        <w:ind w:left="720" w:firstLine="720"/>
+        <w:rPr>
+          <w:rFonts w:ascii="Sakkal Majalla" w:hAnsi="Sakkal Majalla" w:cs="Sakkal Majalla"/>
+          <w:sz w:val="28"/>
+          <w:szCs w:val="28"/>
+        </w:rPr>
+      </w:pPr>
+      <w:r>
+        <w:rPr>
+          <w:rFonts w:ascii="Sakkal Majalla" w:hAnsi="Sakkal Majalla" w:cs="Sakkal Majalla"/>
+          <w:sz w:val="28"/>
+          <w:szCs w:val="28"/>
+        </w:rPr>
+        <w:t>*******************************************************</w:t>
+      </w:r>
+    </w:p>
+    <w:p>
+      <w:pPr>
+        <w:rPr>
+          <w:rFonts w:ascii="Sakkal Majalla" w:hAnsi="Sakkal Majalla" w:cs="Sakkal Majalla"/>
+          <w:sz w:val="28"/>
+          <w:szCs w:val="28"/>
+        </w:rPr>
+      </w:pPr>
+      <w:r>
+        <w:rPr>
+          <w:rFonts w:ascii="Sakkal Majalla" w:hAnsi="Sakkal Majalla" w:cs="Sakkal Majalla"/>
+          <w:sz w:val="28"/>
+          <w:szCs w:val="28"/>
+        </w:rPr>
+        <w:t xml:space="preserve">To enable the save </w:t>
+      </w:r>
+      <w:r>
+        <w:rPr>
+          <w:rFonts w:ascii="Sakkal Majalla" w:hAnsi="Sakkal Majalla" w:cs="Sakkal Majalla"/>
+          <w:b/>
+          <w:bCs/>
+          <w:color w:val="C00000"/>
+          <w:sz w:val="28"/>
+          <w:szCs w:val="28"/>
+        </w:rPr>
+        <w:t xml:space="preserve">to </w:t>
+      </w:r>
+      <w:r>
+        <w:rPr>
+          <w:rFonts w:ascii="Sakkal Majalla" w:hAnsi="Sakkal Majalla" w:cs="Sakkal Majalla"/>
+          <w:b/>
+          <w:bCs/>
+          <w:color w:val="C00000"/>
+          <w:sz w:val="28"/>
+          <w:szCs w:val="28"/>
+        </w:rPr>
+        <w:t>MySQL</w:t>
+      </w:r>
+      <w:r>
+        <w:rPr>
+          <w:rFonts w:ascii="Sakkal Majalla" w:hAnsi="Sakkal Majalla" w:cs="Sakkal Majalla"/>
+          <w:b/>
+          <w:bCs/>
+          <w:color w:val="C00000"/>
+          <w:sz w:val="28"/>
+          <w:szCs w:val="28"/>
+        </w:rPr>
+        <w:t xml:space="preserve"> pipeline</w:t>
+      </w:r>
+      <w:r>
+        <w:rPr>
+          <w:rFonts w:ascii="Sakkal Majalla" w:hAnsi="Sakkal Majalla" w:cs="Sakkal Majalla"/>
+          <w:sz w:val="28"/>
+          <w:szCs w:val="28"/>
+        </w:rPr>
+        <w:t>, in the settings.py file</w:t>
+      </w:r>
+      <w:r>
+        <w:rPr>
+          <w:rFonts w:ascii="Sakkal Majalla" w:hAnsi="Sakkal Majalla" w:cs="Sakkal Majalla"/>
+          <w:sz w:val="28"/>
+          <w:szCs w:val="28"/>
+        </w:rPr>
+        <w:t xml:space="preserve"> (Only remove the comment)</w:t>
+      </w:r>
+      <w:r>
+        <w:rPr>
+          <w:rFonts w:ascii="Sakkal Majalla" w:hAnsi="Sakkal Majalla" w:cs="Sakkal Majalla"/>
+          <w:sz w:val="28"/>
+          <w:szCs w:val="28"/>
+        </w:rPr>
+        <w:t>:</w:t>
+      </w:r>
+    </w:p>
+    <w:p>
+      <w:pPr>
+        <w:shd w:val="clear" w:color="auto" w:fill="FFFFFF"/>
+        <w:spacing w:after="0" w:line="285" w:lineRule="atLeast"/>
+        <w:rPr>
+          <w:rFonts w:ascii="Consolas" w:eastAsia="Times New Roman" w:hAnsi="Consolas" w:cs="Times New Roman"/>
+          <w:color w:val="3B3B3B"/>
+          <w:kern w:val="0"/>
+          <w:sz w:val="21"/>
+          <w:szCs w:val="21"/>
+          <w14:ligatures w14:val="none"/>
+        </w:rPr>
+      </w:pPr>
+      <w:r>
+        <w:rPr>
+          <w:rFonts w:ascii="Consolas" w:eastAsia="Times New Roman" w:hAnsi="Consolas" w:cs="Times New Roman"/>
+          <w:color w:val="0070C1"/>
+          <w:kern w:val="0"/>
+          <w:sz w:val="21"/>
+          <w:szCs w:val="21"/>
+          <w14:ligatures w14:val="none"/>
+        </w:rPr>
+        <w:t>ITEM_PIPELINES</w:t>
+      </w:r>
+      <w:r>
+        <w:rPr>
+          <w:rFonts w:ascii="Consolas" w:eastAsia="Times New Roman" w:hAnsi="Consolas" w:cs="Times New Roman"/>
+          <w:color w:val="3B3B3B"/>
+          <w:kern w:val="0"/>
+          <w:sz w:val="21"/>
+          <w:szCs w:val="21"/>
+          <w14:ligatures w14:val="none"/>
+        </w:rPr>
+        <w:t xml:space="preserve"> </w:t>
+      </w:r>
+      <w:r>
+        <w:rPr>
+          <w:rFonts w:ascii="Consolas" w:eastAsia="Times New Roman" w:hAnsi="Consolas" w:cs="Times New Roman"/>
+          <w:color w:val="000000"/>
+          <w:kern w:val="0"/>
+          <w:sz w:val="21"/>
+          <w:szCs w:val="21"/>
+          <w14:ligatures w14:val="none"/>
+        </w:rPr>
+        <w:t>=</w:t>
+      </w:r>
+      <w:r>
+        <w:rPr>
+          <w:rFonts w:ascii="Consolas" w:eastAsia="Times New Roman" w:hAnsi="Consolas" w:cs="Times New Roman"/>
+          <w:color w:val="3B3B3B"/>
+          <w:kern w:val="0"/>
+          <w:sz w:val="21"/>
+          <w:szCs w:val="21"/>
+          <w14:ligatures w14:val="none"/>
+        </w:rPr>
+        <w:t xml:space="preserve"> {</w:t>
+      </w:r>
+    </w:p>
+    <w:p>
+      <w:pPr>
+        <w:shd w:val="clear" w:color="auto" w:fill="FFFFFF"/>
+        <w:spacing w:after="0" w:line="285" w:lineRule="atLeast"/>
+        <w:rPr>
+          <w:rFonts w:ascii="Consolas" w:eastAsia="Times New Roman" w:hAnsi="Consolas" w:cs="Times New Roman"/>
+          <w:color w:val="3B3B3B"/>
+          <w:kern w:val="0"/>
+          <w:sz w:val="21"/>
+          <w:szCs w:val="21"/>
+          <w14:ligatures w14:val="none"/>
+        </w:rPr>
+      </w:pPr>
+      <w:r>
+        <w:rPr>
+          <w:rFonts w:ascii="Consolas" w:eastAsia="Times New Roman" w:hAnsi="Consolas" w:cs="Times New Roman"/>
+          <w:color w:val="3B3B3B"/>
+          <w:kern w:val="0"/>
+          <w:sz w:val="21"/>
+          <w:szCs w:val="21"/>
+          <w14:ligatures w14:val="none"/>
+        </w:rPr>
+        <w:t>   </w:t>
+      </w:r>
+      <w:r>
+        <w:rPr>
+          <w:rFonts w:ascii="Consolas" w:eastAsia="Times New Roman" w:hAnsi="Consolas" w:cs="Times New Roman"/>
+          <w:color w:val="A31515"/>
+          <w:kern w:val="0"/>
+          <w:sz w:val="21"/>
+          <w:szCs w:val="21"/>
+          <w14:ligatures w14:val="none"/>
+        </w:rPr>
+        <w:t>"</w:t>
+      </w:r>
+      <w:proofErr w:type="gramStart"/>
+      <w:r>
+        <w:rPr>
+          <w:rFonts w:ascii="Consolas" w:eastAsia="Times New Roman" w:hAnsi="Consolas" w:cs="Times New Roman"/>
+          <w:color w:val="A31515"/>
+          <w:kern w:val="0"/>
+          <w:sz w:val="21"/>
+          <w:szCs w:val="21"/>
+          <w14:ligatures w14:val="none"/>
+        </w:rPr>
+        <w:t>bookscraper.pipelines</w:t>
+      </w:r>
+      <w:proofErr w:type="gramEnd"/>
+      <w:r>
+        <w:rPr>
+          <w:rFonts w:ascii="Consolas" w:eastAsia="Times New Roman" w:hAnsi="Consolas" w:cs="Times New Roman"/>
+          <w:color w:val="A31515"/>
+          <w:kern w:val="0"/>
+          <w:sz w:val="21"/>
+          <w:szCs w:val="21"/>
+          <w14:ligatures w14:val="none"/>
+        </w:rPr>
+        <w:t>.BookscraperPipeline"</w:t>
+      </w:r>
+      <w:r>
+        <w:rPr>
+          <w:rFonts w:ascii="Consolas" w:eastAsia="Times New Roman" w:hAnsi="Consolas" w:cs="Times New Roman"/>
+          <w:color w:val="3B3B3B"/>
+          <w:kern w:val="0"/>
+          <w:sz w:val="21"/>
+          <w:szCs w:val="21"/>
+          <w14:ligatures w14:val="none"/>
+        </w:rPr>
+        <w:t xml:space="preserve">: </w:t>
+      </w:r>
+      <w:r>
+        <w:rPr>
+          <w:rFonts w:ascii="Consolas" w:eastAsia="Times New Roman" w:hAnsi="Consolas" w:cs="Times New Roman"/>
           <w:color w:val="098658"/>
           <w:kern w:val="0"/>
           <w:sz w:val="21"/>
           <w:szCs w:val="21"/>
           <w14:ligatures w14:val="none"/>
         </w:rPr>
-        <w:t>123</w:t>
+        <w:t>300</w:t>
       </w:r>
       <w:r>
         <w:rPr>
@@ -4144,802 +8279,77 @@
       <w:r>
         <w:rPr>
           <w:rFonts w:ascii="Consolas" w:eastAsia="Times New Roman" w:hAnsi="Consolas" w:cs="Times New Roman"/>
-          <w:color w:val="3B3B3B"/>
-          <w:kern w:val="0"/>
-          <w:sz w:val="21"/>
-          <w:szCs w:val="21"/>
-          <w14:ligatures w14:val="none"/>
-        </w:rPr>
-        <w:t xml:space="preserve">            </w:t>
-      </w:r>
-      <w:r>
-        <w:rPr>
-          <w:rFonts w:ascii="Consolas" w:eastAsia="Times New Roman" w:hAnsi="Consolas" w:cs="Times New Roman"/>
-          <w:color w:val="001080"/>
-          <w:kern w:val="0"/>
-          <w:sz w:val="21"/>
-          <w:szCs w:val="21"/>
-          <w14:ligatures w14:val="none"/>
-        </w:rPr>
-        <w:t>database</w:t>
-      </w:r>
-      <w:r>
-        <w:rPr>
-          <w:rFonts w:ascii="Consolas" w:eastAsia="Times New Roman" w:hAnsi="Consolas" w:cs="Times New Roman"/>
-          <w:color w:val="3B3B3B"/>
-          <w:kern w:val="0"/>
-          <w:sz w:val="21"/>
-          <w:szCs w:val="21"/>
-          <w14:ligatures w14:val="none"/>
-        </w:rPr>
-        <w:t xml:space="preserve"> </w:t>
-      </w:r>
-      <w:r>
-        <w:rPr>
-          <w:rFonts w:ascii="Consolas" w:eastAsia="Times New Roman" w:hAnsi="Consolas" w:cs="Times New Roman"/>
-          <w:color w:val="000000"/>
-          <w:kern w:val="0"/>
-          <w:sz w:val="21"/>
-          <w:szCs w:val="21"/>
-          <w14:ligatures w14:val="none"/>
-        </w:rPr>
-        <w:t>=</w:t>
-      </w:r>
-      <w:r>
-        <w:rPr>
-          <w:rFonts w:ascii="Consolas" w:eastAsia="Times New Roman" w:hAnsi="Consolas" w:cs="Times New Roman"/>
-          <w:color w:val="3B3B3B"/>
-          <w:kern w:val="0"/>
-          <w:sz w:val="21"/>
-          <w:szCs w:val="21"/>
-          <w14:ligatures w14:val="none"/>
-        </w:rPr>
-        <w:t xml:space="preserve"> </w:t>
-      </w:r>
-      <w:r>
-        <w:rPr>
-          <w:rFonts w:ascii="Consolas" w:eastAsia="Times New Roman" w:hAnsi="Consolas" w:cs="Times New Roman"/>
-          <w:color w:val="A31515"/>
-          <w:kern w:val="0"/>
-          <w:sz w:val="21"/>
-          <w:szCs w:val="21"/>
-          <w14:ligatures w14:val="none"/>
-        </w:rPr>
-        <w:t>'scrapebooks'</w:t>
-      </w:r>
-    </w:p>
-    <w:p>
-      <w:pPr>
-        <w:shd w:val="clear" w:color="auto" w:fill="FFFFFF"/>
-        <w:spacing w:after="0" w:line="285" w:lineRule="atLeast"/>
-        <w:rPr>
-          <w:rFonts w:ascii="Consolas" w:eastAsia="Times New Roman" w:hAnsi="Consolas" w:cs="Times New Roman"/>
-          <w:color w:val="3B3B3B"/>
-          <w:kern w:val="0"/>
-          <w:sz w:val="21"/>
-          <w:szCs w:val="21"/>
-          <w14:ligatures w14:val="none"/>
-        </w:rPr>
-      </w:pPr>
-      <w:r>
-        <w:rPr>
-          <w:rFonts w:ascii="Consolas" w:eastAsia="Times New Roman" w:hAnsi="Consolas" w:cs="Times New Roman"/>
-          <w:color w:val="3B3B3B"/>
-          <w:kern w:val="0"/>
-          <w:sz w:val="21"/>
-          <w:szCs w:val="21"/>
-          <w14:ligatures w14:val="none"/>
-        </w:rPr>
-        <w:t>        )</w:t>
-      </w:r>
-    </w:p>
-    <w:p>
-      <w:pPr>
-        <w:shd w:val="clear" w:color="auto" w:fill="FFFFFF"/>
-        <w:spacing w:after="0" w:line="285" w:lineRule="atLeast"/>
-        <w:rPr>
-          <w:rFonts w:ascii="Consolas" w:eastAsia="Times New Roman" w:hAnsi="Consolas" w:cs="Times New Roman"/>
-          <w:color w:val="3B3B3B"/>
-          <w:kern w:val="0"/>
-          <w:sz w:val="21"/>
-          <w:szCs w:val="21"/>
-          <w14:ligatures w14:val="none"/>
-        </w:rPr>
-      </w:pPr>
-    </w:p>
-    <w:p>
-      <w:pPr>
-        <w:shd w:val="clear" w:color="auto" w:fill="FFFFFF"/>
-        <w:spacing w:after="0" w:line="285" w:lineRule="atLeast"/>
-        <w:rPr>
-          <w:rFonts w:ascii="Consolas" w:eastAsia="Times New Roman" w:hAnsi="Consolas" w:cs="Times New Roman"/>
-          <w:color w:val="3B3B3B"/>
-          <w:kern w:val="0"/>
-          <w:sz w:val="21"/>
-          <w:szCs w:val="21"/>
-          <w14:ligatures w14:val="none"/>
-        </w:rPr>
-      </w:pPr>
-      <w:r>
-        <w:rPr>
-          <w:rFonts w:ascii="Consolas" w:eastAsia="Times New Roman" w:hAnsi="Consolas" w:cs="Times New Roman"/>
-          <w:color w:val="3B3B3B"/>
-          <w:kern w:val="0"/>
-          <w:sz w:val="21"/>
-          <w:szCs w:val="21"/>
-          <w14:ligatures w14:val="none"/>
-        </w:rPr>
-        <w:t xml:space="preserve">        </w:t>
-      </w:r>
-      <w:r>
-        <w:rPr>
-          <w:rFonts w:ascii="Consolas" w:eastAsia="Times New Roman" w:hAnsi="Consolas" w:cs="Times New Roman"/>
-          <w:color w:val="001080"/>
-          <w:kern w:val="0"/>
-          <w:sz w:val="21"/>
-          <w:szCs w:val="21"/>
-          <w14:ligatures w14:val="none"/>
-        </w:rPr>
-        <w:t>self</w:t>
-      </w:r>
-      <w:r>
-        <w:rPr>
-          <w:rFonts w:ascii="Consolas" w:eastAsia="Times New Roman" w:hAnsi="Consolas" w:cs="Times New Roman"/>
-          <w:color w:val="3B3B3B"/>
-          <w:kern w:val="0"/>
-          <w:sz w:val="21"/>
-          <w:szCs w:val="21"/>
-          <w14:ligatures w14:val="none"/>
-        </w:rPr>
-        <w:t>.</w:t>
-      </w:r>
-      <w:r>
-        <w:rPr>
-          <w:rFonts w:ascii="Consolas" w:eastAsia="Times New Roman" w:hAnsi="Consolas" w:cs="Times New Roman"/>
-          <w:color w:val="001080"/>
-          <w:kern w:val="0"/>
-          <w:sz w:val="21"/>
-          <w:szCs w:val="21"/>
-          <w14:ligatures w14:val="none"/>
-        </w:rPr>
-        <w:t>cur</w:t>
-      </w:r>
-      <w:r>
-        <w:rPr>
-          <w:rFonts w:ascii="Consolas" w:eastAsia="Times New Roman" w:hAnsi="Consolas" w:cs="Times New Roman"/>
-          <w:color w:val="3B3B3B"/>
-          <w:kern w:val="0"/>
-          <w:sz w:val="21"/>
-          <w:szCs w:val="21"/>
-          <w14:ligatures w14:val="none"/>
-        </w:rPr>
-        <w:t xml:space="preserve"> </w:t>
-      </w:r>
-      <w:r>
-        <w:rPr>
-          <w:rFonts w:ascii="Consolas" w:eastAsia="Times New Roman" w:hAnsi="Consolas" w:cs="Times New Roman"/>
-          <w:color w:val="000000"/>
-          <w:kern w:val="0"/>
-          <w:sz w:val="21"/>
-          <w:szCs w:val="21"/>
-          <w14:ligatures w14:val="none"/>
-        </w:rPr>
-        <w:t>=</w:t>
-      </w:r>
-      <w:r>
-        <w:rPr>
-          <w:rFonts w:ascii="Consolas" w:eastAsia="Times New Roman" w:hAnsi="Consolas" w:cs="Times New Roman"/>
-          <w:color w:val="3B3B3B"/>
-          <w:kern w:val="0"/>
-          <w:sz w:val="21"/>
-          <w:szCs w:val="21"/>
-          <w14:ligatures w14:val="none"/>
-        </w:rPr>
-        <w:t xml:space="preserve"> </w:t>
-      </w:r>
-      <w:r>
-        <w:rPr>
-          <w:rFonts w:ascii="Consolas" w:eastAsia="Times New Roman" w:hAnsi="Consolas" w:cs="Times New Roman"/>
-          <w:color w:val="001080"/>
-          <w:kern w:val="0"/>
-          <w:sz w:val="21"/>
-          <w:szCs w:val="21"/>
-          <w14:ligatures w14:val="none"/>
-        </w:rPr>
-        <w:t>self</w:t>
-      </w:r>
-      <w:r>
-        <w:rPr>
-          <w:rFonts w:ascii="Consolas" w:eastAsia="Times New Roman" w:hAnsi="Consolas" w:cs="Times New Roman"/>
-          <w:color w:val="3B3B3B"/>
-          <w:kern w:val="0"/>
-          <w:sz w:val="21"/>
-          <w:szCs w:val="21"/>
-          <w14:ligatures w14:val="none"/>
-        </w:rPr>
-        <w:t>.</w:t>
-      </w:r>
-      <w:r>
-        <w:rPr>
-          <w:rFonts w:ascii="Consolas" w:eastAsia="Times New Roman" w:hAnsi="Consolas" w:cs="Times New Roman"/>
-          <w:color w:val="001080"/>
-          <w:kern w:val="0"/>
-          <w:sz w:val="21"/>
-          <w:szCs w:val="21"/>
-          <w14:ligatures w14:val="none"/>
-        </w:rPr>
-        <w:t>conn</w:t>
-      </w:r>
-      <w:r>
-        <w:rPr>
-          <w:rFonts w:ascii="Consolas" w:eastAsia="Times New Roman" w:hAnsi="Consolas" w:cs="Times New Roman"/>
-          <w:color w:val="3B3B3B"/>
-          <w:kern w:val="0"/>
-          <w:sz w:val="21"/>
-          <w:szCs w:val="21"/>
-          <w14:ligatures w14:val="none"/>
-        </w:rPr>
-        <w:t>.cursor()</w:t>
-      </w:r>
-    </w:p>
-    <w:p>
-      <w:pPr>
-        <w:shd w:val="clear" w:color="auto" w:fill="FFFFFF"/>
-        <w:spacing w:after="0" w:line="285" w:lineRule="atLeast"/>
-        <w:rPr>
-          <w:rFonts w:ascii="Consolas" w:eastAsia="Times New Roman" w:hAnsi="Consolas" w:cs="Times New Roman"/>
-          <w:color w:val="3B3B3B"/>
-          <w:kern w:val="0"/>
-          <w:sz w:val="21"/>
-          <w:szCs w:val="21"/>
-          <w14:ligatures w14:val="none"/>
-        </w:rPr>
-      </w:pPr>
-      <w:r>
-        <w:rPr>
-          <w:rFonts w:ascii="Consolas" w:eastAsia="Times New Roman" w:hAnsi="Consolas" w:cs="Times New Roman"/>
-          <w:color w:val="3B3B3B"/>
-          <w:kern w:val="0"/>
-          <w:sz w:val="21"/>
-          <w:szCs w:val="21"/>
-          <w14:ligatures w14:val="none"/>
-        </w:rPr>
-        <w:t xml:space="preserve">        </w:t>
-      </w:r>
-      <w:r>
-        <w:rPr>
-          <w:rFonts w:ascii="Consolas" w:eastAsia="Times New Roman" w:hAnsi="Consolas" w:cs="Times New Roman"/>
-          <w:color w:val="001080"/>
-          <w:kern w:val="0"/>
-          <w:sz w:val="21"/>
-          <w:szCs w:val="21"/>
-          <w14:ligatures w14:val="none"/>
-        </w:rPr>
-        <w:t>self</w:t>
-      </w:r>
-      <w:r>
-        <w:rPr>
-          <w:rFonts w:ascii="Consolas" w:eastAsia="Times New Roman" w:hAnsi="Consolas" w:cs="Times New Roman"/>
-          <w:color w:val="3B3B3B"/>
-          <w:kern w:val="0"/>
-          <w:sz w:val="21"/>
-          <w:szCs w:val="21"/>
-          <w14:ligatures w14:val="none"/>
-        </w:rPr>
-        <w:t>.</w:t>
-      </w:r>
-      <w:r>
-        <w:rPr>
-          <w:rFonts w:ascii="Consolas" w:eastAsia="Times New Roman" w:hAnsi="Consolas" w:cs="Times New Roman"/>
-          <w:color w:val="001080"/>
-          <w:kern w:val="0"/>
-          <w:sz w:val="21"/>
-          <w:szCs w:val="21"/>
-          <w14:ligatures w14:val="none"/>
-        </w:rPr>
-        <w:t>cur</w:t>
-      </w:r>
-      <w:r>
-        <w:rPr>
-          <w:rFonts w:ascii="Consolas" w:eastAsia="Times New Roman" w:hAnsi="Consolas" w:cs="Times New Roman"/>
-          <w:color w:val="3B3B3B"/>
-          <w:kern w:val="0"/>
-          <w:sz w:val="21"/>
-          <w:szCs w:val="21"/>
-          <w14:ligatures w14:val="none"/>
-        </w:rPr>
-        <w:t>.execute(</w:t>
-      </w:r>
-      <w:r>
-        <w:rPr>
-          <w:rFonts w:ascii="Consolas" w:eastAsia="Times New Roman" w:hAnsi="Consolas" w:cs="Times New Roman"/>
-          <w:color w:val="A31515"/>
-          <w:kern w:val="0"/>
-          <w:sz w:val="21"/>
-          <w:szCs w:val="21"/>
-          <w14:ligatures w14:val="none"/>
-        </w:rPr>
-        <w:t>"""</w:t>
-      </w:r>
-    </w:p>
-    <w:p>
-      <w:pPr>
-        <w:shd w:val="clear" w:color="auto" w:fill="FFFFFF"/>
-        <w:spacing w:after="0" w:line="285" w:lineRule="atLeast"/>
-        <w:rPr>
-          <w:rFonts w:ascii="Consolas" w:eastAsia="Times New Roman" w:hAnsi="Consolas" w:cs="Times New Roman"/>
-          <w:color w:val="3B3B3B"/>
-          <w:kern w:val="0"/>
-          <w:sz w:val="21"/>
-          <w:szCs w:val="21"/>
-          <w14:ligatures w14:val="none"/>
-        </w:rPr>
-      </w:pPr>
-      <w:r>
-        <w:rPr>
-          <w:rFonts w:ascii="Consolas" w:eastAsia="Times New Roman" w:hAnsi="Consolas" w:cs="Times New Roman"/>
-          <w:color w:val="A31515"/>
-          <w:kern w:val="0"/>
-          <w:sz w:val="21"/>
-          <w:szCs w:val="21"/>
-          <w14:ligatures w14:val="none"/>
-        </w:rPr>
-        <w:t>            CREATE TABLE IF NOT EXISTS books (</w:t>
-      </w:r>
-    </w:p>
-    <w:p>
-      <w:pPr>
-        <w:shd w:val="clear" w:color="auto" w:fill="FFFFFF"/>
-        <w:spacing w:after="0" w:line="285" w:lineRule="atLeast"/>
-        <w:rPr>
-          <w:rFonts w:ascii="Consolas" w:eastAsia="Times New Roman" w:hAnsi="Consolas" w:cs="Times New Roman"/>
-          <w:color w:val="3B3B3B"/>
-          <w:kern w:val="0"/>
-          <w:sz w:val="21"/>
-          <w:szCs w:val="21"/>
-          <w14:ligatures w14:val="none"/>
-        </w:rPr>
-      </w:pPr>
-      <w:r>
-        <w:rPr>
-          <w:rFonts w:ascii="Consolas" w:eastAsia="Times New Roman" w:hAnsi="Consolas" w:cs="Times New Roman"/>
-          <w:color w:val="A31515"/>
-          <w:kern w:val="0"/>
-          <w:sz w:val="21"/>
-          <w:szCs w:val="21"/>
-          <w14:ligatures w14:val="none"/>
-        </w:rPr>
-        <w:t>                id INT AUTO_INCREMENT PRIMARY KEY,</w:t>
-      </w:r>
-    </w:p>
-    <w:p>
-      <w:pPr>
-        <w:shd w:val="clear" w:color="auto" w:fill="FFFFFF"/>
-        <w:spacing w:after="0" w:line="285" w:lineRule="atLeast"/>
-        <w:rPr>
-          <w:rFonts w:ascii="Consolas" w:eastAsia="Times New Roman" w:hAnsi="Consolas" w:cs="Times New Roman"/>
-          <w:color w:val="3B3B3B"/>
-          <w:kern w:val="0"/>
-          <w:sz w:val="21"/>
-          <w:szCs w:val="21"/>
-          <w14:ligatures w14:val="none"/>
-        </w:rPr>
-      </w:pPr>
-      <w:r>
-        <w:rPr>
-          <w:rFonts w:ascii="Consolas" w:eastAsia="Times New Roman" w:hAnsi="Consolas" w:cs="Times New Roman"/>
-          <w:color w:val="A31515"/>
-          <w:kern w:val="0"/>
-          <w:sz w:val="21"/>
-          <w:szCs w:val="21"/>
-          <w14:ligatures w14:val="none"/>
-        </w:rPr>
-        <w:t>                url VARCHAR(1024) UNIQUE NOT NULL,</w:t>
-      </w:r>
-    </w:p>
-    <w:p>
-      <w:pPr>
-        <w:shd w:val="clear" w:color="auto" w:fill="FFFFFF"/>
-        <w:spacing w:after="0" w:line="285" w:lineRule="atLeast"/>
-        <w:rPr>
-          <w:rFonts w:ascii="Consolas" w:eastAsia="Times New Roman" w:hAnsi="Consolas" w:cs="Times New Roman"/>
-          <w:color w:val="3B3B3B"/>
-          <w:kern w:val="0"/>
-          <w:sz w:val="21"/>
-          <w:szCs w:val="21"/>
-          <w14:ligatures w14:val="none"/>
-        </w:rPr>
-      </w:pPr>
-      <w:r>
-        <w:rPr>
-          <w:rFonts w:ascii="Consolas" w:eastAsia="Times New Roman" w:hAnsi="Consolas" w:cs="Times New Roman"/>
-          <w:color w:val="A31515"/>
-          <w:kern w:val="0"/>
-          <w:sz w:val="21"/>
-          <w:szCs w:val="21"/>
-          <w14:ligatures w14:val="none"/>
-        </w:rPr>
-        <w:t>                title VARCHAR(255),</w:t>
-      </w:r>
-    </w:p>
-    <w:p>
-      <w:pPr>
-        <w:shd w:val="clear" w:color="auto" w:fill="FFFFFF"/>
-        <w:spacing w:after="0" w:line="285" w:lineRule="atLeast"/>
-        <w:rPr>
-          <w:rFonts w:ascii="Consolas" w:eastAsia="Times New Roman" w:hAnsi="Consolas" w:cs="Times New Roman"/>
-          <w:color w:val="3B3B3B"/>
-          <w:kern w:val="0"/>
-          <w:sz w:val="21"/>
-          <w:szCs w:val="21"/>
-          <w14:ligatures w14:val="none"/>
-        </w:rPr>
-      </w:pPr>
-      <w:r>
-        <w:rPr>
-          <w:rFonts w:ascii="Consolas" w:eastAsia="Times New Roman" w:hAnsi="Consolas" w:cs="Times New Roman"/>
-          <w:color w:val="A31515"/>
-          <w:kern w:val="0"/>
-          <w:sz w:val="21"/>
-          <w:szCs w:val="21"/>
-          <w14:ligatures w14:val="none"/>
-        </w:rPr>
-        <w:t>                product_type VARCHAR(100),</w:t>
-      </w:r>
-    </w:p>
-    <w:p>
-      <w:pPr>
-        <w:shd w:val="clear" w:color="auto" w:fill="FFFFFF"/>
-        <w:spacing w:after="0" w:line="285" w:lineRule="atLeast"/>
-        <w:rPr>
-          <w:rFonts w:ascii="Consolas" w:eastAsia="Times New Roman" w:hAnsi="Consolas" w:cs="Times New Roman"/>
-          <w:color w:val="3B3B3B"/>
-          <w:kern w:val="0"/>
-          <w:sz w:val="21"/>
-          <w:szCs w:val="21"/>
-          <w14:ligatures w14:val="none"/>
-        </w:rPr>
-      </w:pPr>
-      <w:r>
-        <w:rPr>
-          <w:rFonts w:ascii="Consolas" w:eastAsia="Times New Roman" w:hAnsi="Consolas" w:cs="Times New Roman"/>
-          <w:color w:val="A31515"/>
-          <w:kern w:val="0"/>
-          <w:sz w:val="21"/>
-          <w:szCs w:val="21"/>
-          <w14:ligatures w14:val="none"/>
-        </w:rPr>
-        <w:t>                price_excl_tax DECIMAL(10, 2),</w:t>
-      </w:r>
-    </w:p>
-    <w:p>
-      <w:pPr>
-        <w:shd w:val="clear" w:color="auto" w:fill="FFFFFF"/>
-        <w:spacing w:after="0" w:line="285" w:lineRule="atLeast"/>
-        <w:rPr>
-          <w:rFonts w:ascii="Consolas" w:eastAsia="Times New Roman" w:hAnsi="Consolas" w:cs="Times New Roman"/>
-          <w:color w:val="3B3B3B"/>
-          <w:kern w:val="0"/>
-          <w:sz w:val="21"/>
-          <w:szCs w:val="21"/>
-          <w14:ligatures w14:val="none"/>
-        </w:rPr>
-      </w:pPr>
-      <w:r>
-        <w:rPr>
-          <w:rFonts w:ascii="Consolas" w:eastAsia="Times New Roman" w:hAnsi="Consolas" w:cs="Times New Roman"/>
-          <w:color w:val="A31515"/>
-          <w:kern w:val="0"/>
-          <w:sz w:val="21"/>
-          <w:szCs w:val="21"/>
-          <w14:ligatures w14:val="none"/>
-        </w:rPr>
-        <w:t>                price_incl_tax DECIMAL(10, 2),</w:t>
-      </w:r>
-    </w:p>
-    <w:p>
-      <w:pPr>
-        <w:shd w:val="clear" w:color="auto" w:fill="FFFFFF"/>
-        <w:spacing w:after="0" w:line="285" w:lineRule="atLeast"/>
-        <w:rPr>
-          <w:rFonts w:ascii="Consolas" w:eastAsia="Times New Roman" w:hAnsi="Consolas" w:cs="Times New Roman"/>
-          <w:color w:val="3B3B3B"/>
-          <w:kern w:val="0"/>
-          <w:sz w:val="21"/>
-          <w:szCs w:val="21"/>
-          <w14:ligatures w14:val="none"/>
-        </w:rPr>
-      </w:pPr>
-      <w:r>
-        <w:rPr>
-          <w:rFonts w:ascii="Consolas" w:eastAsia="Times New Roman" w:hAnsi="Consolas" w:cs="Times New Roman"/>
-          <w:color w:val="A31515"/>
-          <w:kern w:val="0"/>
-          <w:sz w:val="21"/>
-          <w:szCs w:val="21"/>
-          <w14:ligatures w14:val="none"/>
-        </w:rPr>
-        <w:t>                tax DECIMAL(10, 2),</w:t>
-      </w:r>
-    </w:p>
-    <w:p>
-      <w:pPr>
-        <w:shd w:val="clear" w:color="auto" w:fill="FFFFFF"/>
-        <w:spacing w:after="0" w:line="285" w:lineRule="atLeast"/>
-        <w:rPr>
-          <w:rFonts w:ascii="Consolas" w:eastAsia="Times New Roman" w:hAnsi="Consolas" w:cs="Times New Roman"/>
-          <w:color w:val="3B3B3B"/>
-          <w:kern w:val="0"/>
-          <w:sz w:val="21"/>
-          <w:szCs w:val="21"/>
-          <w14:ligatures w14:val="none"/>
-        </w:rPr>
-      </w:pPr>
-      <w:r>
-        <w:rPr>
-          <w:rFonts w:ascii="Consolas" w:eastAsia="Times New Roman" w:hAnsi="Consolas" w:cs="Times New Roman"/>
-          <w:color w:val="A31515"/>
-          <w:kern w:val="0"/>
-          <w:sz w:val="21"/>
-          <w:szCs w:val="21"/>
-          <w14:ligatures w14:val="none"/>
-        </w:rPr>
-        <w:t>                availability VARCHAR(100),</w:t>
-      </w:r>
-    </w:p>
-    <w:p>
-      <w:pPr>
-        <w:shd w:val="clear" w:color="auto" w:fill="FFFFFF"/>
-        <w:spacing w:after="0" w:line="285" w:lineRule="atLeast"/>
-        <w:rPr>
-          <w:rFonts w:ascii="Consolas" w:eastAsia="Times New Roman" w:hAnsi="Consolas" w:cs="Times New Roman"/>
-          <w:color w:val="3B3B3B"/>
-          <w:kern w:val="0"/>
-          <w:sz w:val="21"/>
-          <w:szCs w:val="21"/>
-          <w14:ligatures w14:val="none"/>
-        </w:rPr>
-      </w:pPr>
-      <w:r>
-        <w:rPr>
-          <w:rFonts w:ascii="Consolas" w:eastAsia="Times New Roman" w:hAnsi="Consolas" w:cs="Times New Roman"/>
-          <w:color w:val="A31515"/>
-          <w:kern w:val="0"/>
-          <w:sz w:val="21"/>
-          <w:szCs w:val="21"/>
-          <w14:ligatures w14:val="none"/>
-        </w:rPr>
-        <w:t>                num_reviews INT,</w:t>
-      </w:r>
-    </w:p>
-    <w:p>
-      <w:pPr>
-        <w:shd w:val="clear" w:color="auto" w:fill="FFFFFF"/>
-        <w:spacing w:after="0" w:line="285" w:lineRule="atLeast"/>
-        <w:rPr>
-          <w:rFonts w:ascii="Consolas" w:eastAsia="Times New Roman" w:hAnsi="Consolas" w:cs="Times New Roman"/>
-          <w:color w:val="3B3B3B"/>
-          <w:kern w:val="0"/>
-          <w:sz w:val="21"/>
-          <w:szCs w:val="21"/>
-          <w14:ligatures w14:val="none"/>
-        </w:rPr>
-      </w:pPr>
-      <w:r>
-        <w:rPr>
-          <w:rFonts w:ascii="Consolas" w:eastAsia="Times New Roman" w:hAnsi="Consolas" w:cs="Times New Roman"/>
-          <w:color w:val="A31515"/>
-          <w:kern w:val="0"/>
-          <w:sz w:val="21"/>
-          <w:szCs w:val="21"/>
-          <w14:ligatures w14:val="none"/>
-        </w:rPr>
-        <w:t>                stars VARCHAR(50),</w:t>
-      </w:r>
-    </w:p>
-    <w:p>
-      <w:pPr>
-        <w:shd w:val="clear" w:color="auto" w:fill="FFFFFF"/>
-        <w:spacing w:after="0" w:line="285" w:lineRule="atLeast"/>
-        <w:rPr>
-          <w:rFonts w:ascii="Consolas" w:eastAsia="Times New Roman" w:hAnsi="Consolas" w:cs="Times New Roman"/>
-          <w:color w:val="3B3B3B"/>
-          <w:kern w:val="0"/>
-          <w:sz w:val="21"/>
-          <w:szCs w:val="21"/>
-          <w14:ligatures w14:val="none"/>
-        </w:rPr>
-      </w:pPr>
-      <w:r>
-        <w:rPr>
-          <w:rFonts w:ascii="Consolas" w:eastAsia="Times New Roman" w:hAnsi="Consolas" w:cs="Times New Roman"/>
-          <w:color w:val="A31515"/>
-          <w:kern w:val="0"/>
-          <w:sz w:val="21"/>
-          <w:szCs w:val="21"/>
-          <w14:ligatures w14:val="none"/>
-        </w:rPr>
-        <w:t>                category VARCHAR(100),</w:t>
-      </w:r>
-    </w:p>
-    <w:p>
-      <w:pPr>
-        <w:shd w:val="clear" w:color="auto" w:fill="FFFFFF"/>
-        <w:spacing w:after="0" w:line="285" w:lineRule="atLeast"/>
-        <w:rPr>
-          <w:rFonts w:ascii="Consolas" w:eastAsia="Times New Roman" w:hAnsi="Consolas" w:cs="Times New Roman"/>
-          <w:color w:val="3B3B3B"/>
-          <w:kern w:val="0"/>
-          <w:sz w:val="21"/>
-          <w:szCs w:val="21"/>
-          <w14:ligatures w14:val="none"/>
-        </w:rPr>
-      </w:pPr>
-      <w:r>
-        <w:rPr>
-          <w:rFonts w:ascii="Consolas" w:eastAsia="Times New Roman" w:hAnsi="Consolas" w:cs="Times New Roman"/>
-          <w:color w:val="A31515"/>
-          <w:kern w:val="0"/>
-          <w:sz w:val="21"/>
-          <w:szCs w:val="21"/>
-          <w14:ligatures w14:val="none"/>
-        </w:rPr>
-        <w:t>                description TEXT,</w:t>
-      </w:r>
-    </w:p>
-    <w:p>
-      <w:pPr>
-        <w:shd w:val="clear" w:color="auto" w:fill="FFFFFF"/>
-        <w:spacing w:after="0" w:line="285" w:lineRule="atLeast"/>
-        <w:rPr>
-          <w:rFonts w:ascii="Consolas" w:eastAsia="Times New Roman" w:hAnsi="Consolas" w:cs="Times New Roman"/>
-          <w:color w:val="3B3B3B"/>
-          <w:kern w:val="0"/>
-          <w:sz w:val="21"/>
-          <w:szCs w:val="21"/>
-          <w14:ligatures w14:val="none"/>
-        </w:rPr>
-      </w:pPr>
-      <w:r>
-        <w:rPr>
-          <w:rFonts w:ascii="Consolas" w:eastAsia="Times New Roman" w:hAnsi="Consolas" w:cs="Times New Roman"/>
-          <w:color w:val="A31515"/>
-          <w:kern w:val="0"/>
-          <w:sz w:val="21"/>
-          <w:szCs w:val="21"/>
-          <w14:ligatures w14:val="none"/>
-        </w:rPr>
-        <w:t>                price DECIMAL(10, 2),</w:t>
-      </w:r>
-    </w:p>
-    <w:p>
-      <w:pPr>
-        <w:shd w:val="clear" w:color="auto" w:fill="FFFFFF"/>
-        <w:spacing w:after="0" w:line="285" w:lineRule="atLeast"/>
-        <w:rPr>
-          <w:rFonts w:ascii="Consolas" w:eastAsia="Times New Roman" w:hAnsi="Consolas" w:cs="Times New Roman"/>
-          <w:color w:val="3B3B3B"/>
-          <w:kern w:val="0"/>
-          <w:sz w:val="21"/>
-          <w:szCs w:val="21"/>
-          <w14:ligatures w14:val="none"/>
-        </w:rPr>
-      </w:pPr>
-      <w:r>
-        <w:rPr>
-          <w:rFonts w:ascii="Consolas" w:eastAsia="Times New Roman" w:hAnsi="Consolas" w:cs="Times New Roman"/>
-          <w:color w:val="A31515"/>
-          <w:kern w:val="0"/>
-          <w:sz w:val="21"/>
-          <w:szCs w:val="21"/>
-          <w14:ligatures w14:val="none"/>
-        </w:rPr>
-        <w:t>                created_at TIMESTAMP DEFAULT CURRENT_TIMESTAMP,</w:t>
-      </w:r>
-    </w:p>
-    <w:p>
-      <w:pPr>
-        <w:shd w:val="clear" w:color="auto" w:fill="FFFFFF"/>
-        <w:spacing w:after="0" w:line="285" w:lineRule="atLeast"/>
-        <w:rPr>
-          <w:rFonts w:ascii="Consolas" w:eastAsia="Times New Roman" w:hAnsi="Consolas" w:cs="Times New Roman"/>
-          <w:color w:val="3B3B3B"/>
-          <w:kern w:val="0"/>
-          <w:sz w:val="21"/>
-          <w:szCs w:val="21"/>
-          <w14:ligatures w14:val="none"/>
-        </w:rPr>
-      </w:pPr>
-      <w:r>
-        <w:rPr>
-          <w:rFonts w:ascii="Consolas" w:eastAsia="Times New Roman" w:hAnsi="Consolas" w:cs="Times New Roman"/>
-          <w:color w:val="A31515"/>
-          <w:kern w:val="0"/>
-          <w:sz w:val="21"/>
-          <w:szCs w:val="21"/>
-          <w14:ligatures w14:val="none"/>
-        </w:rPr>
-        <w:t>                updated_at TIMESTAMP DEFAULT CURRENT_TIMESTAMP ON UPDATE CURRENT_TIMESTAMP</w:t>
-      </w:r>
-    </w:p>
-    <w:p>
-      <w:pPr>
-        <w:shd w:val="clear" w:color="auto" w:fill="FFFFFF"/>
-        <w:spacing w:after="0" w:line="285" w:lineRule="atLeast"/>
-        <w:rPr>
-          <w:rFonts w:ascii="Consolas" w:eastAsia="Times New Roman" w:hAnsi="Consolas" w:cs="Times New Roman"/>
-          <w:color w:val="3B3B3B"/>
-          <w:kern w:val="0"/>
-          <w:sz w:val="21"/>
-          <w:szCs w:val="21"/>
-          <w14:ligatures w14:val="none"/>
-        </w:rPr>
-      </w:pPr>
-      <w:r>
-        <w:rPr>
-          <w:rFonts w:ascii="Consolas" w:eastAsia="Times New Roman" w:hAnsi="Consolas" w:cs="Times New Roman"/>
-          <w:color w:val="A31515"/>
-          <w:kern w:val="0"/>
-          <w:sz w:val="21"/>
-          <w:szCs w:val="21"/>
-          <w14:ligatures w14:val="none"/>
-        </w:rPr>
-        <w:t>            ) ENGINE=InnoDB DEFAULT CHARSET=utf8mb4 COLLATE=utf8mb4_unicode_ci;</w:t>
-      </w:r>
-    </w:p>
-    <w:p>
-      <w:pPr>
-        <w:shd w:val="clear" w:color="auto" w:fill="FFFFFF"/>
-        <w:spacing w:after="0" w:line="285" w:lineRule="atLeast"/>
-        <w:rPr>
-          <w:rFonts w:ascii="Consolas" w:eastAsia="Times New Roman" w:hAnsi="Consolas" w:cs="Times New Roman"/>
-          <w:color w:val="3B3B3B"/>
-          <w:kern w:val="0"/>
-          <w:sz w:val="21"/>
-          <w:szCs w:val="21"/>
-          <w14:ligatures w14:val="none"/>
-        </w:rPr>
-      </w:pPr>
-      <w:r>
-        <w:rPr>
-          <w:rFonts w:ascii="Consolas" w:eastAsia="Times New Roman" w:hAnsi="Consolas" w:cs="Times New Roman"/>
-          <w:color w:val="A31515"/>
-          <w:kern w:val="0"/>
-          <w:sz w:val="21"/>
-          <w:szCs w:val="21"/>
-          <w14:ligatures w14:val="none"/>
-        </w:rPr>
-        <w:t>"""</w:t>
-      </w:r>
-      <w:r>
-        <w:rPr>
-          <w:rFonts w:ascii="Consolas" w:eastAsia="Times New Roman" w:hAnsi="Consolas" w:cs="Times New Roman"/>
-          <w:color w:val="3B3B3B"/>
-          <w:kern w:val="0"/>
-          <w:sz w:val="21"/>
-          <w:szCs w:val="21"/>
-          <w14:ligatures w14:val="none"/>
-        </w:rPr>
-        <w:t>)</w:t>
-      </w:r>
-    </w:p>
-    <w:p>
-      <w:pPr>
-        <w:ind w:left="720" w:firstLine="720"/>
-        <w:rPr>
-          <w:rFonts w:ascii="Sakkal Majalla" w:hAnsi="Sakkal Majalla" w:cs="Sakkal Majalla"/>
-          <w:sz w:val="28"/>
-          <w:szCs w:val="28"/>
-        </w:rPr>
-      </w:pPr>
-      <w:r>
-        <w:rPr>
-          <w:rFonts w:ascii="Sakkal Majalla" w:hAnsi="Sakkal Majalla" w:cs="Sakkal Majalla"/>
-          <w:sz w:val="28"/>
-          <w:szCs w:val="28"/>
-        </w:rPr>
-        <w:t>*******************************************************</w:t>
-      </w:r>
+          <w:color w:val="008000"/>
+          <w:kern w:val="0"/>
+          <w:sz w:val="21"/>
+          <w:szCs w:val="21"/>
+          <w14:ligatures w14:val="none"/>
+        </w:rPr>
+        <w:t>#    "</w:t>
+      </w:r>
+      <w:proofErr w:type="gramStart"/>
+      <w:r>
+        <w:rPr>
+          <w:rFonts w:ascii="Consolas" w:eastAsia="Times New Roman" w:hAnsi="Consolas" w:cs="Times New Roman"/>
+          <w:color w:val="008000"/>
+          <w:kern w:val="0"/>
+          <w:sz w:val="21"/>
+          <w:szCs w:val="21"/>
+          <w14:ligatures w14:val="none"/>
+        </w:rPr>
+        <w:t>bookscraper.pipelines</w:t>
+      </w:r>
+      <w:proofErr w:type="gramEnd"/>
+      <w:r>
+        <w:rPr>
+          <w:rFonts w:ascii="Consolas" w:eastAsia="Times New Roman" w:hAnsi="Consolas" w:cs="Times New Roman"/>
+          <w:color w:val="008000"/>
+          <w:kern w:val="0"/>
+          <w:sz w:val="21"/>
+          <w:szCs w:val="21"/>
+          <w14:ligatures w14:val="none"/>
+        </w:rPr>
+        <w:t>.SaveToMySQLPipeline": 400,</w:t>
+      </w:r>
+    </w:p>
+    <w:p>
+      <w:pPr>
+        <w:shd w:val="clear" w:color="auto" w:fill="FFFFFF"/>
+        <w:spacing w:after="0" w:line="285" w:lineRule="atLeast"/>
+        <w:rPr>
+          <w:rFonts w:ascii="Consolas" w:eastAsia="Times New Roman" w:hAnsi="Consolas" w:cs="Times New Roman"/>
+          <w:color w:val="3B3B3B"/>
+          <w:kern w:val="0"/>
+          <w:sz w:val="21"/>
+          <w:szCs w:val="21"/>
+          <w14:ligatures w14:val="none"/>
+        </w:rPr>
+      </w:pPr>
+      <w:r>
+        <w:rPr>
+          <w:rFonts w:ascii="Consolas" w:eastAsia="Times New Roman" w:hAnsi="Consolas" w:cs="Times New Roman"/>
+          <w:color w:val="3B3B3B"/>
+          <w:kern w:val="0"/>
+          <w:sz w:val="21"/>
+          <w:szCs w:val="21"/>
+          <w14:ligatures w14:val="none"/>
+        </w:rPr>
+        <w:t>}</w:t>
+      </w:r>
+    </w:p>
+    <w:p>
+      <w:pPr>
+        <w:shd w:val="clear" w:color="auto" w:fill="FFFFFF"/>
+        <w:spacing w:after="0" w:line="285" w:lineRule="atLeast"/>
+        <w:rPr>
+          <w:rFonts w:ascii="Consolas" w:eastAsia="Times New Roman" w:hAnsi="Consolas" w:cs="Times New Roman"/>
+          <w:color w:val="3B3B3B"/>
+          <w:kern w:val="0"/>
+          <w:sz w:val="21"/>
+          <w:szCs w:val="21"/>
+          <w14:ligatures w14:val="none"/>
+        </w:rPr>
+      </w:pPr>
     </w:p>
     <w:p>
       <w:pPr>
